--- a/Renault 5 HA Readme Instructions V3.docx
+++ b/Renault 5 HA Readme Instructions V3.docx
@@ -8200,6 +8200,13 @@
       </w:r>
       <w:r>
         <w:rPr>
+          <w:sz w:val="28"/>
+          <w:szCs w:val="28"/>
+        </w:rPr>
+        <w:t xml:space="preserve">*** </w:t>
+      </w:r>
+      <w:r>
+        <w:rPr>
           <w:color w:val="EE0000"/>
           <w:sz w:val="28"/>
           <w:szCs w:val="28"/>
@@ -8431,7 +8438,15 @@
           <w:sz w:val="28"/>
           <w:szCs w:val="28"/>
         </w:rPr>
-        <w:t xml:space="preserve"> quotation mark</w:t>
+        <w:t xml:space="preserve"> quotation </w:t>
+      </w:r>
+      <w:r>
+        <w:rPr>
+          <w:sz w:val="28"/>
+          <w:szCs w:val="28"/>
+        </w:rPr>
+        <w:lastRenderedPageBreak/>
+        <w:t>mark</w:t>
       </w:r>
       <w:r>
         <w:rPr>
@@ -8459,6 +8474,20 @@
           <w:sz w:val="28"/>
           <w:szCs w:val="28"/>
         </w:rPr>
+        <w:t xml:space="preserve"> Ie “&lt;your-vin number&gt;” becomes “VS</w:t>
+      </w:r>
+      <w:r>
+        <w:rPr>
+          <w:sz w:val="28"/>
+          <w:szCs w:val="28"/>
+        </w:rPr>
+        <w:t>P12345678”.</w:t>
+      </w:r>
+      <w:r>
+        <w:rPr>
+          <w:sz w:val="28"/>
+          <w:szCs w:val="28"/>
+        </w:rPr>
         <w:t xml:space="preserve"> </w:t>
       </w:r>
       <w:r>
@@ -8466,15 +8495,957 @@
           <w:sz w:val="28"/>
           <w:szCs w:val="28"/>
         </w:rPr>
+        <w:t>As I said these files are the brains behin</w:t>
+      </w:r>
+      <w:r>
+        <w:rPr>
+          <w:sz w:val="28"/>
+          <w:szCs w:val="28"/>
+        </w:rPr>
+        <w:t>d</w:t>
+      </w:r>
+      <w:r>
+        <w:rPr>
+          <w:sz w:val="28"/>
+          <w:szCs w:val="28"/>
+        </w:rPr>
+        <w:t xml:space="preserve"> the whole card, so </w:t>
+      </w:r>
+      <w:r>
+        <w:rPr>
+          <w:sz w:val="28"/>
+          <w:szCs w:val="28"/>
+        </w:rPr>
+        <w:t>take your time.</w:t>
+      </w:r>
+      <w:r>
+        <w:rPr>
+          <w:sz w:val="28"/>
+          <w:szCs w:val="28"/>
+        </w:rPr>
+        <w:t xml:space="preserve"> Note: any VIN number letters MUST be uppercase.</w:t>
+      </w:r>
+    </w:p>
+    <w:p>
+      <w:pPr>
+        <w:jc w:val="both"/>
+        <w:rPr>
+          <w:sz w:val="28"/>
+          <w:szCs w:val="28"/>
+        </w:rPr>
+      </w:pPr>
+      <w:r>
+        <w:rPr>
+          <w:sz w:val="28"/>
+          <w:szCs w:val="28"/>
+        </w:rPr>
+        <w:t xml:space="preserve">Of the </w:t>
+      </w:r>
+      <w:proofErr w:type="spellStart"/>
+      <w:r>
+        <w:rPr>
+          <w:sz w:val="28"/>
+          <w:szCs w:val="28"/>
+        </w:rPr>
+        <w:t>sh</w:t>
+      </w:r>
+      <w:proofErr w:type="spellEnd"/>
+      <w:r>
+        <w:rPr>
+          <w:sz w:val="28"/>
+          <w:szCs w:val="28"/>
+        </w:rPr>
+        <w:t xml:space="preserve"> files</w:t>
+      </w:r>
+      <w:r>
+        <w:rPr>
+          <w:sz w:val="28"/>
+          <w:szCs w:val="28"/>
+        </w:rPr>
+        <w:t xml:space="preserve">, these are the </w:t>
+      </w:r>
+      <w:r>
+        <w:rPr>
+          <w:sz w:val="28"/>
+          <w:szCs w:val="28"/>
+        </w:rPr>
+        <w:t xml:space="preserve">redacted </w:t>
+      </w:r>
+      <w:r>
+        <w:rPr>
+          <w:sz w:val="28"/>
+          <w:szCs w:val="28"/>
+        </w:rPr>
+        <w:t>instances you need to overwrite</w:t>
+      </w:r>
+    </w:p>
+    <w:p>
+      <w:pPr>
+        <w:jc w:val="both"/>
+        <w:rPr>
+          <w:sz w:val="28"/>
+          <w:szCs w:val="28"/>
+        </w:rPr>
+      </w:pPr>
+      <w:r>
+        <w:rPr>
+          <w:sz w:val="28"/>
+          <w:szCs w:val="28"/>
+        </w:rPr>
+        <w:t xml:space="preserve">Battery: </w:t>
+      </w:r>
+      <w:r>
+        <w:rPr>
+          <w:sz w:val="28"/>
+          <w:szCs w:val="28"/>
+        </w:rPr>
+        <w:t>3 instances</w:t>
+      </w:r>
+      <w:r>
+        <w:rPr>
+          <w:sz w:val="28"/>
+          <w:szCs w:val="28"/>
+        </w:rPr>
+        <w:t xml:space="preserve"> - </w:t>
+      </w:r>
+      <w:r>
+        <w:t>&lt;your</w:t>
+      </w:r>
+      <w:r>
+        <w:t>-account-number&gt;</w:t>
+      </w:r>
+      <w:r>
+        <w:rPr>
+          <w:sz w:val="28"/>
+          <w:szCs w:val="28"/>
+        </w:rPr>
+        <w:t xml:space="preserve"> and 2 x </w:t>
+      </w:r>
+      <w:r>
+        <w:t>&lt;your-vin-number&gt;</w:t>
+      </w:r>
+    </w:p>
+    <w:p>
+      <w:pPr>
+        <w:jc w:val="both"/>
+        <w:rPr>
+          <w:sz w:val="28"/>
+          <w:szCs w:val="28"/>
+        </w:rPr>
+      </w:pPr>
+      <w:r>
+        <w:rPr>
+          <w:sz w:val="28"/>
+          <w:szCs w:val="28"/>
+        </w:rPr>
+        <w:t>Charges: 3 instances</w:t>
+      </w:r>
+      <w:r>
+        <w:rPr>
+          <w:sz w:val="28"/>
+          <w:szCs w:val="28"/>
+        </w:rPr>
+        <w:t xml:space="preserve"> - </w:t>
+      </w:r>
+      <w:r>
+        <w:t>&lt;your-account-number&gt;</w:t>
+      </w:r>
+      <w:r>
+        <w:rPr>
+          <w:sz w:val="28"/>
+          <w:szCs w:val="28"/>
+        </w:rPr>
+        <w:t xml:space="preserve"> and 2 x </w:t>
+      </w:r>
+      <w:r>
+        <w:t>&lt;your-vin-number&gt;</w:t>
+      </w:r>
+    </w:p>
+    <w:p>
+      <w:pPr>
+        <w:jc w:val="both"/>
+        <w:rPr>
+          <w:sz w:val="28"/>
+          <w:szCs w:val="28"/>
+        </w:rPr>
+      </w:pPr>
+      <w:r>
+        <w:rPr>
+          <w:sz w:val="28"/>
+          <w:szCs w:val="28"/>
+        </w:rPr>
+        <w:t>Cockpit: 3 instances</w:t>
+      </w:r>
+      <w:r>
+        <w:rPr>
+          <w:sz w:val="28"/>
+          <w:szCs w:val="28"/>
+        </w:rPr>
+        <w:t xml:space="preserve"> - </w:t>
+      </w:r>
+      <w:r>
+        <w:t>&lt;your-account-number&gt;</w:t>
+      </w:r>
+      <w:r>
+        <w:rPr>
+          <w:sz w:val="28"/>
+          <w:szCs w:val="28"/>
+        </w:rPr>
+        <w:t xml:space="preserve"> and 2 x </w:t>
+      </w:r>
+      <w:r>
+        <w:t>&lt;your-vin-number&gt;</w:t>
+      </w:r>
+    </w:p>
+    <w:p>
+      <w:pPr>
+        <w:jc w:val="both"/>
+        <w:rPr>
+          <w:sz w:val="28"/>
+          <w:szCs w:val="28"/>
+        </w:rPr>
+      </w:pPr>
+      <w:r>
+        <w:rPr>
+          <w:sz w:val="28"/>
+          <w:szCs w:val="28"/>
+        </w:rPr>
+        <w:t>E</w:t>
+      </w:r>
+      <w:r>
+        <w:rPr>
+          <w:sz w:val="28"/>
+          <w:szCs w:val="28"/>
+        </w:rPr>
+        <w:t xml:space="preserve">V </w:t>
+      </w:r>
+      <w:r>
+        <w:rPr>
+          <w:sz w:val="28"/>
+          <w:szCs w:val="28"/>
+        </w:rPr>
+        <w:t xml:space="preserve">Settings: </w:t>
+      </w:r>
+      <w:r>
+        <w:rPr>
+          <w:sz w:val="28"/>
+          <w:szCs w:val="28"/>
+        </w:rPr>
+        <w:t>3 instances</w:t>
+      </w:r>
+      <w:r>
+        <w:rPr>
+          <w:sz w:val="28"/>
+          <w:szCs w:val="28"/>
+        </w:rPr>
+        <w:t xml:space="preserve"> - </w:t>
+      </w:r>
+      <w:r>
+        <w:t>&lt;your-account-number&gt;</w:t>
+      </w:r>
+      <w:r>
+        <w:rPr>
+          <w:sz w:val="28"/>
+          <w:szCs w:val="28"/>
+        </w:rPr>
+        <w:t xml:space="preserve"> and 2 x </w:t>
+      </w:r>
+      <w:r>
+        <w:t>&lt;your-vin-number&gt;</w:t>
+      </w:r>
+    </w:p>
+    <w:p>
+      <w:pPr>
+        <w:jc w:val="both"/>
+        <w:rPr>
+          <w:sz w:val="28"/>
+          <w:szCs w:val="28"/>
+        </w:rPr>
+      </w:pPr>
+      <w:r>
+        <w:rPr>
+          <w:sz w:val="28"/>
+          <w:szCs w:val="28"/>
+        </w:rPr>
+        <w:t>HVAC: 3 instances</w:t>
+      </w:r>
+      <w:r>
+        <w:rPr>
+          <w:sz w:val="28"/>
+          <w:szCs w:val="28"/>
+        </w:rPr>
+        <w:t xml:space="preserve"> - </w:t>
+      </w:r>
+      <w:r>
+        <w:t>&lt;your-account-number&gt;</w:t>
+      </w:r>
+      <w:r>
+        <w:rPr>
+          <w:sz w:val="28"/>
+          <w:szCs w:val="28"/>
+        </w:rPr>
+        <w:t xml:space="preserve"> and 2 x </w:t>
+      </w:r>
+      <w:r>
+        <w:t>&lt;your-vin-number&gt;</w:t>
+      </w:r>
+    </w:p>
+    <w:p>
+      <w:pPr>
+        <w:jc w:val="both"/>
+        <w:rPr>
+          <w:sz w:val="28"/>
+          <w:szCs w:val="28"/>
+        </w:rPr>
+      </w:pPr>
+      <w:r>
+        <w:rPr>
+          <w:sz w:val="28"/>
+          <w:szCs w:val="28"/>
+        </w:rPr>
+        <w:t>Location:</w:t>
+      </w:r>
+      <w:r>
+        <w:rPr>
+          <w:sz w:val="28"/>
+          <w:szCs w:val="28"/>
+        </w:rPr>
+        <w:t xml:space="preserve"> 3 instances</w:t>
+      </w:r>
+      <w:r>
+        <w:rPr>
+          <w:sz w:val="28"/>
+          <w:szCs w:val="28"/>
+        </w:rPr>
+        <w:t xml:space="preserve"> -</w:t>
+      </w:r>
+      <w:r>
+        <w:rPr>
+          <w:sz w:val="28"/>
+          <w:szCs w:val="28"/>
+        </w:rPr>
+        <w:t xml:space="preserve"> </w:t>
+      </w:r>
+      <w:r>
+        <w:t>&lt;your-account-number&gt;</w:t>
+      </w:r>
+      <w:r>
+        <w:rPr>
+          <w:sz w:val="28"/>
+          <w:szCs w:val="28"/>
+        </w:rPr>
+        <w:t xml:space="preserve"> and 2 x </w:t>
+      </w:r>
+      <w:r>
+        <w:t>&lt;your-vin-number&gt;</w:t>
+      </w:r>
+    </w:p>
+    <w:p>
+      <w:pPr>
+        <w:jc w:val="both"/>
+        <w:rPr>
+          <w:sz w:val="28"/>
+          <w:szCs w:val="28"/>
+        </w:rPr>
+      </w:pPr>
+      <w:r>
+        <w:rPr>
+          <w:sz w:val="28"/>
+          <w:szCs w:val="28"/>
+        </w:rPr>
+        <w:t>SOC L</w:t>
+      </w:r>
+      <w:r>
+        <w:rPr>
+          <w:sz w:val="28"/>
+          <w:szCs w:val="28"/>
+        </w:rPr>
+        <w:t>evels</w:t>
+      </w:r>
+      <w:r>
+        <w:rPr>
+          <w:sz w:val="28"/>
+          <w:szCs w:val="28"/>
+        </w:rPr>
+        <w:t>: 3 instances</w:t>
+      </w:r>
+      <w:r>
+        <w:rPr>
+          <w:sz w:val="28"/>
+          <w:szCs w:val="28"/>
+        </w:rPr>
+        <w:t xml:space="preserve"> - </w:t>
+      </w:r>
+      <w:r>
+        <w:t>&lt;your-account-number&gt;</w:t>
+      </w:r>
+      <w:r>
+        <w:rPr>
+          <w:sz w:val="28"/>
+          <w:szCs w:val="28"/>
+        </w:rPr>
+        <w:t xml:space="preserve"> and 2 x </w:t>
+      </w:r>
+      <w:r>
+        <w:t>&lt;your-vin-number&gt;</w:t>
+      </w:r>
+    </w:p>
+    <w:p>
+      <w:pPr>
+        <w:jc w:val="both"/>
+      </w:pPr>
+      <w:r>
+        <w:rPr>
+          <w:sz w:val="28"/>
+          <w:szCs w:val="28"/>
+        </w:rPr>
+        <w:t>API LOGIN: 2 instances</w:t>
+      </w:r>
+      <w:r>
+        <w:rPr>
+          <w:sz w:val="28"/>
+          <w:szCs w:val="28"/>
+        </w:rPr>
+        <w:t xml:space="preserve"> - </w:t>
+      </w:r>
+      <w:r>
+        <w:t>&lt;your-username&gt;</w:t>
+      </w:r>
+      <w:r>
+        <w:rPr>
+          <w:sz w:val="28"/>
+          <w:szCs w:val="28"/>
+        </w:rPr>
+        <w:t xml:space="preserve"> and </w:t>
+      </w:r>
+      <w:r>
+        <w:t>&lt;your-password&gt;</w:t>
+      </w:r>
+    </w:p>
+    <w:p>
+      <w:pPr>
+        <w:jc w:val="both"/>
+        <w:rPr>
+          <w:sz w:val="28"/>
+          <w:szCs w:val="28"/>
+        </w:rPr>
+      </w:pPr>
+      <w:r>
+        <w:rPr>
+          <w:sz w:val="28"/>
+          <w:szCs w:val="28"/>
+        </w:rPr>
+        <w:t xml:space="preserve">Once you </w:t>
+      </w:r>
+      <w:r>
+        <w:rPr>
+          <w:sz w:val="28"/>
+          <w:szCs w:val="28"/>
+        </w:rPr>
+        <w:t xml:space="preserve">have </w:t>
+      </w:r>
+      <w:r>
+        <w:rPr>
+          <w:sz w:val="28"/>
+          <w:szCs w:val="28"/>
+        </w:rPr>
+        <w:t>changed the redacted code</w:t>
+      </w:r>
+      <w:r>
+        <w:rPr>
+          <w:sz w:val="28"/>
+          <w:szCs w:val="28"/>
+        </w:rPr>
+        <w:t xml:space="preserve"> and saved each file and whilst in the “scripts” directory, you can then upload each file </w:t>
+      </w:r>
+      <w:r>
+        <w:rPr>
+          <w:sz w:val="28"/>
+          <w:szCs w:val="28"/>
+        </w:rPr>
+        <w:t>as per previous instructions.</w:t>
+      </w:r>
+    </w:p>
+    <w:p>
+      <w:pPr>
+        <w:jc w:val="both"/>
+        <w:rPr>
+          <w:sz w:val="28"/>
+          <w:szCs w:val="28"/>
+        </w:rPr>
+      </w:pPr>
+      <w:r>
+        <w:rPr>
+          <w:sz w:val="28"/>
+          <w:szCs w:val="28"/>
+        </w:rPr>
+        <w:t>Step (</w:t>
+      </w:r>
+      <w:r>
+        <w:rPr>
+          <w:sz w:val="28"/>
+          <w:szCs w:val="28"/>
+        </w:rPr>
+        <w:t>19</w:t>
+      </w:r>
+      <w:r>
+        <w:rPr>
+          <w:sz w:val="28"/>
+          <w:szCs w:val="28"/>
+        </w:rPr>
+        <w:t>)</w:t>
+      </w:r>
+    </w:p>
+    <w:p>
+      <w:pPr>
+        <w:jc w:val="both"/>
+        <w:rPr>
+          <w:sz w:val="28"/>
+          <w:szCs w:val="28"/>
+        </w:rPr>
+      </w:pPr>
+      <w:r>
+        <w:rPr>
+          <w:sz w:val="28"/>
+          <w:szCs w:val="28"/>
+        </w:rPr>
+        <w:t>*** There are a couple more things to do in the “Advanced SSH &amp; Web Terminal” that you must now complete. You need to ensure that while you edited the .</w:t>
+      </w:r>
+      <w:proofErr w:type="spellStart"/>
+      <w:r>
+        <w:rPr>
+          <w:sz w:val="28"/>
+          <w:szCs w:val="28"/>
+        </w:rPr>
+        <w:t>sh</w:t>
+      </w:r>
+      <w:proofErr w:type="spellEnd"/>
+      <w:r>
+        <w:rPr>
+          <w:sz w:val="28"/>
+          <w:szCs w:val="28"/>
+        </w:rPr>
+        <w:t xml:space="preserve"> files you did not inadvertently introduce any hidden CLRF characters into the code.</w:t>
+      </w:r>
+    </w:p>
+    <w:p>
+      <w:pPr>
+        <w:jc w:val="both"/>
+        <w:rPr>
+          <w:sz w:val="28"/>
+          <w:szCs w:val="28"/>
+        </w:rPr>
+      </w:pPr>
+      <w:r>
+        <w:rPr>
+          <w:sz w:val="28"/>
+          <w:szCs w:val="28"/>
+        </w:rPr>
+        <w:t>From the “</w:t>
+      </w:r>
+      <w:proofErr w:type="spellStart"/>
+      <w:r>
+        <w:rPr>
+          <w:sz w:val="28"/>
+          <w:szCs w:val="28"/>
+        </w:rPr>
+        <w:t>venv</w:t>
+      </w:r>
+      <w:proofErr w:type="spellEnd"/>
+      <w:r>
+        <w:rPr>
+          <w:sz w:val="28"/>
+          <w:szCs w:val="28"/>
+        </w:rPr>
+        <w:t>” prompt copy and paste in this following command and press enter. This will strip out these characters:</w:t>
+      </w:r>
+    </w:p>
+    <w:p>
+      <w:pPr>
+        <w:jc w:val="both"/>
+      </w:pPr>
+      <w:proofErr w:type="spellStart"/>
+      <w:r>
+        <w:t>sed</w:t>
+      </w:r>
+      <w:proofErr w:type="spellEnd"/>
+      <w:r>
+        <w:t xml:space="preserve"> -</w:t>
+      </w:r>
+      <w:proofErr w:type="spellStart"/>
+      <w:r>
+        <w:t>i</w:t>
+      </w:r>
+      <w:proofErr w:type="spellEnd"/>
+      <w:r>
+        <w:t xml:space="preserve"> 's/\r$//' /config/scripts/get_r5_*.sh</w:t>
+      </w:r>
+    </w:p>
+    <w:p>
+      <w:pPr>
+        <w:jc w:val="both"/>
+        <w:rPr>
+          <w:sz w:val="28"/>
+          <w:szCs w:val="28"/>
+        </w:rPr>
+      </w:pPr>
+      <w:r>
+        <w:rPr>
+          <w:sz w:val="28"/>
+          <w:szCs w:val="28"/>
+        </w:rPr>
+        <w:t>Then repeat it for the login.sh file</w:t>
+      </w:r>
+    </w:p>
+    <w:p>
+      <w:pPr>
+        <w:jc w:val="both"/>
+      </w:pPr>
+      <w:proofErr w:type="spellStart"/>
+      <w:r>
+        <w:t>sed</w:t>
+      </w:r>
+      <w:proofErr w:type="spellEnd"/>
+      <w:r>
+        <w:t xml:space="preserve"> -</w:t>
+      </w:r>
+      <w:proofErr w:type="spellStart"/>
+      <w:r>
+        <w:t>i</w:t>
+      </w:r>
+      <w:proofErr w:type="spellEnd"/>
+      <w:r>
+        <w:t xml:space="preserve"> 's/\r$//' /config/scripts/r5_api_login.sh</w:t>
+      </w:r>
+    </w:p>
+    <w:p>
+      <w:pPr>
+        <w:jc w:val="both"/>
+        <w:rPr>
+          <w:sz w:val="28"/>
+          <w:szCs w:val="28"/>
+        </w:rPr>
+      </w:pPr>
+      <w:r>
+        <w:rPr>
+          <w:sz w:val="28"/>
+          <w:szCs w:val="28"/>
+        </w:rPr>
+        <w:t>Next, make all the .</w:t>
+      </w:r>
+      <w:proofErr w:type="spellStart"/>
+      <w:r>
+        <w:rPr>
+          <w:sz w:val="28"/>
+          <w:szCs w:val="28"/>
+        </w:rPr>
+        <w:t>sh</w:t>
+      </w:r>
+      <w:proofErr w:type="spellEnd"/>
+      <w:r>
+        <w:rPr>
+          <w:sz w:val="28"/>
+          <w:szCs w:val="28"/>
+        </w:rPr>
+        <w:t xml:space="preserve"> files executable</w:t>
+      </w:r>
+      <w:r>
+        <w:rPr>
+          <w:sz w:val="28"/>
+          <w:szCs w:val="28"/>
+        </w:rPr>
+        <w:t>, by typing in this command and pressing enter:</w:t>
+      </w:r>
+    </w:p>
+    <w:p>
+      <w:pPr>
+        <w:jc w:val="both"/>
+      </w:pPr>
+      <w:proofErr w:type="spellStart"/>
+      <w:r>
+        <w:t>chmod</w:t>
+      </w:r>
+      <w:proofErr w:type="spellEnd"/>
+      <w:r>
+        <w:t xml:space="preserve"> +x /config/scripts/get_r5_*.sh</w:t>
+      </w:r>
+    </w:p>
+    <w:p>
+      <w:pPr>
+        <w:jc w:val="both"/>
+        <w:rPr>
+          <w:sz w:val="28"/>
+          <w:szCs w:val="28"/>
+        </w:rPr>
+      </w:pPr>
+    </w:p>
+    <w:p>
+      <w:pPr>
+        <w:jc w:val="both"/>
+        <w:rPr>
+          <w:sz w:val="28"/>
+          <w:szCs w:val="28"/>
+        </w:rPr>
+      </w:pPr>
+      <w:r>
+        <w:rPr>
+          <w:sz w:val="28"/>
+          <w:szCs w:val="28"/>
+        </w:rPr>
         <w:lastRenderedPageBreak/>
-        <w:t>Ie “&lt;your-vin number&gt;” becomes “VS</w:t>
-      </w:r>
-      <w:r>
-        <w:rPr>
-          <w:sz w:val="28"/>
-          <w:szCs w:val="28"/>
-        </w:rPr>
-        <w:t>P12345678”.</w:t>
+        <w:t>Repeat this for the login.sh file</w:t>
+      </w:r>
+    </w:p>
+    <w:p>
+      <w:pPr>
+        <w:jc w:val="both"/>
+      </w:pPr>
+      <w:proofErr w:type="spellStart"/>
+      <w:r>
+        <w:t>chmod</w:t>
+      </w:r>
+      <w:proofErr w:type="spellEnd"/>
+      <w:r>
+        <w:t xml:space="preserve"> +x /config/scripts/r5_api_login.sh</w:t>
+      </w:r>
+    </w:p>
+    <w:p>
+      <w:pPr>
+        <w:jc w:val="both"/>
+        <w:rPr>
+          <w:sz w:val="28"/>
+          <w:szCs w:val="28"/>
+        </w:rPr>
+      </w:pPr>
+      <w:r>
+        <w:rPr>
+          <w:sz w:val="28"/>
+          <w:szCs w:val="28"/>
+        </w:rPr>
+        <w:t>It is recommended that you now restart Home Assistant</w:t>
+      </w:r>
+      <w:r>
+        <w:rPr>
+          <w:sz w:val="28"/>
+          <w:szCs w:val="28"/>
+        </w:rPr>
+        <w:t xml:space="preserve"> before you continue with the installation</w:t>
+      </w:r>
+      <w:r>
+        <w:rPr>
+          <w:sz w:val="28"/>
+          <w:szCs w:val="28"/>
+        </w:rPr>
+        <w:t>, as this will refresh the script files and reload them.</w:t>
+      </w:r>
+    </w:p>
+    <w:p>
+      <w:pPr>
+        <w:jc w:val="both"/>
+        <w:rPr>
+          <w:sz w:val="28"/>
+          <w:szCs w:val="28"/>
+        </w:rPr>
+      </w:pPr>
+      <w:r>
+        <w:rPr>
+          <w:sz w:val="28"/>
+          <w:szCs w:val="28"/>
+        </w:rPr>
+        <w:t>Step (20)</w:t>
+      </w:r>
+    </w:p>
+    <w:p>
+      <w:pPr>
+        <w:jc w:val="both"/>
+        <w:rPr>
+          <w:sz w:val="28"/>
+          <w:szCs w:val="28"/>
+        </w:rPr>
+      </w:pPr>
+      <w:r>
+        <w:rPr>
+          <w:sz w:val="28"/>
+          <w:szCs w:val="28"/>
+        </w:rPr>
+        <w:t xml:space="preserve">Next up </w:t>
+      </w:r>
+      <w:r>
+        <w:rPr>
+          <w:sz w:val="28"/>
+          <w:szCs w:val="28"/>
+        </w:rPr>
+        <w:t xml:space="preserve">navigate to the “Templates” folder in this ZIP file. In it you will see two files: </w:t>
+      </w:r>
+    </w:p>
+    <w:p>
+      <w:pPr>
+        <w:jc w:val="both"/>
+        <w:rPr>
+          <w:sz w:val="28"/>
+          <w:szCs w:val="28"/>
+        </w:rPr>
+      </w:pPr>
+      <w:r>
+        <w:rPr>
+          <w:sz w:val="28"/>
+          <w:szCs w:val="28"/>
+        </w:rPr>
+        <w:t>“</w:t>
+      </w:r>
+      <w:r>
+        <w:rPr>
+          <w:sz w:val="28"/>
+          <w:szCs w:val="28"/>
+          <w:highlight w:val="yellow"/>
+        </w:rPr>
+        <w:t>r5_template_</w:t>
+      </w:r>
+      <w:proofErr w:type="gramStart"/>
+      <w:r>
+        <w:rPr>
+          <w:sz w:val="28"/>
+          <w:szCs w:val="28"/>
+          <w:highlight w:val="yellow"/>
+        </w:rPr>
+        <w:t>sensors.yaml</w:t>
+      </w:r>
+      <w:proofErr w:type="gramEnd"/>
+      <w:r>
+        <w:rPr>
+          <w:sz w:val="28"/>
+          <w:szCs w:val="28"/>
+        </w:rPr>
+        <w:t>”</w:t>
+      </w:r>
+      <w:r>
+        <w:rPr>
+          <w:sz w:val="28"/>
+          <w:szCs w:val="28"/>
+        </w:rPr>
+        <w:t xml:space="preserve"> *REDCT*</w:t>
+      </w:r>
+    </w:p>
+    <w:p>
+      <w:pPr>
+        <w:jc w:val="both"/>
+        <w:rPr>
+          <w:sz w:val="28"/>
+          <w:szCs w:val="28"/>
+        </w:rPr>
+      </w:pPr>
+      <w:r>
+        <w:rPr>
+          <w:sz w:val="28"/>
+          <w:szCs w:val="28"/>
+        </w:rPr>
+        <w:t>“</w:t>
+      </w:r>
+      <w:r>
+        <w:rPr>
+          <w:sz w:val="28"/>
+          <w:szCs w:val="28"/>
+          <w:highlight w:val="yellow"/>
+        </w:rPr>
+        <w:t>r5_test_panel_</w:t>
+      </w:r>
+      <w:proofErr w:type="gramStart"/>
+      <w:r>
+        <w:rPr>
+          <w:sz w:val="28"/>
+          <w:szCs w:val="28"/>
+          <w:highlight w:val="yellow"/>
+        </w:rPr>
+        <w:t>timers.yaml</w:t>
+      </w:r>
+      <w:proofErr w:type="gramEnd"/>
+      <w:r>
+        <w:rPr>
+          <w:sz w:val="28"/>
+          <w:szCs w:val="28"/>
+        </w:rPr>
+        <w:t>”</w:t>
+      </w:r>
+    </w:p>
+    <w:p>
+      <w:pPr>
+        <w:jc w:val="both"/>
+        <w:rPr>
+          <w:sz w:val="28"/>
+          <w:szCs w:val="28"/>
+        </w:rPr>
+      </w:pPr>
+      <w:r>
+        <w:rPr>
+          <w:sz w:val="28"/>
+          <w:szCs w:val="28"/>
+        </w:rPr>
+        <w:t xml:space="preserve">Open </w:t>
+      </w:r>
+      <w:r>
+        <w:rPr>
+          <w:sz w:val="28"/>
+          <w:szCs w:val="28"/>
+        </w:rPr>
+        <w:t>“</w:t>
+      </w:r>
+      <w:r>
+        <w:rPr>
+          <w:sz w:val="28"/>
+          <w:szCs w:val="28"/>
+        </w:rPr>
+        <w:t>r5_template_</w:t>
+      </w:r>
+      <w:proofErr w:type="gramStart"/>
+      <w:r>
+        <w:rPr>
+          <w:sz w:val="28"/>
+          <w:szCs w:val="28"/>
+        </w:rPr>
+        <w:t>sensors.yaml</w:t>
+      </w:r>
+      <w:proofErr w:type="gramEnd"/>
+      <w:r>
+        <w:rPr>
+          <w:sz w:val="28"/>
+          <w:szCs w:val="28"/>
+        </w:rPr>
+        <w:t>”</w:t>
+      </w:r>
+      <w:r>
+        <w:rPr>
+          <w:sz w:val="28"/>
+          <w:szCs w:val="28"/>
+        </w:rPr>
+        <w:t xml:space="preserve"> and replace any redacted code as explained earlier</w:t>
+      </w:r>
+      <w:r>
+        <w:rPr>
+          <w:sz w:val="28"/>
+          <w:szCs w:val="28"/>
+        </w:rPr>
+        <w:t xml:space="preserve">. Note that some of the sensors in </w:t>
+      </w:r>
+      <w:r>
+        <w:rPr>
+          <w:sz w:val="28"/>
+          <w:szCs w:val="28"/>
+        </w:rPr>
+        <w:t>this</w:t>
+      </w:r>
+      <w:r>
+        <w:rPr>
+          <w:sz w:val="28"/>
+          <w:szCs w:val="28"/>
+        </w:rPr>
+        <w:t xml:space="preserve"> file, refer to LHD cars or </w:t>
+      </w:r>
+      <w:r>
+        <w:rPr>
+          <w:sz w:val="28"/>
+          <w:szCs w:val="28"/>
+        </w:rPr>
+        <w:t>cars</w:t>
       </w:r>
       <w:r>
         <w:rPr>
@@ -8488,329 +9459,136 @@
           <w:sz w:val="28"/>
           <w:szCs w:val="28"/>
         </w:rPr>
-        <w:t>As I said these files are the brains behin</w:t>
-      </w:r>
-      <w:r>
-        <w:rPr>
-          <w:sz w:val="28"/>
-          <w:szCs w:val="28"/>
-        </w:rPr>
-        <w:t>d</w:t>
-      </w:r>
-      <w:r>
-        <w:rPr>
-          <w:sz w:val="28"/>
-          <w:szCs w:val="28"/>
-        </w:rPr>
-        <w:t xml:space="preserve"> the whole card, so </w:t>
-      </w:r>
-      <w:r>
-        <w:rPr>
-          <w:sz w:val="28"/>
-          <w:szCs w:val="28"/>
-        </w:rPr>
-        <w:t>take your time.</w:t>
-      </w:r>
-      <w:r>
-        <w:rPr>
-          <w:sz w:val="28"/>
-          <w:szCs w:val="28"/>
-        </w:rPr>
-        <w:t xml:space="preserve"> Note: any VIN number letters MUST be uppercase.</w:t>
-      </w:r>
-    </w:p>
-    <w:p>
-      <w:pPr>
-        <w:jc w:val="both"/>
-        <w:rPr>
-          <w:sz w:val="28"/>
-          <w:szCs w:val="28"/>
-        </w:rPr>
-      </w:pPr>
-      <w:r>
-        <w:rPr>
-          <w:sz w:val="28"/>
-          <w:szCs w:val="28"/>
-        </w:rPr>
-        <w:t xml:space="preserve">Of the </w:t>
+        <w:t xml:space="preserve">that are equipped with </w:t>
+      </w:r>
+      <w:r>
+        <w:rPr>
+          <w:sz w:val="28"/>
+          <w:szCs w:val="28"/>
+        </w:rPr>
+        <w:t>a 40KwH battery or display KM as opposed to miles. I will come on to this later</w:t>
+      </w:r>
+      <w:r>
+        <w:rPr>
+          <w:sz w:val="28"/>
+          <w:szCs w:val="28"/>
+        </w:rPr>
+        <w:t>.</w:t>
+      </w:r>
+      <w:r>
+        <w:rPr>
+          <w:sz w:val="28"/>
+          <w:szCs w:val="28"/>
+        </w:rPr>
+        <w:t xml:space="preserve"> </w:t>
+      </w:r>
+    </w:p>
+    <w:p>
+      <w:pPr>
+        <w:jc w:val="both"/>
+        <w:rPr>
+          <w:sz w:val="28"/>
+          <w:szCs w:val="28"/>
+        </w:rPr>
+      </w:pPr>
+      <w:r>
+        <w:rPr>
+          <w:sz w:val="28"/>
+          <w:szCs w:val="28"/>
+        </w:rPr>
+        <w:t>Th</w:t>
+      </w:r>
+      <w:r>
+        <w:rPr>
+          <w:sz w:val="28"/>
+          <w:szCs w:val="28"/>
+        </w:rPr>
+        <w:t>is file contains the following</w:t>
+      </w:r>
+      <w:r>
+        <w:rPr>
+          <w:sz w:val="28"/>
+          <w:szCs w:val="28"/>
+        </w:rPr>
+        <w:t xml:space="preserve"> redacted code:</w:t>
+      </w:r>
+    </w:p>
+    <w:p>
+      <w:pPr>
+        <w:jc w:val="both"/>
+        <w:rPr>
+          <w:sz w:val="28"/>
+          <w:szCs w:val="28"/>
+        </w:rPr>
+      </w:pPr>
+      <w:r>
+        <w:rPr>
+          <w:sz w:val="28"/>
+          <w:szCs w:val="28"/>
+        </w:rPr>
+        <w:t xml:space="preserve">2 </w:t>
+      </w:r>
+      <w:r>
+        <w:rPr>
+          <w:sz w:val="28"/>
+          <w:szCs w:val="28"/>
+        </w:rPr>
+        <w:t xml:space="preserve">instances: </w:t>
+      </w:r>
+      <w:r>
+        <w:t>&lt;</w:t>
       </w:r>
       <w:proofErr w:type="spellStart"/>
       <w:r>
-        <w:rPr>
-          <w:sz w:val="28"/>
-          <w:szCs w:val="28"/>
-        </w:rPr>
-        <w:t>sh</w:t>
+        <w:t>ev</w:t>
       </w:r>
       <w:proofErr w:type="spellEnd"/>
       <w:r>
-        <w:rPr>
-          <w:sz w:val="28"/>
-          <w:szCs w:val="28"/>
-        </w:rPr>
-        <w:t xml:space="preserve"> files</w:t>
-      </w:r>
-      <w:r>
-        <w:rPr>
-          <w:sz w:val="28"/>
-          <w:szCs w:val="28"/>
-        </w:rPr>
-        <w:t xml:space="preserve">, these are the </w:t>
-      </w:r>
-      <w:r>
-        <w:rPr>
-          <w:sz w:val="28"/>
-          <w:szCs w:val="28"/>
-        </w:rPr>
-        <w:t xml:space="preserve">redacted </w:t>
-      </w:r>
-      <w:r>
-        <w:rPr>
-          <w:sz w:val="28"/>
-          <w:szCs w:val="28"/>
-        </w:rPr>
-        <w:t>instances you need to overwrite</w:t>
-      </w:r>
-    </w:p>
-    <w:p>
-      <w:pPr>
-        <w:jc w:val="both"/>
-        <w:rPr>
-          <w:sz w:val="28"/>
-          <w:szCs w:val="28"/>
-        </w:rPr>
-      </w:pPr>
-      <w:r>
-        <w:rPr>
-          <w:sz w:val="28"/>
-          <w:szCs w:val="28"/>
-        </w:rPr>
-        <w:t xml:space="preserve">Battery: </w:t>
-      </w:r>
-      <w:r>
-        <w:rPr>
-          <w:sz w:val="28"/>
-          <w:szCs w:val="28"/>
-        </w:rPr>
-        <w:t>3 instances</w:t>
-      </w:r>
-      <w:r>
-        <w:rPr>
-          <w:sz w:val="28"/>
-          <w:szCs w:val="28"/>
-        </w:rPr>
-        <w:t xml:space="preserve"> - </w:t>
-      </w:r>
-      <w:r>
-        <w:t>&lt;your</w:t>
-      </w:r>
-      <w:r>
-        <w:t>-account-number&gt;</w:t>
-      </w:r>
-      <w:r>
-        <w:rPr>
-          <w:sz w:val="28"/>
-          <w:szCs w:val="28"/>
-        </w:rPr>
-        <w:t xml:space="preserve"> and 2 x </w:t>
-      </w:r>
-      <w:r>
-        <w:t>&lt;your-vin-number&gt;</w:t>
-      </w:r>
-    </w:p>
-    <w:p>
-      <w:pPr>
-        <w:jc w:val="both"/>
-        <w:rPr>
-          <w:sz w:val="28"/>
-          <w:szCs w:val="28"/>
-        </w:rPr>
-      </w:pPr>
-      <w:r>
-        <w:rPr>
-          <w:sz w:val="28"/>
-          <w:szCs w:val="28"/>
-        </w:rPr>
-        <w:t>Charges: 3 instances</w:t>
-      </w:r>
-      <w:r>
-        <w:rPr>
-          <w:sz w:val="28"/>
-          <w:szCs w:val="28"/>
-        </w:rPr>
-        <w:t xml:space="preserve"> - </w:t>
-      </w:r>
-      <w:r>
-        <w:t>&lt;your-account-number&gt;</w:t>
-      </w:r>
-      <w:r>
-        <w:rPr>
-          <w:sz w:val="28"/>
-          <w:szCs w:val="28"/>
-        </w:rPr>
-        <w:t xml:space="preserve"> and 2 x </w:t>
-      </w:r>
-      <w:r>
-        <w:t>&lt;your-vin-number&gt;</w:t>
-      </w:r>
-    </w:p>
-    <w:p>
-      <w:pPr>
-        <w:jc w:val="both"/>
-        <w:rPr>
-          <w:sz w:val="28"/>
-          <w:szCs w:val="28"/>
-        </w:rPr>
-      </w:pPr>
-      <w:r>
-        <w:rPr>
-          <w:sz w:val="28"/>
-          <w:szCs w:val="28"/>
-        </w:rPr>
-        <w:t>Cockpit: 3 instances</w:t>
-      </w:r>
-      <w:r>
-        <w:rPr>
-          <w:sz w:val="28"/>
-          <w:szCs w:val="28"/>
-        </w:rPr>
-        <w:t xml:space="preserve"> - </w:t>
-      </w:r>
-      <w:r>
-        <w:t>&lt;your-account-number&gt;</w:t>
-      </w:r>
-      <w:r>
-        <w:rPr>
-          <w:sz w:val="28"/>
-          <w:szCs w:val="28"/>
-        </w:rPr>
-        <w:t xml:space="preserve"> and 2 x </w:t>
-      </w:r>
-      <w:r>
-        <w:t>&lt;your-vin-number&gt;</w:t>
-      </w:r>
-    </w:p>
-    <w:p>
-      <w:pPr>
-        <w:jc w:val="both"/>
-        <w:rPr>
-          <w:sz w:val="28"/>
-          <w:szCs w:val="28"/>
-        </w:rPr>
-      </w:pPr>
-      <w:r>
-        <w:rPr>
-          <w:sz w:val="28"/>
-          <w:szCs w:val="28"/>
-        </w:rPr>
-        <w:t>E</w:t>
-      </w:r>
-      <w:r>
-        <w:rPr>
-          <w:sz w:val="28"/>
-          <w:szCs w:val="28"/>
-        </w:rPr>
-        <w:t xml:space="preserve">V </w:t>
-      </w:r>
-      <w:r>
-        <w:rPr>
-          <w:sz w:val="28"/>
-          <w:szCs w:val="28"/>
-        </w:rPr>
-        <w:t xml:space="preserve">Settings: </w:t>
-      </w:r>
-      <w:r>
-        <w:rPr>
-          <w:sz w:val="28"/>
-          <w:szCs w:val="28"/>
-        </w:rPr>
-        <w:t>3 instances</w:t>
-      </w:r>
-      <w:r>
-        <w:rPr>
-          <w:sz w:val="28"/>
-          <w:szCs w:val="28"/>
-        </w:rPr>
-        <w:t xml:space="preserve"> - </w:t>
-      </w:r>
-      <w:r>
-        <w:t>&lt;your-account-number&gt;</w:t>
-      </w:r>
-      <w:r>
-        <w:rPr>
-          <w:sz w:val="28"/>
-          <w:szCs w:val="28"/>
-        </w:rPr>
-        <w:t xml:space="preserve"> and 2 x </w:t>
-      </w:r>
-      <w:r>
-        <w:t>&lt;your-vin-number&gt;</w:t>
-      </w:r>
-    </w:p>
-    <w:p>
-      <w:pPr>
-        <w:jc w:val="both"/>
-        <w:rPr>
-          <w:sz w:val="28"/>
-          <w:szCs w:val="28"/>
-        </w:rPr>
-      </w:pPr>
-      <w:r>
-        <w:rPr>
-          <w:sz w:val="28"/>
-          <w:szCs w:val="28"/>
-        </w:rPr>
-        <w:t>HVAC: 3 instances</w:t>
-      </w:r>
-      <w:r>
-        <w:rPr>
-          <w:sz w:val="28"/>
-          <w:szCs w:val="28"/>
-        </w:rPr>
-        <w:t xml:space="preserve"> - </w:t>
-      </w:r>
-      <w:r>
-        <w:t>&lt;your-account-number&gt;</w:t>
-      </w:r>
-      <w:r>
-        <w:rPr>
-          <w:sz w:val="28"/>
-          <w:szCs w:val="28"/>
-        </w:rPr>
-        <w:t xml:space="preserve"> and 2 x </w:t>
-      </w:r>
-      <w:r>
-        <w:t>&lt;your-vin-number&gt;</w:t>
-      </w:r>
-    </w:p>
-    <w:p>
-      <w:pPr>
-        <w:jc w:val="both"/>
-        <w:rPr>
-          <w:sz w:val="28"/>
-          <w:szCs w:val="28"/>
-        </w:rPr>
-      </w:pPr>
-      <w:r>
-        <w:rPr>
-          <w:sz w:val="28"/>
-          <w:szCs w:val="28"/>
-        </w:rPr>
-        <w:t>Location:</w:t>
-      </w:r>
-      <w:r>
-        <w:rPr>
-          <w:sz w:val="28"/>
-          <w:szCs w:val="28"/>
-        </w:rPr>
-        <w:t xml:space="preserve"> 3 instances</w:t>
-      </w:r>
-      <w:r>
-        <w:rPr>
-          <w:sz w:val="28"/>
-          <w:szCs w:val="28"/>
-        </w:rPr>
-        <w:t xml:space="preserve"> -</w:t>
+        <w:t>-charger-power&gt;</w:t>
+      </w:r>
+    </w:p>
+    <w:p>
+      <w:pPr>
+        <w:jc w:val="both"/>
+        <w:rPr>
+          <w:sz w:val="28"/>
+          <w:szCs w:val="28"/>
+        </w:rPr>
+      </w:pPr>
+      <w:r>
+        <w:rPr>
+          <w:sz w:val="28"/>
+          <w:szCs w:val="28"/>
+        </w:rPr>
+        <w:t>Once yo</w:t>
+      </w:r>
+      <w:r>
+        <w:rPr>
+          <w:sz w:val="28"/>
+          <w:szCs w:val="28"/>
+        </w:rPr>
+        <w:t>u</w:t>
+      </w:r>
+      <w:r>
+        <w:rPr>
+          <w:sz w:val="28"/>
+          <w:szCs w:val="28"/>
+        </w:rPr>
+        <w:t xml:space="preserve"> have done this, just as before, from “File Editor” navigate to the “tem</w:t>
+      </w:r>
+      <w:r>
+        <w:rPr>
+          <w:sz w:val="28"/>
+          <w:szCs w:val="28"/>
+        </w:rPr>
+        <w:t>pl</w:t>
+      </w:r>
+      <w:r>
+        <w:rPr>
+          <w:sz w:val="28"/>
+          <w:szCs w:val="28"/>
+        </w:rPr>
+        <w:t>ates” folder</w:t>
       </w:r>
       <w:r>
         <w:rPr>
@@ -8820,518 +9598,6 @@
         <w:t xml:space="preserve"> </w:t>
       </w:r>
       <w:r>
-        <w:t>&lt;your-account-number&gt;</w:t>
-      </w:r>
-      <w:r>
-        <w:rPr>
-          <w:sz w:val="28"/>
-          <w:szCs w:val="28"/>
-        </w:rPr>
-        <w:t xml:space="preserve"> and 2 x </w:t>
-      </w:r>
-      <w:r>
-        <w:t>&lt;your-vin-number&gt;</w:t>
-      </w:r>
-    </w:p>
-    <w:p>
-      <w:pPr>
-        <w:jc w:val="both"/>
-        <w:rPr>
-          <w:sz w:val="28"/>
-          <w:szCs w:val="28"/>
-        </w:rPr>
-      </w:pPr>
-      <w:r>
-        <w:rPr>
-          <w:sz w:val="28"/>
-          <w:szCs w:val="28"/>
-        </w:rPr>
-        <w:t>SOC L</w:t>
-      </w:r>
-      <w:r>
-        <w:rPr>
-          <w:sz w:val="28"/>
-          <w:szCs w:val="28"/>
-        </w:rPr>
-        <w:t>evels</w:t>
-      </w:r>
-      <w:r>
-        <w:rPr>
-          <w:sz w:val="28"/>
-          <w:szCs w:val="28"/>
-        </w:rPr>
-        <w:t>: 3 instances</w:t>
-      </w:r>
-      <w:r>
-        <w:rPr>
-          <w:sz w:val="28"/>
-          <w:szCs w:val="28"/>
-        </w:rPr>
-        <w:t xml:space="preserve"> - </w:t>
-      </w:r>
-      <w:r>
-        <w:t>&lt;your-account-number&gt;</w:t>
-      </w:r>
-      <w:r>
-        <w:rPr>
-          <w:sz w:val="28"/>
-          <w:szCs w:val="28"/>
-        </w:rPr>
-        <w:t xml:space="preserve"> and 2 x </w:t>
-      </w:r>
-      <w:r>
-        <w:t>&lt;your-vin-number&gt;</w:t>
-      </w:r>
-    </w:p>
-    <w:p>
-      <w:pPr>
-        <w:jc w:val="both"/>
-      </w:pPr>
-      <w:r>
-        <w:rPr>
-          <w:sz w:val="28"/>
-          <w:szCs w:val="28"/>
-        </w:rPr>
-        <w:t>API LOGIN: 2 instances</w:t>
-      </w:r>
-      <w:r>
-        <w:rPr>
-          <w:sz w:val="28"/>
-          <w:szCs w:val="28"/>
-        </w:rPr>
-        <w:t xml:space="preserve"> - </w:t>
-      </w:r>
-      <w:r>
-        <w:t>&lt;your-username&gt;</w:t>
-      </w:r>
-      <w:r>
-        <w:rPr>
-          <w:sz w:val="28"/>
-          <w:szCs w:val="28"/>
-        </w:rPr>
-        <w:t xml:space="preserve"> and </w:t>
-      </w:r>
-      <w:r>
-        <w:t>&lt;your-password&gt;</w:t>
-      </w:r>
-    </w:p>
-    <w:p>
-      <w:pPr>
-        <w:jc w:val="both"/>
-        <w:rPr>
-          <w:sz w:val="28"/>
-          <w:szCs w:val="28"/>
-        </w:rPr>
-      </w:pPr>
-      <w:r>
-        <w:rPr>
-          <w:sz w:val="28"/>
-          <w:szCs w:val="28"/>
-        </w:rPr>
-        <w:t xml:space="preserve">Once you </w:t>
-      </w:r>
-      <w:r>
-        <w:rPr>
-          <w:sz w:val="28"/>
-          <w:szCs w:val="28"/>
-        </w:rPr>
-        <w:t xml:space="preserve">have </w:t>
-      </w:r>
-      <w:r>
-        <w:rPr>
-          <w:sz w:val="28"/>
-          <w:szCs w:val="28"/>
-        </w:rPr>
-        <w:t>changed the redacted code</w:t>
-      </w:r>
-      <w:r>
-        <w:rPr>
-          <w:sz w:val="28"/>
-          <w:szCs w:val="28"/>
-        </w:rPr>
-        <w:t xml:space="preserve"> and saved each file and whilst in the “scripts” directory, you can then upload each file </w:t>
-      </w:r>
-      <w:r>
-        <w:rPr>
-          <w:sz w:val="28"/>
-          <w:szCs w:val="28"/>
-        </w:rPr>
-        <w:t>as per previous instructions.</w:t>
-      </w:r>
-    </w:p>
-    <w:p>
-      <w:pPr>
-        <w:jc w:val="both"/>
-        <w:rPr>
-          <w:sz w:val="28"/>
-          <w:szCs w:val="28"/>
-        </w:rPr>
-      </w:pPr>
-      <w:r>
-        <w:rPr>
-          <w:sz w:val="28"/>
-          <w:szCs w:val="28"/>
-        </w:rPr>
-        <w:t>Step (</w:t>
-      </w:r>
-      <w:r>
-        <w:rPr>
-          <w:sz w:val="28"/>
-          <w:szCs w:val="28"/>
-        </w:rPr>
-        <w:t>19</w:t>
-      </w:r>
-      <w:r>
-        <w:rPr>
-          <w:sz w:val="28"/>
-          <w:szCs w:val="28"/>
-        </w:rPr>
-        <w:t>)</w:t>
-      </w:r>
-    </w:p>
-    <w:p>
-      <w:pPr>
-        <w:jc w:val="both"/>
-        <w:rPr>
-          <w:sz w:val="28"/>
-          <w:szCs w:val="28"/>
-        </w:rPr>
-      </w:pPr>
-      <w:r>
-        <w:rPr>
-          <w:sz w:val="28"/>
-          <w:szCs w:val="28"/>
-        </w:rPr>
-        <w:t xml:space="preserve">Next up </w:t>
-      </w:r>
-      <w:r>
-        <w:rPr>
-          <w:sz w:val="28"/>
-          <w:szCs w:val="28"/>
-        </w:rPr>
-        <w:t xml:space="preserve">navigate to the “Templates” folder in this ZIP file. In it you will see two files: </w:t>
-      </w:r>
-    </w:p>
-    <w:p>
-      <w:pPr>
-        <w:jc w:val="both"/>
-        <w:rPr>
-          <w:sz w:val="28"/>
-          <w:szCs w:val="28"/>
-        </w:rPr>
-      </w:pPr>
-      <w:r>
-        <w:rPr>
-          <w:sz w:val="28"/>
-          <w:szCs w:val="28"/>
-        </w:rPr>
-        <w:t>“</w:t>
-      </w:r>
-      <w:r>
-        <w:rPr>
-          <w:sz w:val="28"/>
-          <w:szCs w:val="28"/>
-          <w:highlight w:val="yellow"/>
-        </w:rPr>
-        <w:t>r5_template_</w:t>
-      </w:r>
-      <w:proofErr w:type="gramStart"/>
-      <w:r>
-        <w:rPr>
-          <w:sz w:val="28"/>
-          <w:szCs w:val="28"/>
-          <w:highlight w:val="yellow"/>
-        </w:rPr>
-        <w:t>sensors.yaml</w:t>
-      </w:r>
-      <w:proofErr w:type="gramEnd"/>
-      <w:r>
-        <w:rPr>
-          <w:sz w:val="28"/>
-          <w:szCs w:val="28"/>
-        </w:rPr>
-        <w:t>”</w:t>
-      </w:r>
-      <w:r>
-        <w:rPr>
-          <w:sz w:val="28"/>
-          <w:szCs w:val="28"/>
-        </w:rPr>
-        <w:t xml:space="preserve"> *REDCT*</w:t>
-      </w:r>
-    </w:p>
-    <w:p>
-      <w:pPr>
-        <w:jc w:val="both"/>
-        <w:rPr>
-          <w:sz w:val="28"/>
-          <w:szCs w:val="28"/>
-        </w:rPr>
-      </w:pPr>
-      <w:r>
-        <w:rPr>
-          <w:sz w:val="28"/>
-          <w:szCs w:val="28"/>
-        </w:rPr>
-        <w:t>“</w:t>
-      </w:r>
-      <w:r>
-        <w:rPr>
-          <w:sz w:val="28"/>
-          <w:szCs w:val="28"/>
-          <w:highlight w:val="yellow"/>
-        </w:rPr>
-        <w:t>r5_test_panel_</w:t>
-      </w:r>
-      <w:proofErr w:type="gramStart"/>
-      <w:r>
-        <w:rPr>
-          <w:sz w:val="28"/>
-          <w:szCs w:val="28"/>
-          <w:highlight w:val="yellow"/>
-        </w:rPr>
-        <w:t>timers.yaml</w:t>
-      </w:r>
-      <w:proofErr w:type="gramEnd"/>
-      <w:r>
-        <w:rPr>
-          <w:sz w:val="28"/>
-          <w:szCs w:val="28"/>
-        </w:rPr>
-        <w:t>”</w:t>
-      </w:r>
-    </w:p>
-    <w:p>
-      <w:pPr>
-        <w:jc w:val="both"/>
-        <w:rPr>
-          <w:sz w:val="28"/>
-          <w:szCs w:val="28"/>
-        </w:rPr>
-      </w:pPr>
-      <w:r>
-        <w:rPr>
-          <w:sz w:val="28"/>
-          <w:szCs w:val="28"/>
-        </w:rPr>
-        <w:t xml:space="preserve">Open </w:t>
-      </w:r>
-      <w:r>
-        <w:rPr>
-          <w:sz w:val="28"/>
-          <w:szCs w:val="28"/>
-        </w:rPr>
-        <w:t>“</w:t>
-      </w:r>
-      <w:r>
-        <w:rPr>
-          <w:sz w:val="28"/>
-          <w:szCs w:val="28"/>
-        </w:rPr>
-        <w:t>r5_template_</w:t>
-      </w:r>
-      <w:proofErr w:type="gramStart"/>
-      <w:r>
-        <w:rPr>
-          <w:sz w:val="28"/>
-          <w:szCs w:val="28"/>
-        </w:rPr>
-        <w:t>sensors.yaml</w:t>
-      </w:r>
-      <w:proofErr w:type="gramEnd"/>
-      <w:r>
-        <w:rPr>
-          <w:sz w:val="28"/>
-          <w:szCs w:val="28"/>
-        </w:rPr>
-        <w:t>”</w:t>
-      </w:r>
-      <w:r>
-        <w:rPr>
-          <w:sz w:val="28"/>
-          <w:szCs w:val="28"/>
-        </w:rPr>
-        <w:t xml:space="preserve"> and replace any redacted code as explained earlier</w:t>
-      </w:r>
-      <w:r>
-        <w:rPr>
-          <w:sz w:val="28"/>
-          <w:szCs w:val="28"/>
-        </w:rPr>
-        <w:t xml:space="preserve">. Note that some of the sensors in </w:t>
-      </w:r>
-      <w:r>
-        <w:rPr>
-          <w:sz w:val="28"/>
-          <w:szCs w:val="28"/>
-        </w:rPr>
-        <w:t>this</w:t>
-      </w:r>
-      <w:r>
-        <w:rPr>
-          <w:sz w:val="28"/>
-          <w:szCs w:val="28"/>
-        </w:rPr>
-        <w:t xml:space="preserve"> file, refer to LHD cars or </w:t>
-      </w:r>
-      <w:r>
-        <w:rPr>
-          <w:sz w:val="28"/>
-          <w:szCs w:val="28"/>
-        </w:rPr>
-        <w:t>cars</w:t>
-      </w:r>
-      <w:r>
-        <w:rPr>
-          <w:sz w:val="28"/>
-          <w:szCs w:val="28"/>
-        </w:rPr>
-        <w:t xml:space="preserve"> </w:t>
-      </w:r>
-      <w:r>
-        <w:rPr>
-          <w:sz w:val="28"/>
-          <w:szCs w:val="28"/>
-        </w:rPr>
-        <w:t xml:space="preserve">that are equipped with </w:t>
-      </w:r>
-      <w:r>
-        <w:rPr>
-          <w:sz w:val="28"/>
-          <w:szCs w:val="28"/>
-        </w:rPr>
-        <w:t>a 40KwH battery or display KM as opposed to miles. I will come on to this later</w:t>
-      </w:r>
-      <w:r>
-        <w:rPr>
-          <w:sz w:val="28"/>
-          <w:szCs w:val="28"/>
-        </w:rPr>
-        <w:t>.</w:t>
-      </w:r>
-      <w:r>
-        <w:rPr>
-          <w:sz w:val="28"/>
-          <w:szCs w:val="28"/>
-        </w:rPr>
-        <w:t xml:space="preserve"> </w:t>
-      </w:r>
-    </w:p>
-    <w:p>
-      <w:pPr>
-        <w:jc w:val="both"/>
-        <w:rPr>
-          <w:sz w:val="28"/>
-          <w:szCs w:val="28"/>
-        </w:rPr>
-      </w:pPr>
-      <w:r>
-        <w:rPr>
-          <w:sz w:val="28"/>
-          <w:szCs w:val="28"/>
-        </w:rPr>
-        <w:t>Th</w:t>
-      </w:r>
-      <w:r>
-        <w:rPr>
-          <w:sz w:val="28"/>
-          <w:szCs w:val="28"/>
-        </w:rPr>
-        <w:t>is file contains the following</w:t>
-      </w:r>
-      <w:r>
-        <w:rPr>
-          <w:sz w:val="28"/>
-          <w:szCs w:val="28"/>
-        </w:rPr>
-        <w:t xml:space="preserve"> redacted code:</w:t>
-      </w:r>
-    </w:p>
-    <w:p>
-      <w:pPr>
-        <w:jc w:val="both"/>
-        <w:rPr>
-          <w:sz w:val="28"/>
-          <w:szCs w:val="28"/>
-        </w:rPr>
-      </w:pPr>
-      <w:r>
-        <w:rPr>
-          <w:sz w:val="28"/>
-          <w:szCs w:val="28"/>
-        </w:rPr>
-        <w:t xml:space="preserve">2 </w:t>
-      </w:r>
-      <w:r>
-        <w:rPr>
-          <w:sz w:val="28"/>
-          <w:szCs w:val="28"/>
-        </w:rPr>
-        <w:t xml:space="preserve">instances: </w:t>
-      </w:r>
-      <w:r>
-        <w:t>&lt;</w:t>
-      </w:r>
-      <w:proofErr w:type="spellStart"/>
-      <w:r>
-        <w:t>ev</w:t>
-      </w:r>
-      <w:proofErr w:type="spellEnd"/>
-      <w:r>
-        <w:t>-charger-power&gt;</w:t>
-      </w:r>
-    </w:p>
-    <w:p>
-      <w:pPr>
-        <w:jc w:val="both"/>
-        <w:rPr>
-          <w:sz w:val="28"/>
-          <w:szCs w:val="28"/>
-        </w:rPr>
-      </w:pPr>
-      <w:r>
-        <w:rPr>
-          <w:sz w:val="28"/>
-          <w:szCs w:val="28"/>
-        </w:rPr>
-        <w:t>Once yo</w:t>
-      </w:r>
-      <w:r>
-        <w:rPr>
-          <w:sz w:val="28"/>
-          <w:szCs w:val="28"/>
-        </w:rPr>
-        <w:t>u</w:t>
-      </w:r>
-      <w:r>
-        <w:rPr>
-          <w:sz w:val="28"/>
-          <w:szCs w:val="28"/>
-        </w:rPr>
-        <w:t xml:space="preserve"> have done this, just as before, from “File Editor” navigate to the “tem</w:t>
-      </w:r>
-      <w:r>
-        <w:rPr>
-          <w:sz w:val="28"/>
-          <w:szCs w:val="28"/>
-        </w:rPr>
-        <w:t>pl</w:t>
-      </w:r>
-      <w:r>
-        <w:rPr>
-          <w:sz w:val="28"/>
-          <w:szCs w:val="28"/>
-        </w:rPr>
-        <w:t>ates” folder</w:t>
-      </w:r>
-      <w:r>
-        <w:rPr>
-          <w:sz w:val="28"/>
-          <w:szCs w:val="28"/>
-        </w:rPr>
-        <w:t xml:space="preserve"> </w:t>
-      </w:r>
-      <w:r>
         <w:rPr>
           <w:sz w:val="28"/>
           <w:szCs w:val="28"/>
@@ -9357,15 +9623,7 @@
           <w:sz w:val="28"/>
           <w:szCs w:val="28"/>
         </w:rPr>
-        <w:t xml:space="preserve">. Click on the “Upload File” </w:t>
-      </w:r>
-      <w:r>
-        <w:rPr>
-          <w:sz w:val="28"/>
-          <w:szCs w:val="28"/>
-        </w:rPr>
-        <w:lastRenderedPageBreak/>
-        <w:t xml:space="preserve">button and then navigate to the </w:t>
+        <w:t xml:space="preserve">. Click on the “Upload File” button and then navigate to the </w:t>
       </w:r>
       <w:r>
         <w:rPr>
@@ -9404,15 +9662,6 @@
           <w:szCs w:val="28"/>
         </w:rPr>
       </w:pPr>
-    </w:p>
-    <w:p>
-      <w:pPr>
-        <w:jc w:val="both"/>
-        <w:rPr>
-          <w:sz w:val="28"/>
-          <w:szCs w:val="28"/>
-        </w:rPr>
-      </w:pPr>
       <w:r>
         <w:rPr>
           <w:sz w:val="28"/>
@@ -9439,7 +9688,7 @@
           <w:sz w:val="28"/>
           <w:szCs w:val="28"/>
         </w:rPr>
-        <w:t>0</w:t>
+        <w:t>1</w:t>
       </w:r>
       <w:r>
         <w:rPr>
@@ -9781,6 +10030,7 @@
           <w:sz w:val="28"/>
           <w:szCs w:val="28"/>
         </w:rPr>
+        <w:lastRenderedPageBreak/>
         <w:t xml:space="preserve">Within “File Editor” navigate to the root (config) directory in Home Assistant. From there click on the </w:t>
       </w:r>
       <w:r>
@@ -10264,15 +10514,7 @@
           <w:sz w:val="28"/>
           <w:szCs w:val="28"/>
         </w:rPr>
-        <w:t xml:space="preserve">after overwriting the redacted </w:t>
-      </w:r>
-      <w:r>
-        <w:rPr>
-          <w:sz w:val="28"/>
-          <w:szCs w:val="28"/>
-        </w:rPr>
-        <w:lastRenderedPageBreak/>
-        <w:t>code</w:t>
+        <w:t>after overwriting the redacted code</w:t>
       </w:r>
       <w:r>
         <w:rPr>
@@ -10408,11 +10650,84 @@
           <w:szCs w:val="28"/>
         </w:rPr>
       </w:pPr>
-      <w:r>
-        <w:rPr>
-          <w:sz w:val="28"/>
-          <w:szCs w:val="28"/>
-        </w:rPr>
+    </w:p>
+    <w:p>
+      <w:pPr>
+        <w:jc w:val="both"/>
+        <w:rPr>
+          <w:sz w:val="28"/>
+          <w:szCs w:val="28"/>
+        </w:rPr>
+      </w:pPr>
+    </w:p>
+    <w:p>
+      <w:pPr>
+        <w:jc w:val="both"/>
+        <w:rPr>
+          <w:sz w:val="28"/>
+          <w:szCs w:val="28"/>
+        </w:rPr>
+      </w:pPr>
+    </w:p>
+    <w:p>
+      <w:pPr>
+        <w:jc w:val="both"/>
+        <w:rPr>
+          <w:sz w:val="28"/>
+          <w:szCs w:val="28"/>
+        </w:rPr>
+      </w:pPr>
+    </w:p>
+    <w:p>
+      <w:pPr>
+        <w:jc w:val="both"/>
+        <w:rPr>
+          <w:sz w:val="28"/>
+          <w:szCs w:val="28"/>
+        </w:rPr>
+      </w:pPr>
+    </w:p>
+    <w:p>
+      <w:pPr>
+        <w:jc w:val="both"/>
+        <w:rPr>
+          <w:sz w:val="28"/>
+          <w:szCs w:val="28"/>
+        </w:rPr>
+      </w:pPr>
+    </w:p>
+    <w:p>
+      <w:pPr>
+        <w:jc w:val="both"/>
+        <w:rPr>
+          <w:sz w:val="28"/>
+          <w:szCs w:val="28"/>
+        </w:rPr>
+      </w:pPr>
+    </w:p>
+    <w:p>
+      <w:pPr>
+        <w:jc w:val="both"/>
+        <w:rPr>
+          <w:sz w:val="28"/>
+          <w:szCs w:val="28"/>
+        </w:rPr>
+      </w:pPr>
+    </w:p>
+    <w:p>
+      <w:pPr>
+        <w:jc w:val="both"/>
+        <w:rPr>
+          <w:sz w:val="28"/>
+          <w:szCs w:val="28"/>
+        </w:rPr>
+      </w:pPr>
+      <w:r>
+        <w:rPr>
+          <w:sz w:val="28"/>
+          <w:szCs w:val="28"/>
+        </w:rPr>
+        <w:lastRenderedPageBreak/>
         <w:t>In it you will see the following lines</w:t>
       </w:r>
       <w:r>
@@ -10941,6 +11256,7 @@
           <w:sz w:val="28"/>
           <w:szCs w:val="28"/>
         </w:rPr>
+        <w:lastRenderedPageBreak/>
         <w:t xml:space="preserve">Check to see </w:t>
       </w:r>
       <w:r>
@@ -11530,7 +11846,21 @@
           <w:sz w:val="28"/>
           <w:szCs w:val="28"/>
         </w:rPr>
-        <w:t>Step (21)</w:t>
+        <w:t>Step (2</w:t>
+      </w:r>
+      <w:r>
+        <w:rPr>
+          <w:sz w:val="28"/>
+          <w:szCs w:val="28"/>
+        </w:rPr>
+        <w:t>2</w:t>
+      </w:r>
+      <w:r>
+        <w:rPr>
+          <w:sz w:val="28"/>
+          <w:szCs w:val="28"/>
+        </w:rPr>
+        <w:t>)</w:t>
       </w:r>
     </w:p>
     <w:p>
@@ -11684,6 +12014,7 @@
           <w:szCs w:val="28"/>
           <w:u w:val="single"/>
         </w:rPr>
+        <w:lastRenderedPageBreak/>
         <w:t xml:space="preserve">Creating The </w:t>
       </w:r>
       <w:proofErr w:type="gramStart"/>
@@ -12953,6 +13284,16 @@
       <w:pPr>
         <w:jc w:val="both"/>
       </w:pPr>
+    </w:p>
+    <w:p>
+      <w:pPr>
+        <w:jc w:val="both"/>
+      </w:pPr>
+    </w:p>
+    <w:p>
+      <w:pPr>
+        <w:jc w:val="both"/>
+      </w:pPr>
       <w:r>
         <w:lastRenderedPageBreak/>
         <w:t>background:</w:t>
@@ -16884,7 +17225,21 @@
           <w:sz w:val="28"/>
           <w:szCs w:val="28"/>
         </w:rPr>
-        <w:t xml:space="preserve">As a final step, restart Home Assistant to update the system and so that it can load the new files properly. </w:t>
+        <w:t xml:space="preserve">As a final step, restart Home Assistant </w:t>
+      </w:r>
+      <w:r>
+        <w:rPr>
+          <w:sz w:val="28"/>
+          <w:szCs w:val="28"/>
+        </w:rPr>
+        <w:t xml:space="preserve">again </w:t>
+      </w:r>
+      <w:r>
+        <w:rPr>
+          <w:sz w:val="28"/>
+          <w:szCs w:val="28"/>
+        </w:rPr>
+        <w:t xml:space="preserve">to update the system and so that it can load the new files properly. </w:t>
       </w:r>
     </w:p>
     <w:p>

--- a/Renault 5 HA Readme Instructions V3.docx
+++ b/Renault 5 HA Readme Instructions V3.docx
@@ -9526,7 +9526,14 @@
           <w:sz w:val="28"/>
           <w:szCs w:val="28"/>
         </w:rPr>
-        <w:t xml:space="preserve">2 </w:t>
+        <w:t>3</w:t>
+      </w:r>
+      <w:r>
+        <w:rPr>
+          <w:sz w:val="28"/>
+          <w:szCs w:val="28"/>
+        </w:rPr>
+        <w:t xml:space="preserve"> </w:t>
       </w:r>
       <w:r>
         <w:rPr>

--- a/Renault 5 HA Readme Instructions V3.docx
+++ b/Renault 5 HA Readme Instructions V3.docx
@@ -2240,7 +2240,13 @@
       </w:r>
       <w:proofErr w:type="spellEnd"/>
       <w:r>
-        <w:t xml:space="preserve"> –version</w:t>
+        <w:t xml:space="preserve"> </w:t>
+      </w:r>
+      <w:r>
+        <w:t>--</w:t>
+      </w:r>
+      <w:r>
+        <w:t>version</w:t>
       </w:r>
     </w:p>
     <w:p>

--- a/Renault 5 HA Readme Instructions V3.docx
+++ b/Renault 5 HA Readme Instructions V3.docx
@@ -2213,13 +2213,19 @@
       </w:r>
     </w:p>
     <w:p>
-      <w:r>
-        <w:t>pip install --upgrade pip wheel</w:t>
-      </w:r>
-    </w:p>
-    <w:p>
-      <w:r>
-        <w:t>pip install "</w:t>
+      <w:pPr>
+        <w:jc w:val="both"/>
+      </w:pPr>
+      <w:r>
+        <w:t>python3 -m pip install --upgrade pip wheel</w:t>
+      </w:r>
+    </w:p>
+    <w:p>
+      <w:pPr>
+        <w:jc w:val="both"/>
+      </w:pPr>
+      <w:r>
+        <w:t>python3 -m pip install "</w:t>
       </w:r>
       <w:proofErr w:type="spellStart"/>
       <w:r>
@@ -2243,7 +2249,7 @@
         <w:t xml:space="preserve"> </w:t>
       </w:r>
       <w:r>
-        <w:t>--</w:t>
+        <w:t>–</w:t>
       </w:r>
       <w:r>
         <w:t>version</w:t>
@@ -2257,12 +2263,21 @@
           <w:szCs w:val="28"/>
         </w:rPr>
       </w:pPr>
-      <w:r>
-        <w:rPr>
-          <w:sz w:val="28"/>
-          <w:szCs w:val="28"/>
-        </w:rPr>
-        <w:t>Once the API has been installed, you will need to create a credentials file. This is used by the scripts to validate your identity with Renault and allows you access to you</w:t>
+      <w:proofErr w:type="spellStart"/>
+      <w:r>
+        <w:rPr>
+          <w:sz w:val="28"/>
+          <w:szCs w:val="28"/>
+        </w:rPr>
+        <w:t>Once</w:t>
+      </w:r>
+      <w:proofErr w:type="spellEnd"/>
+      <w:r>
+        <w:rPr>
+          <w:sz w:val="28"/>
+          <w:szCs w:val="28"/>
+        </w:rPr>
+        <w:t xml:space="preserve"> the API has been installed, you will need to create a credentials file. This is used by the scripts to validate your identity with Renault and allows you access to you</w:t>
       </w:r>
       <w:r>
         <w:rPr>

--- a/Renault 5 HA Readme Instructions V3.docx
+++ b/Renault 5 HA Readme Instructions V3.docx
@@ -7387,7 +7387,21 @@
           <w:sz w:val="28"/>
           <w:szCs w:val="28"/>
         </w:rPr>
-        <w:t>. In total there are 21 available options across the four variants, so choose carefully!</w:t>
+        <w:t>. In total there are 2</w:t>
+      </w:r>
+      <w:r>
+        <w:rPr>
+          <w:sz w:val="28"/>
+          <w:szCs w:val="28"/>
+        </w:rPr>
+        <w:t>2</w:t>
+      </w:r>
+      <w:r>
+        <w:rPr>
+          <w:sz w:val="28"/>
+          <w:szCs w:val="28"/>
+        </w:rPr>
+        <w:t xml:space="preserve"> available options across the four variants, so choose carefully!</w:t>
       </w:r>
       <w:r>
         <w:rPr>

--- a/Renault 5 HA Readme Instructions V3.docx
+++ b/Renault 5 HA Readme Instructions V3.docx
@@ -405,6 +405,18 @@
           <w:u w:val="single"/>
         </w:rPr>
       </w:pPr>
+    </w:p>
+    <w:p>
+      <w:pPr>
+        <w:jc w:val="both"/>
+        <w:rPr>
+          <w:b/>
+          <w:bCs/>
+          <w:sz w:val="28"/>
+          <w:szCs w:val="28"/>
+          <w:u w:val="single"/>
+        </w:rPr>
+      </w:pPr>
       <w:r>
         <w:rPr>
           <w:b/>
@@ -745,11 +757,19 @@
           <w:sz w:val="28"/>
           <w:szCs w:val="28"/>
         </w:rPr>
-        <w:t>publish consistent JSON attributes for template sensors and MQTT</w:t>
-      </w:r>
-    </w:p>
-    <w:p>
-      <w:pPr>
+        <w:t>publish consistent JSON attributes for template sensors and MQT</w:t>
+      </w:r>
+      <w:r>
+        <w:rPr>
+          <w:sz w:val="28"/>
+          <w:szCs w:val="28"/>
+        </w:rPr>
+        <w:t>T</w:t>
+      </w:r>
+    </w:p>
+    <w:p>
+      <w:pPr>
+        <w:pStyle w:val="ListParagraph"/>
         <w:rPr>
           <w:sz w:val="28"/>
           <w:szCs w:val="28"/>
@@ -763,6 +783,7 @@
           <w:bCs/>
           <w:sz w:val="28"/>
           <w:szCs w:val="28"/>
+          <w:u w:val="single"/>
         </w:rPr>
       </w:pPr>
     </w:p>
@@ -773,6 +794,18 @@
           <w:bCs/>
           <w:sz w:val="28"/>
           <w:szCs w:val="28"/>
+          <w:u w:val="single"/>
+        </w:rPr>
+      </w:pPr>
+    </w:p>
+    <w:p>
+      <w:pPr>
+        <w:rPr>
+          <w:b/>
+          <w:bCs/>
+          <w:sz w:val="28"/>
+          <w:szCs w:val="28"/>
+          <w:u w:val="single"/>
         </w:rPr>
       </w:pPr>
     </w:p>
@@ -1521,18 +1554,30 @@
       <w:pPr>
         <w:jc w:val="both"/>
         <w:rPr>
-          <w:sz w:val="28"/>
-          <w:szCs w:val="28"/>
-        </w:rPr>
-      </w:pPr>
-      <w:r>
-        <w:rPr>
           <w:b/>
           <w:bCs/>
           <w:sz w:val="28"/>
           <w:szCs w:val="28"/>
           <w:u w:val="single"/>
         </w:rPr>
+      </w:pPr>
+    </w:p>
+    <w:p>
+      <w:pPr>
+        <w:jc w:val="both"/>
+        <w:rPr>
+          <w:sz w:val="28"/>
+          <w:szCs w:val="28"/>
+        </w:rPr>
+      </w:pPr>
+      <w:r>
+        <w:rPr>
+          <w:b/>
+          <w:bCs/>
+          <w:sz w:val="28"/>
+          <w:szCs w:val="28"/>
+          <w:u w:val="single"/>
+        </w:rPr>
         <w:lastRenderedPageBreak/>
         <w:t>Installing the Renault API</w:t>
       </w:r>
@@ -2263,21 +2308,35 @@
           <w:szCs w:val="28"/>
         </w:rPr>
       </w:pPr>
-      <w:proofErr w:type="spellStart"/>
-      <w:r>
-        <w:rPr>
-          <w:sz w:val="28"/>
-          <w:szCs w:val="28"/>
-        </w:rPr>
-        <w:t>Once</w:t>
-      </w:r>
-      <w:proofErr w:type="spellEnd"/>
-      <w:r>
-        <w:rPr>
-          <w:sz w:val="28"/>
-          <w:szCs w:val="28"/>
-        </w:rPr>
-        <w:t xml:space="preserve"> the API has been installed, you will need to create a credentials file. This is used by the scripts to validate your identity with Renault and allows you access to you</w:t>
+      <w:r>
+        <w:rPr>
+          <w:sz w:val="28"/>
+          <w:szCs w:val="28"/>
+          <w:u w:val="single"/>
+        </w:rPr>
+        <w:t>Note that this last line of code has 2 dashes before “version”, which may not be immediately apparent</w:t>
+      </w:r>
+      <w:r>
+        <w:rPr>
+          <w:sz w:val="28"/>
+          <w:szCs w:val="28"/>
+          <w:u w:val="single"/>
+        </w:rPr>
+        <w:t>.</w:t>
+      </w:r>
+      <w:r>
+        <w:rPr>
+          <w:sz w:val="28"/>
+          <w:szCs w:val="28"/>
+        </w:rPr>
+        <w:t xml:space="preserve"> </w:t>
+      </w:r>
+      <w:r>
+        <w:rPr>
+          <w:sz w:val="28"/>
+          <w:szCs w:val="28"/>
+        </w:rPr>
+        <w:t>Once the API has been installed, you will need to create a credentials file. This is used by the scripts to validate your identity with Renault and allows you access to you</w:t>
       </w:r>
       <w:r>
         <w:rPr>
@@ -2293,6 +2352,24 @@
         </w:rPr>
         <w:t xml:space="preserve"> car's specific data.</w:t>
       </w:r>
+    </w:p>
+    <w:p>
+      <w:pPr>
+        <w:jc w:val="both"/>
+        <w:rPr>
+          <w:sz w:val="28"/>
+          <w:szCs w:val="28"/>
+        </w:rPr>
+      </w:pPr>
+    </w:p>
+    <w:p>
+      <w:pPr>
+        <w:jc w:val="both"/>
+        <w:rPr>
+          <w:sz w:val="28"/>
+          <w:szCs w:val="28"/>
+        </w:rPr>
+      </w:pPr>
     </w:p>
     <w:p>
       <w:pPr>
@@ -2692,6 +2769,15 @@
     </w:p>
     <w:p>
       <w:pPr>
+        <w:pStyle w:val="ListParagraph"/>
+        <w:rPr>
+          <w:sz w:val="28"/>
+          <w:szCs w:val="28"/>
+        </w:rPr>
+      </w:pPr>
+    </w:p>
+    <w:p>
+      <w:pPr>
         <w:rPr>
           <w:sz w:val="28"/>
           <w:szCs w:val="28"/>
@@ -3227,14 +3313,6 @@
         </w:rPr>
         <w:t>.</w:t>
       </w:r>
-    </w:p>
-    <w:p>
-      <w:pPr>
-        <w:rPr>
-          <w:sz w:val="28"/>
-          <w:szCs w:val="28"/>
-        </w:rPr>
-      </w:pPr>
     </w:p>
     <w:p>
       <w:pPr>
@@ -3632,24 +3710,32 @@
           <w:sz w:val="28"/>
           <w:szCs w:val="28"/>
         </w:rPr>
+        <w:t>You need to replace this with your own details (you DO NOT need to include the chevrons, when inserting your details</w:t>
+      </w:r>
+      <w:r>
+        <w:rPr>
+          <w:color w:val="EE0000"/>
+          <w:sz w:val="28"/>
+          <w:szCs w:val="28"/>
+        </w:rPr>
+        <w:t>)</w:t>
+      </w:r>
+      <w:r>
+        <w:rPr>
+          <w:color w:val="EE0000"/>
+          <w:sz w:val="28"/>
+          <w:szCs w:val="28"/>
+        </w:rPr>
+        <w:t xml:space="preserve">. For future reference when the instructions </w:t>
+      </w:r>
+      <w:r>
+        <w:rPr>
+          <w:color w:val="EE0000"/>
+          <w:sz w:val="28"/>
+          <w:szCs w:val="28"/>
+        </w:rPr>
         <w:lastRenderedPageBreak/>
-        <w:t>You need to replace this with your own details (you DO NOT need to include the chevrons, when inserting your details</w:t>
-      </w:r>
-      <w:r>
-        <w:rPr>
-          <w:color w:val="EE0000"/>
-          <w:sz w:val="28"/>
-          <w:szCs w:val="28"/>
-        </w:rPr>
-        <w:t>)</w:t>
-      </w:r>
-      <w:r>
-        <w:rPr>
-          <w:color w:val="EE0000"/>
-          <w:sz w:val="28"/>
-          <w:szCs w:val="28"/>
-        </w:rPr>
-        <w:t xml:space="preserve">. For future reference when the instructions mention a file containing redacted code, I will annotate a reference to this note </w:t>
+        <w:t xml:space="preserve">mention a file containing redacted code, I will annotate a reference to this note </w:t>
       </w:r>
       <w:r>
         <w:rPr>
@@ -4505,37 +4591,46 @@
           <w:sz w:val="28"/>
           <w:szCs w:val="28"/>
         </w:rPr>
+        <w:t>Now in Home Assi</w:t>
+      </w:r>
+      <w:r>
+        <w:rPr>
+          <w:sz w:val="28"/>
+          <w:szCs w:val="28"/>
+        </w:rPr>
+        <w:t>s</w:t>
+      </w:r>
+      <w:r>
+        <w:rPr>
+          <w:sz w:val="28"/>
+          <w:szCs w:val="28"/>
+        </w:rPr>
+        <w:t>tant go to “Automations &amp; Scenes”. Once there, in the bottom-right hand corner, click on the blue “Create automation” button, then in the pop-up, select “create new automation”. Now click on the three dots at the top right of the screen and select “Edit in YAML”</w:t>
+      </w:r>
+    </w:p>
+    <w:p>
+      <w:pPr>
+        <w:jc w:val="both"/>
+        <w:rPr>
+          <w:sz w:val="28"/>
+          <w:szCs w:val="28"/>
+        </w:rPr>
+      </w:pPr>
+    </w:p>
+    <w:p>
+      <w:pPr>
+        <w:jc w:val="both"/>
+        <w:rPr>
+          <w:sz w:val="28"/>
+          <w:szCs w:val="28"/>
+        </w:rPr>
+      </w:pPr>
+      <w:r>
+        <w:rPr>
+          <w:sz w:val="28"/>
+          <w:szCs w:val="28"/>
+        </w:rPr>
         <w:lastRenderedPageBreak/>
-        <w:t>Now in Home Assi</w:t>
-      </w:r>
-      <w:r>
-        <w:rPr>
-          <w:sz w:val="28"/>
-          <w:szCs w:val="28"/>
-        </w:rPr>
-        <w:t>s</w:t>
-      </w:r>
-      <w:r>
-        <w:rPr>
-          <w:sz w:val="28"/>
-          <w:szCs w:val="28"/>
-        </w:rPr>
-        <w:t>tant go to “Automations &amp; Scenes”. Once there, in the bottom-right hand corner, click on the blue “Create automation” button, then in the pop-up, select “create new automation”. Now click on the three dots at the top right of the screen and select “Edit in YAML”</w:t>
-      </w:r>
-    </w:p>
-    <w:p>
-      <w:pPr>
-        <w:jc w:val="both"/>
-        <w:rPr>
-          <w:sz w:val="28"/>
-          <w:szCs w:val="28"/>
-        </w:rPr>
-      </w:pPr>
-      <w:r>
-        <w:rPr>
-          <w:sz w:val="28"/>
-          <w:szCs w:val="28"/>
-        </w:rPr>
         <w:t>Once selected you will see a few lines of code appear, similar to this:</w:t>
       </w:r>
     </w:p>
@@ -5096,53 +5191,80 @@
           <w:sz w:val="28"/>
           <w:szCs w:val="28"/>
         </w:rPr>
+        <w:t xml:space="preserve">entire </w:t>
+      </w:r>
+      <w:r>
+        <w:rPr>
+          <w:sz w:val="28"/>
+          <w:szCs w:val="28"/>
+        </w:rPr>
+        <w:t xml:space="preserve">contents of each file and paste </w:t>
+      </w:r>
+      <w:r>
+        <w:rPr>
+          <w:sz w:val="28"/>
+          <w:szCs w:val="28"/>
+        </w:rPr>
+        <w:t>it</w:t>
+      </w:r>
+      <w:r>
+        <w:rPr>
+          <w:sz w:val="28"/>
+          <w:szCs w:val="28"/>
+        </w:rPr>
+        <w:t xml:space="preserve"> into HA as a new automation, just as described for automation (00)</w:t>
+      </w:r>
+    </w:p>
+    <w:p>
+      <w:pPr>
+        <w:jc w:val="both"/>
+        <w:rPr>
+          <w:sz w:val="28"/>
+          <w:szCs w:val="28"/>
+        </w:rPr>
+      </w:pPr>
+    </w:p>
+    <w:p>
+      <w:pPr>
+        <w:jc w:val="both"/>
+        <w:rPr>
+          <w:sz w:val="28"/>
+          <w:szCs w:val="28"/>
+        </w:rPr>
+      </w:pPr>
+    </w:p>
+    <w:p>
+      <w:pPr>
+        <w:jc w:val="both"/>
+        <w:rPr>
+          <w:sz w:val="28"/>
+          <w:szCs w:val="28"/>
+        </w:rPr>
+      </w:pPr>
+    </w:p>
+    <w:p>
+      <w:pPr>
+        <w:jc w:val="both"/>
+        <w:rPr>
+          <w:sz w:val="28"/>
+          <w:szCs w:val="28"/>
+        </w:rPr>
+      </w:pPr>
+    </w:p>
+    <w:p>
+      <w:pPr>
+        <w:jc w:val="both"/>
+        <w:rPr>
+          <w:sz w:val="28"/>
+          <w:szCs w:val="28"/>
+        </w:rPr>
+      </w:pPr>
+      <w:r>
+        <w:rPr>
+          <w:sz w:val="28"/>
+          <w:szCs w:val="28"/>
+        </w:rPr>
         <w:lastRenderedPageBreak/>
-        <w:t xml:space="preserve">entire </w:t>
-      </w:r>
-      <w:r>
-        <w:rPr>
-          <w:sz w:val="28"/>
-          <w:szCs w:val="28"/>
-        </w:rPr>
-        <w:t xml:space="preserve">contents of each file and paste </w:t>
-      </w:r>
-      <w:r>
-        <w:rPr>
-          <w:sz w:val="28"/>
-          <w:szCs w:val="28"/>
-        </w:rPr>
-        <w:t>it</w:t>
-      </w:r>
-      <w:r>
-        <w:rPr>
-          <w:sz w:val="28"/>
-          <w:szCs w:val="28"/>
-        </w:rPr>
-        <w:t xml:space="preserve"> into HA as a new automation, just as described for automation (00)</w:t>
-      </w:r>
-    </w:p>
-    <w:p>
-      <w:pPr>
-        <w:jc w:val="both"/>
-        <w:rPr>
-          <w:sz w:val="28"/>
-          <w:szCs w:val="28"/>
-        </w:rPr>
-      </w:pPr>
-    </w:p>
-    <w:p>
-      <w:pPr>
-        <w:jc w:val="both"/>
-        <w:rPr>
-          <w:sz w:val="28"/>
-          <w:szCs w:val="28"/>
-        </w:rPr>
-      </w:pPr>
-      <w:r>
-        <w:rPr>
-          <w:sz w:val="28"/>
-          <w:szCs w:val="28"/>
-        </w:rPr>
         <w:t xml:space="preserve">Note that redacted code </w:t>
       </w:r>
       <w:r>
@@ -5835,11 +5957,102 @@
           <w:szCs w:val="28"/>
         </w:rPr>
       </w:pPr>
-      <w:r>
-        <w:rPr>
-          <w:sz w:val="28"/>
-          <w:szCs w:val="28"/>
-        </w:rPr>
+    </w:p>
+    <w:p>
+      <w:pPr>
+        <w:jc w:val="both"/>
+        <w:rPr>
+          <w:sz w:val="28"/>
+          <w:szCs w:val="28"/>
+        </w:rPr>
+      </w:pPr>
+    </w:p>
+    <w:p>
+      <w:pPr>
+        <w:jc w:val="both"/>
+        <w:rPr>
+          <w:sz w:val="28"/>
+          <w:szCs w:val="28"/>
+        </w:rPr>
+      </w:pPr>
+    </w:p>
+    <w:p>
+      <w:pPr>
+        <w:jc w:val="both"/>
+        <w:rPr>
+          <w:sz w:val="28"/>
+          <w:szCs w:val="28"/>
+        </w:rPr>
+      </w:pPr>
+    </w:p>
+    <w:p>
+      <w:pPr>
+        <w:jc w:val="both"/>
+        <w:rPr>
+          <w:sz w:val="28"/>
+          <w:szCs w:val="28"/>
+        </w:rPr>
+      </w:pPr>
+    </w:p>
+    <w:p>
+      <w:pPr>
+        <w:jc w:val="both"/>
+        <w:rPr>
+          <w:sz w:val="28"/>
+          <w:szCs w:val="28"/>
+        </w:rPr>
+      </w:pPr>
+    </w:p>
+    <w:p>
+      <w:pPr>
+        <w:jc w:val="both"/>
+        <w:rPr>
+          <w:sz w:val="28"/>
+          <w:szCs w:val="28"/>
+        </w:rPr>
+      </w:pPr>
+    </w:p>
+    <w:p>
+      <w:pPr>
+        <w:jc w:val="both"/>
+        <w:rPr>
+          <w:sz w:val="28"/>
+          <w:szCs w:val="28"/>
+        </w:rPr>
+      </w:pPr>
+    </w:p>
+    <w:p>
+      <w:pPr>
+        <w:jc w:val="both"/>
+        <w:rPr>
+          <w:sz w:val="28"/>
+          <w:szCs w:val="28"/>
+        </w:rPr>
+      </w:pPr>
+    </w:p>
+    <w:p>
+      <w:pPr>
+        <w:jc w:val="both"/>
+        <w:rPr>
+          <w:sz w:val="28"/>
+          <w:szCs w:val="28"/>
+        </w:rPr>
+      </w:pPr>
+    </w:p>
+    <w:p>
+      <w:pPr>
+        <w:jc w:val="both"/>
+        <w:rPr>
+          <w:sz w:val="28"/>
+          <w:szCs w:val="28"/>
+        </w:rPr>
+      </w:pPr>
+      <w:r>
+        <w:rPr>
+          <w:sz w:val="28"/>
+          <w:szCs w:val="28"/>
+        </w:rPr>
+        <w:lastRenderedPageBreak/>
         <w:t>Automation</w:t>
       </w:r>
       <w:r>
@@ -6087,15 +6300,762 @@
           <w:sz w:val="28"/>
           <w:szCs w:val="28"/>
         </w:rPr>
+        <w:t xml:space="preserve">(04) 3 instances, </w:t>
+      </w:r>
+      <w:r>
+        <w:rPr>
+          <w:sz w:val="28"/>
+          <w:szCs w:val="28"/>
+        </w:rPr>
+        <w:t>&lt;</w:t>
+      </w:r>
+      <w:proofErr w:type="spellStart"/>
+      <w:r>
+        <w:rPr>
+          <w:sz w:val="28"/>
+          <w:szCs w:val="28"/>
+        </w:rPr>
+        <w:t>ev</w:t>
+      </w:r>
+      <w:proofErr w:type="spellEnd"/>
+      <w:r>
+        <w:rPr>
+          <w:sz w:val="28"/>
+          <w:szCs w:val="28"/>
+        </w:rPr>
+        <w:t>-charger-power&gt;</w:t>
+      </w:r>
+    </w:p>
+    <w:p>
+      <w:pPr>
+        <w:jc w:val="both"/>
+        <w:rPr>
+          <w:sz w:val="28"/>
+          <w:szCs w:val="28"/>
+        </w:rPr>
+      </w:pPr>
+      <w:r>
+        <w:rPr>
+          <w:sz w:val="28"/>
+          <w:szCs w:val="28"/>
+        </w:rPr>
+        <w:t>(05)</w:t>
+      </w:r>
+      <w:r>
+        <w:rPr>
+          <w:sz w:val="28"/>
+          <w:szCs w:val="28"/>
+        </w:rPr>
+        <w:t xml:space="preserve"> 1 instance, </w:t>
+      </w:r>
+      <w:r>
+        <w:rPr>
+          <w:sz w:val="28"/>
+          <w:szCs w:val="28"/>
+        </w:rPr>
+        <w:t>&lt;</w:t>
+      </w:r>
+      <w:proofErr w:type="spellStart"/>
+      <w:r>
+        <w:rPr>
+          <w:sz w:val="28"/>
+          <w:szCs w:val="28"/>
+        </w:rPr>
+        <w:t>ev</w:t>
+      </w:r>
+      <w:proofErr w:type="spellEnd"/>
+      <w:r>
+        <w:rPr>
+          <w:sz w:val="28"/>
+          <w:szCs w:val="28"/>
+        </w:rPr>
+        <w:t xml:space="preserve">-charger-power&gt; </w:t>
+      </w:r>
+    </w:p>
+    <w:p>
+      <w:pPr>
+        <w:jc w:val="both"/>
+        <w:rPr>
+          <w:sz w:val="28"/>
+          <w:szCs w:val="28"/>
+        </w:rPr>
+      </w:pPr>
+      <w:r>
+        <w:rPr>
+          <w:sz w:val="28"/>
+          <w:szCs w:val="28"/>
+        </w:rPr>
+        <w:t xml:space="preserve">(08) 2 instances, </w:t>
+      </w:r>
+      <w:r>
+        <w:rPr>
+          <w:sz w:val="28"/>
+          <w:szCs w:val="28"/>
+        </w:rPr>
+        <w:t>&lt;your-account</w:t>
+      </w:r>
+      <w:r>
+        <w:rPr>
+          <w:sz w:val="28"/>
+          <w:szCs w:val="28"/>
+        </w:rPr>
+        <w:t>-</w:t>
+      </w:r>
+      <w:r>
+        <w:rPr>
+          <w:sz w:val="28"/>
+          <w:szCs w:val="28"/>
+        </w:rPr>
+        <w:t>number</w:t>
+      </w:r>
+      <w:r>
+        <w:rPr>
+          <w:sz w:val="28"/>
+          <w:szCs w:val="28"/>
+        </w:rPr>
+        <w:t>&gt; + &lt;your-vin-number&gt;</w:t>
+      </w:r>
+    </w:p>
+    <w:p>
+      <w:pPr>
+        <w:jc w:val="both"/>
+        <w:rPr>
+          <w:sz w:val="28"/>
+          <w:szCs w:val="28"/>
+        </w:rPr>
+      </w:pPr>
+      <w:r>
+        <w:rPr>
+          <w:sz w:val="28"/>
+          <w:szCs w:val="28"/>
+        </w:rPr>
+        <w:t>(10) 1 instance</w:t>
+      </w:r>
+      <w:r>
+        <w:rPr>
+          <w:sz w:val="28"/>
+          <w:szCs w:val="28"/>
+        </w:rPr>
+        <w:t>, &lt;your-mobile-id&gt;</w:t>
+      </w:r>
+    </w:p>
+    <w:p>
+      <w:pPr>
+        <w:jc w:val="both"/>
+        <w:rPr>
+          <w:sz w:val="28"/>
+          <w:szCs w:val="28"/>
+        </w:rPr>
+      </w:pPr>
+      <w:r>
+        <w:rPr>
+          <w:sz w:val="28"/>
+          <w:szCs w:val="28"/>
+        </w:rPr>
+        <w:t xml:space="preserve">(11) 2 instances, </w:t>
+      </w:r>
+      <w:r>
+        <w:rPr>
+          <w:sz w:val="28"/>
+          <w:szCs w:val="28"/>
+        </w:rPr>
+        <w:t>&lt;</w:t>
+      </w:r>
+      <w:proofErr w:type="spellStart"/>
+      <w:r>
+        <w:rPr>
+          <w:sz w:val="28"/>
+          <w:szCs w:val="28"/>
+        </w:rPr>
+        <w:t>ev</w:t>
+      </w:r>
+      <w:proofErr w:type="spellEnd"/>
+      <w:r>
+        <w:rPr>
+          <w:sz w:val="28"/>
+          <w:szCs w:val="28"/>
+        </w:rPr>
+        <w:t xml:space="preserve">-charger-power&gt; </w:t>
+      </w:r>
+    </w:p>
+    <w:p>
+      <w:pPr>
+        <w:jc w:val="both"/>
+        <w:rPr>
+          <w:sz w:val="28"/>
+          <w:szCs w:val="28"/>
+        </w:rPr>
+      </w:pPr>
+      <w:r>
+        <w:rPr>
+          <w:sz w:val="28"/>
+          <w:szCs w:val="28"/>
+        </w:rPr>
+        <w:t xml:space="preserve">(12) 2 instances, </w:t>
+      </w:r>
+      <w:r>
+        <w:rPr>
+          <w:sz w:val="28"/>
+          <w:szCs w:val="28"/>
+        </w:rPr>
+        <w:t>&lt;</w:t>
+      </w:r>
+      <w:proofErr w:type="spellStart"/>
+      <w:r>
+        <w:rPr>
+          <w:sz w:val="28"/>
+          <w:szCs w:val="28"/>
+        </w:rPr>
+        <w:t>ev</w:t>
+      </w:r>
+      <w:proofErr w:type="spellEnd"/>
+      <w:r>
+        <w:rPr>
+          <w:sz w:val="28"/>
+          <w:szCs w:val="28"/>
+        </w:rPr>
+        <w:t xml:space="preserve">-charger-power&gt; </w:t>
+      </w:r>
+    </w:p>
+    <w:p>
+      <w:pPr>
+        <w:jc w:val="both"/>
+        <w:rPr>
+          <w:sz w:val="28"/>
+          <w:szCs w:val="28"/>
+        </w:rPr>
+      </w:pPr>
+      <w:r>
+        <w:rPr>
+          <w:sz w:val="28"/>
+          <w:szCs w:val="28"/>
+        </w:rPr>
+        <w:t>(15) 1 instance</w:t>
+      </w:r>
+      <w:r>
+        <w:rPr>
+          <w:sz w:val="28"/>
+          <w:szCs w:val="28"/>
+        </w:rPr>
+        <w:t xml:space="preserve">, </w:t>
+      </w:r>
+      <w:r>
+        <w:rPr>
+          <w:sz w:val="28"/>
+          <w:szCs w:val="28"/>
+        </w:rPr>
+        <w:t>&lt;</w:t>
+      </w:r>
+      <w:proofErr w:type="spellStart"/>
+      <w:r>
+        <w:rPr>
+          <w:sz w:val="28"/>
+          <w:szCs w:val="28"/>
+        </w:rPr>
+        <w:t>ev</w:t>
+      </w:r>
+      <w:proofErr w:type="spellEnd"/>
+      <w:r>
+        <w:rPr>
+          <w:sz w:val="28"/>
+          <w:szCs w:val="28"/>
+        </w:rPr>
+        <w:t>-charger-power&gt;</w:t>
+      </w:r>
+    </w:p>
+    <w:p>
+      <w:pPr>
+        <w:jc w:val="both"/>
+        <w:rPr>
+          <w:sz w:val="28"/>
+          <w:szCs w:val="28"/>
+        </w:rPr>
+      </w:pPr>
+    </w:p>
+    <w:p>
+      <w:pPr>
+        <w:jc w:val="both"/>
+        <w:rPr>
+          <w:sz w:val="28"/>
+          <w:szCs w:val="28"/>
+        </w:rPr>
+      </w:pPr>
+      <w:r>
+        <w:rPr>
+          <w:sz w:val="28"/>
+          <w:szCs w:val="28"/>
+        </w:rPr>
+        <w:t xml:space="preserve">Step (6) </w:t>
+      </w:r>
+    </w:p>
+    <w:p>
+      <w:pPr>
+        <w:jc w:val="both"/>
+        <w:rPr>
+          <w:sz w:val="28"/>
+          <w:szCs w:val="28"/>
+        </w:rPr>
+      </w:pPr>
+      <w:r>
+        <w:rPr>
+          <w:sz w:val="28"/>
+          <w:szCs w:val="28"/>
+        </w:rPr>
+        <w:t>Open the “File Editor” add on in Home Assistant</w:t>
+      </w:r>
+    </w:p>
+    <w:p>
+      <w:pPr>
+        <w:jc w:val="both"/>
+        <w:rPr>
+          <w:sz w:val="28"/>
+          <w:szCs w:val="28"/>
+        </w:rPr>
+      </w:pPr>
+      <w:r>
+        <w:rPr>
+          <w:sz w:val="28"/>
+          <w:szCs w:val="28"/>
+        </w:rPr>
+        <w:t xml:space="preserve">If you are not familiar with using the File Editor in Home Assistant, above the list of </w:t>
+      </w:r>
+      <w:r>
+        <w:rPr>
+          <w:sz w:val="28"/>
+          <w:szCs w:val="28"/>
+        </w:rPr>
+        <w:t>folders and files</w:t>
+      </w:r>
+      <w:r>
+        <w:rPr>
+          <w:sz w:val="28"/>
+          <w:szCs w:val="28"/>
+        </w:rPr>
+        <w:t xml:space="preserve"> </w:t>
+      </w:r>
+      <w:r>
+        <w:rPr>
+          <w:sz w:val="28"/>
+          <w:szCs w:val="28"/>
+        </w:rPr>
+        <w:t>that make up</w:t>
+      </w:r>
+      <w:r>
+        <w:rPr>
+          <w:sz w:val="28"/>
+          <w:szCs w:val="28"/>
+        </w:rPr>
+        <w:t xml:space="preserve"> your Home Assistance installation, you will see four buttons. From left to right “New File”, “New Folder”, “Upload File”, “GIT”. </w:t>
+      </w:r>
+    </w:p>
+    <w:p>
+      <w:pPr>
+        <w:jc w:val="both"/>
+        <w:rPr>
+          <w:sz w:val="28"/>
+          <w:szCs w:val="28"/>
+        </w:rPr>
+      </w:pPr>
+      <w:r>
+        <w:rPr>
+          <w:sz w:val="28"/>
+          <w:szCs w:val="28"/>
+        </w:rPr>
+        <w:t>Step (</w:t>
+      </w:r>
+      <w:r>
+        <w:rPr>
+          <w:sz w:val="28"/>
+          <w:szCs w:val="28"/>
+        </w:rPr>
+        <w:t>7</w:t>
+      </w:r>
+      <w:r>
+        <w:rPr>
+          <w:sz w:val="28"/>
+          <w:szCs w:val="28"/>
+        </w:rPr>
+        <w:t xml:space="preserve">) </w:t>
+      </w:r>
+    </w:p>
+    <w:p>
+      <w:pPr>
+        <w:jc w:val="both"/>
+        <w:rPr>
+          <w:sz w:val="28"/>
+          <w:szCs w:val="28"/>
+        </w:rPr>
+      </w:pPr>
+      <w:r>
+        <w:rPr>
+          <w:sz w:val="28"/>
+          <w:szCs w:val="28"/>
+        </w:rPr>
+        <w:t>Ensure you are currently in the root (</w:t>
+      </w:r>
+      <w:r>
+        <w:rPr>
+          <w:sz w:val="28"/>
+          <w:szCs w:val="28"/>
+        </w:rPr>
+        <w:t xml:space="preserve">often known as </w:t>
+      </w:r>
+      <w:r>
+        <w:rPr>
+          <w:sz w:val="28"/>
+          <w:szCs w:val="28"/>
+        </w:rPr>
+        <w:t xml:space="preserve">“config”) directory and click on the </w:t>
+      </w:r>
+      <w:r>
+        <w:rPr>
+          <w:sz w:val="28"/>
+          <w:szCs w:val="28"/>
+        </w:rPr>
+        <w:t>N</w:t>
+      </w:r>
+      <w:r>
+        <w:rPr>
+          <w:sz w:val="28"/>
+          <w:szCs w:val="28"/>
+        </w:rPr>
+        <w:t xml:space="preserve">ew </w:t>
+      </w:r>
+      <w:r>
+        <w:rPr>
+          <w:sz w:val="28"/>
+          <w:szCs w:val="28"/>
+        </w:rPr>
+        <w:t>F</w:t>
+      </w:r>
+      <w:r>
+        <w:rPr>
+          <w:sz w:val="28"/>
+          <w:szCs w:val="28"/>
+        </w:rPr>
+        <w:t>older button and type in “www”</w:t>
+      </w:r>
+    </w:p>
+    <w:p>
+      <w:pPr>
+        <w:jc w:val="both"/>
+        <w:rPr>
+          <w:sz w:val="28"/>
+          <w:szCs w:val="28"/>
+        </w:rPr>
+      </w:pPr>
+      <w:r>
+        <w:rPr>
+          <w:sz w:val="28"/>
+          <w:szCs w:val="28"/>
+        </w:rPr>
+        <w:t>Step (</w:t>
+      </w:r>
+      <w:r>
+        <w:rPr>
+          <w:sz w:val="28"/>
+          <w:szCs w:val="28"/>
+        </w:rPr>
+        <w:t>8</w:t>
+      </w:r>
+      <w:r>
+        <w:rPr>
+          <w:sz w:val="28"/>
+          <w:szCs w:val="28"/>
+        </w:rPr>
+        <w:t xml:space="preserve">) </w:t>
+      </w:r>
+    </w:p>
+    <w:p>
+      <w:pPr>
+        <w:jc w:val="both"/>
+        <w:rPr>
+          <w:sz w:val="28"/>
+          <w:szCs w:val="28"/>
+        </w:rPr>
+      </w:pPr>
+      <w:r>
+        <w:rPr>
+          <w:sz w:val="28"/>
+          <w:szCs w:val="28"/>
+        </w:rPr>
+        <w:t>Staying within File Editor, open</w:t>
+      </w:r>
+      <w:r>
+        <w:rPr>
+          <w:sz w:val="28"/>
+          <w:szCs w:val="28"/>
+        </w:rPr>
+        <w:t xml:space="preserve"> the </w:t>
+      </w:r>
+      <w:r>
+        <w:rPr>
+          <w:sz w:val="28"/>
+          <w:szCs w:val="28"/>
+        </w:rPr>
+        <w:t xml:space="preserve">“www” folder you just created and then click on the Upload File button. Navigate to the </w:t>
+      </w:r>
+      <w:r>
+        <w:rPr>
+          <w:sz w:val="28"/>
+          <w:szCs w:val="28"/>
+        </w:rPr>
+        <w:t xml:space="preserve">CSS folder in this ZIP file and </w:t>
+      </w:r>
+      <w:r>
+        <w:rPr>
+          <w:sz w:val="28"/>
+          <w:szCs w:val="28"/>
+        </w:rPr>
+        <w:t>upload</w:t>
+      </w:r>
+      <w:r>
+        <w:rPr>
+          <w:sz w:val="28"/>
+          <w:szCs w:val="28"/>
+        </w:rPr>
+        <w:t xml:space="preserve"> the file </w:t>
+      </w:r>
+      <w:r>
+        <w:rPr>
+          <w:sz w:val="28"/>
+          <w:szCs w:val="28"/>
+          <w:highlight w:val="yellow"/>
+        </w:rPr>
+        <w:t>zen-dots.css</w:t>
+      </w:r>
+      <w:r>
+        <w:rPr>
+          <w:sz w:val="28"/>
+          <w:szCs w:val="28"/>
+        </w:rPr>
+        <w:t xml:space="preserve"> directly into the </w:t>
+      </w:r>
+      <w:r>
+        <w:rPr>
+          <w:sz w:val="28"/>
+          <w:szCs w:val="28"/>
+        </w:rPr>
+        <w:t>new ‘</w:t>
+      </w:r>
+      <w:r>
+        <w:rPr>
+          <w:sz w:val="28"/>
+          <w:szCs w:val="28"/>
+        </w:rPr>
+        <w:t>www</w:t>
+      </w:r>
+      <w:r>
+        <w:rPr>
+          <w:sz w:val="28"/>
+          <w:szCs w:val="28"/>
+        </w:rPr>
+        <w:t>’</w:t>
+      </w:r>
+      <w:r>
+        <w:rPr>
+          <w:sz w:val="28"/>
+          <w:szCs w:val="28"/>
+        </w:rPr>
+        <w:t xml:space="preserve"> folder. </w:t>
+      </w:r>
+    </w:p>
+    <w:p>
+      <w:pPr>
+        <w:jc w:val="both"/>
+        <w:rPr>
+          <w:sz w:val="28"/>
+          <w:szCs w:val="28"/>
+        </w:rPr>
+      </w:pPr>
+    </w:p>
+    <w:p>
+      <w:pPr>
+        <w:jc w:val="both"/>
+        <w:rPr>
+          <w:sz w:val="28"/>
+          <w:szCs w:val="28"/>
+        </w:rPr>
+      </w:pPr>
+    </w:p>
+    <w:p>
+      <w:pPr>
+        <w:jc w:val="both"/>
+        <w:rPr>
+          <w:sz w:val="28"/>
+          <w:szCs w:val="28"/>
+        </w:rPr>
+      </w:pPr>
+    </w:p>
+    <w:p>
+      <w:pPr>
+        <w:jc w:val="both"/>
+        <w:rPr>
+          <w:sz w:val="28"/>
+          <w:szCs w:val="28"/>
+        </w:rPr>
+      </w:pPr>
+      <w:r>
+        <w:rPr>
+          <w:sz w:val="28"/>
+          <w:szCs w:val="28"/>
+        </w:rPr>
         <w:lastRenderedPageBreak/>
-        <w:t xml:space="preserve">(04) 3 instances, </w:t>
-      </w:r>
-      <w:r>
-        <w:rPr>
-          <w:sz w:val="28"/>
-          <w:szCs w:val="28"/>
-        </w:rPr>
-        <w:t>&lt;</w:t>
+        <w:t>Step (</w:t>
+      </w:r>
+      <w:r>
+        <w:rPr>
+          <w:sz w:val="28"/>
+          <w:szCs w:val="28"/>
+        </w:rPr>
+        <w:t>9</w:t>
+      </w:r>
+      <w:r>
+        <w:rPr>
+          <w:sz w:val="28"/>
+          <w:szCs w:val="28"/>
+        </w:rPr>
+        <w:t>)</w:t>
+      </w:r>
+    </w:p>
+    <w:p>
+      <w:pPr>
+        <w:jc w:val="both"/>
+        <w:rPr>
+          <w:sz w:val="28"/>
+          <w:szCs w:val="28"/>
+        </w:rPr>
+      </w:pPr>
+      <w:r>
+        <w:rPr>
+          <w:sz w:val="28"/>
+          <w:szCs w:val="28"/>
+        </w:rPr>
+        <w:t>Staying in the www directory, create two new folder</w:t>
+      </w:r>
+      <w:r>
+        <w:rPr>
+          <w:sz w:val="28"/>
+          <w:szCs w:val="28"/>
+        </w:rPr>
+        <w:t>s</w:t>
+      </w:r>
+      <w:r>
+        <w:rPr>
+          <w:sz w:val="28"/>
+          <w:szCs w:val="28"/>
+        </w:rPr>
+        <w:t xml:space="preserve">: “backgrounds” and </w:t>
+      </w:r>
+      <w:r>
+        <w:rPr>
+          <w:sz w:val="28"/>
+          <w:szCs w:val="28"/>
+        </w:rPr>
+        <w:t>“</w:t>
+      </w:r>
+      <w:r>
+        <w:rPr>
+          <w:sz w:val="28"/>
+          <w:szCs w:val="28"/>
+        </w:rPr>
+        <w:t>fonts”</w:t>
+      </w:r>
+      <w:r>
+        <w:rPr>
+          <w:sz w:val="28"/>
+          <w:szCs w:val="28"/>
+        </w:rPr>
+        <w:t xml:space="preserve">. Next open the fonts directory and click on </w:t>
+      </w:r>
+      <w:r>
+        <w:rPr>
+          <w:sz w:val="28"/>
+          <w:szCs w:val="28"/>
+        </w:rPr>
+        <w:t>U</w:t>
+      </w:r>
+      <w:r>
+        <w:rPr>
+          <w:sz w:val="28"/>
+          <w:szCs w:val="28"/>
+        </w:rPr>
+        <w:t xml:space="preserve">pload </w:t>
+      </w:r>
+      <w:r>
+        <w:rPr>
+          <w:sz w:val="28"/>
+          <w:szCs w:val="28"/>
+        </w:rPr>
+        <w:t>F</w:t>
+      </w:r>
+      <w:r>
+        <w:rPr>
+          <w:sz w:val="28"/>
+          <w:szCs w:val="28"/>
+        </w:rPr>
+        <w:t xml:space="preserve">ile button. Navigate to the “Fonts” directory in this ZIP file. Select the file </w:t>
+      </w:r>
+      <w:r>
+        <w:rPr>
+          <w:sz w:val="28"/>
+          <w:szCs w:val="28"/>
+          <w:highlight w:val="yellow"/>
+        </w:rPr>
+        <w:t>ZenDots-Regular.ttf</w:t>
+      </w:r>
+      <w:r>
+        <w:rPr>
+          <w:sz w:val="28"/>
+          <w:szCs w:val="28"/>
+        </w:rPr>
+        <w:t xml:space="preserve"> and press OK to upload it.</w:t>
+      </w:r>
+    </w:p>
+    <w:p>
+      <w:pPr>
+        <w:jc w:val="both"/>
+        <w:rPr>
+          <w:sz w:val="28"/>
+          <w:szCs w:val="28"/>
+        </w:rPr>
+      </w:pPr>
+      <w:r>
+        <w:rPr>
+          <w:sz w:val="28"/>
+          <w:szCs w:val="28"/>
+        </w:rPr>
+        <w:t>Step (1</w:t>
+      </w:r>
+      <w:r>
+        <w:rPr>
+          <w:sz w:val="28"/>
+          <w:szCs w:val="28"/>
+        </w:rPr>
+        <w:t>0</w:t>
+      </w:r>
+      <w:r>
+        <w:rPr>
+          <w:sz w:val="28"/>
+          <w:szCs w:val="28"/>
+        </w:rPr>
+        <w:t>)</w:t>
+      </w:r>
+    </w:p>
+    <w:p>
+      <w:pPr>
+        <w:jc w:val="both"/>
+        <w:rPr>
+          <w:sz w:val="28"/>
+          <w:szCs w:val="28"/>
+        </w:rPr>
+      </w:pPr>
+      <w:r>
+        <w:rPr>
+          <w:sz w:val="28"/>
+          <w:szCs w:val="28"/>
+        </w:rPr>
+        <w:t>Next return to the root directory and create these five folders. “helpers”, “</w:t>
       </w:r>
       <w:proofErr w:type="spellStart"/>
       <w:r>
@@ -6103,7 +7063,7 @@
           <w:sz w:val="28"/>
           <w:szCs w:val="28"/>
         </w:rPr>
-        <w:t>ev</w:t>
+        <w:t>mqtt</w:t>
       </w:r>
       <w:proofErr w:type="spellEnd"/>
       <w:r>
@@ -6111,746 +7071,8 @@
           <w:sz w:val="28"/>
           <w:szCs w:val="28"/>
         </w:rPr>
-        <w:t>-charger-power&gt;</w:t>
-      </w:r>
-    </w:p>
-    <w:p>
-      <w:pPr>
-        <w:jc w:val="both"/>
-        <w:rPr>
-          <w:sz w:val="28"/>
-          <w:szCs w:val="28"/>
-        </w:rPr>
-      </w:pPr>
-      <w:r>
-        <w:rPr>
-          <w:sz w:val="28"/>
-          <w:szCs w:val="28"/>
-        </w:rPr>
-        <w:t>(05)</w:t>
-      </w:r>
-      <w:r>
-        <w:rPr>
-          <w:sz w:val="28"/>
-          <w:szCs w:val="28"/>
-        </w:rPr>
-        <w:t xml:space="preserve"> 1 instance, </w:t>
-      </w:r>
-      <w:r>
-        <w:rPr>
-          <w:sz w:val="28"/>
-          <w:szCs w:val="28"/>
-        </w:rPr>
-        <w:t>&lt;</w:t>
-      </w:r>
-      <w:proofErr w:type="spellStart"/>
-      <w:r>
-        <w:rPr>
-          <w:sz w:val="28"/>
-          <w:szCs w:val="28"/>
-        </w:rPr>
-        <w:t>ev</w:t>
-      </w:r>
-      <w:proofErr w:type="spellEnd"/>
-      <w:r>
-        <w:rPr>
-          <w:sz w:val="28"/>
-          <w:szCs w:val="28"/>
-        </w:rPr>
-        <w:t xml:space="preserve">-charger-power&gt; </w:t>
-      </w:r>
-    </w:p>
-    <w:p>
-      <w:pPr>
-        <w:jc w:val="both"/>
-        <w:rPr>
-          <w:sz w:val="28"/>
-          <w:szCs w:val="28"/>
-        </w:rPr>
-      </w:pPr>
-      <w:r>
-        <w:rPr>
-          <w:sz w:val="28"/>
-          <w:szCs w:val="28"/>
-        </w:rPr>
-        <w:t xml:space="preserve">(08) 2 instances, </w:t>
-      </w:r>
-      <w:r>
-        <w:rPr>
-          <w:sz w:val="28"/>
-          <w:szCs w:val="28"/>
-        </w:rPr>
-        <w:t>&lt;your-account</w:t>
-      </w:r>
-      <w:r>
-        <w:rPr>
-          <w:sz w:val="28"/>
-          <w:szCs w:val="28"/>
-        </w:rPr>
-        <w:t>-</w:t>
-      </w:r>
-      <w:r>
-        <w:rPr>
-          <w:sz w:val="28"/>
-          <w:szCs w:val="28"/>
-        </w:rPr>
-        <w:t>number</w:t>
-      </w:r>
-      <w:r>
-        <w:rPr>
-          <w:sz w:val="28"/>
-          <w:szCs w:val="28"/>
-        </w:rPr>
-        <w:t>&gt; + &lt;your-vin-number&gt;</w:t>
-      </w:r>
-    </w:p>
-    <w:p>
-      <w:pPr>
-        <w:jc w:val="both"/>
-        <w:rPr>
-          <w:sz w:val="28"/>
-          <w:szCs w:val="28"/>
-        </w:rPr>
-      </w:pPr>
-      <w:r>
-        <w:rPr>
-          <w:sz w:val="28"/>
-          <w:szCs w:val="28"/>
-        </w:rPr>
-        <w:t>(10) 1 instance</w:t>
-      </w:r>
-      <w:r>
-        <w:rPr>
-          <w:sz w:val="28"/>
-          <w:szCs w:val="28"/>
-        </w:rPr>
-        <w:t>, &lt;your-mobile-id&gt;</w:t>
-      </w:r>
-    </w:p>
-    <w:p>
-      <w:pPr>
-        <w:jc w:val="both"/>
-        <w:rPr>
-          <w:sz w:val="28"/>
-          <w:szCs w:val="28"/>
-        </w:rPr>
-      </w:pPr>
-      <w:r>
-        <w:rPr>
-          <w:sz w:val="28"/>
-          <w:szCs w:val="28"/>
-        </w:rPr>
-        <w:t xml:space="preserve">(11) 2 instances, </w:t>
-      </w:r>
-      <w:r>
-        <w:rPr>
-          <w:sz w:val="28"/>
-          <w:szCs w:val="28"/>
-        </w:rPr>
-        <w:t>&lt;</w:t>
-      </w:r>
-      <w:proofErr w:type="spellStart"/>
-      <w:r>
-        <w:rPr>
-          <w:sz w:val="28"/>
-          <w:szCs w:val="28"/>
-        </w:rPr>
-        <w:t>ev</w:t>
-      </w:r>
-      <w:proofErr w:type="spellEnd"/>
-      <w:r>
-        <w:rPr>
-          <w:sz w:val="28"/>
-          <w:szCs w:val="28"/>
-        </w:rPr>
-        <w:t xml:space="preserve">-charger-power&gt; </w:t>
-      </w:r>
-    </w:p>
-    <w:p>
-      <w:pPr>
-        <w:jc w:val="both"/>
-        <w:rPr>
-          <w:sz w:val="28"/>
-          <w:szCs w:val="28"/>
-        </w:rPr>
-      </w:pPr>
-      <w:r>
-        <w:rPr>
-          <w:sz w:val="28"/>
-          <w:szCs w:val="28"/>
-        </w:rPr>
-        <w:t xml:space="preserve">(12) 2 instances, </w:t>
-      </w:r>
-      <w:r>
-        <w:rPr>
-          <w:sz w:val="28"/>
-          <w:szCs w:val="28"/>
-        </w:rPr>
-        <w:t>&lt;</w:t>
-      </w:r>
-      <w:proofErr w:type="spellStart"/>
-      <w:r>
-        <w:rPr>
-          <w:sz w:val="28"/>
-          <w:szCs w:val="28"/>
-        </w:rPr>
-        <w:t>ev</w:t>
-      </w:r>
-      <w:proofErr w:type="spellEnd"/>
-      <w:r>
-        <w:rPr>
-          <w:sz w:val="28"/>
-          <w:szCs w:val="28"/>
-        </w:rPr>
-        <w:t xml:space="preserve">-charger-power&gt; </w:t>
-      </w:r>
-    </w:p>
-    <w:p>
-      <w:pPr>
-        <w:jc w:val="both"/>
-        <w:rPr>
-          <w:sz w:val="28"/>
-          <w:szCs w:val="28"/>
-        </w:rPr>
-      </w:pPr>
-      <w:r>
-        <w:rPr>
-          <w:sz w:val="28"/>
-          <w:szCs w:val="28"/>
-        </w:rPr>
-        <w:t>(15) 1 instance</w:t>
-      </w:r>
-      <w:r>
-        <w:rPr>
-          <w:sz w:val="28"/>
-          <w:szCs w:val="28"/>
-        </w:rPr>
-        <w:t xml:space="preserve">, </w:t>
-      </w:r>
-      <w:r>
-        <w:rPr>
-          <w:sz w:val="28"/>
-          <w:szCs w:val="28"/>
-        </w:rPr>
-        <w:t>&lt;</w:t>
-      </w:r>
-      <w:proofErr w:type="spellStart"/>
-      <w:r>
-        <w:rPr>
-          <w:sz w:val="28"/>
-          <w:szCs w:val="28"/>
-        </w:rPr>
-        <w:t>ev</w:t>
-      </w:r>
-      <w:proofErr w:type="spellEnd"/>
-      <w:r>
-        <w:rPr>
-          <w:sz w:val="28"/>
-          <w:szCs w:val="28"/>
-        </w:rPr>
-        <w:t>-charger-power&gt;</w:t>
-      </w:r>
-    </w:p>
-    <w:p>
-      <w:pPr>
-        <w:jc w:val="both"/>
-        <w:rPr>
-          <w:sz w:val="28"/>
-          <w:szCs w:val="28"/>
-        </w:rPr>
-      </w:pPr>
-    </w:p>
-    <w:p>
-      <w:pPr>
-        <w:jc w:val="both"/>
-        <w:rPr>
-          <w:sz w:val="28"/>
-          <w:szCs w:val="28"/>
-        </w:rPr>
-      </w:pPr>
-      <w:r>
-        <w:rPr>
-          <w:sz w:val="28"/>
-          <w:szCs w:val="28"/>
-        </w:rPr>
-        <w:t xml:space="preserve">Step (6) </w:t>
-      </w:r>
-    </w:p>
-    <w:p>
-      <w:pPr>
-        <w:jc w:val="both"/>
-        <w:rPr>
-          <w:sz w:val="28"/>
-          <w:szCs w:val="28"/>
-        </w:rPr>
-      </w:pPr>
-      <w:r>
-        <w:rPr>
-          <w:sz w:val="28"/>
-          <w:szCs w:val="28"/>
-        </w:rPr>
-        <w:t>Open the “File Editor” add on in Home Assistant</w:t>
-      </w:r>
-    </w:p>
-    <w:p>
-      <w:pPr>
-        <w:jc w:val="both"/>
-        <w:rPr>
-          <w:sz w:val="28"/>
-          <w:szCs w:val="28"/>
-        </w:rPr>
-      </w:pPr>
-      <w:r>
-        <w:rPr>
-          <w:sz w:val="28"/>
-          <w:szCs w:val="28"/>
-        </w:rPr>
-        <w:t xml:space="preserve">If you are not familiar with using the File Editor in Home Assistant, above the list of </w:t>
-      </w:r>
-      <w:r>
-        <w:rPr>
-          <w:sz w:val="28"/>
-          <w:szCs w:val="28"/>
-        </w:rPr>
-        <w:t>folders and files</w:t>
-      </w:r>
-      <w:r>
-        <w:rPr>
-          <w:sz w:val="28"/>
-          <w:szCs w:val="28"/>
-        </w:rPr>
-        <w:t xml:space="preserve"> </w:t>
-      </w:r>
-      <w:r>
-        <w:rPr>
-          <w:sz w:val="28"/>
-          <w:szCs w:val="28"/>
-        </w:rPr>
-        <w:t>that make up</w:t>
-      </w:r>
-      <w:r>
-        <w:rPr>
-          <w:sz w:val="28"/>
-          <w:szCs w:val="28"/>
-        </w:rPr>
-        <w:t xml:space="preserve"> your Home Assistance installation, you will see four buttons. From left to right “New File”, “New Folder”, “Upload File”, “GIT”. </w:t>
-      </w:r>
-    </w:p>
-    <w:p>
-      <w:pPr>
-        <w:jc w:val="both"/>
-        <w:rPr>
-          <w:sz w:val="28"/>
-          <w:szCs w:val="28"/>
-        </w:rPr>
-      </w:pPr>
-      <w:r>
-        <w:rPr>
-          <w:sz w:val="28"/>
-          <w:szCs w:val="28"/>
-        </w:rPr>
-        <w:t>Step (</w:t>
-      </w:r>
-      <w:r>
-        <w:rPr>
-          <w:sz w:val="28"/>
-          <w:szCs w:val="28"/>
-        </w:rPr>
-        <w:t>7</w:t>
-      </w:r>
-      <w:r>
-        <w:rPr>
-          <w:sz w:val="28"/>
-          <w:szCs w:val="28"/>
-        </w:rPr>
-        <w:t xml:space="preserve">) </w:t>
-      </w:r>
-    </w:p>
-    <w:p>
-      <w:pPr>
-        <w:jc w:val="both"/>
-        <w:rPr>
-          <w:sz w:val="28"/>
-          <w:szCs w:val="28"/>
-        </w:rPr>
-      </w:pPr>
-      <w:r>
-        <w:rPr>
-          <w:sz w:val="28"/>
-          <w:szCs w:val="28"/>
-        </w:rPr>
-        <w:t>Ensure you are currently in the root (</w:t>
-      </w:r>
-      <w:r>
-        <w:rPr>
-          <w:sz w:val="28"/>
-          <w:szCs w:val="28"/>
-        </w:rPr>
-        <w:t xml:space="preserve">often known as </w:t>
-      </w:r>
-      <w:r>
-        <w:rPr>
-          <w:sz w:val="28"/>
-          <w:szCs w:val="28"/>
-        </w:rPr>
-        <w:t xml:space="preserve">“config”) directory and click on the </w:t>
-      </w:r>
-      <w:r>
-        <w:rPr>
-          <w:sz w:val="28"/>
-          <w:szCs w:val="28"/>
-        </w:rPr>
-        <w:t>N</w:t>
-      </w:r>
-      <w:r>
-        <w:rPr>
-          <w:sz w:val="28"/>
-          <w:szCs w:val="28"/>
-        </w:rPr>
-        <w:t xml:space="preserve">ew </w:t>
-      </w:r>
-      <w:r>
-        <w:rPr>
-          <w:sz w:val="28"/>
-          <w:szCs w:val="28"/>
-        </w:rPr>
-        <w:t>F</w:t>
-      </w:r>
-      <w:r>
-        <w:rPr>
-          <w:sz w:val="28"/>
-          <w:szCs w:val="28"/>
-        </w:rPr>
-        <w:t>older button and type in “www”</w:t>
-      </w:r>
-    </w:p>
-    <w:p>
-      <w:pPr>
-        <w:jc w:val="both"/>
-        <w:rPr>
-          <w:sz w:val="28"/>
-          <w:szCs w:val="28"/>
-        </w:rPr>
-      </w:pPr>
-      <w:r>
-        <w:rPr>
-          <w:sz w:val="28"/>
-          <w:szCs w:val="28"/>
-        </w:rPr>
-        <w:t>Step (</w:t>
-      </w:r>
-      <w:r>
-        <w:rPr>
-          <w:sz w:val="28"/>
-          <w:szCs w:val="28"/>
-        </w:rPr>
-        <w:t>8</w:t>
-      </w:r>
-      <w:r>
-        <w:rPr>
-          <w:sz w:val="28"/>
-          <w:szCs w:val="28"/>
-        </w:rPr>
-        <w:t xml:space="preserve">) </w:t>
-      </w:r>
-    </w:p>
-    <w:p>
-      <w:pPr>
-        <w:jc w:val="both"/>
-        <w:rPr>
-          <w:sz w:val="28"/>
-          <w:szCs w:val="28"/>
-        </w:rPr>
-      </w:pPr>
-      <w:r>
-        <w:rPr>
-          <w:sz w:val="28"/>
-          <w:szCs w:val="28"/>
-        </w:rPr>
-        <w:t>Staying within File Editor, open</w:t>
-      </w:r>
-      <w:r>
-        <w:rPr>
-          <w:sz w:val="28"/>
-          <w:szCs w:val="28"/>
-        </w:rPr>
-        <w:t xml:space="preserve"> the </w:t>
-      </w:r>
-      <w:r>
-        <w:rPr>
-          <w:sz w:val="28"/>
-          <w:szCs w:val="28"/>
-        </w:rPr>
-        <w:t xml:space="preserve">“www” folder you just created and then click on the Upload File button. Navigate to the </w:t>
-      </w:r>
-      <w:r>
-        <w:rPr>
-          <w:sz w:val="28"/>
-          <w:szCs w:val="28"/>
-        </w:rPr>
-        <w:t xml:space="preserve">CSS folder in this ZIP file and </w:t>
-      </w:r>
-      <w:r>
-        <w:rPr>
-          <w:sz w:val="28"/>
-          <w:szCs w:val="28"/>
-        </w:rPr>
-        <w:t>upload</w:t>
-      </w:r>
-      <w:r>
-        <w:rPr>
-          <w:sz w:val="28"/>
-          <w:szCs w:val="28"/>
-        </w:rPr>
-        <w:t xml:space="preserve"> the file </w:t>
-      </w:r>
-      <w:r>
-        <w:rPr>
-          <w:sz w:val="28"/>
-          <w:szCs w:val="28"/>
-          <w:highlight w:val="yellow"/>
-        </w:rPr>
-        <w:t>zen-dots.css</w:t>
-      </w:r>
-      <w:r>
-        <w:rPr>
-          <w:sz w:val="28"/>
-          <w:szCs w:val="28"/>
-        </w:rPr>
-        <w:t xml:space="preserve"> directly into the </w:t>
-      </w:r>
-      <w:r>
-        <w:rPr>
-          <w:sz w:val="28"/>
-          <w:szCs w:val="28"/>
-        </w:rPr>
-        <w:t>new ‘</w:t>
-      </w:r>
-      <w:r>
-        <w:rPr>
-          <w:sz w:val="28"/>
-          <w:szCs w:val="28"/>
-        </w:rPr>
-        <w:t>www</w:t>
-      </w:r>
-      <w:r>
-        <w:rPr>
-          <w:sz w:val="28"/>
-          <w:szCs w:val="28"/>
-        </w:rPr>
-        <w:t>’</w:t>
-      </w:r>
-      <w:r>
-        <w:rPr>
-          <w:sz w:val="28"/>
-          <w:szCs w:val="28"/>
-        </w:rPr>
-        <w:t xml:space="preserve"> folder. </w:t>
-      </w:r>
-    </w:p>
-    <w:p>
-      <w:pPr>
-        <w:jc w:val="both"/>
-        <w:rPr>
-          <w:sz w:val="28"/>
-          <w:szCs w:val="28"/>
-        </w:rPr>
-      </w:pPr>
-      <w:r>
-        <w:rPr>
-          <w:sz w:val="28"/>
-          <w:szCs w:val="28"/>
-        </w:rPr>
-        <w:t>Step (</w:t>
-      </w:r>
-      <w:r>
-        <w:rPr>
-          <w:sz w:val="28"/>
-          <w:szCs w:val="28"/>
-        </w:rPr>
-        <w:t>9</w:t>
-      </w:r>
-      <w:r>
-        <w:rPr>
-          <w:sz w:val="28"/>
-          <w:szCs w:val="28"/>
-        </w:rPr>
-        <w:t>)</w:t>
-      </w:r>
-    </w:p>
-    <w:p>
-      <w:pPr>
-        <w:jc w:val="both"/>
-        <w:rPr>
-          <w:sz w:val="28"/>
-          <w:szCs w:val="28"/>
-        </w:rPr>
-      </w:pPr>
-      <w:r>
-        <w:rPr>
-          <w:sz w:val="28"/>
-          <w:szCs w:val="28"/>
-        </w:rPr>
-        <w:t>Staying in the www directory, create two new folder</w:t>
-      </w:r>
-      <w:r>
-        <w:rPr>
-          <w:sz w:val="28"/>
-          <w:szCs w:val="28"/>
-        </w:rPr>
-        <w:t>s</w:t>
-      </w:r>
-      <w:r>
-        <w:rPr>
-          <w:sz w:val="28"/>
-          <w:szCs w:val="28"/>
-        </w:rPr>
-        <w:t xml:space="preserve">: “backgrounds” and </w:t>
-      </w:r>
-      <w:r>
-        <w:rPr>
-          <w:sz w:val="28"/>
-          <w:szCs w:val="28"/>
-        </w:rPr>
-        <w:t>“</w:t>
-      </w:r>
-      <w:r>
-        <w:rPr>
-          <w:sz w:val="28"/>
-          <w:szCs w:val="28"/>
-        </w:rPr>
-        <w:t>fonts”</w:t>
-      </w:r>
-      <w:r>
-        <w:rPr>
-          <w:sz w:val="28"/>
-          <w:szCs w:val="28"/>
-        </w:rPr>
-        <w:t xml:space="preserve">. Next open the fonts directory and click on </w:t>
-      </w:r>
-      <w:r>
-        <w:rPr>
-          <w:sz w:val="28"/>
-          <w:szCs w:val="28"/>
-        </w:rPr>
-        <w:t>U</w:t>
-      </w:r>
-      <w:r>
-        <w:rPr>
-          <w:sz w:val="28"/>
-          <w:szCs w:val="28"/>
-        </w:rPr>
-        <w:t xml:space="preserve">pload </w:t>
-      </w:r>
-      <w:r>
-        <w:rPr>
-          <w:sz w:val="28"/>
-          <w:szCs w:val="28"/>
-        </w:rPr>
-        <w:t>F</w:t>
-      </w:r>
-      <w:r>
-        <w:rPr>
-          <w:sz w:val="28"/>
-          <w:szCs w:val="28"/>
-        </w:rPr>
-        <w:t xml:space="preserve">ile button. Navigate to the “Fonts” directory in this ZIP file. Select the file </w:t>
-      </w:r>
-      <w:r>
-        <w:rPr>
-          <w:sz w:val="28"/>
-          <w:szCs w:val="28"/>
-          <w:highlight w:val="yellow"/>
-        </w:rPr>
-        <w:t>ZenDots-Regular.ttf</w:t>
-      </w:r>
-      <w:r>
-        <w:rPr>
-          <w:sz w:val="28"/>
-          <w:szCs w:val="28"/>
-        </w:rPr>
-        <w:t xml:space="preserve"> and press OK to upload it.</w:t>
-      </w:r>
-    </w:p>
-    <w:p>
-      <w:pPr>
-        <w:jc w:val="both"/>
-        <w:rPr>
-          <w:sz w:val="28"/>
-          <w:szCs w:val="28"/>
-        </w:rPr>
-      </w:pPr>
-      <w:r>
-        <w:rPr>
-          <w:sz w:val="28"/>
-          <w:szCs w:val="28"/>
-        </w:rPr>
-        <w:t>Step (1</w:t>
-      </w:r>
-      <w:r>
-        <w:rPr>
-          <w:sz w:val="28"/>
-          <w:szCs w:val="28"/>
-        </w:rPr>
-        <w:t>0</w:t>
-      </w:r>
-      <w:r>
-        <w:rPr>
-          <w:sz w:val="28"/>
-          <w:szCs w:val="28"/>
-        </w:rPr>
-        <w:t>)</w:t>
-      </w:r>
-    </w:p>
-    <w:p>
-      <w:pPr>
-        <w:jc w:val="both"/>
-        <w:rPr>
-          <w:sz w:val="28"/>
-          <w:szCs w:val="28"/>
-        </w:rPr>
-      </w:pPr>
-      <w:r>
-        <w:rPr>
-          <w:sz w:val="28"/>
-          <w:szCs w:val="28"/>
-        </w:rPr>
-        <w:t>Next return to the root directory and create these five folders. “helpers”, “</w:t>
-      </w:r>
-      <w:proofErr w:type="spellStart"/>
-      <w:r>
-        <w:rPr>
-          <w:sz w:val="28"/>
-          <w:szCs w:val="28"/>
-        </w:rPr>
-        <w:t>mqtt</w:t>
-      </w:r>
-      <w:proofErr w:type="spellEnd"/>
-      <w:r>
-        <w:rPr>
-          <w:sz w:val="28"/>
-          <w:szCs w:val="28"/>
-        </w:rPr>
         <w:t>”, “packages”, “scripts” and finally “templates”.</w:t>
       </w:r>
-    </w:p>
-    <w:p>
-      <w:pPr>
-        <w:jc w:val="both"/>
-        <w:rPr>
-          <w:sz w:val="28"/>
-          <w:szCs w:val="28"/>
-        </w:rPr>
-      </w:pPr>
-    </w:p>
-    <w:p>
-      <w:pPr>
-        <w:jc w:val="both"/>
-        <w:rPr>
-          <w:sz w:val="28"/>
-          <w:szCs w:val="28"/>
-        </w:rPr>
-      </w:pPr>
     </w:p>
     <w:p>
       <w:pPr>
@@ -7254,11 +7476,57 @@
           <w:szCs w:val="28"/>
         </w:rPr>
       </w:pPr>
-      <w:r>
-        <w:rPr>
-          <w:sz w:val="28"/>
-          <w:szCs w:val="28"/>
-        </w:rPr>
+    </w:p>
+    <w:p>
+      <w:pPr>
+        <w:jc w:val="both"/>
+        <w:rPr>
+          <w:sz w:val="28"/>
+          <w:szCs w:val="28"/>
+        </w:rPr>
+      </w:pPr>
+    </w:p>
+    <w:p>
+      <w:pPr>
+        <w:jc w:val="both"/>
+        <w:rPr>
+          <w:sz w:val="28"/>
+          <w:szCs w:val="28"/>
+        </w:rPr>
+      </w:pPr>
+    </w:p>
+    <w:p>
+      <w:pPr>
+        <w:jc w:val="both"/>
+        <w:rPr>
+          <w:sz w:val="28"/>
+          <w:szCs w:val="28"/>
+        </w:rPr>
+      </w:pPr>
+    </w:p>
+    <w:p>
+      <w:pPr>
+        <w:jc w:val="both"/>
+        <w:rPr>
+          <w:sz w:val="28"/>
+          <w:szCs w:val="28"/>
+        </w:rPr>
+      </w:pPr>
+    </w:p>
+    <w:p>
+      <w:pPr>
+        <w:jc w:val="both"/>
+        <w:rPr>
+          <w:sz w:val="28"/>
+          <w:szCs w:val="28"/>
+        </w:rPr>
+      </w:pPr>
+      <w:r>
+        <w:rPr>
+          <w:sz w:val="28"/>
+          <w:szCs w:val="28"/>
+        </w:rPr>
+        <w:lastRenderedPageBreak/>
         <w:t>Step (1</w:t>
       </w:r>
       <w:r>
@@ -7461,8 +7729,673 @@
           <w:sz w:val="28"/>
           <w:szCs w:val="28"/>
         </w:rPr>
+        <w:t xml:space="preserve">Return to the root directory in Home Assistant and navigate to the </w:t>
+      </w:r>
+      <w:r>
+        <w:rPr>
+          <w:sz w:val="28"/>
+          <w:szCs w:val="28"/>
+        </w:rPr>
+        <w:t>“</w:t>
+      </w:r>
+      <w:proofErr w:type="spellStart"/>
+      <w:r>
+        <w:rPr>
+          <w:sz w:val="28"/>
+          <w:szCs w:val="28"/>
+        </w:rPr>
+        <w:t>mqtt</w:t>
+      </w:r>
+      <w:proofErr w:type="spellEnd"/>
+      <w:r>
+        <w:rPr>
+          <w:sz w:val="28"/>
+          <w:szCs w:val="28"/>
+        </w:rPr>
+        <w:t xml:space="preserve">” </w:t>
+      </w:r>
+      <w:r>
+        <w:rPr>
+          <w:sz w:val="28"/>
+          <w:szCs w:val="28"/>
+        </w:rPr>
+        <w:t xml:space="preserve">folder you created. Click on upload file button and navigate to the “MQTT” folder in this ZIP file and upload the </w:t>
+      </w:r>
+      <w:r>
+        <w:rPr>
+          <w:sz w:val="28"/>
+          <w:szCs w:val="28"/>
+          <w:highlight w:val="yellow"/>
+        </w:rPr>
+        <w:t>renault-5.yaml</w:t>
+      </w:r>
+      <w:r>
+        <w:rPr>
+          <w:sz w:val="28"/>
+          <w:szCs w:val="28"/>
+        </w:rPr>
+        <w:t xml:space="preserve"> file.</w:t>
+      </w:r>
+    </w:p>
+    <w:p>
+      <w:pPr>
+        <w:jc w:val="both"/>
+        <w:rPr>
+          <w:sz w:val="28"/>
+          <w:szCs w:val="28"/>
+        </w:rPr>
+      </w:pPr>
+      <w:r>
+        <w:rPr>
+          <w:sz w:val="28"/>
+          <w:szCs w:val="28"/>
+        </w:rPr>
+        <w:t>Step (1</w:t>
+      </w:r>
+      <w:r>
+        <w:rPr>
+          <w:sz w:val="28"/>
+          <w:szCs w:val="28"/>
+        </w:rPr>
+        <w:t>6</w:t>
+      </w:r>
+      <w:r>
+        <w:rPr>
+          <w:sz w:val="28"/>
+          <w:szCs w:val="28"/>
+        </w:rPr>
+        <w:t xml:space="preserve">) </w:t>
+      </w:r>
+    </w:p>
+    <w:p>
+      <w:pPr>
+        <w:jc w:val="both"/>
+        <w:rPr>
+          <w:sz w:val="28"/>
+          <w:szCs w:val="28"/>
+        </w:rPr>
+      </w:pPr>
+      <w:r>
+        <w:rPr>
+          <w:sz w:val="28"/>
+          <w:szCs w:val="28"/>
+        </w:rPr>
+        <w:t xml:space="preserve">Return to the root directory in Home Assistant and navigate to the “packages” folder you created. In it click the </w:t>
+      </w:r>
+      <w:r>
+        <w:rPr>
+          <w:sz w:val="28"/>
+          <w:szCs w:val="28"/>
+        </w:rPr>
+        <w:t>U</w:t>
+      </w:r>
+      <w:r>
+        <w:rPr>
+          <w:sz w:val="28"/>
+          <w:szCs w:val="28"/>
+        </w:rPr>
+        <w:t xml:space="preserve">pload </w:t>
+      </w:r>
+      <w:r>
+        <w:rPr>
+          <w:sz w:val="28"/>
+          <w:szCs w:val="28"/>
+        </w:rPr>
+        <w:t>F</w:t>
+      </w:r>
+      <w:r>
+        <w:rPr>
+          <w:sz w:val="28"/>
+          <w:szCs w:val="28"/>
+        </w:rPr>
+        <w:t xml:space="preserve">ile button and navigate to the “Packages” folder in this ZIP file. Upload the file </w:t>
+      </w:r>
+      <w:r>
+        <w:rPr>
+          <w:sz w:val="28"/>
+          <w:szCs w:val="28"/>
+          <w:highlight w:val="yellow"/>
+        </w:rPr>
+        <w:t>r5_</w:t>
+      </w:r>
+      <w:proofErr w:type="gramStart"/>
+      <w:r>
+        <w:rPr>
+          <w:sz w:val="28"/>
+          <w:szCs w:val="28"/>
+          <w:highlight w:val="yellow"/>
+        </w:rPr>
+        <w:t>test.yaml</w:t>
+      </w:r>
+      <w:proofErr w:type="gramEnd"/>
+    </w:p>
+    <w:p>
+      <w:pPr>
+        <w:jc w:val="both"/>
+        <w:rPr>
+          <w:sz w:val="28"/>
+          <w:szCs w:val="28"/>
+        </w:rPr>
+      </w:pPr>
+      <w:r>
+        <w:rPr>
+          <w:sz w:val="28"/>
+          <w:szCs w:val="28"/>
+        </w:rPr>
+        <w:t>Step (1</w:t>
+      </w:r>
+      <w:r>
+        <w:rPr>
+          <w:sz w:val="28"/>
+          <w:szCs w:val="28"/>
+        </w:rPr>
+        <w:t>7</w:t>
+      </w:r>
+      <w:r>
+        <w:rPr>
+          <w:sz w:val="28"/>
+          <w:szCs w:val="28"/>
+        </w:rPr>
+        <w:t>)</w:t>
+      </w:r>
+    </w:p>
+    <w:p>
+      <w:pPr>
+        <w:jc w:val="both"/>
+        <w:rPr>
+          <w:sz w:val="28"/>
+          <w:szCs w:val="28"/>
+        </w:rPr>
+      </w:pPr>
+      <w:r>
+        <w:rPr>
+          <w:sz w:val="28"/>
+          <w:szCs w:val="28"/>
+        </w:rPr>
+        <w:t xml:space="preserve">Open your text editor on your laptop or PC. Navigate to the “Scripts” folder in this ZIP file. Within that folder </w:t>
+      </w:r>
+      <w:r>
+        <w:rPr>
+          <w:sz w:val="28"/>
+          <w:szCs w:val="28"/>
+        </w:rPr>
+        <w:t>open</w:t>
+      </w:r>
+      <w:r>
+        <w:rPr>
+          <w:sz w:val="28"/>
+          <w:szCs w:val="28"/>
+        </w:rPr>
+        <w:t xml:space="preserve">: </w:t>
+      </w:r>
+      <w:r>
+        <w:rPr>
+          <w:sz w:val="28"/>
+          <w:szCs w:val="28"/>
+        </w:rPr>
+        <w:t>“</w:t>
+      </w:r>
+      <w:r>
+        <w:rPr>
+          <w:sz w:val="28"/>
+          <w:szCs w:val="28"/>
+        </w:rPr>
+        <w:t>renault5-</w:t>
+      </w:r>
+      <w:proofErr w:type="gramStart"/>
+      <w:r>
+        <w:rPr>
+          <w:sz w:val="28"/>
+          <w:szCs w:val="28"/>
+        </w:rPr>
+        <w:t>scripts</w:t>
+      </w:r>
+      <w:r>
+        <w:rPr>
+          <w:sz w:val="28"/>
+          <w:szCs w:val="28"/>
+        </w:rPr>
+        <w:t>.yaml</w:t>
+      </w:r>
+      <w:proofErr w:type="gramEnd"/>
+      <w:r>
+        <w:rPr>
+          <w:sz w:val="28"/>
+          <w:szCs w:val="28"/>
+        </w:rPr>
+        <w:t xml:space="preserve">” *REDCT* </w:t>
+      </w:r>
+    </w:p>
+    <w:p>
+      <w:pPr>
+        <w:jc w:val="both"/>
+        <w:rPr>
+          <w:sz w:val="28"/>
+          <w:szCs w:val="28"/>
+        </w:rPr>
+      </w:pPr>
+      <w:r>
+        <w:rPr>
+          <w:sz w:val="28"/>
+          <w:szCs w:val="28"/>
+        </w:rPr>
+        <w:t>It has 1</w:t>
+      </w:r>
+      <w:r>
+        <w:rPr>
+          <w:sz w:val="28"/>
+          <w:szCs w:val="28"/>
+        </w:rPr>
+        <w:t>3</w:t>
+      </w:r>
+      <w:r>
+        <w:rPr>
+          <w:sz w:val="28"/>
+          <w:szCs w:val="28"/>
+        </w:rPr>
+        <w:t xml:space="preserve"> </w:t>
+      </w:r>
+      <w:proofErr w:type="gramStart"/>
+      <w:r>
+        <w:rPr>
+          <w:sz w:val="28"/>
+          <w:szCs w:val="28"/>
+        </w:rPr>
+        <w:t>instances</w:t>
+      </w:r>
+      <w:r>
+        <w:rPr>
+          <w:sz w:val="28"/>
+          <w:szCs w:val="28"/>
+        </w:rPr>
+        <w:t>,</w:t>
+      </w:r>
+      <w:proofErr w:type="gramEnd"/>
+      <w:r>
+        <w:rPr>
+          <w:sz w:val="28"/>
+          <w:szCs w:val="28"/>
+        </w:rPr>
+        <w:t xml:space="preserve"> you need to modify. </w:t>
+      </w:r>
+      <w:r>
+        <w:rPr>
+          <w:sz w:val="28"/>
+          <w:szCs w:val="28"/>
+        </w:rPr>
+        <w:t xml:space="preserve">(12 instances of </w:t>
+      </w:r>
+      <w:r>
+        <w:t>&lt;your-mobile-id&gt;</w:t>
+      </w:r>
+      <w:r>
+        <w:rPr>
+          <w:sz w:val="28"/>
+          <w:szCs w:val="28"/>
+        </w:rPr>
+        <w:t xml:space="preserve"> and 1 instance of </w:t>
+      </w:r>
+      <w:r>
+        <w:t>&lt;</w:t>
+      </w:r>
+      <w:proofErr w:type="spellStart"/>
+      <w:r>
+        <w:t>ev</w:t>
+      </w:r>
+      <w:proofErr w:type="spellEnd"/>
+      <w:r>
+        <w:t>- charger-power</w:t>
+      </w:r>
+      <w:r>
+        <w:t xml:space="preserve">&gt; </w:t>
+      </w:r>
+      <w:r>
+        <w:rPr>
+          <w:sz w:val="28"/>
+          <w:szCs w:val="28"/>
+        </w:rPr>
+        <w:t>You can</w:t>
+      </w:r>
+      <w:r>
+        <w:rPr>
+          <w:sz w:val="28"/>
+          <w:szCs w:val="28"/>
+        </w:rPr>
+        <w:t>,</w:t>
+      </w:r>
+      <w:r>
+        <w:rPr>
+          <w:sz w:val="28"/>
+          <w:szCs w:val="28"/>
+        </w:rPr>
+        <w:t xml:space="preserve"> </w:t>
+      </w:r>
+      <w:r>
+        <w:rPr>
+          <w:sz w:val="28"/>
+          <w:szCs w:val="28"/>
+        </w:rPr>
+        <w:t>if desired</w:t>
+      </w:r>
+      <w:r>
+        <w:rPr>
+          <w:sz w:val="28"/>
+          <w:szCs w:val="28"/>
+        </w:rPr>
+        <w:t xml:space="preserve">, </w:t>
+      </w:r>
+      <w:r>
+        <w:rPr>
+          <w:sz w:val="28"/>
+          <w:szCs w:val="28"/>
+        </w:rPr>
+        <w:t xml:space="preserve">use </w:t>
+      </w:r>
+      <w:r>
+        <w:rPr>
+          <w:sz w:val="28"/>
+          <w:szCs w:val="28"/>
+        </w:rPr>
+        <w:t>“</w:t>
+      </w:r>
+      <w:r>
+        <w:rPr>
+          <w:sz w:val="28"/>
+          <w:szCs w:val="28"/>
+        </w:rPr>
+        <w:t>find</w:t>
+      </w:r>
+      <w:r>
+        <w:rPr>
+          <w:sz w:val="28"/>
+          <w:szCs w:val="28"/>
+        </w:rPr>
+        <w:t>/replace</w:t>
+      </w:r>
+      <w:r>
+        <w:rPr>
+          <w:sz w:val="28"/>
+          <w:szCs w:val="28"/>
+        </w:rPr>
+        <w:t>”</w:t>
+      </w:r>
+      <w:r>
+        <w:rPr>
+          <w:sz w:val="28"/>
+          <w:szCs w:val="28"/>
+        </w:rPr>
+        <w:t xml:space="preserve"> to quickly search for each instance and replace them with your details as explained earlier in the guide. Once modified</w:t>
+      </w:r>
+      <w:r>
+        <w:rPr>
+          <w:sz w:val="28"/>
+          <w:szCs w:val="28"/>
+        </w:rPr>
+        <w:t xml:space="preserve">, save </w:t>
+      </w:r>
+      <w:r>
+        <w:rPr>
+          <w:sz w:val="28"/>
+          <w:szCs w:val="28"/>
+        </w:rPr>
+        <w:t>the file</w:t>
+      </w:r>
+      <w:r>
+        <w:rPr>
+          <w:sz w:val="28"/>
+          <w:szCs w:val="28"/>
+        </w:rPr>
+        <w:t>, r</w:t>
+      </w:r>
+      <w:r>
+        <w:rPr>
+          <w:sz w:val="28"/>
+          <w:szCs w:val="28"/>
+        </w:rPr>
+        <w:t>eturn to the root directory in Home Assistant and navigate to the “scrip</w:t>
+      </w:r>
+      <w:r>
+        <w:rPr>
+          <w:sz w:val="28"/>
+          <w:szCs w:val="28"/>
+        </w:rPr>
+        <w:t>ts</w:t>
+      </w:r>
+      <w:r>
+        <w:rPr>
+          <w:sz w:val="28"/>
+          <w:szCs w:val="28"/>
+        </w:rPr>
+        <w:t xml:space="preserve">” folder you created. In it click the </w:t>
+      </w:r>
+      <w:r>
+        <w:rPr>
+          <w:sz w:val="28"/>
+          <w:szCs w:val="28"/>
+        </w:rPr>
+        <w:t>U</w:t>
+      </w:r>
+      <w:r>
+        <w:rPr>
+          <w:sz w:val="28"/>
+          <w:szCs w:val="28"/>
+        </w:rPr>
+        <w:t xml:space="preserve">pload </w:t>
+      </w:r>
+      <w:r>
+        <w:rPr>
+          <w:sz w:val="28"/>
+          <w:szCs w:val="28"/>
+        </w:rPr>
+        <w:t>F</w:t>
+      </w:r>
+      <w:r>
+        <w:rPr>
+          <w:sz w:val="28"/>
+          <w:szCs w:val="28"/>
+        </w:rPr>
+        <w:t xml:space="preserve">ile button </w:t>
+      </w:r>
+      <w:r>
+        <w:rPr>
+          <w:sz w:val="28"/>
+          <w:szCs w:val="28"/>
+        </w:rPr>
+        <w:t>then</w:t>
+      </w:r>
+      <w:r>
+        <w:rPr>
+          <w:sz w:val="28"/>
+          <w:szCs w:val="28"/>
+        </w:rPr>
+        <w:t xml:space="preserve"> navigate </w:t>
+      </w:r>
+      <w:r>
+        <w:rPr>
+          <w:sz w:val="28"/>
+          <w:szCs w:val="28"/>
+        </w:rPr>
+        <w:t xml:space="preserve">back </w:t>
+      </w:r>
+      <w:r>
+        <w:rPr>
+          <w:sz w:val="28"/>
+          <w:szCs w:val="28"/>
+        </w:rPr>
+        <w:t>to the “</w:t>
+      </w:r>
+      <w:r>
+        <w:rPr>
+          <w:sz w:val="28"/>
+          <w:szCs w:val="28"/>
+        </w:rPr>
+        <w:t>Scripts</w:t>
+      </w:r>
+      <w:r>
+        <w:rPr>
+          <w:sz w:val="28"/>
+          <w:szCs w:val="28"/>
+        </w:rPr>
+        <w:t>” folder in this ZIP file.</w:t>
+      </w:r>
+      <w:r>
+        <w:rPr>
+          <w:sz w:val="28"/>
+          <w:szCs w:val="28"/>
+        </w:rPr>
+        <w:t xml:space="preserve"> Within that </w:t>
+      </w:r>
+      <w:r>
+        <w:rPr>
+          <w:sz w:val="28"/>
+          <w:szCs w:val="28"/>
+        </w:rPr>
+        <w:t>folder</w:t>
+      </w:r>
+      <w:r>
+        <w:rPr>
+          <w:sz w:val="28"/>
+          <w:szCs w:val="28"/>
+        </w:rPr>
+        <w:t xml:space="preserve"> select: </w:t>
+      </w:r>
+      <w:r>
+        <w:rPr>
+          <w:sz w:val="28"/>
+          <w:szCs w:val="28"/>
+        </w:rPr>
+        <w:t>the file yo</w:t>
+      </w:r>
+      <w:r>
+        <w:rPr>
+          <w:sz w:val="28"/>
+          <w:szCs w:val="28"/>
+        </w:rPr>
+        <w:t>u just modified “</w:t>
+      </w:r>
+      <w:r>
+        <w:rPr>
+          <w:sz w:val="28"/>
+          <w:szCs w:val="28"/>
+          <w:highlight w:val="yellow"/>
+        </w:rPr>
+        <w:t>renault5-</w:t>
+      </w:r>
+      <w:proofErr w:type="gramStart"/>
+      <w:r>
+        <w:rPr>
+          <w:sz w:val="28"/>
+          <w:szCs w:val="28"/>
+          <w:highlight w:val="yellow"/>
+        </w:rPr>
+        <w:t>scripts.yaml</w:t>
+      </w:r>
+      <w:proofErr w:type="gramEnd"/>
+      <w:r>
+        <w:rPr>
+          <w:sz w:val="28"/>
+          <w:szCs w:val="28"/>
+        </w:rPr>
+        <w:t>”</w:t>
+      </w:r>
+      <w:r>
+        <w:rPr>
+          <w:sz w:val="28"/>
+          <w:szCs w:val="28"/>
+        </w:rPr>
+        <w:t xml:space="preserve"> and upload it.</w:t>
+      </w:r>
+    </w:p>
+    <w:p>
+      <w:pPr>
+        <w:jc w:val="both"/>
+        <w:rPr>
+          <w:sz w:val="28"/>
+          <w:szCs w:val="28"/>
+        </w:rPr>
+      </w:pPr>
+    </w:p>
+    <w:p>
+      <w:pPr>
+        <w:jc w:val="both"/>
+        <w:rPr>
+          <w:sz w:val="28"/>
+          <w:szCs w:val="28"/>
+        </w:rPr>
+      </w:pPr>
+    </w:p>
+    <w:p>
+      <w:pPr>
+        <w:jc w:val="both"/>
+        <w:rPr>
+          <w:sz w:val="28"/>
+          <w:szCs w:val="28"/>
+        </w:rPr>
+      </w:pPr>
+    </w:p>
+    <w:p>
+      <w:pPr>
+        <w:jc w:val="both"/>
+        <w:rPr>
+          <w:sz w:val="28"/>
+          <w:szCs w:val="28"/>
+        </w:rPr>
+      </w:pPr>
+    </w:p>
+    <w:p>
+      <w:pPr>
+        <w:jc w:val="both"/>
+        <w:rPr>
+          <w:sz w:val="28"/>
+          <w:szCs w:val="28"/>
+        </w:rPr>
+      </w:pPr>
+    </w:p>
+    <w:p>
+      <w:pPr>
+        <w:jc w:val="both"/>
+        <w:rPr>
+          <w:sz w:val="28"/>
+          <w:szCs w:val="28"/>
+        </w:rPr>
+      </w:pPr>
+      <w:r>
+        <w:rPr>
+          <w:sz w:val="28"/>
+          <w:szCs w:val="28"/>
+        </w:rPr>
         <w:lastRenderedPageBreak/>
-        <w:t xml:space="preserve">Return to the root directory in Home Assistant and navigate to the </w:t>
+        <w:t>Step (1</w:t>
+      </w:r>
+      <w:r>
+        <w:rPr>
+          <w:sz w:val="28"/>
+          <w:szCs w:val="28"/>
+        </w:rPr>
+        <w:t>8</w:t>
+      </w:r>
+      <w:r>
+        <w:rPr>
+          <w:sz w:val="28"/>
+          <w:szCs w:val="28"/>
+        </w:rPr>
+        <w:t>)</w:t>
+      </w:r>
+    </w:p>
+    <w:p>
+      <w:pPr>
+        <w:jc w:val="both"/>
+        <w:rPr>
+          <w:sz w:val="28"/>
+          <w:szCs w:val="28"/>
+        </w:rPr>
+      </w:pPr>
+      <w:r>
+        <w:rPr>
+          <w:sz w:val="28"/>
+          <w:szCs w:val="28"/>
+        </w:rPr>
+        <w:t xml:space="preserve">Whilst in the </w:t>
       </w:r>
       <w:r>
         <w:rPr>
@@ -7471,13 +8404,301 @@
         </w:rPr>
         <w:t>“</w:t>
       </w:r>
+      <w:r>
+        <w:rPr>
+          <w:sz w:val="28"/>
+          <w:szCs w:val="28"/>
+        </w:rPr>
+        <w:t>scripts</w:t>
+      </w:r>
+      <w:r>
+        <w:rPr>
+          <w:sz w:val="28"/>
+          <w:szCs w:val="28"/>
+        </w:rPr>
+        <w:t>”</w:t>
+      </w:r>
+      <w:r>
+        <w:rPr>
+          <w:sz w:val="28"/>
+          <w:szCs w:val="28"/>
+        </w:rPr>
+        <w:t xml:space="preserve"> folder in HA (</w:t>
+      </w:r>
+      <w:r>
+        <w:rPr>
+          <w:sz w:val="28"/>
+          <w:szCs w:val="28"/>
+        </w:rPr>
+        <w:t>from the “</w:t>
+      </w:r>
+      <w:r>
+        <w:rPr>
+          <w:sz w:val="28"/>
+          <w:szCs w:val="28"/>
+        </w:rPr>
+        <w:t>File Editor</w:t>
+      </w:r>
+      <w:r>
+        <w:rPr>
+          <w:sz w:val="28"/>
+          <w:szCs w:val="28"/>
+        </w:rPr>
+        <w:t>”</w:t>
+      </w:r>
+      <w:r>
+        <w:rPr>
+          <w:sz w:val="28"/>
+          <w:szCs w:val="28"/>
+        </w:rPr>
+        <w:t>)</w:t>
+      </w:r>
+      <w:r>
+        <w:rPr>
+          <w:sz w:val="28"/>
+          <w:szCs w:val="28"/>
+        </w:rPr>
+        <w:t xml:space="preserve"> you need to next upload all the shell script files. These files are crucial, as these are the ones that retri</w:t>
+      </w:r>
+      <w:r>
+        <w:rPr>
+          <w:sz w:val="28"/>
+          <w:szCs w:val="28"/>
+        </w:rPr>
+        <w:t>e</w:t>
+      </w:r>
+      <w:r>
+        <w:rPr>
+          <w:sz w:val="28"/>
+          <w:szCs w:val="28"/>
+        </w:rPr>
+        <w:t>ve you</w:t>
+      </w:r>
+      <w:r>
+        <w:rPr>
+          <w:sz w:val="28"/>
+          <w:szCs w:val="28"/>
+        </w:rPr>
+        <w:t>r</w:t>
+      </w:r>
+      <w:r>
+        <w:rPr>
+          <w:sz w:val="28"/>
+          <w:szCs w:val="28"/>
+        </w:rPr>
+        <w:t xml:space="preserve"> car’s data from the Renault API. A word of caution here. Windows can </w:t>
+      </w:r>
+      <w:r>
+        <w:rPr>
+          <w:sz w:val="28"/>
+          <w:szCs w:val="28"/>
+          <w:u w:val="single"/>
+        </w:rPr>
+        <w:t>s</w:t>
+      </w:r>
+      <w:r>
+        <w:rPr>
+          <w:sz w:val="28"/>
+          <w:szCs w:val="28"/>
+          <w:u w:val="single"/>
+        </w:rPr>
+        <w:t xml:space="preserve">ometimes </w:t>
+      </w:r>
+      <w:r>
+        <w:rPr>
+          <w:sz w:val="28"/>
+          <w:szCs w:val="28"/>
+        </w:rPr>
+        <w:t xml:space="preserve">add hidden characters to these files </w:t>
+      </w:r>
+      <w:r>
+        <w:rPr>
+          <w:sz w:val="28"/>
+          <w:szCs w:val="28"/>
+        </w:rPr>
+        <w:t>(known as</w:t>
+      </w:r>
+      <w:r>
+        <w:rPr>
+          <w:sz w:val="28"/>
+          <w:szCs w:val="28"/>
+        </w:rPr>
+        <w:t xml:space="preserve"> CRLF</w:t>
+      </w:r>
+      <w:r>
+        <w:rPr>
+          <w:sz w:val="28"/>
+          <w:szCs w:val="28"/>
+        </w:rPr>
+        <w:t>)</w:t>
+      </w:r>
+      <w:r>
+        <w:rPr>
+          <w:sz w:val="28"/>
+          <w:szCs w:val="28"/>
+        </w:rPr>
+        <w:t xml:space="preserve"> </w:t>
+      </w:r>
+      <w:r>
+        <w:rPr>
+          <w:sz w:val="28"/>
+          <w:szCs w:val="28"/>
+        </w:rPr>
+        <w:t xml:space="preserve">if you open them in a text editor. </w:t>
+      </w:r>
+      <w:r>
+        <w:rPr>
+          <w:sz w:val="28"/>
+          <w:szCs w:val="28"/>
+        </w:rPr>
+        <w:t xml:space="preserve">*** </w:t>
+      </w:r>
+      <w:r>
+        <w:rPr>
+          <w:color w:val="EE0000"/>
+          <w:sz w:val="28"/>
+          <w:szCs w:val="28"/>
+          <w:u w:val="single"/>
+        </w:rPr>
+        <w:t>Later in the guide I will s</w:t>
+      </w:r>
+      <w:r>
+        <w:rPr>
+          <w:color w:val="EE0000"/>
+          <w:sz w:val="28"/>
+          <w:szCs w:val="28"/>
+          <w:u w:val="single"/>
+        </w:rPr>
+        <w:t>h</w:t>
+      </w:r>
+      <w:r>
+        <w:rPr>
+          <w:color w:val="EE0000"/>
+          <w:sz w:val="28"/>
+          <w:szCs w:val="28"/>
+          <w:u w:val="single"/>
+        </w:rPr>
+        <w:t>ow you how to strip these out if they do not work as intended</w:t>
+      </w:r>
+      <w:r>
+        <w:rPr>
+          <w:sz w:val="28"/>
+          <w:szCs w:val="28"/>
+        </w:rPr>
+        <w:t>,</w:t>
+      </w:r>
+      <w:r>
+        <w:rPr>
+          <w:sz w:val="28"/>
+          <w:szCs w:val="28"/>
+        </w:rPr>
+        <w:t xml:space="preserve"> by</w:t>
+      </w:r>
+      <w:r>
+        <w:rPr>
+          <w:sz w:val="28"/>
+          <w:szCs w:val="28"/>
+        </w:rPr>
+        <w:t xml:space="preserve"> </w:t>
+      </w:r>
+      <w:r>
+        <w:rPr>
+          <w:sz w:val="28"/>
+          <w:szCs w:val="28"/>
+        </w:rPr>
+        <w:t>running some commands from the “Advanced SSH &amp; Web Terminal”. For now</w:t>
+      </w:r>
+      <w:r>
+        <w:rPr>
+          <w:sz w:val="28"/>
+          <w:szCs w:val="28"/>
+        </w:rPr>
+        <w:t>,</w:t>
+      </w:r>
+      <w:r>
+        <w:rPr>
+          <w:sz w:val="28"/>
+          <w:szCs w:val="28"/>
+        </w:rPr>
+        <w:t xml:space="preserve"> </w:t>
+      </w:r>
+      <w:r>
+        <w:rPr>
+          <w:sz w:val="28"/>
+          <w:szCs w:val="28"/>
+        </w:rPr>
+        <w:t>you will need to initially re</w:t>
+      </w:r>
+      <w:r>
+        <w:rPr>
+          <w:sz w:val="28"/>
+          <w:szCs w:val="28"/>
+        </w:rPr>
+        <w:t>place</w:t>
+      </w:r>
+      <w:r>
+        <w:rPr>
+          <w:sz w:val="28"/>
+          <w:szCs w:val="28"/>
+        </w:rPr>
+        <w:t xml:space="preserve"> the redacted code in each o</w:t>
+      </w:r>
+      <w:r>
+        <w:rPr>
+          <w:sz w:val="28"/>
+          <w:szCs w:val="28"/>
+        </w:rPr>
+        <w:t>f</w:t>
+      </w:r>
+      <w:r>
+        <w:rPr>
+          <w:sz w:val="28"/>
+          <w:szCs w:val="28"/>
+        </w:rPr>
+        <w:t xml:space="preserve"> them. In almost every case this entails overwriting the redacted code with you</w:t>
+      </w:r>
+      <w:r>
+        <w:rPr>
+          <w:sz w:val="28"/>
+          <w:szCs w:val="28"/>
+        </w:rPr>
+        <w:t>r</w:t>
+      </w:r>
+      <w:r>
+        <w:rPr>
+          <w:sz w:val="28"/>
+          <w:szCs w:val="28"/>
+        </w:rPr>
+        <w:t xml:space="preserve"> VIN number and/or your account </w:t>
+      </w:r>
+      <w:r>
+        <w:rPr>
+          <w:sz w:val="28"/>
+          <w:szCs w:val="28"/>
+        </w:rPr>
+        <w:t>number</w:t>
+      </w:r>
+      <w:r>
+        <w:rPr>
+          <w:sz w:val="28"/>
+          <w:szCs w:val="28"/>
+        </w:rPr>
+        <w:t xml:space="preserve"> where indicated</w:t>
+      </w:r>
+      <w:r>
+        <w:rPr>
+          <w:sz w:val="28"/>
+          <w:szCs w:val="28"/>
+        </w:rPr>
+        <w:t>. Check each .</w:t>
+      </w:r>
       <w:proofErr w:type="spellStart"/>
       <w:r>
         <w:rPr>
           <w:sz w:val="28"/>
           <w:szCs w:val="28"/>
         </w:rPr>
-        <w:t>mqtt</w:t>
+        <w:t>sh</w:t>
       </w:r>
       <w:proofErr w:type="spellEnd"/>
       <w:r>
@@ -7485,144 +8706,655 @@
           <w:sz w:val="28"/>
           <w:szCs w:val="28"/>
         </w:rPr>
-        <w:t xml:space="preserve">” </w:t>
-      </w:r>
-      <w:r>
-        <w:rPr>
-          <w:sz w:val="28"/>
-          <w:szCs w:val="28"/>
-        </w:rPr>
-        <w:t xml:space="preserve">folder you created. Click on upload file button and navigate to the “MQTT” folder in this ZIP file and upload the </w:t>
-      </w:r>
-      <w:r>
-        <w:rPr>
-          <w:sz w:val="28"/>
-          <w:szCs w:val="28"/>
-          <w:highlight w:val="yellow"/>
-        </w:rPr>
-        <w:t>renault-5.yaml</w:t>
-      </w:r>
-      <w:r>
-        <w:rPr>
-          <w:sz w:val="28"/>
-          <w:szCs w:val="28"/>
-        </w:rPr>
-        <w:t xml:space="preserve"> file.</w:t>
-      </w:r>
-    </w:p>
-    <w:p>
-      <w:pPr>
-        <w:jc w:val="both"/>
-        <w:rPr>
-          <w:sz w:val="28"/>
-          <w:szCs w:val="28"/>
-        </w:rPr>
-      </w:pPr>
-      <w:r>
-        <w:rPr>
-          <w:sz w:val="28"/>
-          <w:szCs w:val="28"/>
-        </w:rPr>
-        <w:t>Step (1</w:t>
-      </w:r>
-      <w:r>
-        <w:rPr>
-          <w:sz w:val="28"/>
-          <w:szCs w:val="28"/>
-        </w:rPr>
-        <w:t>6</w:t>
-      </w:r>
-      <w:r>
-        <w:rPr>
-          <w:sz w:val="28"/>
-          <w:szCs w:val="28"/>
-        </w:rPr>
-        <w:t xml:space="preserve">) </w:t>
-      </w:r>
-    </w:p>
-    <w:p>
-      <w:pPr>
-        <w:jc w:val="both"/>
-        <w:rPr>
-          <w:sz w:val="28"/>
-          <w:szCs w:val="28"/>
-        </w:rPr>
-      </w:pPr>
-      <w:r>
-        <w:rPr>
-          <w:sz w:val="28"/>
-          <w:szCs w:val="28"/>
-        </w:rPr>
-        <w:t xml:space="preserve">Return to the root directory in Home Assistant and navigate to the “packages” folder you created. In it click the </w:t>
-      </w:r>
-      <w:r>
-        <w:rPr>
-          <w:sz w:val="28"/>
-          <w:szCs w:val="28"/>
-        </w:rPr>
-        <w:t>U</w:t>
-      </w:r>
-      <w:r>
-        <w:rPr>
-          <w:sz w:val="28"/>
-          <w:szCs w:val="28"/>
-        </w:rPr>
-        <w:t xml:space="preserve">pload </w:t>
-      </w:r>
-      <w:r>
-        <w:rPr>
-          <w:sz w:val="28"/>
-          <w:szCs w:val="28"/>
-        </w:rPr>
-        <w:t>F</w:t>
-      </w:r>
-      <w:r>
-        <w:rPr>
-          <w:sz w:val="28"/>
-          <w:szCs w:val="28"/>
-        </w:rPr>
-        <w:t xml:space="preserve">ile button and navigate to the “Packages” folder in this ZIP file. Upload the file </w:t>
-      </w:r>
-      <w:r>
-        <w:rPr>
-          <w:sz w:val="28"/>
-          <w:szCs w:val="28"/>
-          <w:highlight w:val="yellow"/>
-        </w:rPr>
-        <w:t>r5_</w:t>
-      </w:r>
-      <w:proofErr w:type="gramStart"/>
-      <w:r>
-        <w:rPr>
-          <w:sz w:val="28"/>
-          <w:szCs w:val="28"/>
-          <w:highlight w:val="yellow"/>
-        </w:rPr>
-        <w:t>test.yaml</w:t>
-      </w:r>
-      <w:proofErr w:type="gramEnd"/>
-    </w:p>
-    <w:p>
-      <w:pPr>
-        <w:jc w:val="both"/>
-        <w:rPr>
-          <w:sz w:val="28"/>
-          <w:szCs w:val="28"/>
-        </w:rPr>
-      </w:pPr>
-      <w:r>
-        <w:rPr>
-          <w:sz w:val="28"/>
-          <w:szCs w:val="28"/>
-        </w:rPr>
-        <w:t>Step (1</w:t>
-      </w:r>
-      <w:r>
-        <w:rPr>
-          <w:sz w:val="28"/>
-          <w:szCs w:val="28"/>
-        </w:rPr>
-        <w:t>7</w:t>
+        <w:t xml:space="preserve"> file in turn and overwrite the redacted code as explained earlier. Save each file as you go, being cautious not to distur</w:t>
+      </w:r>
+      <w:r>
+        <w:rPr>
+          <w:sz w:val="28"/>
+          <w:szCs w:val="28"/>
+        </w:rPr>
+        <w:t>b</w:t>
+      </w:r>
+      <w:r>
+        <w:rPr>
+          <w:sz w:val="28"/>
+          <w:szCs w:val="28"/>
+        </w:rPr>
+        <w:t xml:space="preserve"> the layout/indentation of the file structure. </w:t>
+      </w:r>
+      <w:r>
+        <w:rPr>
+          <w:sz w:val="28"/>
+          <w:szCs w:val="28"/>
+        </w:rPr>
+        <w:t>Remember you only need to replace the chevrons and everything ins</w:t>
+      </w:r>
+      <w:r>
+        <w:rPr>
+          <w:sz w:val="28"/>
+          <w:szCs w:val="28"/>
+        </w:rPr>
+        <w:t>i</w:t>
+      </w:r>
+      <w:r>
+        <w:rPr>
+          <w:sz w:val="28"/>
+          <w:szCs w:val="28"/>
+        </w:rPr>
+        <w:t xml:space="preserve">de them. </w:t>
+      </w:r>
+      <w:r>
+        <w:rPr>
+          <w:sz w:val="28"/>
+          <w:szCs w:val="28"/>
+          <w:u w:val="single"/>
+        </w:rPr>
+        <w:t xml:space="preserve">Do </w:t>
+      </w:r>
+      <w:r>
+        <w:rPr>
+          <w:sz w:val="28"/>
+          <w:szCs w:val="28"/>
+          <w:u w:val="single"/>
+        </w:rPr>
+        <w:t>NOT</w:t>
+      </w:r>
+      <w:r>
+        <w:rPr>
+          <w:sz w:val="28"/>
+          <w:szCs w:val="28"/>
+          <w:u w:val="single"/>
+        </w:rPr>
+        <w:t xml:space="preserve"> remove any other code</w:t>
+      </w:r>
+      <w:r>
+        <w:rPr>
+          <w:sz w:val="28"/>
+          <w:szCs w:val="28"/>
+        </w:rPr>
+        <w:t>, so for instance if the redacted code is inside quotation marks or si</w:t>
+      </w:r>
+      <w:r>
+        <w:rPr>
+          <w:sz w:val="28"/>
+          <w:szCs w:val="28"/>
+        </w:rPr>
+        <w:t>ngle</w:t>
+      </w:r>
+      <w:r>
+        <w:rPr>
+          <w:sz w:val="28"/>
+          <w:szCs w:val="28"/>
+        </w:rPr>
+        <w:t xml:space="preserve"> quotation mark</w:t>
+      </w:r>
+      <w:r>
+        <w:rPr>
+          <w:sz w:val="28"/>
+          <w:szCs w:val="28"/>
+        </w:rPr>
+        <w:t>s</w:t>
+      </w:r>
+      <w:r>
+        <w:rPr>
+          <w:sz w:val="28"/>
+          <w:szCs w:val="28"/>
+        </w:rPr>
+        <w:t>, these MUST remain in place</w:t>
+      </w:r>
+      <w:r>
+        <w:rPr>
+          <w:sz w:val="28"/>
+          <w:szCs w:val="28"/>
+        </w:rPr>
+        <w:t>.</w:t>
+      </w:r>
+      <w:r>
+        <w:rPr>
+          <w:sz w:val="28"/>
+          <w:szCs w:val="28"/>
+        </w:rPr>
+        <w:t xml:space="preserve"> Ie “&lt;your-vin number&gt;” becomes “VS</w:t>
+      </w:r>
+      <w:r>
+        <w:rPr>
+          <w:sz w:val="28"/>
+          <w:szCs w:val="28"/>
+        </w:rPr>
+        <w:t>P12345678”.</w:t>
+      </w:r>
+      <w:r>
+        <w:rPr>
+          <w:sz w:val="28"/>
+          <w:szCs w:val="28"/>
+        </w:rPr>
+        <w:t xml:space="preserve"> </w:t>
+      </w:r>
+      <w:r>
+        <w:rPr>
+          <w:sz w:val="28"/>
+          <w:szCs w:val="28"/>
+        </w:rPr>
+        <w:t>As I said these files are the brains behin</w:t>
+      </w:r>
+      <w:r>
+        <w:rPr>
+          <w:sz w:val="28"/>
+          <w:szCs w:val="28"/>
+        </w:rPr>
+        <w:t>d</w:t>
+      </w:r>
+      <w:r>
+        <w:rPr>
+          <w:sz w:val="28"/>
+          <w:szCs w:val="28"/>
+        </w:rPr>
+        <w:t xml:space="preserve"> the whole card, so </w:t>
+      </w:r>
+      <w:r>
+        <w:rPr>
+          <w:sz w:val="28"/>
+          <w:szCs w:val="28"/>
+        </w:rPr>
+        <w:t>take your time.</w:t>
+      </w:r>
+      <w:r>
+        <w:rPr>
+          <w:sz w:val="28"/>
+          <w:szCs w:val="28"/>
+        </w:rPr>
+        <w:t xml:space="preserve"> Note: any VIN number letters MUST be uppercase.</w:t>
+      </w:r>
+    </w:p>
+    <w:p>
+      <w:pPr>
+        <w:jc w:val="both"/>
+        <w:rPr>
+          <w:sz w:val="28"/>
+          <w:szCs w:val="28"/>
+        </w:rPr>
+      </w:pPr>
+      <w:r>
+        <w:rPr>
+          <w:sz w:val="28"/>
+          <w:szCs w:val="28"/>
+        </w:rPr>
+        <w:t xml:space="preserve">Of the </w:t>
+      </w:r>
+      <w:proofErr w:type="spellStart"/>
+      <w:r>
+        <w:rPr>
+          <w:sz w:val="28"/>
+          <w:szCs w:val="28"/>
+        </w:rPr>
+        <w:t>sh</w:t>
+      </w:r>
+      <w:proofErr w:type="spellEnd"/>
+      <w:r>
+        <w:rPr>
+          <w:sz w:val="28"/>
+          <w:szCs w:val="28"/>
+        </w:rPr>
+        <w:t xml:space="preserve"> files</w:t>
+      </w:r>
+      <w:r>
+        <w:rPr>
+          <w:sz w:val="28"/>
+          <w:szCs w:val="28"/>
+        </w:rPr>
+        <w:t xml:space="preserve">, these are the </w:t>
+      </w:r>
+      <w:r>
+        <w:rPr>
+          <w:sz w:val="28"/>
+          <w:szCs w:val="28"/>
+        </w:rPr>
+        <w:t xml:space="preserve">redacted </w:t>
+      </w:r>
+      <w:r>
+        <w:rPr>
+          <w:sz w:val="28"/>
+          <w:szCs w:val="28"/>
+        </w:rPr>
+        <w:t>instances you need to overwrite</w:t>
+      </w:r>
+    </w:p>
+    <w:p>
+      <w:pPr>
+        <w:jc w:val="both"/>
+        <w:rPr>
+          <w:sz w:val="28"/>
+          <w:szCs w:val="28"/>
+        </w:rPr>
+      </w:pPr>
+      <w:r>
+        <w:rPr>
+          <w:sz w:val="28"/>
+          <w:szCs w:val="28"/>
+        </w:rPr>
+        <w:t xml:space="preserve">Battery: </w:t>
+      </w:r>
+      <w:r>
+        <w:rPr>
+          <w:sz w:val="28"/>
+          <w:szCs w:val="28"/>
+        </w:rPr>
+        <w:t>3 instances</w:t>
+      </w:r>
+      <w:r>
+        <w:rPr>
+          <w:sz w:val="28"/>
+          <w:szCs w:val="28"/>
+        </w:rPr>
+        <w:t xml:space="preserve"> - </w:t>
+      </w:r>
+      <w:r>
+        <w:t>&lt;your</w:t>
+      </w:r>
+      <w:r>
+        <w:t>-account-number&gt;</w:t>
+      </w:r>
+      <w:r>
+        <w:rPr>
+          <w:sz w:val="28"/>
+          <w:szCs w:val="28"/>
+        </w:rPr>
+        <w:t xml:space="preserve"> and 2 x </w:t>
+      </w:r>
+      <w:r>
+        <w:t>&lt;your-vin-number&gt;</w:t>
+      </w:r>
+    </w:p>
+    <w:p>
+      <w:pPr>
+        <w:jc w:val="both"/>
+        <w:rPr>
+          <w:sz w:val="28"/>
+          <w:szCs w:val="28"/>
+        </w:rPr>
+      </w:pPr>
+      <w:r>
+        <w:rPr>
+          <w:sz w:val="28"/>
+          <w:szCs w:val="28"/>
+        </w:rPr>
+        <w:t>Charges: 3 instances</w:t>
+      </w:r>
+      <w:r>
+        <w:rPr>
+          <w:sz w:val="28"/>
+          <w:szCs w:val="28"/>
+        </w:rPr>
+        <w:t xml:space="preserve"> - </w:t>
+      </w:r>
+      <w:r>
+        <w:t>&lt;your-account-number&gt;</w:t>
+      </w:r>
+      <w:r>
+        <w:rPr>
+          <w:sz w:val="28"/>
+          <w:szCs w:val="28"/>
+        </w:rPr>
+        <w:t xml:space="preserve"> and 2 x </w:t>
+      </w:r>
+      <w:r>
+        <w:t>&lt;your-vin-number&gt;</w:t>
+      </w:r>
+    </w:p>
+    <w:p>
+      <w:pPr>
+        <w:jc w:val="both"/>
+        <w:rPr>
+          <w:sz w:val="28"/>
+          <w:szCs w:val="28"/>
+        </w:rPr>
+      </w:pPr>
+      <w:r>
+        <w:rPr>
+          <w:sz w:val="28"/>
+          <w:szCs w:val="28"/>
+        </w:rPr>
+        <w:t>Cockpit: 3 instances</w:t>
+      </w:r>
+      <w:r>
+        <w:rPr>
+          <w:sz w:val="28"/>
+          <w:szCs w:val="28"/>
+        </w:rPr>
+        <w:t xml:space="preserve"> - </w:t>
+      </w:r>
+      <w:r>
+        <w:t>&lt;your-account-number&gt;</w:t>
+      </w:r>
+      <w:r>
+        <w:rPr>
+          <w:sz w:val="28"/>
+          <w:szCs w:val="28"/>
+        </w:rPr>
+        <w:t xml:space="preserve"> and 2 x </w:t>
+      </w:r>
+      <w:r>
+        <w:t>&lt;your-vin-number&gt;</w:t>
+      </w:r>
+    </w:p>
+    <w:p>
+      <w:pPr>
+        <w:jc w:val="both"/>
+        <w:rPr>
+          <w:sz w:val="28"/>
+          <w:szCs w:val="28"/>
+        </w:rPr>
+      </w:pPr>
+      <w:r>
+        <w:rPr>
+          <w:sz w:val="28"/>
+          <w:szCs w:val="28"/>
+        </w:rPr>
+        <w:t>E</w:t>
+      </w:r>
+      <w:r>
+        <w:rPr>
+          <w:sz w:val="28"/>
+          <w:szCs w:val="28"/>
+        </w:rPr>
+        <w:t xml:space="preserve">V </w:t>
+      </w:r>
+      <w:r>
+        <w:rPr>
+          <w:sz w:val="28"/>
+          <w:szCs w:val="28"/>
+        </w:rPr>
+        <w:t xml:space="preserve">Settings: </w:t>
+      </w:r>
+      <w:r>
+        <w:rPr>
+          <w:sz w:val="28"/>
+          <w:szCs w:val="28"/>
+        </w:rPr>
+        <w:t>3 instances</w:t>
+      </w:r>
+      <w:r>
+        <w:rPr>
+          <w:sz w:val="28"/>
+          <w:szCs w:val="28"/>
+        </w:rPr>
+        <w:t xml:space="preserve"> - </w:t>
+      </w:r>
+      <w:r>
+        <w:t>&lt;your-account-number&gt;</w:t>
+      </w:r>
+      <w:r>
+        <w:rPr>
+          <w:sz w:val="28"/>
+          <w:szCs w:val="28"/>
+        </w:rPr>
+        <w:t xml:space="preserve"> and 2 x </w:t>
+      </w:r>
+      <w:r>
+        <w:t>&lt;your-vin-number&gt;</w:t>
+      </w:r>
+    </w:p>
+    <w:p>
+      <w:pPr>
+        <w:jc w:val="both"/>
+        <w:rPr>
+          <w:sz w:val="28"/>
+          <w:szCs w:val="28"/>
+        </w:rPr>
+      </w:pPr>
+      <w:r>
+        <w:rPr>
+          <w:sz w:val="28"/>
+          <w:szCs w:val="28"/>
+        </w:rPr>
+        <w:t>HVAC: 3 instances</w:t>
+      </w:r>
+      <w:r>
+        <w:rPr>
+          <w:sz w:val="28"/>
+          <w:szCs w:val="28"/>
+        </w:rPr>
+        <w:t xml:space="preserve"> - </w:t>
+      </w:r>
+      <w:r>
+        <w:t>&lt;your-account-number&gt;</w:t>
+      </w:r>
+      <w:r>
+        <w:rPr>
+          <w:sz w:val="28"/>
+          <w:szCs w:val="28"/>
+        </w:rPr>
+        <w:t xml:space="preserve"> and 2 x </w:t>
+      </w:r>
+      <w:r>
+        <w:t>&lt;your-vin-number&gt;</w:t>
+      </w:r>
+    </w:p>
+    <w:p>
+      <w:pPr>
+        <w:jc w:val="both"/>
+        <w:rPr>
+          <w:sz w:val="28"/>
+          <w:szCs w:val="28"/>
+        </w:rPr>
+      </w:pPr>
+      <w:r>
+        <w:rPr>
+          <w:sz w:val="28"/>
+          <w:szCs w:val="28"/>
+        </w:rPr>
+        <w:t>Location:</w:t>
+      </w:r>
+      <w:r>
+        <w:rPr>
+          <w:sz w:val="28"/>
+          <w:szCs w:val="28"/>
+        </w:rPr>
+        <w:t xml:space="preserve"> 3 instances</w:t>
+      </w:r>
+      <w:r>
+        <w:rPr>
+          <w:sz w:val="28"/>
+          <w:szCs w:val="28"/>
+        </w:rPr>
+        <w:t xml:space="preserve"> -</w:t>
+      </w:r>
+      <w:r>
+        <w:rPr>
+          <w:sz w:val="28"/>
+          <w:szCs w:val="28"/>
+        </w:rPr>
+        <w:t xml:space="preserve"> </w:t>
+      </w:r>
+      <w:r>
+        <w:t>&lt;your-account-number&gt;</w:t>
+      </w:r>
+      <w:r>
+        <w:rPr>
+          <w:sz w:val="28"/>
+          <w:szCs w:val="28"/>
+        </w:rPr>
+        <w:t xml:space="preserve"> and 2 x </w:t>
+      </w:r>
+      <w:r>
+        <w:t>&lt;your-vin-number&gt;</w:t>
+      </w:r>
+    </w:p>
+    <w:p>
+      <w:pPr>
+        <w:jc w:val="both"/>
+        <w:rPr>
+          <w:sz w:val="28"/>
+          <w:szCs w:val="28"/>
+        </w:rPr>
+      </w:pPr>
+      <w:r>
+        <w:rPr>
+          <w:sz w:val="28"/>
+          <w:szCs w:val="28"/>
+        </w:rPr>
+        <w:t>SOC L</w:t>
+      </w:r>
+      <w:r>
+        <w:rPr>
+          <w:sz w:val="28"/>
+          <w:szCs w:val="28"/>
+        </w:rPr>
+        <w:t>evels</w:t>
+      </w:r>
+      <w:r>
+        <w:rPr>
+          <w:sz w:val="28"/>
+          <w:szCs w:val="28"/>
+        </w:rPr>
+        <w:t>: 3 instances</w:t>
+      </w:r>
+      <w:r>
+        <w:rPr>
+          <w:sz w:val="28"/>
+          <w:szCs w:val="28"/>
+        </w:rPr>
+        <w:t xml:space="preserve"> - </w:t>
+      </w:r>
+      <w:r>
+        <w:t>&lt;your-account-number&gt;</w:t>
+      </w:r>
+      <w:r>
+        <w:rPr>
+          <w:sz w:val="28"/>
+          <w:szCs w:val="28"/>
+        </w:rPr>
+        <w:t xml:space="preserve"> and 2 x </w:t>
+      </w:r>
+      <w:r>
+        <w:t>&lt;your-vin-number&gt;</w:t>
+      </w:r>
+    </w:p>
+    <w:p>
+      <w:pPr>
+        <w:jc w:val="both"/>
+      </w:pPr>
+      <w:r>
+        <w:rPr>
+          <w:sz w:val="28"/>
+          <w:szCs w:val="28"/>
+        </w:rPr>
+        <w:t>API LOGIN: 2 instances</w:t>
+      </w:r>
+      <w:r>
+        <w:rPr>
+          <w:sz w:val="28"/>
+          <w:szCs w:val="28"/>
+        </w:rPr>
+        <w:t xml:space="preserve"> - </w:t>
+      </w:r>
+      <w:r>
+        <w:t>&lt;your-username&gt;</w:t>
+      </w:r>
+      <w:r>
+        <w:rPr>
+          <w:sz w:val="28"/>
+          <w:szCs w:val="28"/>
+        </w:rPr>
+        <w:t xml:space="preserve"> and </w:t>
+      </w:r>
+      <w:r>
+        <w:t>&lt;your-password&gt;</w:t>
+      </w:r>
+    </w:p>
+    <w:p>
+      <w:pPr>
+        <w:jc w:val="both"/>
+        <w:rPr>
+          <w:sz w:val="28"/>
+          <w:szCs w:val="28"/>
+        </w:rPr>
+      </w:pPr>
+      <w:r>
+        <w:rPr>
+          <w:sz w:val="28"/>
+          <w:szCs w:val="28"/>
+        </w:rPr>
+        <w:t xml:space="preserve">Once you </w:t>
+      </w:r>
+      <w:r>
+        <w:rPr>
+          <w:sz w:val="28"/>
+          <w:szCs w:val="28"/>
+        </w:rPr>
+        <w:t xml:space="preserve">have </w:t>
+      </w:r>
+      <w:r>
+        <w:rPr>
+          <w:sz w:val="28"/>
+          <w:szCs w:val="28"/>
+        </w:rPr>
+        <w:t>changed the redacted code</w:t>
+      </w:r>
+      <w:r>
+        <w:rPr>
+          <w:sz w:val="28"/>
+          <w:szCs w:val="28"/>
+        </w:rPr>
+        <w:t xml:space="preserve"> and saved each file and whilst in the “scripts” directory, you can then upload each file </w:t>
+      </w:r>
+      <w:r>
+        <w:rPr>
+          <w:sz w:val="28"/>
+          <w:szCs w:val="28"/>
+        </w:rPr>
+        <w:t>as per previous instructions.</w:t>
+      </w:r>
+    </w:p>
+    <w:p>
+      <w:pPr>
+        <w:jc w:val="both"/>
+        <w:rPr>
+          <w:sz w:val="28"/>
+          <w:szCs w:val="28"/>
+        </w:rPr>
+      </w:pPr>
+    </w:p>
+    <w:p>
+      <w:pPr>
+        <w:jc w:val="both"/>
+        <w:rPr>
+          <w:sz w:val="28"/>
+          <w:szCs w:val="28"/>
+        </w:rPr>
+      </w:pPr>
+    </w:p>
+    <w:p>
+      <w:pPr>
+        <w:jc w:val="both"/>
+        <w:rPr>
+          <w:sz w:val="28"/>
+          <w:szCs w:val="28"/>
+        </w:rPr>
+      </w:pPr>
+    </w:p>
+    <w:p>
+      <w:pPr>
+        <w:jc w:val="both"/>
+        <w:rPr>
+          <w:sz w:val="28"/>
+          <w:szCs w:val="28"/>
+        </w:rPr>
+      </w:pPr>
+      <w:r>
+        <w:rPr>
+          <w:sz w:val="28"/>
+          <w:szCs w:val="28"/>
+        </w:rPr>
+        <w:lastRenderedPageBreak/>
+        <w:t>Step (</w:t>
+      </w:r>
+      <w:r>
+        <w:rPr>
+          <w:sz w:val="28"/>
+          <w:szCs w:val="28"/>
+        </w:rPr>
+        <w:t>19</w:t>
       </w:r>
       <w:r>
         <w:rPr>
@@ -7645,600 +9377,281 @@
           <w:sz w:val="28"/>
           <w:szCs w:val="28"/>
         </w:rPr>
-        <w:t xml:space="preserve">Open your text editor on your laptop or PC. Navigate to the “Scripts” folder in this ZIP file. Within that folder </w:t>
-      </w:r>
-      <w:r>
-        <w:rPr>
-          <w:sz w:val="28"/>
-          <w:szCs w:val="28"/>
-        </w:rPr>
-        <w:t>open</w:t>
-      </w:r>
-      <w:r>
-        <w:rPr>
-          <w:sz w:val="28"/>
-          <w:szCs w:val="28"/>
-        </w:rPr>
-        <w:t xml:space="preserve">: </w:t>
-      </w:r>
-      <w:r>
-        <w:rPr>
-          <w:sz w:val="28"/>
-          <w:szCs w:val="28"/>
-        </w:rPr>
-        <w:t>“</w:t>
-      </w:r>
-      <w:r>
-        <w:rPr>
-          <w:sz w:val="28"/>
-          <w:szCs w:val="28"/>
-        </w:rPr>
-        <w:t>renault5-</w:t>
-      </w:r>
-      <w:proofErr w:type="gramStart"/>
-      <w:r>
-        <w:rPr>
-          <w:sz w:val="28"/>
-          <w:szCs w:val="28"/>
-        </w:rPr>
-        <w:t>scripts</w:t>
-      </w:r>
-      <w:r>
-        <w:rPr>
-          <w:sz w:val="28"/>
-          <w:szCs w:val="28"/>
-        </w:rPr>
-        <w:t>.yaml</w:t>
-      </w:r>
-      <w:proofErr w:type="gramEnd"/>
-      <w:r>
-        <w:rPr>
-          <w:sz w:val="28"/>
-          <w:szCs w:val="28"/>
-        </w:rPr>
-        <w:t xml:space="preserve">” *REDCT* </w:t>
-      </w:r>
-    </w:p>
-    <w:p>
-      <w:pPr>
-        <w:jc w:val="both"/>
-        <w:rPr>
-          <w:sz w:val="28"/>
-          <w:szCs w:val="28"/>
-        </w:rPr>
-      </w:pPr>
-      <w:r>
-        <w:rPr>
-          <w:sz w:val="28"/>
-          <w:szCs w:val="28"/>
-        </w:rPr>
-        <w:t>It has 1</w:t>
-      </w:r>
-      <w:r>
-        <w:rPr>
-          <w:sz w:val="28"/>
-          <w:szCs w:val="28"/>
-        </w:rPr>
-        <w:t>3</w:t>
-      </w:r>
-      <w:r>
-        <w:rPr>
-          <w:sz w:val="28"/>
-          <w:szCs w:val="28"/>
-        </w:rPr>
-        <w:t xml:space="preserve"> </w:t>
-      </w:r>
-      <w:proofErr w:type="gramStart"/>
-      <w:r>
-        <w:rPr>
-          <w:sz w:val="28"/>
-          <w:szCs w:val="28"/>
-        </w:rPr>
-        <w:t>instances</w:t>
-      </w:r>
-      <w:r>
-        <w:rPr>
-          <w:sz w:val="28"/>
-          <w:szCs w:val="28"/>
-        </w:rPr>
-        <w:t>,</w:t>
-      </w:r>
-      <w:proofErr w:type="gramEnd"/>
-      <w:r>
-        <w:rPr>
-          <w:sz w:val="28"/>
-          <w:szCs w:val="28"/>
-        </w:rPr>
-        <w:t xml:space="preserve"> you need to modify. </w:t>
-      </w:r>
-      <w:r>
-        <w:rPr>
-          <w:sz w:val="28"/>
-          <w:szCs w:val="28"/>
-        </w:rPr>
-        <w:t xml:space="preserve">(12 instances of </w:t>
-      </w:r>
-      <w:r>
-        <w:t>&lt;your-mobile-id&gt;</w:t>
-      </w:r>
-      <w:r>
-        <w:rPr>
-          <w:sz w:val="28"/>
-          <w:szCs w:val="28"/>
-        </w:rPr>
-        <w:t xml:space="preserve"> and 1 instance of </w:t>
-      </w:r>
-      <w:r>
-        <w:t>&lt;</w:t>
+        <w:t>*** There are a couple more things to do in the “Advanced SSH &amp; Web Terminal” that you must now complete. You need to ensure that while you edited the .</w:t>
       </w:r>
       <w:proofErr w:type="spellStart"/>
       <w:r>
-        <w:t>ev</w:t>
+        <w:rPr>
+          <w:sz w:val="28"/>
+          <w:szCs w:val="28"/>
+        </w:rPr>
+        <w:t>sh</w:t>
       </w:r>
       <w:proofErr w:type="spellEnd"/>
       <w:r>
-        <w:t>- charger-power</w:t>
-      </w:r>
-      <w:r>
-        <w:t xml:space="preserve">&gt; </w:t>
-      </w:r>
-      <w:r>
-        <w:rPr>
-          <w:sz w:val="28"/>
-          <w:szCs w:val="28"/>
-        </w:rPr>
-        <w:t>You can</w:t>
-      </w:r>
-      <w:r>
-        <w:rPr>
-          <w:sz w:val="28"/>
-          <w:szCs w:val="28"/>
-        </w:rPr>
-        <w:t>,</w:t>
-      </w:r>
-      <w:r>
-        <w:rPr>
-          <w:sz w:val="28"/>
-          <w:szCs w:val="28"/>
-        </w:rPr>
-        <w:t xml:space="preserve"> </w:t>
-      </w:r>
-      <w:r>
-        <w:rPr>
-          <w:sz w:val="28"/>
-          <w:szCs w:val="28"/>
-        </w:rPr>
-        <w:t>if desired</w:t>
-      </w:r>
-      <w:r>
-        <w:rPr>
-          <w:sz w:val="28"/>
-          <w:szCs w:val="28"/>
-        </w:rPr>
-        <w:t xml:space="preserve">, </w:t>
-      </w:r>
-      <w:r>
-        <w:rPr>
-          <w:sz w:val="28"/>
-          <w:szCs w:val="28"/>
-        </w:rPr>
-        <w:t xml:space="preserve">use </w:t>
-      </w:r>
-      <w:r>
-        <w:rPr>
-          <w:sz w:val="28"/>
-          <w:szCs w:val="28"/>
-        </w:rPr>
-        <w:t>“</w:t>
-      </w:r>
-      <w:r>
-        <w:rPr>
-          <w:sz w:val="28"/>
-          <w:szCs w:val="28"/>
-        </w:rPr>
-        <w:t>find</w:t>
-      </w:r>
-      <w:r>
-        <w:rPr>
-          <w:sz w:val="28"/>
-          <w:szCs w:val="28"/>
-        </w:rPr>
-        <w:t>/replace</w:t>
-      </w:r>
-      <w:r>
-        <w:rPr>
-          <w:sz w:val="28"/>
-          <w:szCs w:val="28"/>
-        </w:rPr>
-        <w:t>”</w:t>
-      </w:r>
-      <w:r>
-        <w:rPr>
-          <w:sz w:val="28"/>
-          <w:szCs w:val="28"/>
-        </w:rPr>
-        <w:t xml:space="preserve"> to quickly search for each instance and replace them with your details as explained earlier in the guide. Once modified</w:t>
-      </w:r>
-      <w:r>
-        <w:rPr>
-          <w:sz w:val="28"/>
-          <w:szCs w:val="28"/>
-        </w:rPr>
-        <w:t xml:space="preserve">, save </w:t>
-      </w:r>
-      <w:r>
-        <w:rPr>
-          <w:sz w:val="28"/>
-          <w:szCs w:val="28"/>
-        </w:rPr>
-        <w:t>the file</w:t>
-      </w:r>
-      <w:r>
-        <w:rPr>
-          <w:sz w:val="28"/>
-          <w:szCs w:val="28"/>
-        </w:rPr>
-        <w:t>, r</w:t>
-      </w:r>
-      <w:r>
-        <w:rPr>
-          <w:sz w:val="28"/>
-          <w:szCs w:val="28"/>
-        </w:rPr>
-        <w:t>eturn to the root directory in Home Assistant and navigate to the “scrip</w:t>
-      </w:r>
-      <w:r>
-        <w:rPr>
-          <w:sz w:val="28"/>
-          <w:szCs w:val="28"/>
-        </w:rPr>
-        <w:t>ts</w:t>
-      </w:r>
-      <w:r>
-        <w:rPr>
-          <w:sz w:val="28"/>
-          <w:szCs w:val="28"/>
-        </w:rPr>
-        <w:t xml:space="preserve">” folder you created. In it click the </w:t>
-      </w:r>
-      <w:r>
-        <w:rPr>
-          <w:sz w:val="28"/>
-          <w:szCs w:val="28"/>
-        </w:rPr>
-        <w:t>U</w:t>
-      </w:r>
-      <w:r>
-        <w:rPr>
-          <w:sz w:val="28"/>
-          <w:szCs w:val="28"/>
-        </w:rPr>
-        <w:t xml:space="preserve">pload </w:t>
-      </w:r>
-      <w:r>
-        <w:rPr>
-          <w:sz w:val="28"/>
-          <w:szCs w:val="28"/>
-        </w:rPr>
-        <w:t>F</w:t>
-      </w:r>
-      <w:r>
-        <w:rPr>
-          <w:sz w:val="28"/>
-          <w:szCs w:val="28"/>
-        </w:rPr>
-        <w:t xml:space="preserve">ile button </w:t>
-      </w:r>
-      <w:r>
-        <w:rPr>
-          <w:sz w:val="28"/>
-          <w:szCs w:val="28"/>
-        </w:rPr>
-        <w:t>then</w:t>
-      </w:r>
-      <w:r>
-        <w:rPr>
-          <w:sz w:val="28"/>
-          <w:szCs w:val="28"/>
-        </w:rPr>
-        <w:t xml:space="preserve"> navigate </w:t>
-      </w:r>
-      <w:r>
-        <w:rPr>
-          <w:sz w:val="28"/>
-          <w:szCs w:val="28"/>
-        </w:rPr>
-        <w:t xml:space="preserve">back </w:t>
-      </w:r>
-      <w:r>
-        <w:rPr>
-          <w:sz w:val="28"/>
-          <w:szCs w:val="28"/>
-        </w:rPr>
-        <w:t>to the “</w:t>
-      </w:r>
-      <w:r>
-        <w:rPr>
-          <w:sz w:val="28"/>
-          <w:szCs w:val="28"/>
-        </w:rPr>
-        <w:t>Scripts</w:t>
-      </w:r>
-      <w:r>
-        <w:rPr>
-          <w:sz w:val="28"/>
-          <w:szCs w:val="28"/>
-        </w:rPr>
-        <w:t>” folder in this ZIP file.</w:t>
-      </w:r>
-      <w:r>
-        <w:rPr>
-          <w:sz w:val="28"/>
-          <w:szCs w:val="28"/>
-        </w:rPr>
-        <w:t xml:space="preserve"> Within that </w:t>
-      </w:r>
-      <w:r>
-        <w:rPr>
-          <w:sz w:val="28"/>
-          <w:szCs w:val="28"/>
-        </w:rPr>
-        <w:t>folder</w:t>
-      </w:r>
-      <w:r>
-        <w:rPr>
-          <w:sz w:val="28"/>
-          <w:szCs w:val="28"/>
-        </w:rPr>
-        <w:t xml:space="preserve"> select: </w:t>
-      </w:r>
-      <w:r>
-        <w:rPr>
-          <w:sz w:val="28"/>
-          <w:szCs w:val="28"/>
-        </w:rPr>
-        <w:t>the file yo</w:t>
-      </w:r>
-      <w:r>
-        <w:rPr>
-          <w:sz w:val="28"/>
-          <w:szCs w:val="28"/>
-        </w:rPr>
-        <w:t>u just modified “</w:t>
-      </w:r>
-      <w:r>
-        <w:rPr>
-          <w:sz w:val="28"/>
-          <w:szCs w:val="28"/>
-          <w:highlight w:val="yellow"/>
-        </w:rPr>
-        <w:t>renault5-</w:t>
-      </w:r>
-      <w:proofErr w:type="gramStart"/>
-      <w:r>
-        <w:rPr>
-          <w:sz w:val="28"/>
-          <w:szCs w:val="28"/>
-          <w:highlight w:val="yellow"/>
-        </w:rPr>
-        <w:t>scripts.yaml</w:t>
-      </w:r>
-      <w:proofErr w:type="gramEnd"/>
-      <w:r>
-        <w:rPr>
-          <w:sz w:val="28"/>
-          <w:szCs w:val="28"/>
-        </w:rPr>
-        <w:t>”</w:t>
-      </w:r>
-      <w:r>
-        <w:rPr>
-          <w:sz w:val="28"/>
-          <w:szCs w:val="28"/>
-        </w:rPr>
-        <w:t xml:space="preserve"> and upload it.</w:t>
-      </w:r>
-    </w:p>
-    <w:p>
-      <w:pPr>
-        <w:jc w:val="both"/>
-        <w:rPr>
-          <w:sz w:val="28"/>
-          <w:szCs w:val="28"/>
-        </w:rPr>
-      </w:pPr>
-      <w:r>
-        <w:rPr>
-          <w:sz w:val="28"/>
-          <w:szCs w:val="28"/>
-        </w:rPr>
-        <w:t>Step (1</w:t>
-      </w:r>
-      <w:r>
-        <w:rPr>
-          <w:sz w:val="28"/>
-          <w:szCs w:val="28"/>
-        </w:rPr>
-        <w:t>8</w:t>
-      </w:r>
-      <w:r>
-        <w:rPr>
-          <w:sz w:val="28"/>
-          <w:szCs w:val="28"/>
-        </w:rPr>
-        <w:t>)</w:t>
-      </w:r>
-    </w:p>
-    <w:p>
-      <w:pPr>
-        <w:jc w:val="both"/>
-        <w:rPr>
-          <w:sz w:val="28"/>
-          <w:szCs w:val="28"/>
-        </w:rPr>
-      </w:pPr>
-      <w:r>
-        <w:rPr>
-          <w:sz w:val="28"/>
-          <w:szCs w:val="28"/>
-        </w:rPr>
-        <w:t xml:space="preserve">Whilst in the </w:t>
-      </w:r>
-      <w:r>
-        <w:rPr>
-          <w:sz w:val="28"/>
-          <w:szCs w:val="28"/>
-        </w:rPr>
-        <w:t>“</w:t>
-      </w:r>
-      <w:r>
-        <w:rPr>
-          <w:sz w:val="28"/>
-          <w:szCs w:val="28"/>
-        </w:rPr>
-        <w:t>scripts</w:t>
-      </w:r>
-      <w:r>
-        <w:rPr>
-          <w:sz w:val="28"/>
-          <w:szCs w:val="28"/>
-        </w:rPr>
-        <w:t>”</w:t>
-      </w:r>
-      <w:r>
-        <w:rPr>
-          <w:sz w:val="28"/>
-          <w:szCs w:val="28"/>
-        </w:rPr>
-        <w:t xml:space="preserve"> folder in HA (</w:t>
-      </w:r>
-      <w:r>
-        <w:rPr>
-          <w:sz w:val="28"/>
-          <w:szCs w:val="28"/>
-        </w:rPr>
-        <w:t>from the “</w:t>
-      </w:r>
-      <w:r>
-        <w:rPr>
-          <w:sz w:val="28"/>
-          <w:szCs w:val="28"/>
-        </w:rPr>
-        <w:t>File Editor</w:t>
-      </w:r>
-      <w:r>
-        <w:rPr>
-          <w:sz w:val="28"/>
-          <w:szCs w:val="28"/>
-        </w:rPr>
-        <w:t>”</w:t>
-      </w:r>
-      <w:r>
-        <w:rPr>
-          <w:sz w:val="28"/>
-          <w:szCs w:val="28"/>
-        </w:rPr>
-        <w:t>)</w:t>
-      </w:r>
-      <w:r>
-        <w:rPr>
-          <w:sz w:val="28"/>
-          <w:szCs w:val="28"/>
-        </w:rPr>
-        <w:t xml:space="preserve"> you need to next upload all the shell script files. These files are crucial, as these are the ones that retri</w:t>
-      </w:r>
-      <w:r>
-        <w:rPr>
-          <w:sz w:val="28"/>
-          <w:szCs w:val="28"/>
-        </w:rPr>
-        <w:t>e</w:t>
-      </w:r>
-      <w:r>
-        <w:rPr>
-          <w:sz w:val="28"/>
-          <w:szCs w:val="28"/>
-        </w:rPr>
-        <w:t>ve you</w:t>
-      </w:r>
-      <w:r>
-        <w:rPr>
-          <w:sz w:val="28"/>
-          <w:szCs w:val="28"/>
-        </w:rPr>
-        <w:t>r</w:t>
-      </w:r>
-      <w:r>
-        <w:rPr>
-          <w:sz w:val="28"/>
-          <w:szCs w:val="28"/>
-        </w:rPr>
-        <w:t xml:space="preserve"> car’s data from the Renault API. A word of caution here. Windows can </w:t>
-      </w:r>
-      <w:r>
-        <w:rPr>
+        <w:rPr>
+          <w:sz w:val="28"/>
+          <w:szCs w:val="28"/>
+        </w:rPr>
+        <w:t xml:space="preserve"> files you did not inadvertently introduce any hidden CLRF characters into the code.</w:t>
+      </w:r>
+      <w:r>
+        <w:rPr>
+          <w:sz w:val="28"/>
+          <w:szCs w:val="28"/>
+        </w:rPr>
+        <w:t xml:space="preserve"> (sometimes happens when you edit a file in a text editor in Windows)</w:t>
+      </w:r>
+    </w:p>
+    <w:p>
+      <w:pPr>
+        <w:jc w:val="both"/>
+        <w:rPr>
+          <w:sz w:val="28"/>
+          <w:szCs w:val="28"/>
+        </w:rPr>
+      </w:pPr>
+      <w:r>
+        <w:rPr>
+          <w:sz w:val="28"/>
+          <w:szCs w:val="28"/>
+        </w:rPr>
+        <w:t>From the “</w:t>
+      </w:r>
+      <w:proofErr w:type="spellStart"/>
+      <w:r>
+        <w:rPr>
+          <w:sz w:val="28"/>
+          <w:szCs w:val="28"/>
+        </w:rPr>
+        <w:t>venv</w:t>
+      </w:r>
+      <w:proofErr w:type="spellEnd"/>
+      <w:r>
+        <w:rPr>
+          <w:sz w:val="28"/>
+          <w:szCs w:val="28"/>
+        </w:rPr>
+        <w:t>” prompt copy and paste in this following command and press enter. This will strip out these characters:</w:t>
+      </w:r>
+    </w:p>
+    <w:p>
+      <w:pPr>
+        <w:jc w:val="both"/>
+        <w:rPr>
+          <w:sz w:val="28"/>
+          <w:szCs w:val="28"/>
+        </w:rPr>
+      </w:pPr>
+    </w:p>
+    <w:p>
+      <w:pPr>
+        <w:jc w:val="both"/>
+      </w:pPr>
+      <w:proofErr w:type="spellStart"/>
+      <w:r>
+        <w:t>sed</w:t>
+      </w:r>
+      <w:proofErr w:type="spellEnd"/>
+      <w:r>
+        <w:t xml:space="preserve"> -</w:t>
+      </w:r>
+      <w:proofErr w:type="spellStart"/>
+      <w:r>
+        <w:t>i</w:t>
+      </w:r>
+      <w:proofErr w:type="spellEnd"/>
+      <w:r>
+        <w:t xml:space="preserve"> 's/\r$//' /config/scripts/get_r5_*.sh</w:t>
+      </w:r>
+    </w:p>
+    <w:p>
+      <w:pPr>
+        <w:jc w:val="both"/>
+      </w:pPr>
+    </w:p>
+    <w:p>
+      <w:pPr>
+        <w:jc w:val="both"/>
+        <w:rPr>
+          <w:sz w:val="28"/>
+          <w:szCs w:val="28"/>
+        </w:rPr>
+      </w:pPr>
+      <w:r>
+        <w:rPr>
+          <w:sz w:val="28"/>
+          <w:szCs w:val="28"/>
+        </w:rPr>
+        <w:t>Then repeat it for the login.sh file</w:t>
+      </w:r>
+    </w:p>
+    <w:p>
+      <w:pPr>
+        <w:jc w:val="both"/>
+        <w:rPr>
+          <w:sz w:val="28"/>
+          <w:szCs w:val="28"/>
+        </w:rPr>
+      </w:pPr>
+    </w:p>
+    <w:p>
+      <w:pPr>
+        <w:jc w:val="both"/>
+      </w:pPr>
+      <w:proofErr w:type="spellStart"/>
+      <w:r>
+        <w:t>sed</w:t>
+      </w:r>
+      <w:proofErr w:type="spellEnd"/>
+      <w:r>
+        <w:t xml:space="preserve"> -</w:t>
+      </w:r>
+      <w:proofErr w:type="spellStart"/>
+      <w:r>
+        <w:t>i</w:t>
+      </w:r>
+      <w:proofErr w:type="spellEnd"/>
+      <w:r>
+        <w:t xml:space="preserve"> 's/\r$//' /config/scripts/r5_api_login.sh</w:t>
+      </w:r>
+    </w:p>
+    <w:p>
+      <w:pPr>
+        <w:jc w:val="both"/>
+      </w:pPr>
+    </w:p>
+    <w:p>
+      <w:pPr>
+        <w:jc w:val="both"/>
+        <w:rPr>
+          <w:sz w:val="28"/>
+          <w:szCs w:val="28"/>
+        </w:rPr>
+      </w:pPr>
+      <w:r>
+        <w:rPr>
+          <w:sz w:val="28"/>
+          <w:szCs w:val="28"/>
+        </w:rPr>
+        <w:t>Next, make all the .</w:t>
+      </w:r>
+      <w:proofErr w:type="spellStart"/>
+      <w:r>
+        <w:rPr>
+          <w:sz w:val="28"/>
+          <w:szCs w:val="28"/>
+        </w:rPr>
+        <w:t>sh</w:t>
+      </w:r>
+      <w:proofErr w:type="spellEnd"/>
+      <w:r>
+        <w:rPr>
+          <w:sz w:val="28"/>
+          <w:szCs w:val="28"/>
+        </w:rPr>
+        <w:t xml:space="preserve"> files executable</w:t>
+      </w:r>
+      <w:r>
+        <w:rPr>
+          <w:sz w:val="28"/>
+          <w:szCs w:val="28"/>
+        </w:rPr>
+        <w:t>, by typing in this command and pressing enter:</w:t>
+      </w:r>
+    </w:p>
+    <w:p>
+      <w:pPr>
+        <w:jc w:val="both"/>
+        <w:rPr>
+          <w:sz w:val="28"/>
+          <w:szCs w:val="28"/>
+        </w:rPr>
+      </w:pPr>
+    </w:p>
+    <w:p>
+      <w:pPr>
+        <w:jc w:val="both"/>
+      </w:pPr>
+      <w:proofErr w:type="spellStart"/>
+      <w:r>
+        <w:t>chmod</w:t>
+      </w:r>
+      <w:proofErr w:type="spellEnd"/>
+      <w:r>
+        <w:t xml:space="preserve"> +x /config/scripts/get_r5_*.sh</w:t>
+      </w:r>
+    </w:p>
+    <w:p>
+      <w:pPr>
+        <w:jc w:val="both"/>
+        <w:rPr>
+          <w:sz w:val="28"/>
+          <w:szCs w:val="28"/>
+        </w:rPr>
+      </w:pPr>
+    </w:p>
+    <w:p>
+      <w:pPr>
+        <w:jc w:val="both"/>
+        <w:rPr>
+          <w:sz w:val="28"/>
+          <w:szCs w:val="28"/>
+        </w:rPr>
+      </w:pPr>
+      <w:r>
+        <w:rPr>
+          <w:sz w:val="28"/>
+          <w:szCs w:val="28"/>
+        </w:rPr>
+        <w:t>Repeat this for the login.sh file</w:t>
+      </w:r>
+    </w:p>
+    <w:p>
+      <w:pPr>
+        <w:jc w:val="both"/>
+        <w:rPr>
+          <w:sz w:val="28"/>
+          <w:szCs w:val="28"/>
+        </w:rPr>
+      </w:pPr>
+    </w:p>
+    <w:p>
+      <w:pPr>
+        <w:jc w:val="both"/>
+      </w:pPr>
+      <w:proofErr w:type="spellStart"/>
+      <w:r>
+        <w:t>chmod</w:t>
+      </w:r>
+      <w:proofErr w:type="spellEnd"/>
+      <w:r>
+        <w:t xml:space="preserve"> +x /config/scripts/r5_api_login.sh</w:t>
+      </w:r>
+    </w:p>
+    <w:p>
+      <w:pPr>
+        <w:jc w:val="both"/>
+      </w:pPr>
+    </w:p>
+    <w:p>
+      <w:pPr>
+        <w:jc w:val="both"/>
+        <w:rPr>
+          <w:color w:val="EE0000"/>
           <w:sz w:val="28"/>
           <w:szCs w:val="28"/>
           <w:u w:val="single"/>
         </w:rPr>
-        <w:t>s</w:t>
-      </w:r>
-      <w:r>
-        <w:rPr>
+      </w:pPr>
+      <w:r>
+        <w:rPr>
+          <w:color w:val="EE0000"/>
           <w:sz w:val="28"/>
           <w:szCs w:val="28"/>
           <w:u w:val="single"/>
         </w:rPr>
-        <w:t xml:space="preserve">ometimes </w:t>
-      </w:r>
-      <w:r>
-        <w:rPr>
-          <w:sz w:val="28"/>
-          <w:szCs w:val="28"/>
-        </w:rPr>
-        <w:t xml:space="preserve">add hidden characters to these files </w:t>
-      </w:r>
-      <w:r>
-        <w:rPr>
-          <w:sz w:val="28"/>
-          <w:szCs w:val="28"/>
-        </w:rPr>
-        <w:t>(known as</w:t>
-      </w:r>
-      <w:r>
-        <w:rPr>
-          <w:sz w:val="28"/>
-          <w:szCs w:val="28"/>
-        </w:rPr>
-        <w:t xml:space="preserve"> CRLF</w:t>
-      </w:r>
-      <w:r>
-        <w:rPr>
-          <w:sz w:val="28"/>
-          <w:szCs w:val="28"/>
-        </w:rPr>
-        <w:t>)</w:t>
-      </w:r>
-      <w:r>
-        <w:rPr>
-          <w:sz w:val="28"/>
-          <w:szCs w:val="28"/>
-        </w:rPr>
-        <w:t xml:space="preserve"> </w:t>
-      </w:r>
-      <w:r>
-        <w:rPr>
-          <w:sz w:val="28"/>
-          <w:szCs w:val="28"/>
-        </w:rPr>
-        <w:t xml:space="preserve">if you open them in a text editor. </w:t>
-      </w:r>
-      <w:r>
-        <w:rPr>
-          <w:sz w:val="28"/>
-          <w:szCs w:val="28"/>
-        </w:rPr>
-        <w:t xml:space="preserve">*** </w:t>
+        <w:t>It is recommended that you now restart Home Assistant</w:t>
       </w:r>
       <w:r>
         <w:rPr>
@@ -8247,1046 +9660,59 @@
           <w:szCs w:val="28"/>
           <w:u w:val="single"/>
         </w:rPr>
-        <w:t>Later in the guide I will s</w:t>
-      </w:r>
-      <w:r>
-        <w:rPr>
-          <w:color w:val="EE0000"/>
-          <w:sz w:val="28"/>
-          <w:szCs w:val="28"/>
-          <w:u w:val="single"/>
-        </w:rPr>
-        <w:t>h</w:t>
-      </w:r>
-      <w:r>
-        <w:rPr>
-          <w:color w:val="EE0000"/>
-          <w:sz w:val="28"/>
-          <w:szCs w:val="28"/>
-          <w:u w:val="single"/>
-        </w:rPr>
-        <w:t>ow you how to strip these out if they do not work as intended</w:t>
-      </w:r>
-      <w:r>
-        <w:rPr>
-          <w:sz w:val="28"/>
-          <w:szCs w:val="28"/>
-        </w:rPr>
-        <w:t>,</w:t>
-      </w:r>
-      <w:r>
-        <w:rPr>
-          <w:sz w:val="28"/>
-          <w:szCs w:val="28"/>
-        </w:rPr>
-        <w:t xml:space="preserve"> by</w:t>
-      </w:r>
-      <w:r>
-        <w:rPr>
-          <w:sz w:val="28"/>
-          <w:szCs w:val="28"/>
-        </w:rPr>
-        <w:t xml:space="preserve"> </w:t>
-      </w:r>
-      <w:r>
-        <w:rPr>
-          <w:sz w:val="28"/>
-          <w:szCs w:val="28"/>
-        </w:rPr>
-        <w:t>running some commands from the “Advanced SSH &amp; Web Terminal”. For now</w:t>
-      </w:r>
-      <w:r>
-        <w:rPr>
-          <w:sz w:val="28"/>
-          <w:szCs w:val="28"/>
-        </w:rPr>
-        <w:t>,</w:t>
-      </w:r>
-      <w:r>
-        <w:rPr>
-          <w:sz w:val="28"/>
-          <w:szCs w:val="28"/>
-        </w:rPr>
-        <w:t xml:space="preserve"> </w:t>
-      </w:r>
-      <w:r>
-        <w:rPr>
-          <w:sz w:val="28"/>
-          <w:szCs w:val="28"/>
-        </w:rPr>
-        <w:t>you will need to initially re</w:t>
-      </w:r>
-      <w:r>
-        <w:rPr>
-          <w:sz w:val="28"/>
-          <w:szCs w:val="28"/>
-        </w:rPr>
-        <w:t>place</w:t>
-      </w:r>
-      <w:r>
-        <w:rPr>
-          <w:sz w:val="28"/>
-          <w:szCs w:val="28"/>
-        </w:rPr>
-        <w:t xml:space="preserve"> the redacted code in each o</w:t>
-      </w:r>
-      <w:r>
-        <w:rPr>
-          <w:sz w:val="28"/>
-          <w:szCs w:val="28"/>
-        </w:rPr>
-        <w:t>f</w:t>
-      </w:r>
-      <w:r>
-        <w:rPr>
-          <w:sz w:val="28"/>
-          <w:szCs w:val="28"/>
-        </w:rPr>
-        <w:t xml:space="preserve"> them. In almost every case this entails overwriting the redacted code with you</w:t>
-      </w:r>
-      <w:r>
-        <w:rPr>
-          <w:sz w:val="28"/>
-          <w:szCs w:val="28"/>
-        </w:rPr>
-        <w:t>r</w:t>
-      </w:r>
-      <w:r>
-        <w:rPr>
-          <w:sz w:val="28"/>
-          <w:szCs w:val="28"/>
-        </w:rPr>
-        <w:t xml:space="preserve"> VIN number and/or your account </w:t>
-      </w:r>
-      <w:r>
-        <w:rPr>
-          <w:sz w:val="28"/>
-          <w:szCs w:val="28"/>
-        </w:rPr>
-        <w:t>number</w:t>
-      </w:r>
-      <w:r>
-        <w:rPr>
-          <w:sz w:val="28"/>
-          <w:szCs w:val="28"/>
-        </w:rPr>
-        <w:t xml:space="preserve"> where indicated</w:t>
-      </w:r>
-      <w:r>
-        <w:rPr>
-          <w:sz w:val="28"/>
-          <w:szCs w:val="28"/>
-        </w:rPr>
-        <w:t>. Check each .</w:t>
-      </w:r>
-      <w:proofErr w:type="spellStart"/>
-      <w:r>
-        <w:rPr>
-          <w:sz w:val="28"/>
-          <w:szCs w:val="28"/>
-        </w:rPr>
-        <w:t>sh</w:t>
-      </w:r>
-      <w:proofErr w:type="spellEnd"/>
-      <w:r>
-        <w:rPr>
-          <w:sz w:val="28"/>
-          <w:szCs w:val="28"/>
-        </w:rPr>
-        <w:t xml:space="preserve"> file in turn and overwrite the redacted code as explained earlier. Save each file as you go, being cautious not to distur</w:t>
-      </w:r>
-      <w:r>
-        <w:rPr>
-          <w:sz w:val="28"/>
-          <w:szCs w:val="28"/>
-        </w:rPr>
-        <w:t>b</w:t>
-      </w:r>
-      <w:r>
-        <w:rPr>
-          <w:sz w:val="28"/>
-          <w:szCs w:val="28"/>
-        </w:rPr>
-        <w:t xml:space="preserve"> the layout/indentation of the file structure. </w:t>
-      </w:r>
-      <w:r>
-        <w:rPr>
-          <w:sz w:val="28"/>
-          <w:szCs w:val="28"/>
-        </w:rPr>
-        <w:t>Remember you only need to replace the chevrons and everything ins</w:t>
-      </w:r>
-      <w:r>
-        <w:rPr>
-          <w:sz w:val="28"/>
-          <w:szCs w:val="28"/>
-        </w:rPr>
-        <w:t>i</w:t>
-      </w:r>
-      <w:r>
-        <w:rPr>
-          <w:sz w:val="28"/>
-          <w:szCs w:val="28"/>
-        </w:rPr>
-        <w:t xml:space="preserve">de them. </w:t>
-      </w:r>
-      <w:r>
-        <w:rPr>
-          <w:sz w:val="28"/>
-          <w:szCs w:val="28"/>
-          <w:u w:val="single"/>
-        </w:rPr>
-        <w:t xml:space="preserve">Do </w:t>
-      </w:r>
-      <w:r>
-        <w:rPr>
-          <w:sz w:val="28"/>
-          <w:szCs w:val="28"/>
-          <w:u w:val="single"/>
-        </w:rPr>
-        <w:t>NOT</w:t>
-      </w:r>
-      <w:r>
-        <w:rPr>
-          <w:sz w:val="28"/>
-          <w:szCs w:val="28"/>
-          <w:u w:val="single"/>
-        </w:rPr>
-        <w:t xml:space="preserve"> remove any other code</w:t>
-      </w:r>
-      <w:r>
-        <w:rPr>
-          <w:sz w:val="28"/>
-          <w:szCs w:val="28"/>
-        </w:rPr>
-        <w:t>, so for instance if the redacted code is inside quotation marks or si</w:t>
-      </w:r>
-      <w:r>
-        <w:rPr>
-          <w:sz w:val="28"/>
-          <w:szCs w:val="28"/>
-        </w:rPr>
-        <w:t>ngle</w:t>
-      </w:r>
-      <w:r>
-        <w:rPr>
-          <w:sz w:val="28"/>
-          <w:szCs w:val="28"/>
-        </w:rPr>
-        <w:t xml:space="preserve"> quotation </w:t>
-      </w:r>
+        <w:t xml:space="preserve"> before you continue with the installation, as this will refresh the script files and reload them.</w:t>
+      </w:r>
+    </w:p>
+    <w:p>
+      <w:pPr>
+        <w:jc w:val="both"/>
+        <w:rPr>
+          <w:sz w:val="28"/>
+          <w:szCs w:val="28"/>
+        </w:rPr>
+      </w:pPr>
+    </w:p>
+    <w:p>
+      <w:pPr>
+        <w:jc w:val="both"/>
+        <w:rPr>
+          <w:sz w:val="28"/>
+          <w:szCs w:val="28"/>
+        </w:rPr>
+      </w:pPr>
+    </w:p>
+    <w:p>
+      <w:pPr>
+        <w:jc w:val="both"/>
+        <w:rPr>
+          <w:sz w:val="28"/>
+          <w:szCs w:val="28"/>
+        </w:rPr>
+      </w:pPr>
+    </w:p>
+    <w:p>
+      <w:pPr>
+        <w:jc w:val="both"/>
+        <w:rPr>
+          <w:sz w:val="28"/>
+          <w:szCs w:val="28"/>
+        </w:rPr>
+      </w:pPr>
+    </w:p>
+    <w:p>
+      <w:pPr>
+        <w:jc w:val="both"/>
+        <w:rPr>
+          <w:sz w:val="28"/>
+          <w:szCs w:val="28"/>
+        </w:rPr>
+      </w:pPr>
       <w:r>
         <w:rPr>
           <w:sz w:val="28"/>
           <w:szCs w:val="28"/>
         </w:rPr>
         <w:lastRenderedPageBreak/>
-        <w:t>mark</w:t>
-      </w:r>
-      <w:r>
-        <w:rPr>
-          <w:sz w:val="28"/>
-          <w:szCs w:val="28"/>
-        </w:rPr>
-        <w:t>s</w:t>
-      </w:r>
-      <w:r>
-        <w:rPr>
-          <w:sz w:val="28"/>
-          <w:szCs w:val="28"/>
-        </w:rPr>
-        <w:t>, these MUST remain in place</w:t>
-      </w:r>
-      <w:r>
-        <w:rPr>
-          <w:sz w:val="28"/>
-          <w:szCs w:val="28"/>
-        </w:rPr>
-        <w:t>.</w:t>
-      </w:r>
-      <w:r>
-        <w:rPr>
-          <w:sz w:val="28"/>
-          <w:szCs w:val="28"/>
-        </w:rPr>
-        <w:t xml:space="preserve"> Ie “&lt;your-vin number&gt;” becomes “VS</w:t>
-      </w:r>
-      <w:r>
-        <w:rPr>
-          <w:sz w:val="28"/>
-          <w:szCs w:val="28"/>
-        </w:rPr>
-        <w:t>P12345678”.</w:t>
-      </w:r>
-      <w:r>
-        <w:rPr>
-          <w:sz w:val="28"/>
-          <w:szCs w:val="28"/>
-        </w:rPr>
-        <w:t xml:space="preserve"> </w:t>
-      </w:r>
-      <w:r>
-        <w:rPr>
-          <w:sz w:val="28"/>
-          <w:szCs w:val="28"/>
-        </w:rPr>
-        <w:t>As I said these files are the brains behin</w:t>
-      </w:r>
-      <w:r>
-        <w:rPr>
-          <w:sz w:val="28"/>
-          <w:szCs w:val="28"/>
-        </w:rPr>
-        <w:t>d</w:t>
-      </w:r>
-      <w:r>
-        <w:rPr>
-          <w:sz w:val="28"/>
-          <w:szCs w:val="28"/>
-        </w:rPr>
-        <w:t xml:space="preserve"> the whole card, so </w:t>
-      </w:r>
-      <w:r>
-        <w:rPr>
-          <w:sz w:val="28"/>
-          <w:szCs w:val="28"/>
-        </w:rPr>
-        <w:t>take your time.</w:t>
-      </w:r>
-      <w:r>
-        <w:rPr>
-          <w:sz w:val="28"/>
-          <w:szCs w:val="28"/>
-        </w:rPr>
-        <w:t xml:space="preserve"> Note: any VIN number letters MUST be uppercase.</w:t>
-      </w:r>
-    </w:p>
-    <w:p>
-      <w:pPr>
-        <w:jc w:val="both"/>
-        <w:rPr>
-          <w:sz w:val="28"/>
-          <w:szCs w:val="28"/>
-        </w:rPr>
-      </w:pPr>
-      <w:r>
-        <w:rPr>
-          <w:sz w:val="28"/>
-          <w:szCs w:val="28"/>
-        </w:rPr>
-        <w:t xml:space="preserve">Of the </w:t>
-      </w:r>
-      <w:proofErr w:type="spellStart"/>
-      <w:r>
-        <w:rPr>
-          <w:sz w:val="28"/>
-          <w:szCs w:val="28"/>
-        </w:rPr>
-        <w:t>sh</w:t>
-      </w:r>
-      <w:proofErr w:type="spellEnd"/>
-      <w:r>
-        <w:rPr>
-          <w:sz w:val="28"/>
-          <w:szCs w:val="28"/>
-        </w:rPr>
-        <w:t xml:space="preserve"> files</w:t>
-      </w:r>
-      <w:r>
-        <w:rPr>
-          <w:sz w:val="28"/>
-          <w:szCs w:val="28"/>
-        </w:rPr>
-        <w:t xml:space="preserve">, these are the </w:t>
-      </w:r>
-      <w:r>
-        <w:rPr>
-          <w:sz w:val="28"/>
-          <w:szCs w:val="28"/>
-        </w:rPr>
-        <w:t xml:space="preserve">redacted </w:t>
-      </w:r>
-      <w:r>
-        <w:rPr>
-          <w:sz w:val="28"/>
-          <w:szCs w:val="28"/>
-        </w:rPr>
-        <w:t>instances you need to overwrite</w:t>
-      </w:r>
-    </w:p>
-    <w:p>
-      <w:pPr>
-        <w:jc w:val="both"/>
-        <w:rPr>
-          <w:sz w:val="28"/>
-          <w:szCs w:val="28"/>
-        </w:rPr>
-      </w:pPr>
-      <w:r>
-        <w:rPr>
-          <w:sz w:val="28"/>
-          <w:szCs w:val="28"/>
-        </w:rPr>
-        <w:t xml:space="preserve">Battery: </w:t>
-      </w:r>
-      <w:r>
-        <w:rPr>
-          <w:sz w:val="28"/>
-          <w:szCs w:val="28"/>
-        </w:rPr>
-        <w:t>3 instances</w:t>
-      </w:r>
-      <w:r>
-        <w:rPr>
-          <w:sz w:val="28"/>
-          <w:szCs w:val="28"/>
-        </w:rPr>
-        <w:t xml:space="preserve"> - </w:t>
-      </w:r>
-      <w:r>
-        <w:t>&lt;your</w:t>
-      </w:r>
-      <w:r>
-        <w:t>-account-number&gt;</w:t>
-      </w:r>
-      <w:r>
-        <w:rPr>
-          <w:sz w:val="28"/>
-          <w:szCs w:val="28"/>
-        </w:rPr>
-        <w:t xml:space="preserve"> and 2 x </w:t>
-      </w:r>
-      <w:r>
-        <w:t>&lt;your-vin-number&gt;</w:t>
-      </w:r>
-    </w:p>
-    <w:p>
-      <w:pPr>
-        <w:jc w:val="both"/>
-        <w:rPr>
-          <w:sz w:val="28"/>
-          <w:szCs w:val="28"/>
-        </w:rPr>
-      </w:pPr>
-      <w:r>
-        <w:rPr>
-          <w:sz w:val="28"/>
-          <w:szCs w:val="28"/>
-        </w:rPr>
-        <w:t>Charges: 3 instances</w:t>
-      </w:r>
-      <w:r>
-        <w:rPr>
-          <w:sz w:val="28"/>
-          <w:szCs w:val="28"/>
-        </w:rPr>
-        <w:t xml:space="preserve"> - </w:t>
-      </w:r>
-      <w:r>
-        <w:t>&lt;your-account-number&gt;</w:t>
-      </w:r>
-      <w:r>
-        <w:rPr>
-          <w:sz w:val="28"/>
-          <w:szCs w:val="28"/>
-        </w:rPr>
-        <w:t xml:space="preserve"> and 2 x </w:t>
-      </w:r>
-      <w:r>
-        <w:t>&lt;your-vin-number&gt;</w:t>
-      </w:r>
-    </w:p>
-    <w:p>
-      <w:pPr>
-        <w:jc w:val="both"/>
-        <w:rPr>
-          <w:sz w:val="28"/>
-          <w:szCs w:val="28"/>
-        </w:rPr>
-      </w:pPr>
-      <w:r>
-        <w:rPr>
-          <w:sz w:val="28"/>
-          <w:szCs w:val="28"/>
-        </w:rPr>
-        <w:t>Cockpit: 3 instances</w:t>
-      </w:r>
-      <w:r>
-        <w:rPr>
-          <w:sz w:val="28"/>
-          <w:szCs w:val="28"/>
-        </w:rPr>
-        <w:t xml:space="preserve"> - </w:t>
-      </w:r>
-      <w:r>
-        <w:t>&lt;your-account-number&gt;</w:t>
-      </w:r>
-      <w:r>
-        <w:rPr>
-          <w:sz w:val="28"/>
-          <w:szCs w:val="28"/>
-        </w:rPr>
-        <w:t xml:space="preserve"> and 2 x </w:t>
-      </w:r>
-      <w:r>
-        <w:t>&lt;your-vin-number&gt;</w:t>
-      </w:r>
-    </w:p>
-    <w:p>
-      <w:pPr>
-        <w:jc w:val="both"/>
-        <w:rPr>
-          <w:sz w:val="28"/>
-          <w:szCs w:val="28"/>
-        </w:rPr>
-      </w:pPr>
-      <w:r>
-        <w:rPr>
-          <w:sz w:val="28"/>
-          <w:szCs w:val="28"/>
-        </w:rPr>
-        <w:t>E</w:t>
-      </w:r>
-      <w:r>
-        <w:rPr>
-          <w:sz w:val="28"/>
-          <w:szCs w:val="28"/>
-        </w:rPr>
-        <w:t xml:space="preserve">V </w:t>
-      </w:r>
-      <w:r>
-        <w:rPr>
-          <w:sz w:val="28"/>
-          <w:szCs w:val="28"/>
-        </w:rPr>
-        <w:t xml:space="preserve">Settings: </w:t>
-      </w:r>
-      <w:r>
-        <w:rPr>
-          <w:sz w:val="28"/>
-          <w:szCs w:val="28"/>
-        </w:rPr>
-        <w:t>3 instances</w:t>
-      </w:r>
-      <w:r>
-        <w:rPr>
-          <w:sz w:val="28"/>
-          <w:szCs w:val="28"/>
-        </w:rPr>
-        <w:t xml:space="preserve"> - </w:t>
-      </w:r>
-      <w:r>
-        <w:t>&lt;your-account-number&gt;</w:t>
-      </w:r>
-      <w:r>
-        <w:rPr>
-          <w:sz w:val="28"/>
-          <w:szCs w:val="28"/>
-        </w:rPr>
-        <w:t xml:space="preserve"> and 2 x </w:t>
-      </w:r>
-      <w:r>
-        <w:t>&lt;your-vin-number&gt;</w:t>
-      </w:r>
-    </w:p>
-    <w:p>
-      <w:pPr>
-        <w:jc w:val="both"/>
-        <w:rPr>
-          <w:sz w:val="28"/>
-          <w:szCs w:val="28"/>
-        </w:rPr>
-      </w:pPr>
-      <w:r>
-        <w:rPr>
-          <w:sz w:val="28"/>
-          <w:szCs w:val="28"/>
-        </w:rPr>
-        <w:t>HVAC: 3 instances</w:t>
-      </w:r>
-      <w:r>
-        <w:rPr>
-          <w:sz w:val="28"/>
-          <w:szCs w:val="28"/>
-        </w:rPr>
-        <w:t xml:space="preserve"> - </w:t>
-      </w:r>
-      <w:r>
-        <w:t>&lt;your-account-number&gt;</w:t>
-      </w:r>
-      <w:r>
-        <w:rPr>
-          <w:sz w:val="28"/>
-          <w:szCs w:val="28"/>
-        </w:rPr>
-        <w:t xml:space="preserve"> and 2 x </w:t>
-      </w:r>
-      <w:r>
-        <w:t>&lt;your-vin-number&gt;</w:t>
-      </w:r>
-    </w:p>
-    <w:p>
-      <w:pPr>
-        <w:jc w:val="both"/>
-        <w:rPr>
-          <w:sz w:val="28"/>
-          <w:szCs w:val="28"/>
-        </w:rPr>
-      </w:pPr>
-      <w:r>
-        <w:rPr>
-          <w:sz w:val="28"/>
-          <w:szCs w:val="28"/>
-        </w:rPr>
-        <w:t>Location:</w:t>
-      </w:r>
-      <w:r>
-        <w:rPr>
-          <w:sz w:val="28"/>
-          <w:szCs w:val="28"/>
-        </w:rPr>
-        <w:t xml:space="preserve"> 3 instances</w:t>
-      </w:r>
-      <w:r>
-        <w:rPr>
-          <w:sz w:val="28"/>
-          <w:szCs w:val="28"/>
-        </w:rPr>
-        <w:t xml:space="preserve"> -</w:t>
-      </w:r>
-      <w:r>
-        <w:rPr>
-          <w:sz w:val="28"/>
-          <w:szCs w:val="28"/>
-        </w:rPr>
-        <w:t xml:space="preserve"> </w:t>
-      </w:r>
-      <w:r>
-        <w:t>&lt;your-account-number&gt;</w:t>
-      </w:r>
-      <w:r>
-        <w:rPr>
-          <w:sz w:val="28"/>
-          <w:szCs w:val="28"/>
-        </w:rPr>
-        <w:t xml:space="preserve"> and 2 x </w:t>
-      </w:r>
-      <w:r>
-        <w:t>&lt;your-vin-number&gt;</w:t>
-      </w:r>
-    </w:p>
-    <w:p>
-      <w:pPr>
-        <w:jc w:val="both"/>
-        <w:rPr>
-          <w:sz w:val="28"/>
-          <w:szCs w:val="28"/>
-        </w:rPr>
-      </w:pPr>
-      <w:r>
-        <w:rPr>
-          <w:sz w:val="28"/>
-          <w:szCs w:val="28"/>
-        </w:rPr>
-        <w:t>SOC L</w:t>
-      </w:r>
-      <w:r>
-        <w:rPr>
-          <w:sz w:val="28"/>
-          <w:szCs w:val="28"/>
-        </w:rPr>
-        <w:t>evels</w:t>
-      </w:r>
-      <w:r>
-        <w:rPr>
-          <w:sz w:val="28"/>
-          <w:szCs w:val="28"/>
-        </w:rPr>
-        <w:t>: 3 instances</w:t>
-      </w:r>
-      <w:r>
-        <w:rPr>
-          <w:sz w:val="28"/>
-          <w:szCs w:val="28"/>
-        </w:rPr>
-        <w:t xml:space="preserve"> - </w:t>
-      </w:r>
-      <w:r>
-        <w:t>&lt;your-account-number&gt;</w:t>
-      </w:r>
-      <w:r>
-        <w:rPr>
-          <w:sz w:val="28"/>
-          <w:szCs w:val="28"/>
-        </w:rPr>
-        <w:t xml:space="preserve"> and 2 x </w:t>
-      </w:r>
-      <w:r>
-        <w:t>&lt;your-vin-number&gt;</w:t>
-      </w:r>
-    </w:p>
-    <w:p>
-      <w:pPr>
-        <w:jc w:val="both"/>
-      </w:pPr>
-      <w:r>
-        <w:rPr>
-          <w:sz w:val="28"/>
-          <w:szCs w:val="28"/>
-        </w:rPr>
-        <w:t>API LOGIN: 2 instances</w:t>
-      </w:r>
-      <w:r>
-        <w:rPr>
-          <w:sz w:val="28"/>
-          <w:szCs w:val="28"/>
-        </w:rPr>
-        <w:t xml:space="preserve"> - </w:t>
-      </w:r>
-      <w:r>
-        <w:t>&lt;your-username&gt;</w:t>
-      </w:r>
-      <w:r>
-        <w:rPr>
-          <w:sz w:val="28"/>
-          <w:szCs w:val="28"/>
-        </w:rPr>
-        <w:t xml:space="preserve"> and </w:t>
-      </w:r>
-      <w:r>
-        <w:t>&lt;your-password&gt;</w:t>
-      </w:r>
-    </w:p>
-    <w:p>
-      <w:pPr>
-        <w:jc w:val="both"/>
-        <w:rPr>
-          <w:sz w:val="28"/>
-          <w:szCs w:val="28"/>
-        </w:rPr>
-      </w:pPr>
-      <w:r>
-        <w:rPr>
-          <w:sz w:val="28"/>
-          <w:szCs w:val="28"/>
-        </w:rPr>
-        <w:t xml:space="preserve">Once you </w:t>
-      </w:r>
-      <w:r>
-        <w:rPr>
-          <w:sz w:val="28"/>
-          <w:szCs w:val="28"/>
-        </w:rPr>
-        <w:t xml:space="preserve">have </w:t>
-      </w:r>
-      <w:r>
-        <w:rPr>
-          <w:sz w:val="28"/>
-          <w:szCs w:val="28"/>
-        </w:rPr>
-        <w:t>changed the redacted code</w:t>
-      </w:r>
-      <w:r>
-        <w:rPr>
-          <w:sz w:val="28"/>
-          <w:szCs w:val="28"/>
-        </w:rPr>
-        <w:t xml:space="preserve"> and saved each file and whilst in the “scripts” directory, you can then upload each file </w:t>
-      </w:r>
-      <w:r>
-        <w:rPr>
-          <w:sz w:val="28"/>
-          <w:szCs w:val="28"/>
-        </w:rPr>
-        <w:t>as per previous instructions.</w:t>
-      </w:r>
-    </w:p>
-    <w:p>
-      <w:pPr>
-        <w:jc w:val="both"/>
-        <w:rPr>
-          <w:sz w:val="28"/>
-          <w:szCs w:val="28"/>
-        </w:rPr>
-      </w:pPr>
-      <w:r>
-        <w:rPr>
-          <w:sz w:val="28"/>
-          <w:szCs w:val="28"/>
-        </w:rPr>
-        <w:t>Step (</w:t>
-      </w:r>
-      <w:r>
-        <w:rPr>
-          <w:sz w:val="28"/>
-          <w:szCs w:val="28"/>
-        </w:rPr>
-        <w:t>19</w:t>
-      </w:r>
-      <w:r>
-        <w:rPr>
-          <w:sz w:val="28"/>
-          <w:szCs w:val="28"/>
-        </w:rPr>
-        <w:t>)</w:t>
-      </w:r>
-    </w:p>
-    <w:p>
-      <w:pPr>
-        <w:jc w:val="both"/>
-        <w:rPr>
-          <w:sz w:val="28"/>
-          <w:szCs w:val="28"/>
-        </w:rPr>
-      </w:pPr>
-      <w:r>
-        <w:rPr>
-          <w:sz w:val="28"/>
-          <w:szCs w:val="28"/>
-        </w:rPr>
-        <w:t>*** There are a couple more things to do in the “Advanced SSH &amp; Web Terminal” that you must now complete. You need to ensure that while you edited the .</w:t>
-      </w:r>
-      <w:proofErr w:type="spellStart"/>
-      <w:r>
-        <w:rPr>
-          <w:sz w:val="28"/>
-          <w:szCs w:val="28"/>
-        </w:rPr>
-        <w:t>sh</w:t>
-      </w:r>
-      <w:proofErr w:type="spellEnd"/>
-      <w:r>
-        <w:rPr>
-          <w:sz w:val="28"/>
-          <w:szCs w:val="28"/>
-        </w:rPr>
-        <w:t xml:space="preserve"> files you did not inadvertently introduce any hidden CLRF characters into the code.</w:t>
-      </w:r>
-    </w:p>
-    <w:p>
-      <w:pPr>
-        <w:jc w:val="both"/>
-        <w:rPr>
-          <w:sz w:val="28"/>
-          <w:szCs w:val="28"/>
-        </w:rPr>
-      </w:pPr>
-      <w:r>
-        <w:rPr>
-          <w:sz w:val="28"/>
-          <w:szCs w:val="28"/>
-        </w:rPr>
-        <w:t>From the “</w:t>
-      </w:r>
-      <w:proofErr w:type="spellStart"/>
-      <w:r>
-        <w:rPr>
-          <w:sz w:val="28"/>
-          <w:szCs w:val="28"/>
-        </w:rPr>
-        <w:t>venv</w:t>
-      </w:r>
-      <w:proofErr w:type="spellEnd"/>
-      <w:r>
-        <w:rPr>
-          <w:sz w:val="28"/>
-          <w:szCs w:val="28"/>
-        </w:rPr>
-        <w:t>” prompt copy and paste in this following command and press enter. This will strip out these characters:</w:t>
-      </w:r>
-    </w:p>
-    <w:p>
-      <w:pPr>
-        <w:jc w:val="both"/>
-      </w:pPr>
-      <w:proofErr w:type="spellStart"/>
-      <w:r>
-        <w:t>sed</w:t>
-      </w:r>
-      <w:proofErr w:type="spellEnd"/>
-      <w:r>
-        <w:t xml:space="preserve"> -</w:t>
-      </w:r>
-      <w:proofErr w:type="spellStart"/>
-      <w:r>
-        <w:t>i</w:t>
-      </w:r>
-      <w:proofErr w:type="spellEnd"/>
-      <w:r>
-        <w:t xml:space="preserve"> 's/\r$//' /config/scripts/get_r5_*.sh</w:t>
-      </w:r>
-    </w:p>
-    <w:p>
-      <w:pPr>
-        <w:jc w:val="both"/>
-        <w:rPr>
-          <w:sz w:val="28"/>
-          <w:szCs w:val="28"/>
-        </w:rPr>
-      </w:pPr>
-      <w:r>
-        <w:rPr>
-          <w:sz w:val="28"/>
-          <w:szCs w:val="28"/>
-        </w:rPr>
-        <w:t>Then repeat it for the login.sh file</w:t>
-      </w:r>
-    </w:p>
-    <w:p>
-      <w:pPr>
-        <w:jc w:val="both"/>
-      </w:pPr>
-      <w:proofErr w:type="spellStart"/>
-      <w:r>
-        <w:t>sed</w:t>
-      </w:r>
-      <w:proofErr w:type="spellEnd"/>
-      <w:r>
-        <w:t xml:space="preserve"> -</w:t>
-      </w:r>
-      <w:proofErr w:type="spellStart"/>
-      <w:r>
-        <w:t>i</w:t>
-      </w:r>
-      <w:proofErr w:type="spellEnd"/>
-      <w:r>
-        <w:t xml:space="preserve"> 's/\r$//' /config/scripts/r5_api_login.sh</w:t>
-      </w:r>
-    </w:p>
-    <w:p>
-      <w:pPr>
-        <w:jc w:val="both"/>
-        <w:rPr>
-          <w:sz w:val="28"/>
-          <w:szCs w:val="28"/>
-        </w:rPr>
-      </w:pPr>
-      <w:r>
-        <w:rPr>
-          <w:sz w:val="28"/>
-          <w:szCs w:val="28"/>
-        </w:rPr>
-        <w:t>Next, make all the .</w:t>
-      </w:r>
-      <w:proofErr w:type="spellStart"/>
-      <w:r>
-        <w:rPr>
-          <w:sz w:val="28"/>
-          <w:szCs w:val="28"/>
-        </w:rPr>
-        <w:t>sh</w:t>
-      </w:r>
-      <w:proofErr w:type="spellEnd"/>
-      <w:r>
-        <w:rPr>
-          <w:sz w:val="28"/>
-          <w:szCs w:val="28"/>
-        </w:rPr>
-        <w:t xml:space="preserve"> files executable</w:t>
-      </w:r>
-      <w:r>
-        <w:rPr>
-          <w:sz w:val="28"/>
-          <w:szCs w:val="28"/>
-        </w:rPr>
-        <w:t>, by typing in this command and pressing enter:</w:t>
-      </w:r>
-    </w:p>
-    <w:p>
-      <w:pPr>
-        <w:jc w:val="both"/>
-      </w:pPr>
-      <w:proofErr w:type="spellStart"/>
-      <w:r>
-        <w:t>chmod</w:t>
-      </w:r>
-      <w:proofErr w:type="spellEnd"/>
-      <w:r>
-        <w:t xml:space="preserve"> +x /config/scripts/get_r5_*.sh</w:t>
-      </w:r>
-    </w:p>
-    <w:p>
-      <w:pPr>
-        <w:jc w:val="both"/>
-        <w:rPr>
-          <w:sz w:val="28"/>
-          <w:szCs w:val="28"/>
-        </w:rPr>
-      </w:pPr>
-    </w:p>
-    <w:p>
-      <w:pPr>
-        <w:jc w:val="both"/>
-        <w:rPr>
-          <w:sz w:val="28"/>
-          <w:szCs w:val="28"/>
-        </w:rPr>
-      </w:pPr>
-      <w:r>
-        <w:rPr>
-          <w:sz w:val="28"/>
-          <w:szCs w:val="28"/>
-        </w:rPr>
-        <w:lastRenderedPageBreak/>
-        <w:t>Repeat this for the login.sh file</w:t>
-      </w:r>
-    </w:p>
-    <w:p>
-      <w:pPr>
-        <w:jc w:val="both"/>
-      </w:pPr>
-      <w:proofErr w:type="spellStart"/>
-      <w:r>
-        <w:t>chmod</w:t>
-      </w:r>
-      <w:proofErr w:type="spellEnd"/>
-      <w:r>
-        <w:t xml:space="preserve"> +x /config/scripts/r5_api_login.sh</w:t>
-      </w:r>
-    </w:p>
-    <w:p>
-      <w:pPr>
-        <w:jc w:val="both"/>
-        <w:rPr>
-          <w:sz w:val="28"/>
-          <w:szCs w:val="28"/>
-        </w:rPr>
-      </w:pPr>
-      <w:r>
-        <w:rPr>
-          <w:sz w:val="28"/>
-          <w:szCs w:val="28"/>
-        </w:rPr>
-        <w:t>It is recommended that you now restart Home Assistant</w:t>
-      </w:r>
-      <w:r>
-        <w:rPr>
-          <w:sz w:val="28"/>
-          <w:szCs w:val="28"/>
-        </w:rPr>
-        <w:t xml:space="preserve"> before you continue with the installation</w:t>
-      </w:r>
-      <w:r>
-        <w:rPr>
-          <w:sz w:val="28"/>
-          <w:szCs w:val="28"/>
-        </w:rPr>
-        <w:t>, as this will refresh the script files and reload them.</w:t>
-      </w:r>
-    </w:p>
-    <w:p>
-      <w:pPr>
-        <w:jc w:val="both"/>
-        <w:rPr>
-          <w:sz w:val="28"/>
-          <w:szCs w:val="28"/>
-        </w:rPr>
-      </w:pPr>
-      <w:r>
-        <w:rPr>
-          <w:sz w:val="28"/>
-          <w:szCs w:val="28"/>
-        </w:rPr>
         <w:t>Step (20)</w:t>
       </w:r>
     </w:p>
@@ -10067,6 +10493,60 @@
           <w:szCs w:val="28"/>
         </w:rPr>
       </w:pPr>
+    </w:p>
+    <w:p>
+      <w:pPr>
+        <w:jc w:val="both"/>
+        <w:rPr>
+          <w:sz w:val="28"/>
+          <w:szCs w:val="28"/>
+        </w:rPr>
+      </w:pPr>
+    </w:p>
+    <w:p>
+      <w:pPr>
+        <w:jc w:val="both"/>
+        <w:rPr>
+          <w:sz w:val="28"/>
+          <w:szCs w:val="28"/>
+        </w:rPr>
+      </w:pPr>
+    </w:p>
+    <w:p>
+      <w:pPr>
+        <w:jc w:val="both"/>
+        <w:rPr>
+          <w:sz w:val="28"/>
+          <w:szCs w:val="28"/>
+        </w:rPr>
+      </w:pPr>
+    </w:p>
+    <w:p>
+      <w:pPr>
+        <w:jc w:val="both"/>
+        <w:rPr>
+          <w:sz w:val="28"/>
+          <w:szCs w:val="28"/>
+        </w:rPr>
+      </w:pPr>
+    </w:p>
+    <w:p>
+      <w:pPr>
+        <w:jc w:val="both"/>
+        <w:rPr>
+          <w:sz w:val="28"/>
+          <w:szCs w:val="28"/>
+        </w:rPr>
+      </w:pPr>
+    </w:p>
+    <w:p>
+      <w:pPr>
+        <w:jc w:val="both"/>
+        <w:rPr>
+          <w:sz w:val="28"/>
+          <w:szCs w:val="28"/>
+        </w:rPr>
+      </w:pPr>
       <w:r>
         <w:rPr>
           <w:sz w:val="28"/>
@@ -10683,127 +11163,96 @@
           <w:szCs w:val="28"/>
         </w:rPr>
       </w:pPr>
-    </w:p>
-    <w:p>
-      <w:pPr>
-        <w:jc w:val="both"/>
-        <w:rPr>
-          <w:sz w:val="28"/>
-          <w:szCs w:val="28"/>
-        </w:rPr>
-      </w:pPr>
-    </w:p>
-    <w:p>
-      <w:pPr>
-        <w:jc w:val="both"/>
-        <w:rPr>
-          <w:sz w:val="28"/>
-          <w:szCs w:val="28"/>
-        </w:rPr>
-      </w:pPr>
-    </w:p>
-    <w:p>
-      <w:pPr>
-        <w:jc w:val="both"/>
-        <w:rPr>
-          <w:sz w:val="28"/>
-          <w:szCs w:val="28"/>
-        </w:rPr>
-      </w:pPr>
-    </w:p>
-    <w:p>
-      <w:pPr>
-        <w:jc w:val="both"/>
-        <w:rPr>
-          <w:sz w:val="28"/>
-          <w:szCs w:val="28"/>
-        </w:rPr>
-      </w:pPr>
-    </w:p>
-    <w:p>
-      <w:pPr>
-        <w:jc w:val="both"/>
-        <w:rPr>
-          <w:sz w:val="28"/>
-          <w:szCs w:val="28"/>
-        </w:rPr>
-      </w:pPr>
-    </w:p>
-    <w:p>
-      <w:pPr>
-        <w:jc w:val="both"/>
-        <w:rPr>
-          <w:sz w:val="28"/>
-          <w:szCs w:val="28"/>
-        </w:rPr>
-      </w:pPr>
-    </w:p>
-    <w:p>
-      <w:pPr>
-        <w:jc w:val="both"/>
-        <w:rPr>
-          <w:sz w:val="28"/>
-          <w:szCs w:val="28"/>
-        </w:rPr>
-      </w:pPr>
-    </w:p>
-    <w:p>
-      <w:pPr>
-        <w:jc w:val="both"/>
-        <w:rPr>
-          <w:sz w:val="28"/>
-          <w:szCs w:val="28"/>
-        </w:rPr>
-      </w:pPr>
-    </w:p>
-    <w:p>
-      <w:pPr>
-        <w:jc w:val="both"/>
-        <w:rPr>
-          <w:sz w:val="28"/>
-          <w:szCs w:val="28"/>
-        </w:rPr>
-      </w:pPr>
-      <w:r>
-        <w:rPr>
-          <w:sz w:val="28"/>
-          <w:szCs w:val="28"/>
-        </w:rPr>
+      <w:r>
+        <w:rPr>
+          <w:sz w:val="28"/>
+          <w:szCs w:val="28"/>
+        </w:rPr>
+        <w:t>In it you will see the following lines</w:t>
+      </w:r>
+      <w:r>
+        <w:rPr>
+          <w:sz w:val="28"/>
+          <w:szCs w:val="28"/>
+        </w:rPr>
+        <w:t xml:space="preserve"> of code</w:t>
+      </w:r>
+      <w:r>
+        <w:rPr>
+          <w:sz w:val="28"/>
+          <w:szCs w:val="28"/>
+        </w:rPr>
+        <w:t>, which comprises of 3 sections</w:t>
+      </w:r>
+      <w:r>
+        <w:rPr>
+          <w:sz w:val="28"/>
+          <w:szCs w:val="28"/>
+        </w:rPr>
+        <w:t xml:space="preserve">. </w:t>
+      </w:r>
+    </w:p>
+    <w:p>
+      <w:pPr>
+        <w:jc w:val="both"/>
+      </w:pPr>
+    </w:p>
+    <w:p>
+      <w:pPr>
+        <w:jc w:val="both"/>
+      </w:pPr>
+    </w:p>
+    <w:p>
+      <w:pPr>
+        <w:jc w:val="both"/>
+      </w:pPr>
+    </w:p>
+    <w:p>
+      <w:pPr>
+        <w:jc w:val="both"/>
+      </w:pPr>
+    </w:p>
+    <w:p>
+      <w:pPr>
+        <w:jc w:val="both"/>
+      </w:pPr>
+    </w:p>
+    <w:p>
+      <w:pPr>
+        <w:jc w:val="both"/>
+      </w:pPr>
+    </w:p>
+    <w:p>
+      <w:pPr>
+        <w:jc w:val="both"/>
+      </w:pPr>
+    </w:p>
+    <w:p>
+      <w:pPr>
+        <w:jc w:val="both"/>
+      </w:pPr>
+    </w:p>
+    <w:p>
+      <w:pPr>
+        <w:jc w:val="both"/>
+      </w:pPr>
+    </w:p>
+    <w:p>
+      <w:pPr>
+        <w:jc w:val="both"/>
+      </w:pPr>
+    </w:p>
+    <w:p>
+      <w:pPr>
+        <w:jc w:val="both"/>
+      </w:pPr>
+    </w:p>
+    <w:p>
+      <w:pPr>
+        <w:jc w:val="both"/>
+      </w:pPr>
+      <w:r>
         <w:lastRenderedPageBreak/>
-        <w:t>In it you will see the following lines</w:t>
-      </w:r>
-      <w:r>
-        <w:rPr>
-          <w:sz w:val="28"/>
-          <w:szCs w:val="28"/>
-        </w:rPr>
-        <w:t xml:space="preserve"> of code</w:t>
-      </w:r>
-      <w:r>
-        <w:rPr>
-          <w:sz w:val="28"/>
-          <w:szCs w:val="28"/>
-        </w:rPr>
-        <w:t>, which comprises of 3 sections</w:t>
-      </w:r>
-      <w:r>
-        <w:rPr>
-          <w:sz w:val="28"/>
-          <w:szCs w:val="28"/>
-        </w:rPr>
-        <w:t xml:space="preserve">. </w:t>
-      </w:r>
-    </w:p>
-    <w:p>
-      <w:pPr>
-        <w:jc w:val="both"/>
-      </w:pPr>
-    </w:p>
-    <w:p>
-      <w:pPr>
-        <w:jc w:val="both"/>
-      </w:pPr>
-      <w:r>
         <w:t xml:space="preserve"># </w:t>
       </w:r>
       <w:r>
@@ -11298,174 +11747,174 @@
           <w:sz w:val="28"/>
           <w:szCs w:val="28"/>
         </w:rPr>
+        <w:t xml:space="preserve">Check to see </w:t>
+      </w:r>
+      <w:r>
+        <w:rPr>
+          <w:sz w:val="28"/>
+          <w:szCs w:val="28"/>
+        </w:rPr>
+        <w:t xml:space="preserve">if similar </w:t>
+      </w:r>
+      <w:r>
+        <w:rPr>
+          <w:sz w:val="28"/>
+          <w:szCs w:val="28"/>
+        </w:rPr>
+        <w:t>entries/</w:t>
+      </w:r>
+      <w:r>
+        <w:rPr>
+          <w:sz w:val="28"/>
+          <w:szCs w:val="28"/>
+        </w:rPr>
+        <w:t>headings</w:t>
+      </w:r>
+      <w:r>
+        <w:rPr>
+          <w:sz w:val="28"/>
+          <w:szCs w:val="28"/>
+        </w:rPr>
+        <w:t xml:space="preserve"> </w:t>
+      </w:r>
+      <w:r>
+        <w:rPr>
+          <w:sz w:val="28"/>
+          <w:szCs w:val="28"/>
+        </w:rPr>
+        <w:t xml:space="preserve">already </w:t>
+      </w:r>
+      <w:r>
+        <w:rPr>
+          <w:sz w:val="28"/>
+          <w:szCs w:val="28"/>
+        </w:rPr>
+        <w:t>exist in that file</w:t>
+      </w:r>
+      <w:r>
+        <w:rPr>
+          <w:sz w:val="28"/>
+          <w:szCs w:val="28"/>
+        </w:rPr>
+        <w:t xml:space="preserve"> already</w:t>
+      </w:r>
+      <w:r>
+        <w:rPr>
+          <w:sz w:val="28"/>
+          <w:szCs w:val="28"/>
+        </w:rPr>
+        <w:t xml:space="preserve">, such as </w:t>
+      </w:r>
+      <w:r>
+        <w:rPr>
+          <w:sz w:val="28"/>
+          <w:szCs w:val="28"/>
+        </w:rPr>
+        <w:t>‘</w:t>
+      </w:r>
+      <w:proofErr w:type="spellStart"/>
+      <w:r>
+        <w:rPr>
+          <w:sz w:val="28"/>
+          <w:szCs w:val="28"/>
+        </w:rPr>
+        <w:t>lovelace</w:t>
+      </w:r>
+      <w:proofErr w:type="spellEnd"/>
+      <w:r>
+        <w:rPr>
+          <w:sz w:val="28"/>
+          <w:szCs w:val="28"/>
+        </w:rPr>
+        <w:t>:</w:t>
+      </w:r>
+      <w:r>
+        <w:rPr>
+          <w:sz w:val="28"/>
+          <w:szCs w:val="28"/>
+        </w:rPr>
+        <w:t xml:space="preserve"> resources</w:t>
+      </w:r>
+      <w:r>
+        <w:rPr>
+          <w:sz w:val="28"/>
+          <w:szCs w:val="28"/>
+        </w:rPr>
+        <w:t>:</w:t>
+      </w:r>
+      <w:r>
+        <w:rPr>
+          <w:sz w:val="28"/>
+          <w:szCs w:val="28"/>
+        </w:rPr>
+        <w:t>’</w:t>
+      </w:r>
+      <w:r>
+        <w:rPr>
+          <w:sz w:val="28"/>
+          <w:szCs w:val="28"/>
+        </w:rPr>
+        <w:t xml:space="preserve"> or </w:t>
+      </w:r>
+      <w:r>
+        <w:rPr>
+          <w:sz w:val="28"/>
+          <w:szCs w:val="28"/>
+        </w:rPr>
+        <w:t>‘</w:t>
+      </w:r>
+      <w:proofErr w:type="spellStart"/>
+      <w:r>
+        <w:rPr>
+          <w:sz w:val="28"/>
+          <w:szCs w:val="28"/>
+        </w:rPr>
+        <w:t>homeassistant</w:t>
+      </w:r>
+      <w:proofErr w:type="spellEnd"/>
+      <w:r>
+        <w:rPr>
+          <w:sz w:val="28"/>
+          <w:szCs w:val="28"/>
+        </w:rPr>
+        <w:t>:</w:t>
+      </w:r>
+      <w:r>
+        <w:rPr>
+          <w:sz w:val="28"/>
+          <w:szCs w:val="28"/>
+        </w:rPr>
+        <w:t xml:space="preserve"> customize</w:t>
+      </w:r>
+      <w:r>
+        <w:rPr>
+          <w:sz w:val="28"/>
+          <w:szCs w:val="28"/>
+        </w:rPr>
+        <w:t>:</w:t>
+      </w:r>
+      <w:r>
+        <w:rPr>
+          <w:sz w:val="28"/>
+          <w:szCs w:val="28"/>
+        </w:rPr>
+        <w:t>’</w:t>
+      </w:r>
+    </w:p>
+    <w:p>
+      <w:pPr>
+        <w:jc w:val="both"/>
+        <w:rPr>
+          <w:sz w:val="28"/>
+          <w:szCs w:val="28"/>
+        </w:rPr>
+      </w:pPr>
+      <w:r>
+        <w:rPr>
+          <w:sz w:val="28"/>
+          <w:szCs w:val="28"/>
+        </w:rPr>
         <w:lastRenderedPageBreak/>
-        <w:t xml:space="preserve">Check to see </w:t>
-      </w:r>
-      <w:r>
-        <w:rPr>
-          <w:sz w:val="28"/>
-          <w:szCs w:val="28"/>
-        </w:rPr>
-        <w:t xml:space="preserve">if similar </w:t>
-      </w:r>
-      <w:r>
-        <w:rPr>
-          <w:sz w:val="28"/>
-          <w:szCs w:val="28"/>
-        </w:rPr>
-        <w:t>entries/</w:t>
-      </w:r>
-      <w:r>
-        <w:rPr>
-          <w:sz w:val="28"/>
-          <w:szCs w:val="28"/>
-        </w:rPr>
-        <w:t>headings</w:t>
-      </w:r>
-      <w:r>
-        <w:rPr>
-          <w:sz w:val="28"/>
-          <w:szCs w:val="28"/>
-        </w:rPr>
-        <w:t xml:space="preserve"> </w:t>
-      </w:r>
-      <w:r>
-        <w:rPr>
-          <w:sz w:val="28"/>
-          <w:szCs w:val="28"/>
-        </w:rPr>
-        <w:t xml:space="preserve">already </w:t>
-      </w:r>
-      <w:r>
-        <w:rPr>
-          <w:sz w:val="28"/>
-          <w:szCs w:val="28"/>
-        </w:rPr>
-        <w:t>exist in that file</w:t>
-      </w:r>
-      <w:r>
-        <w:rPr>
-          <w:sz w:val="28"/>
-          <w:szCs w:val="28"/>
-        </w:rPr>
-        <w:t xml:space="preserve"> already</w:t>
-      </w:r>
-      <w:r>
-        <w:rPr>
-          <w:sz w:val="28"/>
-          <w:szCs w:val="28"/>
-        </w:rPr>
-        <w:t xml:space="preserve">, such as </w:t>
-      </w:r>
-      <w:r>
-        <w:rPr>
-          <w:sz w:val="28"/>
-          <w:szCs w:val="28"/>
-        </w:rPr>
-        <w:t>‘</w:t>
-      </w:r>
-      <w:proofErr w:type="spellStart"/>
-      <w:r>
-        <w:rPr>
-          <w:sz w:val="28"/>
-          <w:szCs w:val="28"/>
-        </w:rPr>
-        <w:t>lovelace</w:t>
-      </w:r>
-      <w:proofErr w:type="spellEnd"/>
-      <w:r>
-        <w:rPr>
-          <w:sz w:val="28"/>
-          <w:szCs w:val="28"/>
-        </w:rPr>
-        <w:t>:</w:t>
-      </w:r>
-      <w:r>
-        <w:rPr>
-          <w:sz w:val="28"/>
-          <w:szCs w:val="28"/>
-        </w:rPr>
-        <w:t xml:space="preserve"> resources</w:t>
-      </w:r>
-      <w:r>
-        <w:rPr>
-          <w:sz w:val="28"/>
-          <w:szCs w:val="28"/>
-        </w:rPr>
-        <w:t>:</w:t>
-      </w:r>
-      <w:r>
-        <w:rPr>
-          <w:sz w:val="28"/>
-          <w:szCs w:val="28"/>
-        </w:rPr>
-        <w:t>’</w:t>
-      </w:r>
-      <w:r>
-        <w:rPr>
-          <w:sz w:val="28"/>
-          <w:szCs w:val="28"/>
-        </w:rPr>
-        <w:t xml:space="preserve"> or </w:t>
-      </w:r>
-      <w:r>
-        <w:rPr>
-          <w:sz w:val="28"/>
-          <w:szCs w:val="28"/>
-        </w:rPr>
-        <w:t>‘</w:t>
-      </w:r>
-      <w:proofErr w:type="spellStart"/>
-      <w:r>
-        <w:rPr>
-          <w:sz w:val="28"/>
-          <w:szCs w:val="28"/>
-        </w:rPr>
-        <w:t>homeassistant</w:t>
-      </w:r>
-      <w:proofErr w:type="spellEnd"/>
-      <w:r>
-        <w:rPr>
-          <w:sz w:val="28"/>
-          <w:szCs w:val="28"/>
-        </w:rPr>
-        <w:t>:</w:t>
-      </w:r>
-      <w:r>
-        <w:rPr>
-          <w:sz w:val="28"/>
-          <w:szCs w:val="28"/>
-        </w:rPr>
-        <w:t xml:space="preserve"> customize</w:t>
-      </w:r>
-      <w:r>
-        <w:rPr>
-          <w:sz w:val="28"/>
-          <w:szCs w:val="28"/>
-        </w:rPr>
-        <w:t>:</w:t>
-      </w:r>
-      <w:r>
-        <w:rPr>
-          <w:sz w:val="28"/>
-          <w:szCs w:val="28"/>
-        </w:rPr>
-        <w:t>’</w:t>
-      </w:r>
-    </w:p>
-    <w:p>
-      <w:pPr>
-        <w:jc w:val="both"/>
-        <w:rPr>
-          <w:sz w:val="28"/>
-          <w:szCs w:val="28"/>
-        </w:rPr>
-      </w:pPr>
-      <w:r>
-        <w:rPr>
-          <w:sz w:val="28"/>
-          <w:szCs w:val="28"/>
-        </w:rPr>
         <w:t>If not, copy and paste the whole block of code above into</w:t>
       </w:r>
       <w:r>
@@ -12048,7 +12497,10 @@
           <w:u w:val="single"/>
         </w:rPr>
       </w:pPr>
-      <w:r>
+    </w:p>
+    <w:p>
+      <w:pPr>
+        <w:jc w:val="both"/>
         <w:rPr>
           <w:b/>
           <w:bCs/>
@@ -12056,6 +12508,51 @@
           <w:szCs w:val="28"/>
           <w:u w:val="single"/>
         </w:rPr>
+      </w:pPr>
+    </w:p>
+    <w:p>
+      <w:pPr>
+        <w:jc w:val="both"/>
+        <w:rPr>
+          <w:b/>
+          <w:bCs/>
+          <w:sz w:val="28"/>
+          <w:szCs w:val="28"/>
+          <w:u w:val="single"/>
+        </w:rPr>
+      </w:pPr>
+    </w:p>
+    <w:p>
+      <w:pPr>
+        <w:jc w:val="both"/>
+        <w:rPr>
+          <w:b/>
+          <w:bCs/>
+          <w:sz w:val="28"/>
+          <w:szCs w:val="28"/>
+          <w:u w:val="single"/>
+        </w:rPr>
+      </w:pPr>
+    </w:p>
+    <w:p>
+      <w:pPr>
+        <w:jc w:val="both"/>
+        <w:rPr>
+          <w:b/>
+          <w:bCs/>
+          <w:sz w:val="28"/>
+          <w:szCs w:val="28"/>
+          <w:u w:val="single"/>
+        </w:rPr>
+      </w:pPr>
+      <w:r>
+        <w:rPr>
+          <w:b/>
+          <w:bCs/>
+          <w:sz w:val="28"/>
+          <w:szCs w:val="28"/>
+          <w:u w:val="single"/>
+        </w:rPr>
         <w:lastRenderedPageBreak/>
         <w:t xml:space="preserve">Creating The </w:t>
       </w:r>
@@ -12090,6 +12587,108 @@
           <w:szCs w:val="28"/>
         </w:rPr>
       </w:pPr>
+      <w:r>
+        <w:rPr>
+          <w:sz w:val="28"/>
+          <w:szCs w:val="28"/>
+        </w:rPr>
+        <w:t xml:space="preserve">Note: The </w:t>
+      </w:r>
+      <w:proofErr w:type="gramStart"/>
+      <w:r>
+        <w:rPr>
+          <w:sz w:val="28"/>
+          <w:szCs w:val="28"/>
+        </w:rPr>
+        <w:t>front end</w:t>
+      </w:r>
+      <w:proofErr w:type="gramEnd"/>
+      <w:r>
+        <w:rPr>
+          <w:sz w:val="28"/>
+          <w:szCs w:val="28"/>
+        </w:rPr>
+        <w:t xml:space="preserve"> card has been styled to work best in Home </w:t>
+      </w:r>
+      <w:proofErr w:type="gramStart"/>
+      <w:r>
+        <w:rPr>
+          <w:sz w:val="28"/>
+          <w:szCs w:val="28"/>
+        </w:rPr>
+        <w:t>Assistant  when</w:t>
+      </w:r>
+      <w:proofErr w:type="gramEnd"/>
+      <w:r>
+        <w:rPr>
+          <w:sz w:val="28"/>
+          <w:szCs w:val="28"/>
+        </w:rPr>
+        <w:t xml:space="preserve"> you a</w:t>
+      </w:r>
+      <w:r>
+        <w:rPr>
+          <w:sz w:val="28"/>
+          <w:szCs w:val="28"/>
+        </w:rPr>
+        <w:t>re</w:t>
+      </w:r>
+      <w:r>
+        <w:rPr>
+          <w:sz w:val="28"/>
+          <w:szCs w:val="28"/>
+        </w:rPr>
+        <w:t xml:space="preserve"> running the default dark theme. If </w:t>
+      </w:r>
+      <w:r>
+        <w:rPr>
+          <w:sz w:val="28"/>
+          <w:szCs w:val="28"/>
+        </w:rPr>
+        <w:t xml:space="preserve">you are </w:t>
+      </w:r>
+      <w:r>
+        <w:rPr>
+          <w:sz w:val="28"/>
+          <w:szCs w:val="28"/>
+        </w:rPr>
+        <w:t>not yo</w:t>
+      </w:r>
+      <w:r>
+        <w:rPr>
+          <w:sz w:val="28"/>
+          <w:szCs w:val="28"/>
+        </w:rPr>
+        <w:t>u</w:t>
+      </w:r>
+      <w:r>
+        <w:rPr>
+          <w:sz w:val="28"/>
+          <w:szCs w:val="28"/>
+        </w:rPr>
+        <w:t xml:space="preserve"> </w:t>
+      </w:r>
+      <w:r>
+        <w:rPr>
+          <w:sz w:val="28"/>
+          <w:szCs w:val="28"/>
+        </w:rPr>
+        <w:t xml:space="preserve">may </w:t>
+      </w:r>
+      <w:r>
+        <w:rPr>
+          <w:sz w:val="28"/>
+          <w:szCs w:val="28"/>
+        </w:rPr>
+        <w:t>wish to change some of the card mod styling to suit your own purposes</w:t>
+      </w:r>
+      <w:r>
+        <w:rPr>
+          <w:sz w:val="28"/>
+          <w:szCs w:val="28"/>
+        </w:rPr>
+        <w:t>.</w:t>
+      </w:r>
     </w:p>
     <w:p>
       <w:pPr>
@@ -12729,29 +13328,12 @@
           <w:szCs w:val="28"/>
         </w:rPr>
       </w:pPr>
-    </w:p>
-    <w:p>
-      <w:pPr>
-        <w:jc w:val="both"/>
-        <w:rPr>
-          <w:sz w:val="28"/>
-          <w:szCs w:val="28"/>
-        </w:rPr>
-      </w:pPr>
-    </w:p>
-    <w:p>
-      <w:pPr>
-        <w:jc w:val="both"/>
-        <w:rPr>
-          <w:sz w:val="28"/>
-          <w:szCs w:val="28"/>
-        </w:rPr>
-      </w:pPr>
-      <w:r>
-        <w:rPr>
-          <w:sz w:val="28"/>
-          <w:szCs w:val="28"/>
-        </w:rPr>
+      <w:r>
+        <w:rPr>
+          <w:sz w:val="28"/>
+          <w:szCs w:val="28"/>
+        </w:rPr>
+        <w:lastRenderedPageBreak/>
         <w:t xml:space="preserve">Step </w:t>
       </w:r>
       <w:r>
@@ -13277,11 +13859,102 @@
           <w:szCs w:val="28"/>
         </w:rPr>
       </w:pPr>
-      <w:r>
-        <w:rPr>
-          <w:sz w:val="28"/>
-          <w:szCs w:val="28"/>
-        </w:rPr>
+    </w:p>
+    <w:p>
+      <w:pPr>
+        <w:jc w:val="both"/>
+        <w:rPr>
+          <w:sz w:val="28"/>
+          <w:szCs w:val="28"/>
+        </w:rPr>
+      </w:pPr>
+    </w:p>
+    <w:p>
+      <w:pPr>
+        <w:jc w:val="both"/>
+        <w:rPr>
+          <w:sz w:val="28"/>
+          <w:szCs w:val="28"/>
+        </w:rPr>
+      </w:pPr>
+    </w:p>
+    <w:p>
+      <w:pPr>
+        <w:jc w:val="both"/>
+        <w:rPr>
+          <w:sz w:val="28"/>
+          <w:szCs w:val="28"/>
+        </w:rPr>
+      </w:pPr>
+    </w:p>
+    <w:p>
+      <w:pPr>
+        <w:jc w:val="both"/>
+        <w:rPr>
+          <w:sz w:val="28"/>
+          <w:szCs w:val="28"/>
+        </w:rPr>
+      </w:pPr>
+    </w:p>
+    <w:p>
+      <w:pPr>
+        <w:jc w:val="both"/>
+        <w:rPr>
+          <w:sz w:val="28"/>
+          <w:szCs w:val="28"/>
+        </w:rPr>
+      </w:pPr>
+    </w:p>
+    <w:p>
+      <w:pPr>
+        <w:jc w:val="both"/>
+        <w:rPr>
+          <w:sz w:val="28"/>
+          <w:szCs w:val="28"/>
+        </w:rPr>
+      </w:pPr>
+    </w:p>
+    <w:p>
+      <w:pPr>
+        <w:jc w:val="both"/>
+        <w:rPr>
+          <w:sz w:val="28"/>
+          <w:szCs w:val="28"/>
+        </w:rPr>
+      </w:pPr>
+    </w:p>
+    <w:p>
+      <w:pPr>
+        <w:jc w:val="both"/>
+        <w:rPr>
+          <w:sz w:val="28"/>
+          <w:szCs w:val="28"/>
+        </w:rPr>
+      </w:pPr>
+    </w:p>
+    <w:p>
+      <w:pPr>
+        <w:jc w:val="both"/>
+        <w:rPr>
+          <w:sz w:val="28"/>
+          <w:szCs w:val="28"/>
+        </w:rPr>
+      </w:pPr>
+    </w:p>
+    <w:p>
+      <w:pPr>
+        <w:jc w:val="both"/>
+        <w:rPr>
+          <w:sz w:val="28"/>
+          <w:szCs w:val="28"/>
+        </w:rPr>
+      </w:pPr>
+      <w:r>
+        <w:rPr>
+          <w:sz w:val="28"/>
+          <w:szCs w:val="28"/>
+        </w:rPr>
+        <w:lastRenderedPageBreak/>
         <w:t>Step (11)</w:t>
       </w:r>
     </w:p>
@@ -13321,296 +13994,317 @@
       <w:pPr>
         <w:jc w:val="both"/>
       </w:pPr>
-    </w:p>
-    <w:p>
-      <w:pPr>
-        <w:jc w:val="both"/>
-      </w:pPr>
-    </w:p>
-    <w:p>
-      <w:pPr>
-        <w:jc w:val="both"/>
-      </w:pPr>
-    </w:p>
-    <w:p>
-      <w:pPr>
-        <w:jc w:val="both"/>
-      </w:pPr>
-      <w:r>
+      <w:r>
+        <w:t>background:</w:t>
+      </w:r>
+    </w:p>
+    <w:p>
+      <w:pPr>
+        <w:jc w:val="both"/>
+      </w:pPr>
+      <w:r>
+        <w:t xml:space="preserve">  opacity: 10</w:t>
+      </w:r>
+    </w:p>
+    <w:p>
+      <w:pPr>
+        <w:jc w:val="both"/>
+      </w:pPr>
+      <w:r>
+        <w:t xml:space="preserve">  alignment: </w:t>
+      </w:r>
+      <w:proofErr w:type="spellStart"/>
+      <w:r>
+        <w:t>center</w:t>
+      </w:r>
+      <w:proofErr w:type="spellEnd"/>
+    </w:p>
+    <w:p>
+      <w:pPr>
+        <w:jc w:val="both"/>
+      </w:pPr>
+      <w:r>
+        <w:t xml:space="preserve">  size: cover</w:t>
+      </w:r>
+    </w:p>
+    <w:p>
+      <w:pPr>
+        <w:jc w:val="both"/>
+      </w:pPr>
+      <w:r>
+        <w:t xml:space="preserve">  repeat: repeat</w:t>
+      </w:r>
+    </w:p>
+    <w:p>
+      <w:pPr>
+        <w:jc w:val="both"/>
+      </w:pPr>
+      <w:r>
+        <w:t xml:space="preserve">  attachment: scroll</w:t>
+      </w:r>
+    </w:p>
+    <w:p>
+      <w:pPr>
+        <w:jc w:val="both"/>
+      </w:pPr>
+      <w:r>
+        <w:t xml:space="preserve">  image:</w:t>
+      </w:r>
+    </w:p>
+    <w:p>
+      <w:pPr>
+        <w:jc w:val="both"/>
+      </w:pPr>
+      <w:r>
+        <w:t xml:space="preserve">    </w:t>
+      </w:r>
+      <w:proofErr w:type="spellStart"/>
+      <w:r>
+        <w:t>media_content_id</w:t>
+      </w:r>
+      <w:proofErr w:type="spellEnd"/>
+      <w:r>
+        <w:t>: media-source://</w:t>
+      </w:r>
+      <w:proofErr w:type="spellStart"/>
+      <w:r>
+        <w:t>image_upload</w:t>
+      </w:r>
+      <w:proofErr w:type="spellEnd"/>
+      <w:r>
+        <w:t>/8376522bc4e30b62fc5ecbbb3c20e168</w:t>
+      </w:r>
+    </w:p>
+    <w:p>
+      <w:pPr>
+        <w:jc w:val="both"/>
+      </w:pPr>
+      <w:r>
+        <w:t xml:space="preserve">    </w:t>
+      </w:r>
+      <w:proofErr w:type="spellStart"/>
+      <w:r>
+        <w:t>media_content_type</w:t>
+      </w:r>
+      <w:proofErr w:type="spellEnd"/>
+      <w:r>
+        <w:t>: image/jpeg</w:t>
+      </w:r>
+    </w:p>
+    <w:p>
+      <w:pPr>
+        <w:jc w:val="both"/>
+      </w:pPr>
+      <w:r>
+        <w:t xml:space="preserve">    metadata:</w:t>
+      </w:r>
+    </w:p>
+    <w:p>
+      <w:pPr>
+        <w:jc w:val="both"/>
+      </w:pPr>
+      <w:r>
+        <w:t xml:space="preserve">      title: renault5-background.jpg</w:t>
+      </w:r>
+    </w:p>
+    <w:p>
+      <w:pPr>
+        <w:jc w:val="both"/>
+      </w:pPr>
+      <w:r>
+        <w:t xml:space="preserve">      thumbnail: /</w:t>
+      </w:r>
+      <w:proofErr w:type="spellStart"/>
+      <w:r>
+        <w:t>api</w:t>
+      </w:r>
+      <w:proofErr w:type="spellEnd"/>
+      <w:r>
+        <w:t>/image/serve/8376522bc4e30b62fc5ecbbb3c20e168/256x256</w:t>
+      </w:r>
+    </w:p>
+    <w:p>
+      <w:pPr>
+        <w:jc w:val="both"/>
+      </w:pPr>
+      <w:r>
+        <w:t xml:space="preserve">      </w:t>
+      </w:r>
+      <w:proofErr w:type="spellStart"/>
+      <w:r>
+        <w:t>media_class</w:t>
+      </w:r>
+      <w:proofErr w:type="spellEnd"/>
+      <w:r>
+        <w:t>: image</w:t>
+      </w:r>
+    </w:p>
+    <w:p>
+      <w:pPr>
+        <w:jc w:val="both"/>
+      </w:pPr>
+      <w:r>
+        <w:t xml:space="preserve">      </w:t>
+      </w:r>
+      <w:proofErr w:type="spellStart"/>
+      <w:r>
+        <w:t>navigateIds</w:t>
+      </w:r>
+      <w:proofErr w:type="spellEnd"/>
+      <w:r>
+        <w:t>:</w:t>
+      </w:r>
+    </w:p>
+    <w:p>
+      <w:pPr>
+        <w:jc w:val="both"/>
+      </w:pPr>
+      <w:r>
+        <w:t xml:space="preserve">        - {}</w:t>
+      </w:r>
+    </w:p>
+    <w:p>
+      <w:pPr>
+        <w:jc w:val="both"/>
+      </w:pPr>
+      <w:r>
+        <w:t xml:space="preserve">        - </w:t>
+      </w:r>
+      <w:proofErr w:type="spellStart"/>
+      <w:r>
+        <w:t>media_content_type</w:t>
+      </w:r>
+      <w:proofErr w:type="spellEnd"/>
+      <w:r>
+        <w:t>: app</w:t>
+      </w:r>
+    </w:p>
+    <w:p>
+      <w:pPr>
+        <w:jc w:val="both"/>
+      </w:pPr>
+      <w:r>
+        <w:t xml:space="preserve">          </w:t>
+      </w:r>
+      <w:proofErr w:type="spellStart"/>
+      <w:r>
+        <w:t>media_content_id</w:t>
+      </w:r>
+      <w:proofErr w:type="spellEnd"/>
+      <w:r>
+        <w:t>: media-source://</w:t>
+      </w:r>
+      <w:proofErr w:type="spellStart"/>
+      <w:r>
+        <w:t>image_upload</w:t>
+      </w:r>
+      <w:proofErr w:type="spellEnd"/>
+    </w:p>
+    <w:p>
+      <w:pPr>
+        <w:jc w:val="both"/>
+      </w:pPr>
+      <w:r>
+        <w:t>cards: []</w:t>
+      </w:r>
+    </w:p>
+    <w:p>
+      <w:pPr>
+        <w:jc w:val="both"/>
+      </w:pPr>
+      <w:r>
+        <w:t>title: Renault 5</w:t>
+      </w:r>
+    </w:p>
+    <w:p>
+      <w:pPr>
+        <w:jc w:val="both"/>
+        <w:rPr>
+          <w:sz w:val="28"/>
+          <w:szCs w:val="28"/>
+        </w:rPr>
+      </w:pPr>
+      <w:r>
+        <w:rPr>
+          <w:sz w:val="28"/>
+          <w:szCs w:val="28"/>
+        </w:rPr>
+        <w:t>Copy this entire block and save it in a text editor temporarily</w:t>
+      </w:r>
+      <w:r>
+        <w:rPr>
+          <w:sz w:val="28"/>
+          <w:szCs w:val="28"/>
+        </w:rPr>
+        <w:t xml:space="preserve"> as a new file</w:t>
+      </w:r>
+      <w:r>
+        <w:rPr>
+          <w:sz w:val="28"/>
+          <w:szCs w:val="28"/>
+        </w:rPr>
+        <w:t>.</w:t>
+      </w:r>
+    </w:p>
+    <w:p>
+      <w:pPr>
+        <w:jc w:val="both"/>
+        <w:rPr>
+          <w:sz w:val="28"/>
+          <w:szCs w:val="28"/>
+        </w:rPr>
+      </w:pPr>
+    </w:p>
+    <w:p>
+      <w:pPr>
+        <w:jc w:val="both"/>
+        <w:rPr>
+          <w:sz w:val="28"/>
+          <w:szCs w:val="28"/>
+        </w:rPr>
+      </w:pPr>
+    </w:p>
+    <w:p>
+      <w:pPr>
+        <w:jc w:val="both"/>
+        <w:rPr>
+          <w:sz w:val="28"/>
+          <w:szCs w:val="28"/>
+        </w:rPr>
+      </w:pPr>
+    </w:p>
+    <w:p>
+      <w:pPr>
+        <w:jc w:val="both"/>
+        <w:rPr>
+          <w:sz w:val="28"/>
+          <w:szCs w:val="28"/>
+        </w:rPr>
+      </w:pPr>
+    </w:p>
+    <w:p>
+      <w:pPr>
+        <w:jc w:val="both"/>
+        <w:rPr>
+          <w:sz w:val="28"/>
+          <w:szCs w:val="28"/>
+        </w:rPr>
+      </w:pPr>
+    </w:p>
+    <w:p>
+      <w:pPr>
+        <w:jc w:val="both"/>
+        <w:rPr>
+          <w:sz w:val="28"/>
+          <w:szCs w:val="28"/>
+        </w:rPr>
+      </w:pPr>
+      <w:r>
+        <w:rPr>
+          <w:sz w:val="28"/>
+          <w:szCs w:val="28"/>
+        </w:rPr>
         <w:lastRenderedPageBreak/>
-        <w:t>background:</w:t>
-      </w:r>
-    </w:p>
-    <w:p>
-      <w:pPr>
-        <w:jc w:val="both"/>
-      </w:pPr>
-      <w:r>
-        <w:t xml:space="preserve">  opacity: 10</w:t>
-      </w:r>
-    </w:p>
-    <w:p>
-      <w:pPr>
-        <w:jc w:val="both"/>
-      </w:pPr>
-      <w:r>
-        <w:t xml:space="preserve">  alignment: </w:t>
-      </w:r>
-      <w:proofErr w:type="spellStart"/>
-      <w:r>
-        <w:t>center</w:t>
-      </w:r>
-      <w:proofErr w:type="spellEnd"/>
-    </w:p>
-    <w:p>
-      <w:pPr>
-        <w:jc w:val="both"/>
-      </w:pPr>
-      <w:r>
-        <w:t xml:space="preserve">  size: cover</w:t>
-      </w:r>
-    </w:p>
-    <w:p>
-      <w:pPr>
-        <w:jc w:val="both"/>
-      </w:pPr>
-      <w:r>
-        <w:t xml:space="preserve">  repeat: repeat</w:t>
-      </w:r>
-    </w:p>
-    <w:p>
-      <w:pPr>
-        <w:jc w:val="both"/>
-      </w:pPr>
-      <w:r>
-        <w:t xml:space="preserve">  attachment: scroll</w:t>
-      </w:r>
-    </w:p>
-    <w:p>
-      <w:pPr>
-        <w:jc w:val="both"/>
-      </w:pPr>
-      <w:r>
-        <w:t xml:space="preserve">  image:</w:t>
-      </w:r>
-    </w:p>
-    <w:p>
-      <w:pPr>
-        <w:jc w:val="both"/>
-      </w:pPr>
-      <w:r>
-        <w:t xml:space="preserve">    </w:t>
-      </w:r>
-      <w:proofErr w:type="spellStart"/>
-      <w:r>
-        <w:t>media_content_id</w:t>
-      </w:r>
-      <w:proofErr w:type="spellEnd"/>
-      <w:r>
-        <w:t>: media-source://</w:t>
-      </w:r>
-      <w:proofErr w:type="spellStart"/>
-      <w:r>
-        <w:t>image_upload</w:t>
-      </w:r>
-      <w:proofErr w:type="spellEnd"/>
-      <w:r>
-        <w:t>/8376522bc4e30b62fc5ecbbb3c20e168</w:t>
-      </w:r>
-    </w:p>
-    <w:p>
-      <w:pPr>
-        <w:jc w:val="both"/>
-      </w:pPr>
-      <w:r>
-        <w:t xml:space="preserve">    </w:t>
-      </w:r>
-      <w:proofErr w:type="spellStart"/>
-      <w:r>
-        <w:t>media_content_type</w:t>
-      </w:r>
-      <w:proofErr w:type="spellEnd"/>
-      <w:r>
-        <w:t>: image/jpeg</w:t>
-      </w:r>
-    </w:p>
-    <w:p>
-      <w:pPr>
-        <w:jc w:val="both"/>
-      </w:pPr>
-      <w:r>
-        <w:t xml:space="preserve">    metadata:</w:t>
-      </w:r>
-    </w:p>
-    <w:p>
-      <w:pPr>
-        <w:jc w:val="both"/>
-      </w:pPr>
-      <w:r>
-        <w:t xml:space="preserve">      title: renault5-background.jpg</w:t>
-      </w:r>
-    </w:p>
-    <w:p>
-      <w:pPr>
-        <w:jc w:val="both"/>
-      </w:pPr>
-      <w:r>
-        <w:t xml:space="preserve">      thumbnail: /</w:t>
-      </w:r>
-      <w:proofErr w:type="spellStart"/>
-      <w:r>
-        <w:t>api</w:t>
-      </w:r>
-      <w:proofErr w:type="spellEnd"/>
-      <w:r>
-        <w:t>/image/serve/8376522bc4e30b62fc5ecbbb3c20e168/256x256</w:t>
-      </w:r>
-    </w:p>
-    <w:p>
-      <w:pPr>
-        <w:jc w:val="both"/>
-      </w:pPr>
-      <w:r>
-        <w:t xml:space="preserve">      </w:t>
-      </w:r>
-      <w:proofErr w:type="spellStart"/>
-      <w:r>
-        <w:t>media_class</w:t>
-      </w:r>
-      <w:proofErr w:type="spellEnd"/>
-      <w:r>
-        <w:t>: image</w:t>
-      </w:r>
-    </w:p>
-    <w:p>
-      <w:pPr>
-        <w:jc w:val="both"/>
-      </w:pPr>
-      <w:r>
-        <w:t xml:space="preserve">      </w:t>
-      </w:r>
-      <w:proofErr w:type="spellStart"/>
-      <w:r>
-        <w:t>navigateIds</w:t>
-      </w:r>
-      <w:proofErr w:type="spellEnd"/>
-      <w:r>
-        <w:t>:</w:t>
-      </w:r>
-    </w:p>
-    <w:p>
-      <w:pPr>
-        <w:jc w:val="both"/>
-      </w:pPr>
-      <w:r>
-        <w:t xml:space="preserve">        - {}</w:t>
-      </w:r>
-    </w:p>
-    <w:p>
-      <w:pPr>
-        <w:jc w:val="both"/>
-      </w:pPr>
-      <w:r>
-        <w:t xml:space="preserve">        - </w:t>
-      </w:r>
-      <w:proofErr w:type="spellStart"/>
-      <w:r>
-        <w:t>media_content_type</w:t>
-      </w:r>
-      <w:proofErr w:type="spellEnd"/>
-      <w:r>
-        <w:t>: app</w:t>
-      </w:r>
-    </w:p>
-    <w:p>
-      <w:pPr>
-        <w:jc w:val="both"/>
-      </w:pPr>
-      <w:r>
-        <w:t xml:space="preserve">          </w:t>
-      </w:r>
-      <w:proofErr w:type="spellStart"/>
-      <w:r>
-        <w:t>media_content_id</w:t>
-      </w:r>
-      <w:proofErr w:type="spellEnd"/>
-      <w:r>
-        <w:t>: media-source://</w:t>
-      </w:r>
-      <w:proofErr w:type="spellStart"/>
-      <w:r>
-        <w:t>image_upload</w:t>
-      </w:r>
-      <w:proofErr w:type="spellEnd"/>
-    </w:p>
-    <w:p>
-      <w:pPr>
-        <w:jc w:val="both"/>
-      </w:pPr>
-      <w:r>
-        <w:t>cards: []</w:t>
-      </w:r>
-    </w:p>
-    <w:p>
-      <w:pPr>
-        <w:jc w:val="both"/>
-      </w:pPr>
-      <w:r>
-        <w:t>title: Renault 5</w:t>
-      </w:r>
-    </w:p>
-    <w:p>
-      <w:pPr>
-        <w:jc w:val="both"/>
-        <w:rPr>
-          <w:sz w:val="28"/>
-          <w:szCs w:val="28"/>
-        </w:rPr>
-      </w:pPr>
-      <w:r>
-        <w:rPr>
-          <w:sz w:val="28"/>
-          <w:szCs w:val="28"/>
-        </w:rPr>
-        <w:t>Copy this entire block and save it in a text editor temporarily</w:t>
-      </w:r>
-      <w:r>
-        <w:rPr>
-          <w:sz w:val="28"/>
-          <w:szCs w:val="28"/>
-        </w:rPr>
-        <w:t xml:space="preserve"> as a new file</w:t>
-      </w:r>
-      <w:r>
-        <w:rPr>
-          <w:sz w:val="28"/>
-          <w:szCs w:val="28"/>
-        </w:rPr>
-        <w:t>.</w:t>
-      </w:r>
-    </w:p>
-    <w:p>
-      <w:pPr>
-        <w:jc w:val="both"/>
-        <w:rPr>
-          <w:sz w:val="28"/>
-          <w:szCs w:val="28"/>
-        </w:rPr>
-      </w:pPr>
-    </w:p>
-    <w:p>
-      <w:pPr>
-        <w:jc w:val="both"/>
-        <w:rPr>
-          <w:sz w:val="28"/>
-          <w:szCs w:val="28"/>
-        </w:rPr>
-      </w:pPr>
-      <w:r>
-        <w:rPr>
-          <w:sz w:val="28"/>
-          <w:szCs w:val="28"/>
-        </w:rPr>
         <w:t>Step (12)</w:t>
       </w:r>
     </w:p>
@@ -13664,15 +14358,6 @@
         </w:rPr>
         <w:t xml:space="preserve">, highlight all the code and copy it. </w:t>
       </w:r>
-    </w:p>
-    <w:p>
-      <w:pPr>
-        <w:jc w:val="both"/>
-        <w:rPr>
-          <w:sz w:val="28"/>
-          <w:szCs w:val="28"/>
-        </w:rPr>
-      </w:pPr>
     </w:p>
     <w:p>
       <w:pPr>
@@ -13785,328 +14470,337 @@
           <w:sz w:val="28"/>
           <w:szCs w:val="28"/>
         </w:rPr>
+        <w:t>Now s</w:t>
+      </w:r>
+      <w:r>
+        <w:rPr>
+          <w:sz w:val="28"/>
+          <w:szCs w:val="28"/>
+        </w:rPr>
+        <w:t>c</w:t>
+      </w:r>
+      <w:r>
+        <w:rPr>
+          <w:sz w:val="28"/>
+          <w:szCs w:val="28"/>
+        </w:rPr>
+        <w:t>roll down to the bottom of the code you just pasted into the box until you reach these lines:</w:t>
+      </w:r>
+    </w:p>
+    <w:p>
+      <w:pPr>
+        <w:jc w:val="both"/>
+      </w:pPr>
+      <w:r>
+        <w:t xml:space="preserve">                       </w:t>
+      </w:r>
+    </w:p>
+    <w:p>
+      <w:pPr>
+        <w:jc w:val="both"/>
+      </w:pPr>
+      <w:r>
+        <w:t xml:space="preserve">                       </w:t>
+      </w:r>
+      <w:r>
+        <w:t>ha-state-icon {</w:t>
+      </w:r>
+    </w:p>
+    <w:p>
+      <w:pPr>
+        <w:jc w:val="both"/>
+      </w:pPr>
+      <w:r>
+        <w:t xml:space="preserve">                          {% if states('binary_</w:t>
+      </w:r>
+      <w:proofErr w:type="gramStart"/>
+      <w:r>
+        <w:t>sensor.r</w:t>
+      </w:r>
+      <w:proofErr w:type="gramEnd"/>
+      <w:r>
+        <w:t>5_renault_raw_stale') =='on' %}</w:t>
+      </w:r>
+    </w:p>
+    <w:p>
+      <w:pPr>
+        <w:jc w:val="both"/>
+      </w:pPr>
+      <w:r>
+        <w:t xml:space="preserve">                            </w:t>
+      </w:r>
+      <w:proofErr w:type="spellStart"/>
+      <w:r>
+        <w:t>color</w:t>
+      </w:r>
+      <w:proofErr w:type="spellEnd"/>
+      <w:r>
+        <w:t>: red;</w:t>
+      </w:r>
+    </w:p>
+    <w:p>
+      <w:pPr>
+        <w:jc w:val="both"/>
+      </w:pPr>
+      <w:r>
+        <w:t xml:space="preserve">                            animation: pulse 1s linear infinite;</w:t>
+      </w:r>
+    </w:p>
+    <w:p>
+      <w:pPr>
+        <w:jc w:val="both"/>
+      </w:pPr>
+      <w:r>
+        <w:t xml:space="preserve">                          {% else %}             </w:t>
+      </w:r>
+    </w:p>
+    <w:p>
+      <w:pPr>
+        <w:jc w:val="both"/>
+      </w:pPr>
+      <w:r>
+        <w:t xml:space="preserve">                            </w:t>
+      </w:r>
+      <w:proofErr w:type="spellStart"/>
+      <w:r>
+        <w:t>color</w:t>
+      </w:r>
+      <w:proofErr w:type="spellEnd"/>
+      <w:r>
+        <w:t>: grey;</w:t>
+      </w:r>
+    </w:p>
+    <w:p>
+      <w:pPr>
+        <w:jc w:val="both"/>
+      </w:pPr>
+      <w:r>
+        <w:t xml:space="preserve">                            opacity: 0.4;</w:t>
+      </w:r>
+    </w:p>
+    <w:p>
+      <w:pPr>
+        <w:jc w:val="both"/>
+      </w:pPr>
+      <w:r>
+        <w:t xml:space="preserve">                            animation: none</w:t>
+      </w:r>
+    </w:p>
+    <w:p>
+      <w:pPr>
+        <w:jc w:val="both"/>
+      </w:pPr>
+      <w:r>
+        <w:t xml:space="preserve">                          {% endif %}</w:t>
+      </w:r>
+    </w:p>
+    <w:p>
+      <w:pPr>
+        <w:jc w:val="both"/>
+      </w:pPr>
+      <w:r>
+        <w:t xml:space="preserve">                        }</w:t>
+      </w:r>
+    </w:p>
+    <w:p>
+      <w:pPr>
+        <w:jc w:val="both"/>
+      </w:pPr>
+      <w:r>
+        <w:t xml:space="preserve">                        ha-card {</w:t>
+      </w:r>
+    </w:p>
+    <w:p>
+      <w:pPr>
+        <w:jc w:val="both"/>
+      </w:pPr>
+      <w:r>
+        <w:t xml:space="preserve">                          background: </w:t>
+      </w:r>
+      <w:proofErr w:type="gramStart"/>
+      <w:r>
+        <w:t>none !important</w:t>
+      </w:r>
+      <w:proofErr w:type="gramEnd"/>
+      <w:r>
+        <w:t>;</w:t>
+      </w:r>
+    </w:p>
+    <w:p>
+      <w:pPr>
+        <w:jc w:val="both"/>
+      </w:pPr>
+      <w:r>
+        <w:t xml:space="preserve">                          box-shadow: </w:t>
+      </w:r>
+      <w:proofErr w:type="gramStart"/>
+      <w:r>
+        <w:t>none !important</w:t>
+      </w:r>
+      <w:proofErr w:type="gramEnd"/>
+      <w:r>
+        <w:t>;</w:t>
+      </w:r>
+    </w:p>
+    <w:p>
+      <w:pPr>
+        <w:jc w:val="both"/>
+      </w:pPr>
+      <w:r>
+        <w:t xml:space="preserve">                          border: </w:t>
+      </w:r>
+      <w:proofErr w:type="gramStart"/>
+      <w:r>
+        <w:t>none !important</w:t>
+      </w:r>
+      <w:proofErr w:type="gramEnd"/>
+      <w:r>
+        <w:t>;</w:t>
+      </w:r>
+    </w:p>
+    <w:p>
+      <w:pPr>
+        <w:jc w:val="both"/>
+      </w:pPr>
+      <w:r>
+        <w:t xml:space="preserve">                        }</w:t>
+      </w:r>
+    </w:p>
+    <w:p>
+      <w:pPr>
+        <w:jc w:val="both"/>
+      </w:pPr>
+      <w:r>
+        <w:t xml:space="preserve">                        @keyframes pulse { </w:t>
+      </w:r>
+    </w:p>
+    <w:p>
+      <w:pPr>
+        <w:jc w:val="both"/>
+      </w:pPr>
+      <w:r>
+        <w:t xml:space="preserve">                        0% </w:t>
+      </w:r>
+      <w:proofErr w:type="gramStart"/>
+      <w:r>
+        <w:t>{ transform</w:t>
+      </w:r>
+      <w:proofErr w:type="gramEnd"/>
+      <w:r>
+        <w:t xml:space="preserve">: </w:t>
+      </w:r>
+      <w:proofErr w:type="gramStart"/>
+      <w:r>
+        <w:t>scale(</w:t>
+      </w:r>
+      <w:proofErr w:type="gramEnd"/>
+      <w:r>
+        <w:t>1); opacity: 1</w:t>
+      </w:r>
+      <w:proofErr w:type="gramStart"/>
+      <w:r>
+        <w:t>; }</w:t>
+      </w:r>
+      <w:proofErr w:type="gramEnd"/>
+    </w:p>
+    <w:p>
+      <w:pPr>
+        <w:jc w:val="both"/>
+      </w:pPr>
+      <w:r>
+        <w:t xml:space="preserve">                        50% </w:t>
+      </w:r>
+      <w:proofErr w:type="gramStart"/>
+      <w:r>
+        <w:t>{ transform</w:t>
+      </w:r>
+      <w:proofErr w:type="gramEnd"/>
+      <w:r>
+        <w:t xml:space="preserve">: </w:t>
+      </w:r>
+      <w:proofErr w:type="gramStart"/>
+      <w:r>
+        <w:t>scale(</w:t>
+      </w:r>
+      <w:proofErr w:type="gramEnd"/>
+      <w:r>
+        <w:t>1.08); opacity: 0.85</w:t>
+      </w:r>
+      <w:proofErr w:type="gramStart"/>
+      <w:r>
+        <w:t>; }</w:t>
+      </w:r>
+      <w:proofErr w:type="gramEnd"/>
+    </w:p>
+    <w:p>
+      <w:pPr>
+        <w:jc w:val="both"/>
+      </w:pPr>
+      <w:r>
+        <w:t xml:space="preserve">                        100% </w:t>
+      </w:r>
+      <w:proofErr w:type="gramStart"/>
+      <w:r>
+        <w:t>{ transform</w:t>
+      </w:r>
+      <w:proofErr w:type="gramEnd"/>
+      <w:r>
+        <w:t xml:space="preserve">: </w:t>
+      </w:r>
+      <w:proofErr w:type="gramStart"/>
+      <w:r>
+        <w:t>scale(</w:t>
+      </w:r>
+      <w:proofErr w:type="gramEnd"/>
+      <w:r>
+        <w:t>1); opacity: 1</w:t>
+      </w:r>
+      <w:proofErr w:type="gramStart"/>
+      <w:r>
+        <w:t>; }</w:t>
+      </w:r>
+      <w:proofErr w:type="gramEnd"/>
+    </w:p>
+    <w:p>
+      <w:pPr>
+        <w:jc w:val="both"/>
+      </w:pPr>
+      <w:r>
+        <w:t xml:space="preserve">                        }</w:t>
+      </w:r>
+    </w:p>
+    <w:p>
+      <w:pPr>
+        <w:jc w:val="both"/>
+        <w:rPr>
+          <w:sz w:val="28"/>
+          <w:szCs w:val="28"/>
+        </w:rPr>
+      </w:pPr>
+    </w:p>
+    <w:p>
+      <w:pPr>
+        <w:jc w:val="both"/>
+        <w:rPr>
+          <w:sz w:val="28"/>
+          <w:szCs w:val="28"/>
+        </w:rPr>
+      </w:pPr>
+    </w:p>
+    <w:p>
+      <w:pPr>
+        <w:jc w:val="both"/>
+        <w:rPr>
+          <w:sz w:val="28"/>
+          <w:szCs w:val="28"/>
+        </w:rPr>
+      </w:pPr>
+      <w:r>
+        <w:rPr>
+          <w:sz w:val="28"/>
+          <w:szCs w:val="28"/>
+        </w:rPr>
         <w:lastRenderedPageBreak/>
-        <w:t>Now s</w:t>
-      </w:r>
-      <w:r>
-        <w:rPr>
-          <w:sz w:val="28"/>
-          <w:szCs w:val="28"/>
-        </w:rPr>
-        <w:t>c</w:t>
-      </w:r>
-      <w:r>
-        <w:rPr>
-          <w:sz w:val="28"/>
-          <w:szCs w:val="28"/>
-        </w:rPr>
-        <w:t>roll down to the bottom of the code you just pasted into the box until you reach these lines:</w:t>
-      </w:r>
-    </w:p>
-    <w:p>
-      <w:pPr>
-        <w:jc w:val="both"/>
-      </w:pPr>
-      <w:r>
-        <w:t xml:space="preserve">                       </w:t>
-      </w:r>
-    </w:p>
-    <w:p>
-      <w:pPr>
-        <w:jc w:val="both"/>
-      </w:pPr>
-      <w:r>
-        <w:t xml:space="preserve">                       </w:t>
-      </w:r>
-      <w:r>
-        <w:t>ha-state-icon {</w:t>
-      </w:r>
-    </w:p>
-    <w:p>
-      <w:pPr>
-        <w:jc w:val="both"/>
-      </w:pPr>
-      <w:r>
-        <w:t xml:space="preserve">                          {% if states('binary_</w:t>
-      </w:r>
-      <w:proofErr w:type="gramStart"/>
-      <w:r>
-        <w:t>sensor.r</w:t>
-      </w:r>
-      <w:proofErr w:type="gramEnd"/>
-      <w:r>
-        <w:t>5_renault_raw_stale') =='on' %}</w:t>
-      </w:r>
-    </w:p>
-    <w:p>
-      <w:pPr>
-        <w:jc w:val="both"/>
-      </w:pPr>
-      <w:r>
-        <w:t xml:space="preserve">                            </w:t>
-      </w:r>
-      <w:proofErr w:type="spellStart"/>
-      <w:r>
-        <w:t>color</w:t>
-      </w:r>
-      <w:proofErr w:type="spellEnd"/>
-      <w:r>
-        <w:t>: red;</w:t>
-      </w:r>
-    </w:p>
-    <w:p>
-      <w:pPr>
-        <w:jc w:val="both"/>
-      </w:pPr>
-      <w:r>
-        <w:t xml:space="preserve">                            animation: pulse 1s linear infinite;</w:t>
-      </w:r>
-    </w:p>
-    <w:p>
-      <w:pPr>
-        <w:jc w:val="both"/>
-      </w:pPr>
-      <w:r>
-        <w:t xml:space="preserve">                          {% else %}             </w:t>
-      </w:r>
-    </w:p>
-    <w:p>
-      <w:pPr>
-        <w:jc w:val="both"/>
-      </w:pPr>
-      <w:r>
-        <w:t xml:space="preserve">                            </w:t>
-      </w:r>
-      <w:proofErr w:type="spellStart"/>
-      <w:r>
-        <w:t>color</w:t>
-      </w:r>
-      <w:proofErr w:type="spellEnd"/>
-      <w:r>
-        <w:t>: grey;</w:t>
-      </w:r>
-    </w:p>
-    <w:p>
-      <w:pPr>
-        <w:jc w:val="both"/>
-      </w:pPr>
-      <w:r>
-        <w:t xml:space="preserve">                            opacity: 0.4;</w:t>
-      </w:r>
-    </w:p>
-    <w:p>
-      <w:pPr>
-        <w:jc w:val="both"/>
-      </w:pPr>
-      <w:r>
-        <w:t xml:space="preserve">                            animation: none</w:t>
-      </w:r>
-    </w:p>
-    <w:p>
-      <w:pPr>
-        <w:jc w:val="both"/>
-      </w:pPr>
-      <w:r>
-        <w:t xml:space="preserve">                          {% endif %}</w:t>
-      </w:r>
-    </w:p>
-    <w:p>
-      <w:pPr>
-        <w:jc w:val="both"/>
-      </w:pPr>
-      <w:r>
-        <w:t xml:space="preserve">                        }</w:t>
-      </w:r>
-    </w:p>
-    <w:p>
-      <w:pPr>
-        <w:jc w:val="both"/>
-      </w:pPr>
-      <w:r>
-        <w:t xml:space="preserve">                        ha-card {</w:t>
-      </w:r>
-    </w:p>
-    <w:p>
-      <w:pPr>
-        <w:jc w:val="both"/>
-      </w:pPr>
-      <w:r>
-        <w:t xml:space="preserve">                          background: </w:t>
-      </w:r>
-      <w:proofErr w:type="gramStart"/>
-      <w:r>
-        <w:t>none !important</w:t>
-      </w:r>
-      <w:proofErr w:type="gramEnd"/>
-      <w:r>
-        <w:t>;</w:t>
-      </w:r>
-    </w:p>
-    <w:p>
-      <w:pPr>
-        <w:jc w:val="both"/>
-      </w:pPr>
-      <w:r>
-        <w:t xml:space="preserve">                          box-shadow: </w:t>
-      </w:r>
-      <w:proofErr w:type="gramStart"/>
-      <w:r>
-        <w:t>none !important</w:t>
-      </w:r>
-      <w:proofErr w:type="gramEnd"/>
-      <w:r>
-        <w:t>;</w:t>
-      </w:r>
-    </w:p>
-    <w:p>
-      <w:pPr>
-        <w:jc w:val="both"/>
-      </w:pPr>
-      <w:r>
-        <w:t xml:space="preserve">                          border: </w:t>
-      </w:r>
-      <w:proofErr w:type="gramStart"/>
-      <w:r>
-        <w:t>none !important</w:t>
-      </w:r>
-      <w:proofErr w:type="gramEnd"/>
-      <w:r>
-        <w:t>;</w:t>
-      </w:r>
-    </w:p>
-    <w:p>
-      <w:pPr>
-        <w:jc w:val="both"/>
-      </w:pPr>
-      <w:r>
-        <w:t xml:space="preserve">                        }</w:t>
-      </w:r>
-    </w:p>
-    <w:p>
-      <w:pPr>
-        <w:jc w:val="both"/>
-      </w:pPr>
-      <w:r>
-        <w:t xml:space="preserve">                        @keyframes pulse { </w:t>
-      </w:r>
-    </w:p>
-    <w:p>
-      <w:pPr>
-        <w:jc w:val="both"/>
-      </w:pPr>
-      <w:r>
-        <w:t xml:space="preserve">                        0% </w:t>
-      </w:r>
-      <w:proofErr w:type="gramStart"/>
-      <w:r>
-        <w:t>{ transform</w:t>
-      </w:r>
-      <w:proofErr w:type="gramEnd"/>
-      <w:r>
-        <w:t xml:space="preserve">: </w:t>
-      </w:r>
-      <w:proofErr w:type="gramStart"/>
-      <w:r>
-        <w:t>scale(</w:t>
-      </w:r>
-      <w:proofErr w:type="gramEnd"/>
-      <w:r>
-        <w:t>1); opacity: 1</w:t>
-      </w:r>
-      <w:proofErr w:type="gramStart"/>
-      <w:r>
-        <w:t>; }</w:t>
-      </w:r>
-      <w:proofErr w:type="gramEnd"/>
-    </w:p>
-    <w:p>
-      <w:pPr>
-        <w:jc w:val="both"/>
-      </w:pPr>
-      <w:r>
-        <w:t xml:space="preserve">                        50% </w:t>
-      </w:r>
-      <w:proofErr w:type="gramStart"/>
-      <w:r>
-        <w:t>{ transform</w:t>
-      </w:r>
-      <w:proofErr w:type="gramEnd"/>
-      <w:r>
-        <w:t xml:space="preserve">: </w:t>
-      </w:r>
-      <w:proofErr w:type="gramStart"/>
-      <w:r>
-        <w:t>scale(</w:t>
-      </w:r>
-      <w:proofErr w:type="gramEnd"/>
-      <w:r>
-        <w:t>1.08); opacity: 0.85</w:t>
-      </w:r>
-      <w:proofErr w:type="gramStart"/>
-      <w:r>
-        <w:t>; }</w:t>
-      </w:r>
-      <w:proofErr w:type="gramEnd"/>
-    </w:p>
-    <w:p>
-      <w:pPr>
-        <w:jc w:val="both"/>
-      </w:pPr>
-      <w:r>
-        <w:t xml:space="preserve">                        100% </w:t>
-      </w:r>
-      <w:proofErr w:type="gramStart"/>
-      <w:r>
-        <w:t>{ transform</w:t>
-      </w:r>
-      <w:proofErr w:type="gramEnd"/>
-      <w:r>
-        <w:t xml:space="preserve">: </w:t>
-      </w:r>
-      <w:proofErr w:type="gramStart"/>
-      <w:r>
-        <w:t>scale(</w:t>
-      </w:r>
-      <w:proofErr w:type="gramEnd"/>
-      <w:r>
-        <w:t>1); opacity: 1</w:t>
-      </w:r>
-      <w:proofErr w:type="gramStart"/>
-      <w:r>
-        <w:t>; }</w:t>
-      </w:r>
-      <w:proofErr w:type="gramEnd"/>
-    </w:p>
-    <w:p>
-      <w:pPr>
-        <w:jc w:val="both"/>
-      </w:pPr>
-      <w:r>
-        <w:t xml:space="preserve">                        }</w:t>
-      </w:r>
-    </w:p>
-    <w:p>
-      <w:pPr>
-        <w:jc w:val="both"/>
-        <w:rPr>
-          <w:sz w:val="28"/>
-          <w:szCs w:val="28"/>
-        </w:rPr>
-      </w:pPr>
-    </w:p>
-    <w:p>
-      <w:pPr>
-        <w:jc w:val="both"/>
-        <w:rPr>
-          <w:sz w:val="28"/>
-          <w:szCs w:val="28"/>
-        </w:rPr>
-      </w:pPr>
-      <w:r>
-        <w:rPr>
-          <w:sz w:val="28"/>
-          <w:szCs w:val="28"/>
-        </w:rPr>
         <w:t>Step (13)</w:t>
       </w:r>
     </w:p>
@@ -14184,21 +14878,11 @@
           <w:szCs w:val="28"/>
         </w:rPr>
       </w:pPr>
-    </w:p>
-    <w:p>
-      <w:pPr>
-        <w:jc w:val="both"/>
-        <w:rPr>
-          <w:sz w:val="28"/>
-          <w:szCs w:val="28"/>
-        </w:rPr>
-      </w:pPr>
-      <w:r>
-        <w:rPr>
-          <w:sz w:val="28"/>
-          <w:szCs w:val="28"/>
-        </w:rPr>
-        <w:lastRenderedPageBreak/>
+      <w:r>
+        <w:rPr>
+          <w:sz w:val="28"/>
+          <w:szCs w:val="28"/>
+        </w:rPr>
         <w:t>Step (14)</w:t>
       </w:r>
     </w:p>
@@ -14414,6 +15098,8 @@
       <w:pPr>
         <w:jc w:val="both"/>
         <w:rPr>
+          <w:b/>
+          <w:bCs/>
           <w:color w:val="EE0000"/>
           <w:sz w:val="28"/>
           <w:szCs w:val="28"/>
@@ -14422,6 +15108,8 @@
       <w:proofErr w:type="gramStart"/>
       <w:r>
         <w:rPr>
+          <w:b/>
+          <w:bCs/>
           <w:color w:val="EE0000"/>
           <w:sz w:val="28"/>
           <w:szCs w:val="28"/>
@@ -14431,6 +15119,8 @@
       <w:proofErr w:type="gramEnd"/>
       <w:r>
         <w:rPr>
+          <w:b/>
+          <w:bCs/>
           <w:color w:val="EE0000"/>
           <w:sz w:val="28"/>
           <w:szCs w:val="28"/>
@@ -15248,6 +15938,8 @@
       <w:pPr>
         <w:jc w:val="both"/>
         <w:rPr>
+          <w:b/>
+          <w:bCs/>
           <w:color w:val="EE0000"/>
           <w:sz w:val="28"/>
           <w:szCs w:val="28"/>
@@ -15255,6 +15947,8 @@
       </w:pPr>
       <w:r>
         <w:rPr>
+          <w:b/>
+          <w:bCs/>
           <w:color w:val="EE0000"/>
           <w:sz w:val="28"/>
           <w:szCs w:val="28"/>
@@ -15484,6 +16178,15 @@
       <w:r>
         <w:t xml:space="preserve"> Seat</w:t>
       </w:r>
+    </w:p>
+    <w:p>
+      <w:pPr>
+        <w:jc w:val="both"/>
+        <w:rPr>
+          <w:sz w:val="28"/>
+          <w:szCs w:val="28"/>
+        </w:rPr>
+      </w:pPr>
     </w:p>
     <w:p>
       <w:pPr>
@@ -15622,6 +16325,8 @@
       <w:pPr>
         <w:jc w:val="both"/>
         <w:rPr>
+          <w:b/>
+          <w:bCs/>
           <w:color w:val="EE0000"/>
           <w:sz w:val="28"/>
           <w:szCs w:val="28"/>
@@ -15629,6 +16334,8 @@
       </w:pPr>
       <w:r>
         <w:rPr>
+          <w:b/>
+          <w:bCs/>
           <w:color w:val="EE0000"/>
           <w:sz w:val="28"/>
           <w:szCs w:val="28"/>
@@ -15823,11 +16530,48 @@
           <w:szCs w:val="28"/>
         </w:rPr>
       </w:pPr>
-      <w:r>
-        <w:rPr>
-          <w:sz w:val="28"/>
-          <w:szCs w:val="28"/>
-        </w:rPr>
+    </w:p>
+    <w:p>
+      <w:pPr>
+        <w:jc w:val="both"/>
+        <w:rPr>
+          <w:sz w:val="28"/>
+          <w:szCs w:val="28"/>
+        </w:rPr>
+      </w:pPr>
+    </w:p>
+    <w:p>
+      <w:pPr>
+        <w:jc w:val="both"/>
+        <w:rPr>
+          <w:sz w:val="28"/>
+          <w:szCs w:val="28"/>
+        </w:rPr>
+      </w:pPr>
+    </w:p>
+    <w:p>
+      <w:pPr>
+        <w:jc w:val="both"/>
+        <w:rPr>
+          <w:sz w:val="28"/>
+          <w:szCs w:val="28"/>
+        </w:rPr>
+      </w:pPr>
+    </w:p>
+    <w:p>
+      <w:pPr>
+        <w:jc w:val="both"/>
+        <w:rPr>
+          <w:sz w:val="28"/>
+          <w:szCs w:val="28"/>
+        </w:rPr>
+      </w:pPr>
+      <w:r>
+        <w:rPr>
+          <w:sz w:val="28"/>
+          <w:szCs w:val="28"/>
+        </w:rPr>
+        <w:lastRenderedPageBreak/>
         <w:t>Step (3)</w:t>
       </w:r>
     </w:p>
@@ -15860,7 +16604,6 @@
           <w:sz w:val="28"/>
           <w:szCs w:val="28"/>
         </w:rPr>
-        <w:lastRenderedPageBreak/>
         <w:t>Look for this line:</w:t>
       </w:r>
     </w:p>
@@ -16414,6 +17157,7 @@
           <w:sz w:val="28"/>
           <w:szCs w:val="28"/>
         </w:rPr>
+        <w:lastRenderedPageBreak/>
         <w:t>As</w:t>
       </w:r>
       <w:r>
@@ -16432,33 +17176,6 @@
           <w:szCs w:val="28"/>
         </w:rPr>
       </w:pPr>
-    </w:p>
-    <w:p>
-      <w:pPr>
-        <w:jc w:val="both"/>
-        <w:rPr>
-          <w:sz w:val="28"/>
-          <w:szCs w:val="28"/>
-        </w:rPr>
-      </w:pPr>
-    </w:p>
-    <w:p>
-      <w:pPr>
-        <w:jc w:val="both"/>
-        <w:rPr>
-          <w:sz w:val="28"/>
-          <w:szCs w:val="28"/>
-        </w:rPr>
-      </w:pPr>
-    </w:p>
-    <w:p>
-      <w:pPr>
-        <w:jc w:val="both"/>
-        <w:rPr>
-          <w:sz w:val="28"/>
-          <w:szCs w:val="28"/>
-        </w:rPr>
-      </w:pPr>
       <w:r>
         <w:rPr>
           <w:sz w:val="28"/>
@@ -16847,24 +17564,110 @@
           <w:szCs w:val="28"/>
         </w:rPr>
       </w:pPr>
-    </w:p>
-    <w:p>
-      <w:pPr>
-        <w:jc w:val="both"/>
-        <w:rPr>
-          <w:sz w:val="28"/>
-          <w:szCs w:val="28"/>
-        </w:rPr>
-      </w:pPr>
-    </w:p>
-    <w:p>
-      <w:pPr>
-        <w:jc w:val="both"/>
-        <w:rPr>
-          <w:sz w:val="28"/>
-          <w:szCs w:val="28"/>
-        </w:rPr>
-      </w:pPr>
+      <w:r>
+        <w:rPr>
+          <w:sz w:val="28"/>
+          <w:szCs w:val="28"/>
+        </w:rPr>
+        <w:t>Step (10)</w:t>
+      </w:r>
+    </w:p>
+    <w:p>
+      <w:pPr>
+        <w:jc w:val="both"/>
+        <w:rPr>
+          <w:sz w:val="28"/>
+          <w:szCs w:val="28"/>
+        </w:rPr>
+      </w:pPr>
+      <w:r>
+        <w:rPr>
+          <w:sz w:val="28"/>
+          <w:szCs w:val="28"/>
+        </w:rPr>
+        <w:t>Click on “2” and you will be greeted by a host of numbers from 1-12, each representing a sensor. We need to change a couple of them to suit the 40kWh instance.</w:t>
+      </w:r>
+    </w:p>
+    <w:p>
+      <w:pPr>
+        <w:jc w:val="both"/>
+        <w:rPr>
+          <w:sz w:val="28"/>
+          <w:szCs w:val="28"/>
+        </w:rPr>
+      </w:pPr>
+      <w:r>
+        <w:rPr>
+          <w:sz w:val="28"/>
+          <w:szCs w:val="28"/>
+        </w:rPr>
+        <w:t>Step (11)</w:t>
+      </w:r>
+    </w:p>
+    <w:p>
+      <w:pPr>
+        <w:jc w:val="both"/>
+      </w:pPr>
+      <w:r>
+        <w:rPr>
+          <w:sz w:val="28"/>
+          <w:szCs w:val="28"/>
+        </w:rPr>
+        <w:t xml:space="preserve">Click </w:t>
+      </w:r>
+      <w:proofErr w:type="gramStart"/>
+      <w:r>
+        <w:rPr>
+          <w:sz w:val="28"/>
+          <w:szCs w:val="28"/>
+        </w:rPr>
+        <w:t>on  number</w:t>
+      </w:r>
+      <w:proofErr w:type="gramEnd"/>
+      <w:r>
+        <w:rPr>
+          <w:sz w:val="28"/>
+          <w:szCs w:val="28"/>
+        </w:rPr>
+        <w:t xml:space="preserve"> “2” </w:t>
+      </w:r>
+      <w:r>
+        <w:rPr>
+          <w:sz w:val="28"/>
+          <w:szCs w:val="28"/>
+        </w:rPr>
+        <w:t xml:space="preserve">of 12 </w:t>
+      </w:r>
+      <w:r>
+        <w:rPr>
+          <w:sz w:val="28"/>
+          <w:szCs w:val="28"/>
+        </w:rPr>
+        <w:t xml:space="preserve">and you will see a “{}” and the word “Entity”. Click on the “{}”. You are now seeing the code </w:t>
+      </w:r>
+      <w:r>
+        <w:rPr>
+          <w:sz w:val="28"/>
+          <w:szCs w:val="28"/>
+          <w:u w:val="single"/>
+        </w:rPr>
+        <w:t xml:space="preserve">just </w:t>
+      </w:r>
+      <w:r>
+        <w:rPr>
+          <w:sz w:val="28"/>
+          <w:szCs w:val="28"/>
+        </w:rPr>
+        <w:t xml:space="preserve">for that sensor. On the second line (line 2) change the entity to: </w:t>
+      </w:r>
+      <w:proofErr w:type="gramStart"/>
+      <w:r>
+        <w:t>sensor.r</w:t>
+      </w:r>
+      <w:proofErr w:type="gramEnd"/>
+      <w:r>
+        <w:t>5_available_energy_40_kwh_api</w:t>
+      </w:r>
     </w:p>
     <w:p>
       <w:pPr>
@@ -16880,119 +17683,6 @@
           <w:szCs w:val="28"/>
         </w:rPr>
         <w:lastRenderedPageBreak/>
-        <w:t>Step (10)</w:t>
-      </w:r>
-    </w:p>
-    <w:p>
-      <w:pPr>
-        <w:jc w:val="both"/>
-        <w:rPr>
-          <w:sz w:val="28"/>
-          <w:szCs w:val="28"/>
-        </w:rPr>
-      </w:pPr>
-      <w:r>
-        <w:rPr>
-          <w:sz w:val="28"/>
-          <w:szCs w:val="28"/>
-        </w:rPr>
-        <w:t>Click on “2” and you will be greeted by a host of numbers from 1-12, each representing a sensor. We need to change a couple of them to suit the 40kWh instance.</w:t>
-      </w:r>
-    </w:p>
-    <w:p>
-      <w:pPr>
-        <w:jc w:val="both"/>
-        <w:rPr>
-          <w:sz w:val="28"/>
-          <w:szCs w:val="28"/>
-        </w:rPr>
-      </w:pPr>
-      <w:r>
-        <w:rPr>
-          <w:sz w:val="28"/>
-          <w:szCs w:val="28"/>
-        </w:rPr>
-        <w:t>Step (11)</w:t>
-      </w:r>
-    </w:p>
-    <w:p>
-      <w:pPr>
-        <w:jc w:val="both"/>
-      </w:pPr>
-      <w:r>
-        <w:rPr>
-          <w:sz w:val="28"/>
-          <w:szCs w:val="28"/>
-        </w:rPr>
-        <w:t xml:space="preserve">Click </w:t>
-      </w:r>
-      <w:proofErr w:type="gramStart"/>
-      <w:r>
-        <w:rPr>
-          <w:sz w:val="28"/>
-          <w:szCs w:val="28"/>
-        </w:rPr>
-        <w:t>on  number</w:t>
-      </w:r>
-      <w:proofErr w:type="gramEnd"/>
-      <w:r>
-        <w:rPr>
-          <w:sz w:val="28"/>
-          <w:szCs w:val="28"/>
-        </w:rPr>
-        <w:t xml:space="preserve"> “2” </w:t>
-      </w:r>
-      <w:r>
-        <w:rPr>
-          <w:sz w:val="28"/>
-          <w:szCs w:val="28"/>
-        </w:rPr>
-        <w:t xml:space="preserve">of 12 </w:t>
-      </w:r>
-      <w:r>
-        <w:rPr>
-          <w:sz w:val="28"/>
-          <w:szCs w:val="28"/>
-        </w:rPr>
-        <w:t xml:space="preserve">and you will see a “{}” and the word “Entity”. Click on the “{}”. You are now seeing the code </w:t>
-      </w:r>
-      <w:r>
-        <w:rPr>
-          <w:sz w:val="28"/>
-          <w:szCs w:val="28"/>
-          <w:u w:val="single"/>
-        </w:rPr>
-        <w:t xml:space="preserve">just </w:t>
-      </w:r>
-      <w:r>
-        <w:rPr>
-          <w:sz w:val="28"/>
-          <w:szCs w:val="28"/>
-        </w:rPr>
-        <w:t xml:space="preserve">for that sensor. On the second line (line 2) change the entity to: </w:t>
-      </w:r>
-      <w:proofErr w:type="gramStart"/>
-      <w:r>
-        <w:t>sensor.r</w:t>
-      </w:r>
-      <w:proofErr w:type="gramEnd"/>
-      <w:r>
-        <w:t>5_available_energy_40_kwh_api</w:t>
-      </w:r>
-    </w:p>
-    <w:p>
-      <w:pPr>
-        <w:jc w:val="both"/>
-        <w:rPr>
-          <w:sz w:val="28"/>
-          <w:szCs w:val="28"/>
-        </w:rPr>
-      </w:pPr>
-      <w:r>
-        <w:rPr>
-          <w:sz w:val="28"/>
-          <w:szCs w:val="28"/>
-        </w:rPr>
         <w:t>Step (12)</w:t>
       </w:r>
     </w:p>
@@ -17011,287 +17701,6 @@
         </w:rPr>
         <w:t>Next scroll down to line 44 and do the same (effectively just overwrite “52” with “40”). Once done click “Save” and you are done.</w:t>
       </w:r>
-    </w:p>
-    <w:p>
-      <w:pPr>
-        <w:jc w:val="both"/>
-        <w:rPr>
-          <w:color w:val="EE0000"/>
-          <w:sz w:val="28"/>
-          <w:szCs w:val="28"/>
-        </w:rPr>
-      </w:pPr>
-      <w:r>
-        <w:rPr>
-          <w:color w:val="EE0000"/>
-          <w:sz w:val="28"/>
-          <w:szCs w:val="28"/>
-        </w:rPr>
-        <w:t>KM Readout</w:t>
-      </w:r>
-    </w:p>
-    <w:p>
-      <w:pPr>
-        <w:jc w:val="both"/>
-        <w:rPr>
-          <w:sz w:val="28"/>
-          <w:szCs w:val="28"/>
-        </w:rPr>
-      </w:pPr>
-      <w:r>
-        <w:rPr>
-          <w:sz w:val="28"/>
-          <w:szCs w:val="28"/>
-        </w:rPr>
-        <w:t>Step (1)</w:t>
-      </w:r>
-    </w:p>
-    <w:p>
-      <w:pPr>
-        <w:jc w:val="both"/>
-        <w:rPr>
-          <w:sz w:val="28"/>
-          <w:szCs w:val="28"/>
-        </w:rPr>
-      </w:pPr>
-      <w:r>
-        <w:rPr>
-          <w:sz w:val="28"/>
-          <w:szCs w:val="28"/>
-        </w:rPr>
-        <w:t>If you prefer to have km displayed for battery autonomy (range) as opposed to miles, go back to the UI card view for the Renault and click on the Pen icon at the top right of the screen, to enter edit mode.</w:t>
-      </w:r>
-    </w:p>
-    <w:p>
-      <w:pPr>
-        <w:jc w:val="both"/>
-        <w:rPr>
-          <w:sz w:val="28"/>
-          <w:szCs w:val="28"/>
-        </w:rPr>
-      </w:pPr>
-      <w:r>
-        <w:rPr>
-          <w:sz w:val="28"/>
-          <w:szCs w:val="28"/>
-        </w:rPr>
-        <w:t>Step (2)</w:t>
-      </w:r>
-    </w:p>
-    <w:p>
-      <w:pPr>
-        <w:jc w:val="both"/>
-        <w:rPr>
-          <w:sz w:val="28"/>
-          <w:szCs w:val="28"/>
-        </w:rPr>
-      </w:pPr>
-      <w:r>
-        <w:rPr>
-          <w:sz w:val="28"/>
-          <w:szCs w:val="28"/>
-        </w:rPr>
-        <w:t xml:space="preserve">Move your mouse over the block containing the Vehicle Status sensors. You will see a PEN icon appear. Click on it and a </w:t>
-      </w:r>
-      <w:proofErr w:type="gramStart"/>
-      <w:r>
-        <w:rPr>
-          <w:sz w:val="28"/>
-          <w:szCs w:val="28"/>
-        </w:rPr>
-        <w:t>pop up</w:t>
-      </w:r>
-      <w:proofErr w:type="gramEnd"/>
-      <w:r>
-        <w:rPr>
-          <w:sz w:val="28"/>
-          <w:szCs w:val="28"/>
-        </w:rPr>
-        <w:t xml:space="preserve"> dialog will appear called “Vertical Stack Card Configuration” and the numbers 1 &amp; 2.</w:t>
-      </w:r>
-    </w:p>
-    <w:p>
-      <w:pPr>
-        <w:jc w:val="both"/>
-        <w:rPr>
-          <w:sz w:val="28"/>
-          <w:szCs w:val="28"/>
-        </w:rPr>
-      </w:pPr>
-      <w:r>
-        <w:rPr>
-          <w:sz w:val="28"/>
-          <w:szCs w:val="28"/>
-        </w:rPr>
-        <w:t>Step (3)</w:t>
-      </w:r>
-    </w:p>
-    <w:p>
-      <w:pPr>
-        <w:jc w:val="both"/>
-        <w:rPr>
-          <w:sz w:val="28"/>
-          <w:szCs w:val="28"/>
-        </w:rPr>
-      </w:pPr>
-      <w:r>
-        <w:rPr>
-          <w:sz w:val="28"/>
-          <w:szCs w:val="28"/>
-        </w:rPr>
-        <w:t>Click on “2” and you will be greeted by a host of numbers from 1-12, each representing a sensor. We need to change one sensor to suit the KM reading preference.</w:t>
-      </w:r>
-    </w:p>
-    <w:p>
-      <w:pPr>
-        <w:jc w:val="both"/>
-        <w:rPr>
-          <w:sz w:val="28"/>
-          <w:szCs w:val="28"/>
-        </w:rPr>
-      </w:pPr>
-      <w:r>
-        <w:rPr>
-          <w:sz w:val="28"/>
-          <w:szCs w:val="28"/>
-        </w:rPr>
-        <w:t>Step (4)</w:t>
-      </w:r>
-    </w:p>
-    <w:p>
-      <w:pPr>
-        <w:jc w:val="both"/>
-      </w:pPr>
-      <w:r>
-        <w:rPr>
-          <w:sz w:val="28"/>
-          <w:szCs w:val="28"/>
-        </w:rPr>
-        <w:t xml:space="preserve">Click on number “3” of 12 and you will see a “{}” and the word “Entity”. Click on the “{}”. You are now seeing the code </w:t>
-      </w:r>
-      <w:r>
-        <w:rPr>
-          <w:sz w:val="28"/>
-          <w:szCs w:val="28"/>
-          <w:u w:val="single"/>
-        </w:rPr>
-        <w:t xml:space="preserve">just </w:t>
-      </w:r>
-      <w:r>
-        <w:rPr>
-          <w:sz w:val="28"/>
-          <w:szCs w:val="28"/>
-        </w:rPr>
-        <w:t xml:space="preserve">for that sensor. On the second line (line 2) change the entity to: </w:t>
-      </w:r>
-      <w:proofErr w:type="gramStart"/>
-      <w:r>
-        <w:t>sensor.r</w:t>
-      </w:r>
-      <w:proofErr w:type="gramEnd"/>
-      <w:r>
-        <w:t>5_</w:t>
-      </w:r>
-      <w:r>
-        <w:t>battery</w:t>
-      </w:r>
-      <w:r>
-        <w:t>_</w:t>
-      </w:r>
-      <w:r>
-        <w:t>autonomy</w:t>
-      </w:r>
-      <w:r>
-        <w:t>_</w:t>
-      </w:r>
-      <w:r>
-        <w:t>km</w:t>
-      </w:r>
-      <w:r>
-        <w:t xml:space="preserve">_ </w:t>
-      </w:r>
-      <w:proofErr w:type="spellStart"/>
-      <w:r>
-        <w:t>api</w:t>
-      </w:r>
-      <w:proofErr w:type="spellEnd"/>
-    </w:p>
-    <w:p>
-      <w:pPr>
-        <w:jc w:val="both"/>
-      </w:pPr>
-    </w:p>
-    <w:p>
-      <w:pPr>
-        <w:jc w:val="both"/>
-        <w:rPr>
-          <w:sz w:val="28"/>
-          <w:szCs w:val="28"/>
-        </w:rPr>
-      </w:pPr>
-      <w:r>
-        <w:rPr>
-          <w:sz w:val="28"/>
-          <w:szCs w:val="28"/>
-        </w:rPr>
-        <w:lastRenderedPageBreak/>
-        <w:t>Step (5)</w:t>
-      </w:r>
-    </w:p>
-    <w:p>
-      <w:pPr>
-        <w:jc w:val="both"/>
-        <w:rPr>
-          <w:sz w:val="28"/>
-          <w:szCs w:val="28"/>
-        </w:rPr>
-      </w:pPr>
-      <w:r>
-        <w:rPr>
-          <w:sz w:val="28"/>
-          <w:szCs w:val="28"/>
-        </w:rPr>
-        <w:t>Next scroll down to line 43 and do the same (effectively just overwrite “mi” with “km”). Once done click “Save” and you are done.</w:t>
-      </w:r>
-    </w:p>
-    <w:p>
-      <w:pPr>
-        <w:jc w:val="both"/>
-        <w:rPr>
-          <w:sz w:val="28"/>
-          <w:szCs w:val="28"/>
-        </w:rPr>
-      </w:pPr>
-      <w:r>
-        <w:rPr>
-          <w:sz w:val="28"/>
-          <w:szCs w:val="28"/>
-        </w:rPr>
-        <w:t xml:space="preserve">As a final step, restart Home Assistant </w:t>
-      </w:r>
-      <w:r>
-        <w:rPr>
-          <w:sz w:val="28"/>
-          <w:szCs w:val="28"/>
-        </w:rPr>
-        <w:t xml:space="preserve">again </w:t>
-      </w:r>
-      <w:r>
-        <w:rPr>
-          <w:sz w:val="28"/>
-          <w:szCs w:val="28"/>
-        </w:rPr>
-        <w:t xml:space="preserve">to update the system and so that it can load the new files properly. </w:t>
-      </w:r>
-    </w:p>
-    <w:p>
-      <w:pPr>
-        <w:jc w:val="both"/>
-        <w:rPr>
-          <w:sz w:val="28"/>
-          <w:szCs w:val="28"/>
-        </w:rPr>
-      </w:pPr>
     </w:p>
     <w:p>
       <w:pPr>
@@ -17299,19 +17708,347 @@
         <w:rPr>
           <w:b/>
           <w:bCs/>
-          <w:sz w:val="28"/>
-          <w:szCs w:val="28"/>
-          <w:u w:val="single"/>
+          <w:color w:val="EE0000"/>
+          <w:sz w:val="28"/>
+          <w:szCs w:val="28"/>
         </w:rPr>
       </w:pPr>
       <w:r>
         <w:rPr>
           <w:b/>
           <w:bCs/>
+          <w:color w:val="EE0000"/>
+          <w:sz w:val="28"/>
+          <w:szCs w:val="28"/>
+        </w:rPr>
+        <w:t>KM Readout</w:t>
+      </w:r>
+    </w:p>
+    <w:p>
+      <w:pPr>
+        <w:jc w:val="both"/>
+        <w:rPr>
+          <w:sz w:val="28"/>
+          <w:szCs w:val="28"/>
+        </w:rPr>
+      </w:pPr>
+      <w:r>
+        <w:rPr>
+          <w:sz w:val="28"/>
+          <w:szCs w:val="28"/>
+        </w:rPr>
+        <w:t>Step (1)</w:t>
+      </w:r>
+    </w:p>
+    <w:p>
+      <w:pPr>
+        <w:jc w:val="both"/>
+        <w:rPr>
+          <w:sz w:val="28"/>
+          <w:szCs w:val="28"/>
+        </w:rPr>
+      </w:pPr>
+      <w:r>
+        <w:rPr>
+          <w:sz w:val="28"/>
+          <w:szCs w:val="28"/>
+        </w:rPr>
+        <w:t>If you prefer to have km displayed for battery autonomy (range) as opposed to miles, go back to the UI card view for the Renault and click on the Pen icon at the top right of the screen, to enter edit mode.</w:t>
+      </w:r>
+    </w:p>
+    <w:p>
+      <w:pPr>
+        <w:jc w:val="both"/>
+        <w:rPr>
+          <w:sz w:val="28"/>
+          <w:szCs w:val="28"/>
+        </w:rPr>
+      </w:pPr>
+      <w:r>
+        <w:rPr>
+          <w:sz w:val="28"/>
+          <w:szCs w:val="28"/>
+        </w:rPr>
+        <w:t>Step (2)</w:t>
+      </w:r>
+    </w:p>
+    <w:p>
+      <w:pPr>
+        <w:jc w:val="both"/>
+        <w:rPr>
+          <w:sz w:val="28"/>
+          <w:szCs w:val="28"/>
+        </w:rPr>
+      </w:pPr>
+      <w:r>
+        <w:rPr>
+          <w:sz w:val="28"/>
+          <w:szCs w:val="28"/>
+        </w:rPr>
+        <w:t xml:space="preserve">Move your mouse over the block containing the Vehicle Status sensors. You will see a PEN icon appear. Click on it and a </w:t>
+      </w:r>
+      <w:proofErr w:type="gramStart"/>
+      <w:r>
+        <w:rPr>
+          <w:sz w:val="28"/>
+          <w:szCs w:val="28"/>
+        </w:rPr>
+        <w:t>pop up</w:t>
+      </w:r>
+      <w:proofErr w:type="gramEnd"/>
+      <w:r>
+        <w:rPr>
+          <w:sz w:val="28"/>
+          <w:szCs w:val="28"/>
+        </w:rPr>
+        <w:t xml:space="preserve"> dialog will appear called “Vertical Stack Card Configuration” and the numbers 1 &amp; 2.</w:t>
+      </w:r>
+    </w:p>
+    <w:p>
+      <w:pPr>
+        <w:jc w:val="both"/>
+        <w:rPr>
+          <w:sz w:val="28"/>
+          <w:szCs w:val="28"/>
+        </w:rPr>
+      </w:pPr>
+      <w:r>
+        <w:rPr>
+          <w:sz w:val="28"/>
+          <w:szCs w:val="28"/>
+        </w:rPr>
+        <w:t>Step (3)</w:t>
+      </w:r>
+    </w:p>
+    <w:p>
+      <w:pPr>
+        <w:jc w:val="both"/>
+        <w:rPr>
+          <w:sz w:val="28"/>
+          <w:szCs w:val="28"/>
+        </w:rPr>
+      </w:pPr>
+      <w:r>
+        <w:rPr>
+          <w:sz w:val="28"/>
+          <w:szCs w:val="28"/>
+        </w:rPr>
+        <w:t>Click on “2” and you will be greeted by a host of numbers from 1-12, each representing a sensor. We need to change one sensor to suit the KM reading preference.</w:t>
+      </w:r>
+    </w:p>
+    <w:p>
+      <w:pPr>
+        <w:jc w:val="both"/>
+        <w:rPr>
+          <w:sz w:val="28"/>
+          <w:szCs w:val="28"/>
+        </w:rPr>
+      </w:pPr>
+      <w:r>
+        <w:rPr>
+          <w:sz w:val="28"/>
+          <w:szCs w:val="28"/>
+        </w:rPr>
+        <w:t>Step (4)</w:t>
+      </w:r>
+    </w:p>
+    <w:p>
+      <w:pPr>
+        <w:jc w:val="both"/>
+      </w:pPr>
+      <w:r>
+        <w:rPr>
+          <w:sz w:val="28"/>
+          <w:szCs w:val="28"/>
+        </w:rPr>
+        <w:t xml:space="preserve">Click on number “3” of 12 and you will see a “{}” and the word “Entity”. Click on the “{}”. You are now seeing the code </w:t>
+      </w:r>
+      <w:r>
+        <w:rPr>
           <w:sz w:val="28"/>
           <w:szCs w:val="28"/>
           <w:u w:val="single"/>
         </w:rPr>
+        <w:t xml:space="preserve">just </w:t>
+      </w:r>
+      <w:r>
+        <w:rPr>
+          <w:sz w:val="28"/>
+          <w:szCs w:val="28"/>
+        </w:rPr>
+        <w:t xml:space="preserve">for that sensor. On the second line (line 2) change the entity to: </w:t>
+      </w:r>
+      <w:proofErr w:type="gramStart"/>
+      <w:r>
+        <w:t>sensor.r</w:t>
+      </w:r>
+      <w:proofErr w:type="gramEnd"/>
+      <w:r>
+        <w:t>5_</w:t>
+      </w:r>
+      <w:r>
+        <w:t>battery</w:t>
+      </w:r>
+      <w:r>
+        <w:t>_</w:t>
+      </w:r>
+      <w:r>
+        <w:t>autonomy</w:t>
+      </w:r>
+      <w:r>
+        <w:t>_</w:t>
+      </w:r>
+      <w:r>
+        <w:t>km</w:t>
+      </w:r>
+      <w:r>
+        <w:t xml:space="preserve">_ </w:t>
+      </w:r>
+      <w:proofErr w:type="spellStart"/>
+      <w:r>
+        <w:t>api</w:t>
+      </w:r>
+      <w:proofErr w:type="spellEnd"/>
+    </w:p>
+    <w:p>
+      <w:pPr>
+        <w:jc w:val="both"/>
+        <w:rPr>
+          <w:sz w:val="28"/>
+          <w:szCs w:val="28"/>
+        </w:rPr>
+      </w:pPr>
+      <w:r>
+        <w:rPr>
+          <w:sz w:val="28"/>
+          <w:szCs w:val="28"/>
+        </w:rPr>
+        <w:t>Step (5)</w:t>
+      </w:r>
+    </w:p>
+    <w:p>
+      <w:pPr>
+        <w:jc w:val="both"/>
+        <w:rPr>
+          <w:sz w:val="28"/>
+          <w:szCs w:val="28"/>
+        </w:rPr>
+      </w:pPr>
+      <w:r>
+        <w:rPr>
+          <w:sz w:val="28"/>
+          <w:szCs w:val="28"/>
+        </w:rPr>
+        <w:t>Next scroll down to line 43 and do the same (effectively just overwrite “mi” with “km”). Once done click “Save” and you are done.</w:t>
+      </w:r>
+    </w:p>
+    <w:p>
+      <w:pPr>
+        <w:jc w:val="both"/>
+        <w:rPr>
+          <w:sz w:val="28"/>
+          <w:szCs w:val="28"/>
+        </w:rPr>
+      </w:pPr>
+      <w:r>
+        <w:rPr>
+          <w:sz w:val="28"/>
+          <w:szCs w:val="28"/>
+        </w:rPr>
+        <w:t xml:space="preserve">As a final step, restart Home Assistant </w:t>
+      </w:r>
+      <w:r>
+        <w:rPr>
+          <w:sz w:val="28"/>
+          <w:szCs w:val="28"/>
+        </w:rPr>
+        <w:t xml:space="preserve">again </w:t>
+      </w:r>
+      <w:r>
+        <w:rPr>
+          <w:sz w:val="28"/>
+          <w:szCs w:val="28"/>
+        </w:rPr>
+        <w:t xml:space="preserve">to update the system and so that it can load the new files properly. </w:t>
+      </w:r>
+    </w:p>
+    <w:p>
+      <w:pPr>
+        <w:jc w:val="both"/>
+        <w:rPr>
+          <w:sz w:val="28"/>
+          <w:szCs w:val="28"/>
+        </w:rPr>
+      </w:pPr>
+    </w:p>
+    <w:p>
+      <w:pPr>
+        <w:jc w:val="both"/>
+        <w:rPr>
+          <w:b/>
+          <w:bCs/>
+          <w:sz w:val="28"/>
+          <w:szCs w:val="28"/>
+          <w:u w:val="single"/>
+        </w:rPr>
+      </w:pPr>
+    </w:p>
+    <w:p>
+      <w:pPr>
+        <w:jc w:val="both"/>
+        <w:rPr>
+          <w:b/>
+          <w:bCs/>
+          <w:sz w:val="28"/>
+          <w:szCs w:val="28"/>
+          <w:u w:val="single"/>
+        </w:rPr>
+      </w:pPr>
+    </w:p>
+    <w:p>
+      <w:pPr>
+        <w:jc w:val="both"/>
+        <w:rPr>
+          <w:b/>
+          <w:bCs/>
+          <w:sz w:val="28"/>
+          <w:szCs w:val="28"/>
+          <w:u w:val="single"/>
+        </w:rPr>
+      </w:pPr>
+    </w:p>
+    <w:p>
+      <w:pPr>
+        <w:jc w:val="both"/>
+        <w:rPr>
+          <w:b/>
+          <w:bCs/>
+          <w:sz w:val="28"/>
+          <w:szCs w:val="28"/>
+          <w:u w:val="single"/>
+        </w:rPr>
+      </w:pPr>
+    </w:p>
+    <w:p>
+      <w:pPr>
+        <w:jc w:val="both"/>
+        <w:rPr>
+          <w:b/>
+          <w:bCs/>
+          <w:sz w:val="28"/>
+          <w:szCs w:val="28"/>
+          <w:u w:val="single"/>
+        </w:rPr>
+      </w:pPr>
+      <w:r>
+        <w:rPr>
+          <w:b/>
+          <w:bCs/>
+          <w:sz w:val="28"/>
+          <w:szCs w:val="28"/>
+          <w:u w:val="single"/>
+        </w:rPr>
+        <w:lastRenderedPageBreak/>
         <w:t>Testing the card.</w:t>
       </w:r>
     </w:p>
@@ -17927,16 +18664,7 @@
           <w:sz w:val="28"/>
           <w:szCs w:val="28"/>
         </w:rPr>
-        <w:t xml:space="preserve">Under normal circumstances the automations will take care of your token by attempting to refresh it or log you back in to the API automatically. If you do see "False", in any returned data endpoints, it means that your token has expired, </w:t>
-      </w:r>
-      <w:r>
-        <w:rPr>
-          <w:rFonts w:asciiTheme="minorHAnsi" w:hAnsiTheme="minorHAnsi" w:cstheme="minorHAnsi"/>
-          <w:sz w:val="28"/>
-          <w:szCs w:val="28"/>
-        </w:rPr>
-        <w:lastRenderedPageBreak/>
-        <w:t xml:space="preserve">cached data is being used to feed the sensors or that you are no longer logged in to the Renault API. </w:t>
+        <w:t xml:space="preserve">Under normal circumstances the automations will take care of your token by attempting to refresh it or log you back in to the API automatically. If you do see "False", in any returned data endpoints, it means that your token has expired, cached data is being used to feed the sensors or that you are no longer logged in to the Renault API. </w:t>
       </w:r>
     </w:p>
     <w:p>
@@ -18053,7 +18781,10 @@
           <w:u w:val="single"/>
         </w:rPr>
       </w:pPr>
-      <w:r>
+    </w:p>
+    <w:p>
+      <w:pPr>
+        <w:jc w:val="both"/>
         <w:rPr>
           <w:b/>
           <w:bCs/>
@@ -18061,24 +18792,7 @@
           <w:szCs w:val="28"/>
           <w:u w:val="single"/>
         </w:rPr>
-        <w:t>Final Points</w:t>
-      </w:r>
-    </w:p>
-    <w:p>
-      <w:pPr>
-        <w:jc w:val="both"/>
-        <w:rPr>
-          <w:sz w:val="28"/>
-          <w:szCs w:val="28"/>
-        </w:rPr>
-      </w:pPr>
-      <w:r>
-        <w:rPr>
-          <w:sz w:val="28"/>
-          <w:szCs w:val="28"/>
-        </w:rPr>
-        <w:t xml:space="preserve">Much of this guide assumes you have configured the setup for this card correctly and that you have entered the correct API credentials and installed all the various addons such as HACS, card-mod, button cards, mushroom cards and the Google Map card. If these are not correctly configured beforehand, this Renault 5 card simply will not work! </w:t>
-      </w:r>
+      </w:pPr>
     </w:p>
     <w:p>
       <w:pPr>
@@ -18088,6 +18802,7 @@
           <w:bCs/>
           <w:sz w:val="28"/>
           <w:szCs w:val="28"/>
+          <w:u w:val="single"/>
         </w:rPr>
       </w:pPr>
       <w:r>
@@ -18096,18 +18811,38 @@
           <w:bCs/>
           <w:sz w:val="28"/>
           <w:szCs w:val="28"/>
-        </w:rPr>
-        <w:t xml:space="preserve">If you have any further questions, </w:t>
-      </w:r>
-      <w:r>
+          <w:u w:val="single"/>
+        </w:rPr>
+        <w:lastRenderedPageBreak/>
+        <w:t>Final Points</w:t>
+      </w:r>
+    </w:p>
+    <w:p>
+      <w:pPr>
+        <w:jc w:val="both"/>
+        <w:rPr>
+          <w:sz w:val="28"/>
+          <w:szCs w:val="28"/>
+        </w:rPr>
+      </w:pPr>
+      <w:r>
+        <w:rPr>
+          <w:sz w:val="28"/>
+          <w:szCs w:val="28"/>
+        </w:rPr>
+        <w:t xml:space="preserve">Much of this guide assumes you have configured the setup for this card correctly and that you have entered the correct API credentials and installed all the various addons such as HACS, card-mod, button cards, mushroom cards and the Google Map card. If these are not correctly configured beforehand, this Renault 5 card simply will not work! </w:t>
+      </w:r>
+    </w:p>
+    <w:p>
+      <w:pPr>
+        <w:jc w:val="both"/>
         <w:rPr>
           <w:b/>
           <w:bCs/>
           <w:sz w:val="28"/>
           <w:szCs w:val="28"/>
         </w:rPr>
-        <w:t xml:space="preserve">or you spot any errors or bugs, </w:t>
-      </w:r>
+      </w:pPr>
       <w:r>
         <w:rPr>
           <w:b/>
@@ -18115,19 +18850,17 @@
           <w:sz w:val="28"/>
           <w:szCs w:val="28"/>
         </w:rPr>
-        <w:t xml:space="preserve">please email me at: </w:t>
-      </w:r>
-    </w:p>
-    <w:p>
-      <w:pPr>
-        <w:jc w:val="both"/>
+        <w:t xml:space="preserve">If you </w:t>
+      </w:r>
+      <w:r>
         <w:rPr>
           <w:b/>
           <w:bCs/>
           <w:sz w:val="28"/>
           <w:szCs w:val="28"/>
         </w:rPr>
-      </w:pPr>
+        <w:t xml:space="preserve">spot any errors or bugs, </w:t>
+      </w:r>
       <w:r>
         <w:rPr>
           <w:b/>
@@ -18135,179 +18868,177 @@
           <w:sz w:val="28"/>
           <w:szCs w:val="28"/>
         </w:rPr>
-        <w:t>rod.urquhart@btinternet.com</w:t>
-      </w:r>
-    </w:p>
-    <w:p>
-      <w:pPr>
-        <w:jc w:val="both"/>
-        <w:rPr>
-          <w:sz w:val="28"/>
-          <w:szCs w:val="28"/>
-        </w:rPr>
-      </w:pPr>
-      <w:r>
-        <w:rPr>
-          <w:sz w:val="28"/>
-          <w:szCs w:val="28"/>
-        </w:rPr>
-        <w:t>Good luck and please be sure to read the user guide document, that accompanies these instructions. I hope you enjoy your new Renault 5 HA card!</w:t>
-      </w:r>
-    </w:p>
-    <w:p>
-      <w:pPr>
-        <w:jc w:val="both"/>
-        <w:rPr>
-          <w:sz w:val="28"/>
-          <w:szCs w:val="28"/>
-        </w:rPr>
-      </w:pPr>
-      <w:r>
-        <w:rPr>
-          <w:sz w:val="28"/>
-          <w:szCs w:val="28"/>
-        </w:rPr>
-        <w:t>Regards</w:t>
-      </w:r>
-    </w:p>
-    <w:p>
-      <w:pPr>
-        <w:jc w:val="both"/>
-        <w:rPr>
-          <w:sz w:val="28"/>
-          <w:szCs w:val="28"/>
-        </w:rPr>
-      </w:pPr>
-      <w:r>
-        <w:rPr>
-          <w:sz w:val="28"/>
-          <w:szCs w:val="28"/>
-        </w:rPr>
-        <w:t>Rod</w:t>
-      </w:r>
-    </w:p>
-    <w:p>
-      <w:pPr>
-        <w:jc w:val="both"/>
-      </w:pPr>
-    </w:p>
-    <w:p>
-      <w:pPr>
-        <w:jc w:val="both"/>
-        <w:rPr>
-          <w:sz w:val="28"/>
-          <w:szCs w:val="28"/>
-        </w:rPr>
-      </w:pPr>
-    </w:p>
-    <w:p>
-      <w:pPr>
-        <w:jc w:val="both"/>
-        <w:rPr>
-          <w:sz w:val="28"/>
-          <w:szCs w:val="28"/>
-        </w:rPr>
-      </w:pPr>
-    </w:p>
-    <w:p>
-      <w:pPr>
-        <w:jc w:val="both"/>
-        <w:rPr>
-          <w:sz w:val="28"/>
-          <w:szCs w:val="28"/>
-        </w:rPr>
-      </w:pPr>
-    </w:p>
-    <w:p>
-      <w:pPr>
-        <w:jc w:val="both"/>
-        <w:rPr>
-          <w:sz w:val="28"/>
-          <w:szCs w:val="28"/>
-        </w:rPr>
-      </w:pPr>
-    </w:p>
-    <w:p>
-      <w:pPr>
-        <w:jc w:val="both"/>
-        <w:rPr>
-          <w:sz w:val="28"/>
-          <w:szCs w:val="28"/>
-        </w:rPr>
-      </w:pPr>
-    </w:p>
-    <w:p>
-      <w:pPr>
-        <w:jc w:val="both"/>
-        <w:rPr>
-          <w:sz w:val="28"/>
-          <w:szCs w:val="28"/>
-        </w:rPr>
-      </w:pPr>
-    </w:p>
-    <w:p>
-      <w:pPr>
-        <w:jc w:val="both"/>
-        <w:rPr>
-          <w:sz w:val="28"/>
-          <w:szCs w:val="28"/>
-        </w:rPr>
-      </w:pPr>
-    </w:p>
-    <w:p>
-      <w:pPr>
-        <w:jc w:val="both"/>
-        <w:rPr>
-          <w:sz w:val="28"/>
-          <w:szCs w:val="28"/>
-        </w:rPr>
-      </w:pPr>
-    </w:p>
-    <w:p>
-      <w:pPr>
-        <w:jc w:val="both"/>
-        <w:rPr>
-          <w:sz w:val="28"/>
-          <w:szCs w:val="28"/>
-        </w:rPr>
-      </w:pPr>
-    </w:p>
-    <w:p>
-      <w:pPr>
-        <w:jc w:val="both"/>
-        <w:rPr>
-          <w:sz w:val="28"/>
-          <w:szCs w:val="28"/>
-        </w:rPr>
-      </w:pPr>
-    </w:p>
-    <w:p>
-      <w:pPr>
-        <w:jc w:val="both"/>
-        <w:rPr>
-          <w:sz w:val="28"/>
-          <w:szCs w:val="28"/>
-        </w:rPr>
-      </w:pPr>
-    </w:p>
-    <w:p>
-      <w:pPr>
-        <w:jc w:val="both"/>
-        <w:rPr>
-          <w:sz w:val="28"/>
-          <w:szCs w:val="28"/>
-        </w:rPr>
-      </w:pPr>
-    </w:p>
-    <w:p>
-      <w:pPr>
-        <w:jc w:val="both"/>
+        <w:t xml:space="preserve">please </w:t>
+      </w:r>
+      <w:r>
         <w:rPr>
           <w:b/>
           <w:bCs/>
           <w:sz w:val="28"/>
           <w:szCs w:val="28"/>
         </w:rPr>
+        <w:t>raise an issue via GitHub. If you have any feature requests, then submit a request and I will consider it, if possible.</w:t>
+      </w:r>
+    </w:p>
+    <w:p>
+      <w:pPr>
+        <w:jc w:val="both"/>
+        <w:rPr>
+          <w:sz w:val="28"/>
+          <w:szCs w:val="28"/>
+        </w:rPr>
+      </w:pPr>
+      <w:r>
+        <w:rPr>
+          <w:sz w:val="28"/>
+          <w:szCs w:val="28"/>
+        </w:rPr>
+        <w:t>Good luck and please be sure to read the user guide document, that accompanies these instructions. I hope you enjoy your new Renault 5 HA card!</w:t>
+      </w:r>
+    </w:p>
+    <w:p>
+      <w:pPr>
+        <w:jc w:val="both"/>
+        <w:rPr>
+          <w:sz w:val="28"/>
+          <w:szCs w:val="28"/>
+        </w:rPr>
+      </w:pPr>
+      <w:r>
+        <w:rPr>
+          <w:sz w:val="28"/>
+          <w:szCs w:val="28"/>
+        </w:rPr>
+        <w:t>Regards</w:t>
+      </w:r>
+    </w:p>
+    <w:p>
+      <w:pPr>
+        <w:jc w:val="both"/>
+        <w:rPr>
+          <w:sz w:val="28"/>
+          <w:szCs w:val="28"/>
+        </w:rPr>
+      </w:pPr>
+      <w:r>
+        <w:rPr>
+          <w:sz w:val="28"/>
+          <w:szCs w:val="28"/>
+        </w:rPr>
+        <w:t>Rod</w:t>
+      </w:r>
+    </w:p>
+    <w:p>
+      <w:pPr>
+        <w:jc w:val="both"/>
+      </w:pPr>
+    </w:p>
+    <w:p>
+      <w:pPr>
+        <w:jc w:val="both"/>
+        <w:rPr>
+          <w:sz w:val="28"/>
+          <w:szCs w:val="28"/>
+        </w:rPr>
+      </w:pPr>
+    </w:p>
+    <w:p>
+      <w:pPr>
+        <w:jc w:val="both"/>
+        <w:rPr>
+          <w:sz w:val="28"/>
+          <w:szCs w:val="28"/>
+        </w:rPr>
+      </w:pPr>
+    </w:p>
+    <w:p>
+      <w:pPr>
+        <w:jc w:val="both"/>
+        <w:rPr>
+          <w:sz w:val="28"/>
+          <w:szCs w:val="28"/>
+        </w:rPr>
+      </w:pPr>
+    </w:p>
+    <w:p>
+      <w:pPr>
+        <w:jc w:val="both"/>
+        <w:rPr>
+          <w:sz w:val="28"/>
+          <w:szCs w:val="28"/>
+        </w:rPr>
+      </w:pPr>
+    </w:p>
+    <w:p>
+      <w:pPr>
+        <w:jc w:val="both"/>
+        <w:rPr>
+          <w:sz w:val="28"/>
+          <w:szCs w:val="28"/>
+        </w:rPr>
+      </w:pPr>
+    </w:p>
+    <w:p>
+      <w:pPr>
+        <w:jc w:val="both"/>
+        <w:rPr>
+          <w:sz w:val="28"/>
+          <w:szCs w:val="28"/>
+        </w:rPr>
+      </w:pPr>
+    </w:p>
+    <w:p>
+      <w:pPr>
+        <w:jc w:val="both"/>
+        <w:rPr>
+          <w:sz w:val="28"/>
+          <w:szCs w:val="28"/>
+        </w:rPr>
+      </w:pPr>
+    </w:p>
+    <w:p>
+      <w:pPr>
+        <w:jc w:val="both"/>
+        <w:rPr>
+          <w:sz w:val="28"/>
+          <w:szCs w:val="28"/>
+        </w:rPr>
+      </w:pPr>
+    </w:p>
+    <w:p>
+      <w:pPr>
+        <w:jc w:val="both"/>
+        <w:rPr>
+          <w:sz w:val="28"/>
+          <w:szCs w:val="28"/>
+        </w:rPr>
+      </w:pPr>
+    </w:p>
+    <w:p>
+      <w:pPr>
+        <w:jc w:val="both"/>
+        <w:rPr>
+          <w:sz w:val="28"/>
+          <w:szCs w:val="28"/>
+        </w:rPr>
+      </w:pPr>
+    </w:p>
+    <w:p>
+      <w:pPr>
+        <w:jc w:val="both"/>
+        <w:rPr>
+          <w:sz w:val="28"/>
+          <w:szCs w:val="28"/>
+        </w:rPr>
+      </w:pPr>
+    </w:p>
+    <w:p>
+      <w:pPr>
+        <w:jc w:val="both"/>
+        <w:rPr>
+          <w:sz w:val="28"/>
+          <w:szCs w:val="28"/>
+        </w:rPr>
       </w:pPr>
     </w:p>
     <w:p>
@@ -18380,6 +19111,17 @@
       <w:pPr>
         <w:jc w:val="both"/>
         <w:rPr>
+          <w:b/>
+          <w:bCs/>
+          <w:sz w:val="28"/>
+          <w:szCs w:val="28"/>
+        </w:rPr>
+      </w:pPr>
+    </w:p>
+    <w:p>
+      <w:pPr>
+        <w:jc w:val="both"/>
+        <w:rPr>
           <w:sz w:val="28"/>
           <w:szCs w:val="28"/>
         </w:rPr>
@@ -18568,7 +19310,7 @@
     </w:p>
     <w:sectPr>
       <w:pgSz w:w="11906" w:h="16838"/>
-      <w:pgMar w:top="1440" w:right="1440" w:bottom="1440" w:left="1440" w:header="708" w:footer="708" w:gutter="0"/>
+      <w:pgMar w:top="1134" w:right="1134" w:bottom="1134" w:left="1134" w:header="709" w:footer="709" w:gutter="0"/>
       <w:cols w:space="708"/>
       <w:docGrid w:linePitch="360"/>
     </w:sectPr>

--- a/Renault 5 HA Readme Instructions V3.docx
+++ b/Renault 5 HA Readme Instructions V3.docx
@@ -574,7 +574,23 @@
           <w:sz w:val="28"/>
           <w:szCs w:val="28"/>
         </w:rPr>
-        <w:t xml:space="preserve"> uses the renault-api CLI inside a Python </w:t>
+        <w:t xml:space="preserve"> uses the </w:t>
+      </w:r>
+      <w:proofErr w:type="spellStart"/>
+      <w:r>
+        <w:rPr>
+          <w:sz w:val="28"/>
+          <w:szCs w:val="28"/>
+        </w:rPr>
+        <w:t>renault-api</w:t>
+      </w:r>
+      <w:proofErr w:type="spellEnd"/>
+      <w:r>
+        <w:rPr>
+          <w:sz w:val="28"/>
+          <w:szCs w:val="28"/>
+        </w:rPr>
+        <w:t xml:space="preserve"> CLI inside a Python </w:t>
       </w:r>
       <w:r>
         <w:rPr>
@@ -583,6 +599,7 @@
         </w:rPr>
         <w:t>‘</w:t>
       </w:r>
+      <w:proofErr w:type="spellStart"/>
       <w:r>
         <w:rPr>
           <w:sz w:val="28"/>
@@ -590,6 +607,7 @@
         </w:rPr>
         <w:t>venv</w:t>
       </w:r>
+      <w:proofErr w:type="spellEnd"/>
       <w:r>
         <w:rPr>
           <w:sz w:val="28"/>
@@ -821,7 +839,51 @@
           <w:u w:val="single"/>
         </w:rPr>
         <w:lastRenderedPageBreak/>
-        <w:t>What You Get In The ZIP (Main Components)</w:t>
+        <w:t xml:space="preserve">What You Get </w:t>
+      </w:r>
+      <w:proofErr w:type="gramStart"/>
+      <w:r>
+        <w:rPr>
+          <w:b/>
+          <w:bCs/>
+          <w:sz w:val="28"/>
+          <w:szCs w:val="28"/>
+          <w:u w:val="single"/>
+        </w:rPr>
+        <w:t>In</w:t>
+      </w:r>
+      <w:proofErr w:type="gramEnd"/>
+      <w:r>
+        <w:rPr>
+          <w:b/>
+          <w:bCs/>
+          <w:sz w:val="28"/>
+          <w:szCs w:val="28"/>
+          <w:u w:val="single"/>
+        </w:rPr>
+        <w:t xml:space="preserve"> </w:t>
+      </w:r>
+      <w:proofErr w:type="gramStart"/>
+      <w:r>
+        <w:rPr>
+          <w:b/>
+          <w:bCs/>
+          <w:sz w:val="28"/>
+          <w:szCs w:val="28"/>
+          <w:u w:val="single"/>
+        </w:rPr>
+        <w:t>The</w:t>
+      </w:r>
+      <w:proofErr w:type="gramEnd"/>
+      <w:r>
+        <w:rPr>
+          <w:b/>
+          <w:bCs/>
+          <w:sz w:val="28"/>
+          <w:szCs w:val="28"/>
+          <w:u w:val="single"/>
+        </w:rPr>
+        <w:t xml:space="preserve"> ZIP (Main Components)</w:t>
       </w:r>
     </w:p>
     <w:p>
@@ -841,7 +903,23 @@
           <w:sz w:val="28"/>
           <w:szCs w:val="28"/>
         </w:rPr>
-        <w:t xml:space="preserve">Shell scripts (in the format get_r5_*.sh) </w:t>
+        <w:t>Shell scripts (in the format get_r5_*.</w:t>
+      </w:r>
+      <w:proofErr w:type="spellStart"/>
+      <w:r>
+        <w:rPr>
+          <w:sz w:val="28"/>
+          <w:szCs w:val="28"/>
+        </w:rPr>
+        <w:t>sh</w:t>
+      </w:r>
+      <w:proofErr w:type="spellEnd"/>
+      <w:r>
+        <w:rPr>
+          <w:sz w:val="28"/>
+          <w:szCs w:val="28"/>
+        </w:rPr>
+        <w:t xml:space="preserve">) </w:t>
       </w:r>
       <w:r>
         <w:rPr>
@@ -990,7 +1068,23 @@
           <w:sz w:val="28"/>
           <w:szCs w:val="28"/>
         </w:rPr>
-        <w:t>Images to display on your front end for your specific car as well as colour matching map markers and a background image</w:t>
+        <w:t xml:space="preserve">Images to display on your front end for your specific car as well as colour matching map </w:t>
+      </w:r>
+      <w:proofErr w:type="spellStart"/>
+      <w:r>
+        <w:rPr>
+          <w:sz w:val="28"/>
+          <w:szCs w:val="28"/>
+        </w:rPr>
+        <w:t>markers</w:t>
+      </w:r>
+      <w:proofErr w:type="spellEnd"/>
+      <w:r>
+        <w:rPr>
+          <w:sz w:val="28"/>
+          <w:szCs w:val="28"/>
+        </w:rPr>
+        <w:t xml:space="preserve"> and a background image</w:t>
       </w:r>
     </w:p>
     <w:p>
@@ -1037,7 +1131,23 @@
           <w:sz w:val="28"/>
           <w:szCs w:val="28"/>
         </w:rPr>
-        <w:t>and font files for the front end cosmetics</w:t>
+        <w:t xml:space="preserve">and font files for the </w:t>
+      </w:r>
+      <w:proofErr w:type="gramStart"/>
+      <w:r>
+        <w:rPr>
+          <w:sz w:val="28"/>
+          <w:szCs w:val="28"/>
+        </w:rPr>
+        <w:t>front end</w:t>
+      </w:r>
+      <w:proofErr w:type="gramEnd"/>
+      <w:r>
+        <w:rPr>
+          <w:sz w:val="28"/>
+          <w:szCs w:val="28"/>
+        </w:rPr>
+        <w:t xml:space="preserve"> cosmetics</w:t>
       </w:r>
     </w:p>
     <w:p>
@@ -1143,7 +1253,7 @@
           <w:sz w:val="28"/>
           <w:szCs w:val="28"/>
         </w:rPr>
-        <w:t xml:space="preserve"> It is further assumed that you also have a working knowledge of HA, in order to install these add-ons and features. It is beyond the scope of this guide  to show you how to install them. Safe to say there is plenty of guidance available online, should you need it.</w:t>
+        <w:t xml:space="preserve"> It is further assumed that you also have a working knowledge of HA, in order to install these add-ons and features. It is beyond the scope of this guide to show you how to install them. Safe to say there is plenty of guidance available online, should you need it.</w:t>
       </w:r>
       <w:r>
         <w:rPr>
@@ -1199,14 +1309,7 @@
           <w:sz w:val="28"/>
           <w:szCs w:val="28"/>
         </w:rPr>
-        <w:t xml:space="preserve"> </w:t>
-      </w:r>
-      <w:r>
-        <w:rPr>
-          <w:sz w:val="28"/>
-          <w:szCs w:val="28"/>
-        </w:rPr>
-        <w:t>File Editor (Add-on)</w:t>
+        <w:t xml:space="preserve"> Browser Mod</w:t>
       </w:r>
     </w:p>
     <w:p>
@@ -1234,21 +1337,7 @@
           <w:sz w:val="28"/>
           <w:szCs w:val="28"/>
         </w:rPr>
-        <w:t>Goog</w:t>
-      </w:r>
-      <w:r>
-        <w:rPr>
-          <w:sz w:val="28"/>
-          <w:szCs w:val="28"/>
-        </w:rPr>
-        <w:t>l</w:t>
-      </w:r>
-      <w:r>
-        <w:rPr>
-          <w:sz w:val="28"/>
-          <w:szCs w:val="28"/>
-        </w:rPr>
-        <w:t>e Map Card by KATA7 (via HACS)</w:t>
+        <w:t>File Editor (Add-on)</w:t>
       </w:r>
     </w:p>
     <w:p>
@@ -1276,7 +1365,21 @@
           <w:sz w:val="28"/>
           <w:szCs w:val="28"/>
         </w:rPr>
-        <w:t>Mushroom Cards (via HACS)</w:t>
+        <w:t>Goog</w:t>
+      </w:r>
+      <w:r>
+        <w:rPr>
+          <w:sz w:val="28"/>
+          <w:szCs w:val="28"/>
+        </w:rPr>
+        <w:t>l</w:t>
+      </w:r>
+      <w:r>
+        <w:rPr>
+          <w:sz w:val="28"/>
+          <w:szCs w:val="28"/>
+        </w:rPr>
+        <w:t>e Map Card by KATA7 (via HACS)</w:t>
       </w:r>
     </w:p>
     <w:p>
@@ -1304,7 +1407,7 @@
           <w:sz w:val="28"/>
           <w:szCs w:val="28"/>
         </w:rPr>
-        <w:t>Button Cards (via HACS)</w:t>
+        <w:t>Mushroom Cards (via HACS)</w:t>
       </w:r>
     </w:p>
     <w:p>
@@ -1332,21 +1435,7 @@
           <w:sz w:val="28"/>
           <w:szCs w:val="28"/>
         </w:rPr>
-        <w:t xml:space="preserve">Your own EV </w:t>
-      </w:r>
-      <w:r>
-        <w:rPr>
-          <w:sz w:val="28"/>
-          <w:szCs w:val="28"/>
-        </w:rPr>
-        <w:t xml:space="preserve">Home </w:t>
-      </w:r>
-      <w:r>
-        <w:rPr>
-          <w:sz w:val="28"/>
-          <w:szCs w:val="28"/>
-        </w:rPr>
-        <w:t>Charger’s HA integration</w:t>
+        <w:t>Button Cards (via HACS)</w:t>
       </w:r>
     </w:p>
     <w:p>
@@ -1374,7 +1463,21 @@
           <w:sz w:val="28"/>
           <w:szCs w:val="28"/>
         </w:rPr>
-        <w:t>Advanced SSH &amp; Web Terminal (Add-on)</w:t>
+        <w:t xml:space="preserve">Your own EV </w:t>
+      </w:r>
+      <w:r>
+        <w:rPr>
+          <w:sz w:val="28"/>
+          <w:szCs w:val="28"/>
+        </w:rPr>
+        <w:t xml:space="preserve">Home </w:t>
+      </w:r>
+      <w:r>
+        <w:rPr>
+          <w:sz w:val="28"/>
+          <w:szCs w:val="28"/>
+        </w:rPr>
+        <w:t>Charger’s HA integration</w:t>
       </w:r>
     </w:p>
     <w:p>
@@ -1402,7 +1505,44 @@
           <w:sz w:val="28"/>
           <w:szCs w:val="28"/>
         </w:rPr>
-        <w:t>Mosquitto MQTT broker (Add-on)</w:t>
+        <w:t>Advanced SSH &amp; Web Terminal (Add-on)</w:t>
+      </w:r>
+    </w:p>
+    <w:p>
+      <w:pPr>
+        <w:pStyle w:val="ListParagraph"/>
+        <w:numPr>
+          <w:ilvl w:val="0"/>
+          <w:numId w:val="1"/>
+        </w:numPr>
+        <w:jc w:val="both"/>
+        <w:rPr>
+          <w:sz w:val="28"/>
+          <w:szCs w:val="28"/>
+        </w:rPr>
+      </w:pPr>
+      <w:r>
+        <w:rPr>
+          <w:sz w:val="28"/>
+          <w:szCs w:val="28"/>
+        </w:rPr>
+        <w:t xml:space="preserve"> </w:t>
+      </w:r>
+      <w:proofErr w:type="spellStart"/>
+      <w:r>
+        <w:rPr>
+          <w:sz w:val="28"/>
+          <w:szCs w:val="28"/>
+        </w:rPr>
+        <w:t>Mosquitto</w:t>
+      </w:r>
+      <w:proofErr w:type="spellEnd"/>
+      <w:r>
+        <w:rPr>
+          <w:sz w:val="28"/>
+          <w:szCs w:val="28"/>
+        </w:rPr>
+        <w:t xml:space="preserve"> MQTT broker (Add-on)</w:t>
       </w:r>
     </w:p>
     <w:p>
@@ -1631,7 +1771,23 @@
           <w:sz w:val="28"/>
           <w:szCs w:val="28"/>
         </w:rPr>
-        <w:t xml:space="preserve">‘venv:’ </w:t>
+        <w:t>‘</w:t>
+      </w:r>
+      <w:proofErr w:type="spellStart"/>
+      <w:r>
+        <w:rPr>
+          <w:sz w:val="28"/>
+          <w:szCs w:val="28"/>
+        </w:rPr>
+        <w:t>venv</w:t>
+      </w:r>
+      <w:proofErr w:type="spellEnd"/>
+      <w:r>
+        <w:rPr>
+          <w:sz w:val="28"/>
+          <w:szCs w:val="28"/>
+        </w:rPr>
+        <w:t xml:space="preserve">:’ </w:t>
       </w:r>
       <w:r>
         <w:rPr>
@@ -1710,6 +1866,7 @@
         </w:rPr>
         <w:t>“</w:t>
       </w:r>
+      <w:proofErr w:type="spellStart"/>
       <w:r>
         <w:rPr>
           <w:sz w:val="28"/>
@@ -1717,6 +1874,7 @@
         </w:rPr>
         <w:t>Kelec</w:t>
       </w:r>
+      <w:proofErr w:type="spellEnd"/>
       <w:r>
         <w:rPr>
           <w:sz w:val="28"/>
@@ -1842,7 +2000,23 @@
           <w:sz w:val="28"/>
           <w:szCs w:val="28"/>
         </w:rPr>
-        <w:t xml:space="preserve"> add-on in HA, the first step is to create a "venv" (virtual environment)</w:t>
+        <w:t xml:space="preserve"> add-on in HA, the first step is to create a "</w:t>
+      </w:r>
+      <w:proofErr w:type="spellStart"/>
+      <w:r>
+        <w:rPr>
+          <w:sz w:val="28"/>
+          <w:szCs w:val="28"/>
+        </w:rPr>
+        <w:t>venv</w:t>
+      </w:r>
+      <w:proofErr w:type="spellEnd"/>
+      <w:r>
+        <w:rPr>
+          <w:sz w:val="28"/>
+          <w:szCs w:val="28"/>
+        </w:rPr>
+        <w:t>" (virtual environment)</w:t>
       </w:r>
       <w:r>
         <w:rPr>
@@ -1888,35 +2062,127 @@
       </w:r>
     </w:p>
     <w:p>
-      <w:r>
-        <w:t>mkdir -p /config/renault</w:t>
-      </w:r>
-    </w:p>
-    <w:p>
-      <w:r>
-        <w:t>python3 -m venv /config/renault/.venv</w:t>
-      </w:r>
-    </w:p>
-    <w:p>
-      <w:r>
-        <w:t>. /config/renault/.venv/bin/activate</w:t>
-      </w:r>
-    </w:p>
-    <w:p>
-      <w:pPr>
-        <w:jc w:val="both"/>
-        <w:rPr>
-          <w:sz w:val="28"/>
-          <w:szCs w:val="28"/>
-        </w:rPr>
-      </w:pPr>
-      <w:r>
-        <w:rPr>
-          <w:sz w:val="28"/>
-          <w:szCs w:val="28"/>
-        </w:rPr>
-        <w:t xml:space="preserve">Once you have done that, you should see the prompt change to "venv" or "venv </w:t>
-      </w:r>
+      <w:proofErr w:type="spellStart"/>
+      <w:r>
+        <w:t>mkdir</w:t>
+      </w:r>
+      <w:proofErr w:type="spellEnd"/>
+      <w:r>
+        <w:t xml:space="preserve"> -p /config/</w:t>
+      </w:r>
+      <w:proofErr w:type="spellStart"/>
+      <w:r>
+        <w:t>renault</w:t>
+      </w:r>
+      <w:proofErr w:type="spellEnd"/>
+    </w:p>
+    <w:p>
+      <w:r>
+        <w:t xml:space="preserve">python3 -m </w:t>
+      </w:r>
+      <w:proofErr w:type="spellStart"/>
+      <w:r>
+        <w:t>venv</w:t>
+      </w:r>
+      <w:proofErr w:type="spellEnd"/>
+      <w:r>
+        <w:t xml:space="preserve"> /config/</w:t>
+      </w:r>
+      <w:proofErr w:type="spellStart"/>
+      <w:r>
+        <w:t>renault</w:t>
+      </w:r>
+      <w:proofErr w:type="spellEnd"/>
+      <w:proofErr w:type="gramStart"/>
+      <w:r>
+        <w:t>/.</w:t>
+      </w:r>
+      <w:proofErr w:type="spellStart"/>
+      <w:r>
+        <w:t>venv</w:t>
+      </w:r>
+      <w:proofErr w:type="spellEnd"/>
+      <w:proofErr w:type="gramEnd"/>
+    </w:p>
+    <w:p>
+      <w:r>
+        <w:t>. /</w:t>
+      </w:r>
+      <w:proofErr w:type="gramStart"/>
+      <w:r>
+        <w:t>config</w:t>
+      </w:r>
+      <w:proofErr w:type="gramEnd"/>
+      <w:r>
+        <w:t>/</w:t>
+      </w:r>
+      <w:proofErr w:type="spellStart"/>
+      <w:r>
+        <w:t>renault</w:t>
+      </w:r>
+      <w:proofErr w:type="spellEnd"/>
+      <w:proofErr w:type="gramStart"/>
+      <w:r>
+        <w:t>/.</w:t>
+      </w:r>
+      <w:proofErr w:type="spellStart"/>
+      <w:r>
+        <w:t>venv</w:t>
+      </w:r>
+      <w:proofErr w:type="spellEnd"/>
+      <w:proofErr w:type="gramEnd"/>
+      <w:r>
+        <w:t>/bin/activate</w:t>
+      </w:r>
+    </w:p>
+    <w:p>
+      <w:pPr>
+        <w:jc w:val="both"/>
+        <w:rPr>
+          <w:sz w:val="28"/>
+          <w:szCs w:val="28"/>
+        </w:rPr>
+      </w:pPr>
+      <w:r>
+        <w:rPr>
+          <w:sz w:val="28"/>
+          <w:szCs w:val="28"/>
+        </w:rPr>
+        <w:t>Once you have done that, you should see the prompt change to "</w:t>
+      </w:r>
+      <w:proofErr w:type="spellStart"/>
+      <w:r>
+        <w:rPr>
+          <w:sz w:val="28"/>
+          <w:szCs w:val="28"/>
+        </w:rPr>
+        <w:t>venv</w:t>
+      </w:r>
+      <w:proofErr w:type="spellEnd"/>
+      <w:r>
+        <w:rPr>
+          <w:sz w:val="28"/>
+          <w:szCs w:val="28"/>
+        </w:rPr>
+        <w:t>" or "</w:t>
+      </w:r>
+      <w:proofErr w:type="spellStart"/>
+      <w:r>
+        <w:rPr>
+          <w:sz w:val="28"/>
+          <w:szCs w:val="28"/>
+        </w:rPr>
+        <w:t>venv</w:t>
+      </w:r>
+      <w:proofErr w:type="spellEnd"/>
+      <w:r>
+        <w:rPr>
+          <w:sz w:val="28"/>
+          <w:szCs w:val="28"/>
+        </w:rPr>
+        <w:t xml:space="preserve"> </w:t>
+      </w:r>
+      <w:proofErr w:type="spellStart"/>
       <w:r>
         <w:rPr>
           <w:sz w:val="28"/>
@@ -1929,7 +2195,15 @@
           <w:sz w:val="28"/>
           <w:szCs w:val="28"/>
         </w:rPr>
-        <w:t>enault". If so</w:t>
+        <w:t>enault</w:t>
+      </w:r>
+      <w:proofErr w:type="spellEnd"/>
+      <w:r>
+        <w:rPr>
+          <w:sz w:val="28"/>
+          <w:szCs w:val="28"/>
+        </w:rPr>
+        <w:t>". If so</w:t>
       </w:r>
       <w:r>
         <w:rPr>
@@ -2001,15 +2275,28 @@
         <w:jc w:val="both"/>
       </w:pPr>
       <w:r>
-        <w:t>python3 -m pip install "renault-api[cli]"</w:t>
-      </w:r>
-    </w:p>
-    <w:p>
-      <w:pPr>
-        <w:jc w:val="both"/>
-      </w:pPr>
-      <w:r>
-        <w:t>renault-api –version</w:t>
+        <w:t>python3 -m pip install "</w:t>
+      </w:r>
+      <w:proofErr w:type="spellStart"/>
+      <w:r>
+        <w:t>renault-api</w:t>
+      </w:r>
+      <w:proofErr w:type="spellEnd"/>
+      <w:r>
+        <w:t>[cli]"</w:t>
+      </w:r>
+    </w:p>
+    <w:p>
+      <w:pPr>
+        <w:jc w:val="both"/>
+      </w:pPr>
+      <w:proofErr w:type="spellStart"/>
+      <w:r>
+        <w:t>renault-api</w:t>
+      </w:r>
+      <w:proofErr w:type="spellEnd"/>
+      <w:r>
+        <w:t xml:space="preserve"> –version</w:t>
       </w:r>
     </w:p>
     <w:p>
@@ -2128,7 +2415,23 @@
           <w:sz w:val="28"/>
           <w:szCs w:val="28"/>
         </w:rPr>
-        <w:t>All scripts force HOME=/config/renault so the CLI stores credentials here:</w:t>
+        <w:t>All scripts force HOME=/config/</w:t>
+      </w:r>
+      <w:proofErr w:type="spellStart"/>
+      <w:r>
+        <w:rPr>
+          <w:sz w:val="28"/>
+          <w:szCs w:val="28"/>
+        </w:rPr>
+        <w:t>renault</w:t>
+      </w:r>
+      <w:proofErr w:type="spellEnd"/>
+      <w:r>
+        <w:rPr>
+          <w:sz w:val="28"/>
+          <w:szCs w:val="28"/>
+        </w:rPr>
+        <w:t xml:space="preserve"> so the CLI stores credentials here:</w:t>
       </w:r>
       <w:r>
         <w:rPr>
@@ -2144,8 +2447,39 @@
           <w:sz w:val="28"/>
           <w:szCs w:val="28"/>
         </w:rPr>
-        <w:t>/config/renault/.credentials/renault-api.json</w:t>
-      </w:r>
+        <w:t>/config/</w:t>
+      </w:r>
+      <w:proofErr w:type="spellStart"/>
+      <w:r>
+        <w:rPr>
+          <w:i/>
+          <w:iCs/>
+          <w:sz w:val="28"/>
+          <w:szCs w:val="28"/>
+        </w:rPr>
+        <w:t>renault</w:t>
+      </w:r>
+      <w:proofErr w:type="spellEnd"/>
+      <w:r>
+        <w:rPr>
+          <w:i/>
+          <w:iCs/>
+          <w:sz w:val="28"/>
+          <w:szCs w:val="28"/>
+        </w:rPr>
+        <w:t>/.credentials/</w:t>
+      </w:r>
+      <w:proofErr w:type="spellStart"/>
+      <w:r>
+        <w:rPr>
+          <w:i/>
+          <w:iCs/>
+          <w:sz w:val="28"/>
+          <w:szCs w:val="28"/>
+        </w:rPr>
+        <w:t>renault-api.json</w:t>
+      </w:r>
+      <w:proofErr w:type="spellEnd"/>
     </w:p>
     <w:p>
       <w:pPr>
@@ -2207,27 +2541,82 @@
     </w:p>
     <w:p>
       <w:r>
-        <w:t>export HOME="/config/renault"</w:t>
-      </w:r>
-    </w:p>
-    <w:p>
-      <w:r>
-        <w:t>export XDG_CONFIG_HOME="/config/renault"</w:t>
-      </w:r>
-    </w:p>
-    <w:p>
-      <w:r>
-        <w:t>export XDG_DATA_HOME="/config/renault"</w:t>
-      </w:r>
-    </w:p>
-    <w:p>
-      <w:r>
-        <w:t>. /config/renault/.venv/bin/activate</w:t>
-      </w:r>
-    </w:p>
-    <w:p>
-      <w:r>
-        <w:t>renault-api --log status</w:t>
+        <w:t>export HOME="/config/</w:t>
+      </w:r>
+      <w:proofErr w:type="spellStart"/>
+      <w:r>
+        <w:t>renault</w:t>
+      </w:r>
+      <w:proofErr w:type="spellEnd"/>
+      <w:r>
+        <w:t>"</w:t>
+      </w:r>
+    </w:p>
+    <w:p>
+      <w:r>
+        <w:t>export XDG_CONFIG_HOME="/config/</w:t>
+      </w:r>
+      <w:proofErr w:type="spellStart"/>
+      <w:r>
+        <w:t>renault</w:t>
+      </w:r>
+      <w:proofErr w:type="spellEnd"/>
+      <w:r>
+        <w:t>"</w:t>
+      </w:r>
+    </w:p>
+    <w:p>
+      <w:r>
+        <w:t>export XDG_DATA_HOME="/config/</w:t>
+      </w:r>
+      <w:proofErr w:type="spellStart"/>
+      <w:r>
+        <w:t>renault</w:t>
+      </w:r>
+      <w:proofErr w:type="spellEnd"/>
+      <w:r>
+        <w:t>"</w:t>
+      </w:r>
+    </w:p>
+    <w:p>
+      <w:r>
+        <w:t>. /</w:t>
+      </w:r>
+      <w:proofErr w:type="gramStart"/>
+      <w:r>
+        <w:t>config</w:t>
+      </w:r>
+      <w:proofErr w:type="gramEnd"/>
+      <w:r>
+        <w:t>/</w:t>
+      </w:r>
+      <w:proofErr w:type="spellStart"/>
+      <w:r>
+        <w:t>renault</w:t>
+      </w:r>
+      <w:proofErr w:type="spellEnd"/>
+      <w:proofErr w:type="gramStart"/>
+      <w:r>
+        <w:t>/.</w:t>
+      </w:r>
+      <w:proofErr w:type="spellStart"/>
+      <w:r>
+        <w:t>venv</w:t>
+      </w:r>
+      <w:proofErr w:type="spellEnd"/>
+      <w:proofErr w:type="gramEnd"/>
+      <w:r>
+        <w:t>/bin/activate</w:t>
+      </w:r>
+    </w:p>
+    <w:p>
+      <w:proofErr w:type="spellStart"/>
+      <w:r>
+        <w:t>renault-api</w:t>
+      </w:r>
+      <w:proofErr w:type="spellEnd"/>
+      <w:r>
+        <w:t xml:space="preserve"> --log status</w:t>
       </w:r>
     </w:p>
     <w:p>
@@ -2279,6 +2668,7 @@
         </w:rPr>
         <w:t>‘</w:t>
       </w:r>
+      <w:proofErr w:type="spellStart"/>
       <w:r>
         <w:rPr>
           <w:sz w:val="28"/>
@@ -2286,6 +2676,7 @@
         </w:rPr>
         <w:t>en_GB</w:t>
       </w:r>
+      <w:proofErr w:type="spellEnd"/>
       <w:r>
         <w:rPr>
           <w:sz w:val="28"/>
@@ -2459,7 +2850,20 @@
     </w:p>
     <w:p>
       <w:r>
-        <w:t>ls -la /config/renault/.credentials/</w:t>
+        <w:t>ls -la /config/</w:t>
+      </w:r>
+      <w:proofErr w:type="spellStart"/>
+      <w:r>
+        <w:t>renault</w:t>
+      </w:r>
+      <w:proofErr w:type="spellEnd"/>
+      <w:proofErr w:type="gramStart"/>
+      <w:r>
+        <w:t>/.credentials</w:t>
+      </w:r>
+      <w:proofErr w:type="gramEnd"/>
+      <w:r>
+        <w:t>/</w:t>
       </w:r>
     </w:p>
     <w:p>
@@ -2511,12 +2915,21 @@
         </w:rPr>
         <w:t xml:space="preserve"> extract the </w:t>
       </w:r>
-      <w:r>
-        <w:rPr>
-          <w:sz w:val="28"/>
-          <w:szCs w:val="28"/>
-        </w:rPr>
-        <w:t xml:space="preserve">Kamereon account </w:t>
+      <w:proofErr w:type="spellStart"/>
+      <w:r>
+        <w:rPr>
+          <w:sz w:val="28"/>
+          <w:szCs w:val="28"/>
+        </w:rPr>
+        <w:t>Kamereon</w:t>
+      </w:r>
+      <w:proofErr w:type="spellEnd"/>
+      <w:r>
+        <w:rPr>
+          <w:sz w:val="28"/>
+          <w:szCs w:val="28"/>
+        </w:rPr>
+        <w:t xml:space="preserve"> account </w:t>
       </w:r>
       <w:r>
         <w:rPr>
@@ -2572,7 +2985,23 @@
           <w:sz w:val="28"/>
           <w:szCs w:val="28"/>
         </w:rPr>
-        <w:t>From the ‘venv’ prompt, c</w:t>
+        <w:t>From the ‘</w:t>
+      </w:r>
+      <w:proofErr w:type="spellStart"/>
+      <w:r>
+        <w:rPr>
+          <w:sz w:val="28"/>
+          <w:szCs w:val="28"/>
+        </w:rPr>
+        <w:t>venv</w:t>
+      </w:r>
+      <w:proofErr w:type="spellEnd"/>
+      <w:r>
+        <w:rPr>
+          <w:sz w:val="28"/>
+          <w:szCs w:val="28"/>
+        </w:rPr>
+        <w:t>’ prompt, c</w:t>
       </w:r>
       <w:r>
         <w:rPr>
@@ -2590,9 +3019,54 @@
       </w:r>
     </w:p>
     <w:p>
+      <w:proofErr w:type="spellStart"/>
       <w:r>
         <w:lastRenderedPageBreak/>
-        <w:t>sed -n 's/.*\("kamereon_account_id":"[^"]*"\).*/\1/p' /config/.storage/core.config_entries | head -n 1</w:t>
+        <w:t>sed</w:t>
+      </w:r>
+      <w:proofErr w:type="spellEnd"/>
+      <w:r>
+        <w:t xml:space="preserve"> -n 's</w:t>
+      </w:r>
+      <w:proofErr w:type="gramStart"/>
+      <w:r>
+        <w:t>/.*</w:t>
+      </w:r>
+      <w:proofErr w:type="gramEnd"/>
+      <w:r>
+        <w:t>\("</w:t>
+      </w:r>
+      <w:proofErr w:type="spellStart"/>
+      <w:r>
+        <w:t>kamereon_account_id</w:t>
+      </w:r>
+      <w:proofErr w:type="spellEnd"/>
+      <w:r>
+        <w:t>":"[^</w:t>
+      </w:r>
+      <w:proofErr w:type="gramStart"/>
+      <w:r>
+        <w:t>"]*</w:t>
+      </w:r>
+      <w:proofErr w:type="gramEnd"/>
+      <w:r>
+        <w:t>"\</w:t>
+      </w:r>
+      <w:proofErr w:type="gramStart"/>
+      <w:r>
+        <w:t>).*</w:t>
+      </w:r>
+      <w:proofErr w:type="gramEnd"/>
+      <w:r>
+        <w:t>/\1/p' /config/.storage/</w:t>
+      </w:r>
+      <w:proofErr w:type="spellStart"/>
+      <w:r>
+        <w:t>core.config_entries</w:t>
+      </w:r>
+      <w:proofErr w:type="spellEnd"/>
+      <w:r>
+        <w:t xml:space="preserve"> | head -n 1</w:t>
       </w:r>
     </w:p>
     <w:p>
@@ -2617,12 +3091,21 @@
         </w:rPr>
         <w:t>“</w:t>
       </w:r>
-      <w:r>
-        <w:rPr>
-          <w:sz w:val="28"/>
-          <w:szCs w:val="28"/>
-        </w:rPr>
-        <w:t xml:space="preserve">Kamereon account </w:t>
+      <w:proofErr w:type="spellStart"/>
+      <w:r>
+        <w:rPr>
+          <w:sz w:val="28"/>
+          <w:szCs w:val="28"/>
+        </w:rPr>
+        <w:t>Kamereon</w:t>
+      </w:r>
+      <w:proofErr w:type="spellEnd"/>
+      <w:r>
+        <w:rPr>
+          <w:sz w:val="28"/>
+          <w:szCs w:val="28"/>
+        </w:rPr>
+        <w:t xml:space="preserve"> account </w:t>
       </w:r>
       <w:r>
         <w:rPr>
@@ -4224,7 +4707,23 @@
           <w:sz w:val="28"/>
           <w:szCs w:val="28"/>
         </w:rPr>
-        <w:t xml:space="preserve"> worry about these right now, as we are going to paste over them. </w:t>
+        <w:t xml:space="preserve"> worry about </w:t>
+      </w:r>
+      <w:proofErr w:type="gramStart"/>
+      <w:r>
+        <w:rPr>
+          <w:sz w:val="28"/>
+          <w:szCs w:val="28"/>
+        </w:rPr>
+        <w:t>these right</w:t>
+      </w:r>
+      <w:proofErr w:type="gramEnd"/>
+      <w:r>
+        <w:rPr>
+          <w:sz w:val="28"/>
+          <w:szCs w:val="28"/>
+        </w:rPr>
+        <w:t xml:space="preserve"> now, as we are going to paste over them. </w:t>
       </w:r>
     </w:p>
     <w:p>
@@ -4807,6 +5306,7 @@
         </w:rPr>
         <w:tab/>
       </w:r>
+      <w:proofErr w:type="gramStart"/>
       <w:r>
         <w:rPr>
           <w:sz w:val="28"/>
@@ -4822,7 +5322,11 @@
         <w:t xml:space="preserve">  </w:t>
       </w:r>
       <w:r>
-        <w:t>replace with ID HA uses for your mobile (</w:t>
+        <w:t>replace</w:t>
+      </w:r>
+      <w:proofErr w:type="gramEnd"/>
+      <w:r>
+        <w:t xml:space="preserve"> with ID HA uses for your mobile (</w:t>
       </w:r>
       <w:r>
         <w:t>see earlier)</w:t>
@@ -4838,6 +5342,7 @@
       <w:r>
         <w:tab/>
       </w:r>
+      <w:proofErr w:type="gramStart"/>
       <w:r>
         <w:tab/>
       </w:r>
@@ -4845,7 +5350,11 @@
         <w:t xml:space="preserve">  </w:t>
       </w:r>
       <w:r>
-        <w:t>replace with your own car's VIN number</w:t>
+        <w:t>replace</w:t>
+      </w:r>
+      <w:proofErr w:type="gramEnd"/>
+      <w:r>
+        <w:t xml:space="preserve"> with your own car's VIN number</w:t>
       </w:r>
     </w:p>
     <w:p>
@@ -4855,6 +5364,7 @@
       <w:r>
         <w:t>&lt;your-account-number&gt;</w:t>
       </w:r>
+      <w:proofErr w:type="gramStart"/>
       <w:r>
         <w:tab/>
       </w:r>
@@ -4862,10 +5372,19 @@
         <w:t xml:space="preserve">  </w:t>
       </w:r>
       <w:r>
-        <w:t xml:space="preserve">replace with your </w:t>
-      </w:r>
-      <w:r>
-        <w:t xml:space="preserve">Kamereon account </w:t>
+        <w:t>replace</w:t>
+      </w:r>
+      <w:proofErr w:type="gramEnd"/>
+      <w:r>
+        <w:t xml:space="preserve"> with your </w:t>
+      </w:r>
+      <w:proofErr w:type="spellStart"/>
+      <w:r>
+        <w:t>Kamereon</w:t>
+      </w:r>
+      <w:proofErr w:type="spellEnd"/>
+      <w:r>
+        <w:t xml:space="preserve"> account </w:t>
       </w:r>
       <w:r>
         <w:t>id</w:t>
@@ -4881,6 +5400,7 @@
       <w:r>
         <w:tab/>
       </w:r>
+      <w:proofErr w:type="gramStart"/>
       <w:r>
         <w:tab/>
       </w:r>
@@ -4888,7 +5408,11 @@
         <w:t xml:space="preserve">  </w:t>
       </w:r>
       <w:r>
-        <w:t>replace with the username you use for the My</w:t>
+        <w:t>replace</w:t>
+      </w:r>
+      <w:proofErr w:type="gramEnd"/>
+      <w:r>
+        <w:t xml:space="preserve"> with the username you use for the My</w:t>
       </w:r>
       <w:r>
         <w:t xml:space="preserve"> </w:t>
@@ -4907,6 +5431,7 @@
       <w:r>
         <w:tab/>
       </w:r>
+      <w:proofErr w:type="gramStart"/>
       <w:r>
         <w:tab/>
       </w:r>
@@ -4914,7 +5439,11 @@
         <w:t xml:space="preserve">  </w:t>
       </w:r>
       <w:r>
-        <w:t>replace with the password you use for the My Renault app</w:t>
+        <w:t>replace</w:t>
+      </w:r>
+      <w:proofErr w:type="gramEnd"/>
+      <w:r>
+        <w:t xml:space="preserve"> with the password you use for the My Renault app</w:t>
       </w:r>
     </w:p>
     <w:p>
@@ -4925,8 +5454,13 @@
         <w:t>&lt;your-google-maps</w:t>
       </w:r>
       <w:r>
-        <w:t>-api</w:t>
-      </w:r>
+        <w:t>-</w:t>
+      </w:r>
+      <w:proofErr w:type="spellStart"/>
+      <w:r>
+        <w:t>api</w:t>
+      </w:r>
+      <w:proofErr w:type="spellEnd"/>
       <w:r>
         <w:t xml:space="preserve">-key&gt; </w:t>
       </w:r>
@@ -5074,14 +5608,78 @@
           <w:sz w:val="28"/>
           <w:szCs w:val="28"/>
         </w:rPr>
-        <w:t xml:space="preserve">e popular chargers such as Hypervolt, </w:t>
-      </w:r>
-      <w:r>
-        <w:rPr>
-          <w:sz w:val="28"/>
-          <w:szCs w:val="28"/>
-        </w:rPr>
-        <w:t>Ohme, Peblar, Wallbox, Zaptec etc</w:t>
+        <w:t xml:space="preserve">e popular chargers such as </w:t>
+      </w:r>
+      <w:proofErr w:type="spellStart"/>
+      <w:r>
+        <w:rPr>
+          <w:sz w:val="28"/>
+          <w:szCs w:val="28"/>
+        </w:rPr>
+        <w:t>Hypervolt</w:t>
+      </w:r>
+      <w:proofErr w:type="spellEnd"/>
+      <w:r>
+        <w:rPr>
+          <w:sz w:val="28"/>
+          <w:szCs w:val="28"/>
+        </w:rPr>
+        <w:t xml:space="preserve">, </w:t>
+      </w:r>
+      <w:r>
+        <w:rPr>
+          <w:sz w:val="28"/>
+          <w:szCs w:val="28"/>
+        </w:rPr>
+        <w:t xml:space="preserve">Ohme, </w:t>
+      </w:r>
+      <w:proofErr w:type="spellStart"/>
+      <w:r>
+        <w:rPr>
+          <w:sz w:val="28"/>
+          <w:szCs w:val="28"/>
+        </w:rPr>
+        <w:t>Peblar</w:t>
+      </w:r>
+      <w:proofErr w:type="spellEnd"/>
+      <w:r>
+        <w:rPr>
+          <w:sz w:val="28"/>
+          <w:szCs w:val="28"/>
+        </w:rPr>
+        <w:t xml:space="preserve">, </w:t>
+      </w:r>
+      <w:proofErr w:type="spellStart"/>
+      <w:r>
+        <w:rPr>
+          <w:sz w:val="28"/>
+          <w:szCs w:val="28"/>
+        </w:rPr>
+        <w:t>Wallbox</w:t>
+      </w:r>
+      <w:proofErr w:type="spellEnd"/>
+      <w:r>
+        <w:rPr>
+          <w:sz w:val="28"/>
+          <w:szCs w:val="28"/>
+        </w:rPr>
+        <w:t xml:space="preserve">, </w:t>
+      </w:r>
+      <w:proofErr w:type="spellStart"/>
+      <w:r>
+        <w:rPr>
+          <w:sz w:val="28"/>
+          <w:szCs w:val="28"/>
+        </w:rPr>
+        <w:t>Zaptec</w:t>
+      </w:r>
+      <w:proofErr w:type="spellEnd"/>
+      <w:r>
+        <w:rPr>
+          <w:sz w:val="28"/>
+          <w:szCs w:val="28"/>
+        </w:rPr>
+        <w:t xml:space="preserve"> etc</w:t>
       </w:r>
     </w:p>
     <w:p>
@@ -5095,8 +5693,13 @@
       <w:r>
         <w:t>&lt;</w:t>
       </w:r>
-      <w:r>
-        <w:t>ev-charger-power-output&gt;</w:t>
+      <w:proofErr w:type="spellStart"/>
+      <w:r>
+        <w:t>ev</w:t>
+      </w:r>
+      <w:proofErr w:type="spellEnd"/>
+      <w:r>
+        <w:t>-charger-power-output&gt;</w:t>
       </w:r>
       <w:r>
         <w:t xml:space="preserve"> </w:t>
@@ -5145,9 +5748,11 @@
         </w:rPr>
         <w:t xml:space="preserve"> for example: </w:t>
       </w:r>
+      <w:proofErr w:type="spellStart"/>
       <w:r>
         <w:t>hypervolt_ev_power</w:t>
       </w:r>
+      <w:proofErr w:type="spellEnd"/>
       <w:r>
         <w:t xml:space="preserve"> </w:t>
       </w:r>
@@ -5250,7 +5855,39 @@
           <w:sz w:val="28"/>
           <w:szCs w:val="28"/>
         </w:rPr>
-        <w:t>. As mentioned if a file contains redacted code it will be signified by *REDCT* in this guide</w:t>
+        <w:t xml:space="preserve">. As </w:t>
+      </w:r>
+      <w:proofErr w:type="gramStart"/>
+      <w:r>
+        <w:rPr>
+          <w:sz w:val="28"/>
+          <w:szCs w:val="28"/>
+        </w:rPr>
+        <w:t>mentioned</w:t>
+      </w:r>
+      <w:proofErr w:type="gramEnd"/>
+      <w:r>
+        <w:rPr>
+          <w:sz w:val="28"/>
+          <w:szCs w:val="28"/>
+        </w:rPr>
+        <w:t xml:space="preserve"> if a file contains redacted </w:t>
+      </w:r>
+      <w:proofErr w:type="gramStart"/>
+      <w:r>
+        <w:rPr>
+          <w:sz w:val="28"/>
+          <w:szCs w:val="28"/>
+        </w:rPr>
+        <w:t>code</w:t>
+      </w:r>
+      <w:proofErr w:type="gramEnd"/>
+      <w:r>
+        <w:rPr>
+          <w:sz w:val="28"/>
+          <w:szCs w:val="28"/>
+        </w:rPr>
+        <w:t xml:space="preserve"> it will be signified by *REDCT* in this guide</w:t>
       </w:r>
       <w:r>
         <w:rPr>
@@ -5503,7 +6140,23 @@
           <w:sz w:val="28"/>
           <w:szCs w:val="28"/>
         </w:rPr>
-        <w:t>&lt;ev-charger-power&gt;</w:t>
+        <w:t>&lt;</w:t>
+      </w:r>
+      <w:proofErr w:type="spellStart"/>
+      <w:r>
+        <w:rPr>
+          <w:sz w:val="28"/>
+          <w:szCs w:val="28"/>
+        </w:rPr>
+        <w:t>ev</w:t>
+      </w:r>
+      <w:proofErr w:type="spellEnd"/>
+      <w:r>
+        <w:rPr>
+          <w:sz w:val="28"/>
+          <w:szCs w:val="28"/>
+        </w:rPr>
+        <w:t>-charger-power&gt;</w:t>
       </w:r>
     </w:p>
     <w:p>
@@ -5540,7 +6193,23 @@
           <w:sz w:val="28"/>
           <w:szCs w:val="28"/>
         </w:rPr>
-        <w:t xml:space="preserve">&lt;ev-charger-power&gt; </w:t>
+        <w:t>&lt;</w:t>
+      </w:r>
+      <w:proofErr w:type="spellStart"/>
+      <w:r>
+        <w:rPr>
+          <w:sz w:val="28"/>
+          <w:szCs w:val="28"/>
+        </w:rPr>
+        <w:t>ev</w:t>
+      </w:r>
+      <w:proofErr w:type="spellEnd"/>
+      <w:r>
+        <w:rPr>
+          <w:sz w:val="28"/>
+          <w:szCs w:val="28"/>
+        </w:rPr>
+        <w:t xml:space="preserve">-charger-power&gt; </w:t>
       </w:r>
     </w:p>
     <w:p>
@@ -5598,7 +6267,23 @@
           <w:sz w:val="28"/>
           <w:szCs w:val="28"/>
         </w:rPr>
-        <w:t xml:space="preserve">&lt;ev-charger-power&gt; </w:t>
+        <w:t>&lt;</w:t>
+      </w:r>
+      <w:proofErr w:type="spellStart"/>
+      <w:r>
+        <w:rPr>
+          <w:sz w:val="28"/>
+          <w:szCs w:val="28"/>
+        </w:rPr>
+        <w:t>ev</w:t>
+      </w:r>
+      <w:proofErr w:type="spellEnd"/>
+      <w:r>
+        <w:rPr>
+          <w:sz w:val="28"/>
+          <w:szCs w:val="28"/>
+        </w:rPr>
+        <w:t xml:space="preserve">-charger-power&gt; </w:t>
       </w:r>
     </w:p>
     <w:p>
@@ -5621,7 +6306,23 @@
           <w:sz w:val="28"/>
           <w:szCs w:val="28"/>
         </w:rPr>
-        <w:t>&lt;ev-charger-power&gt;</w:t>
+        <w:t>&lt;</w:t>
+      </w:r>
+      <w:proofErr w:type="spellStart"/>
+      <w:r>
+        <w:rPr>
+          <w:sz w:val="28"/>
+          <w:szCs w:val="28"/>
+        </w:rPr>
+        <w:t>ev</w:t>
+      </w:r>
+      <w:proofErr w:type="spellEnd"/>
+      <w:r>
+        <w:rPr>
+          <w:sz w:val="28"/>
+          <w:szCs w:val="28"/>
+        </w:rPr>
+        <w:t>-charger-power&gt;</w:t>
       </w:r>
     </w:p>
     <w:p>
@@ -5651,7 +6352,23 @@
           <w:sz w:val="28"/>
           <w:szCs w:val="28"/>
         </w:rPr>
-        <w:t xml:space="preserve">&lt;ev-charger-power&gt; </w:t>
+        <w:t>&lt;</w:t>
+      </w:r>
+      <w:proofErr w:type="spellStart"/>
+      <w:r>
+        <w:rPr>
+          <w:sz w:val="28"/>
+          <w:szCs w:val="28"/>
+        </w:rPr>
+        <w:t>ev</w:t>
+      </w:r>
+      <w:proofErr w:type="spellEnd"/>
+      <w:r>
+        <w:rPr>
+          <w:sz w:val="28"/>
+          <w:szCs w:val="28"/>
+        </w:rPr>
+        <w:t xml:space="preserve">-charger-power&gt; </w:t>
       </w:r>
     </w:p>
     <w:p>
@@ -5741,7 +6458,23 @@
           <w:sz w:val="28"/>
           <w:szCs w:val="28"/>
         </w:rPr>
-        <w:t xml:space="preserve">&lt;ev-charger-power&gt; </w:t>
+        <w:t>&lt;</w:t>
+      </w:r>
+      <w:proofErr w:type="spellStart"/>
+      <w:r>
+        <w:rPr>
+          <w:sz w:val="28"/>
+          <w:szCs w:val="28"/>
+        </w:rPr>
+        <w:t>ev</w:t>
+      </w:r>
+      <w:proofErr w:type="spellEnd"/>
+      <w:r>
+        <w:rPr>
+          <w:sz w:val="28"/>
+          <w:szCs w:val="28"/>
+        </w:rPr>
+        <w:t xml:space="preserve">-charger-power&gt; </w:t>
       </w:r>
     </w:p>
     <w:p>
@@ -5764,7 +6497,23 @@
           <w:sz w:val="28"/>
           <w:szCs w:val="28"/>
         </w:rPr>
-        <w:t xml:space="preserve">&lt;ev-charger-power&gt; </w:t>
+        <w:t>&lt;</w:t>
+      </w:r>
+      <w:proofErr w:type="spellStart"/>
+      <w:r>
+        <w:rPr>
+          <w:sz w:val="28"/>
+          <w:szCs w:val="28"/>
+        </w:rPr>
+        <w:t>ev</w:t>
+      </w:r>
+      <w:proofErr w:type="spellEnd"/>
+      <w:r>
+        <w:rPr>
+          <w:sz w:val="28"/>
+          <w:szCs w:val="28"/>
+        </w:rPr>
+        <w:t xml:space="preserve">-charger-power&gt; </w:t>
       </w:r>
     </w:p>
     <w:p>
@@ -5794,7 +6543,23 @@
           <w:sz w:val="28"/>
           <w:szCs w:val="28"/>
         </w:rPr>
-        <w:t>&lt;ev-charger-power&gt;</w:t>
+        <w:t>&lt;</w:t>
+      </w:r>
+      <w:proofErr w:type="spellStart"/>
+      <w:r>
+        <w:rPr>
+          <w:sz w:val="28"/>
+          <w:szCs w:val="28"/>
+        </w:rPr>
+        <w:t>ev</w:t>
+      </w:r>
+      <w:proofErr w:type="spellEnd"/>
+      <w:r>
+        <w:rPr>
+          <w:sz w:val="28"/>
+          <w:szCs w:val="28"/>
+        </w:rPr>
+        <w:t>-charger-power&gt;</w:t>
       </w:r>
     </w:p>
     <w:p>
@@ -6289,7 +7054,23 @@
           <w:sz w:val="28"/>
           <w:szCs w:val="28"/>
         </w:rPr>
-        <w:t>Next return to the root directory and create these five folders. “helpers”, “mqtt”, “packages”, “scripts” and finally “templates”.</w:t>
+        <w:t>Next return to the root directory and create these five folders. “helpers”, “</w:t>
+      </w:r>
+      <w:proofErr w:type="spellStart"/>
+      <w:r>
+        <w:rPr>
+          <w:sz w:val="28"/>
+          <w:szCs w:val="28"/>
+        </w:rPr>
+        <w:t>mqtt</w:t>
+      </w:r>
+      <w:proofErr w:type="spellEnd"/>
+      <w:r>
+        <w:rPr>
+          <w:sz w:val="28"/>
+          <w:szCs w:val="28"/>
+        </w:rPr>
+        <w:t>”, “packages”, “scripts” and finally “templates”.</w:t>
       </w:r>
     </w:p>
     <w:p>
@@ -6347,67 +7128,115 @@
           <w:highlight w:val="yellow"/>
         </w:rPr>
       </w:pPr>
+      <w:proofErr w:type="spellStart"/>
       <w:r>
         <w:rPr>
           <w:sz w:val="28"/>
           <w:szCs w:val="28"/>
           <w:highlight w:val="yellow"/>
         </w:rPr>
-        <w:t>input_boolean.yaml</w:t>
-      </w:r>
-    </w:p>
-    <w:p>
-      <w:pPr>
-        <w:jc w:val="both"/>
+        <w:t>input_</w:t>
+      </w:r>
+      <w:proofErr w:type="gramStart"/>
+      <w:r>
         <w:rPr>
           <w:sz w:val="28"/>
           <w:szCs w:val="28"/>
           <w:highlight w:val="yellow"/>
         </w:rPr>
-      </w:pPr>
-      <w:r>
+        <w:t>boolean.yaml</w:t>
+      </w:r>
+      <w:proofErr w:type="spellEnd"/>
+      <w:proofErr w:type="gramEnd"/>
+    </w:p>
+    <w:p>
+      <w:pPr>
+        <w:jc w:val="both"/>
         <w:rPr>
           <w:sz w:val="28"/>
           <w:szCs w:val="28"/>
           <w:highlight w:val="yellow"/>
         </w:rPr>
-        <w:t>input_datetime.yaml</w:t>
-      </w:r>
-    </w:p>
-    <w:p>
-      <w:pPr>
-        <w:jc w:val="both"/>
+      </w:pPr>
+      <w:proofErr w:type="spellStart"/>
+      <w:r>
         <w:rPr>
           <w:sz w:val="28"/>
           <w:szCs w:val="28"/>
           <w:highlight w:val="yellow"/>
         </w:rPr>
-      </w:pPr>
+        <w:t>input_</w:t>
+      </w:r>
+      <w:proofErr w:type="gramStart"/>
       <w:r>
         <w:rPr>
           <w:sz w:val="28"/>
           <w:szCs w:val="28"/>
           <w:highlight w:val="yellow"/>
         </w:rPr>
-        <w:t>input_number.yaml</w:t>
-      </w:r>
-    </w:p>
-    <w:p>
-      <w:pPr>
-        <w:jc w:val="both"/>
-        <w:rPr>
-          <w:sz w:val="28"/>
-          <w:szCs w:val="28"/>
-        </w:rPr>
-      </w:pPr>
-      <w:r>
+        <w:t>datetime.yaml</w:t>
+      </w:r>
+      <w:proofErr w:type="spellEnd"/>
+      <w:proofErr w:type="gramEnd"/>
+    </w:p>
+    <w:p>
+      <w:pPr>
+        <w:jc w:val="both"/>
         <w:rPr>
           <w:sz w:val="28"/>
           <w:szCs w:val="28"/>
           <w:highlight w:val="yellow"/>
         </w:rPr>
-        <w:t>input_text.yaml</w:t>
-      </w:r>
+      </w:pPr>
+      <w:proofErr w:type="spellStart"/>
+      <w:r>
+        <w:rPr>
+          <w:sz w:val="28"/>
+          <w:szCs w:val="28"/>
+          <w:highlight w:val="yellow"/>
+        </w:rPr>
+        <w:t>input_</w:t>
+      </w:r>
+      <w:proofErr w:type="gramStart"/>
+      <w:r>
+        <w:rPr>
+          <w:sz w:val="28"/>
+          <w:szCs w:val="28"/>
+          <w:highlight w:val="yellow"/>
+        </w:rPr>
+        <w:t>number.yaml</w:t>
+      </w:r>
+      <w:proofErr w:type="spellEnd"/>
+      <w:proofErr w:type="gramEnd"/>
+    </w:p>
+    <w:p>
+      <w:pPr>
+        <w:jc w:val="both"/>
+        <w:rPr>
+          <w:sz w:val="28"/>
+          <w:szCs w:val="28"/>
+        </w:rPr>
+      </w:pPr>
+      <w:proofErr w:type="spellStart"/>
+      <w:r>
+        <w:rPr>
+          <w:sz w:val="28"/>
+          <w:szCs w:val="28"/>
+          <w:highlight w:val="yellow"/>
+        </w:rPr>
+        <w:t>input_</w:t>
+      </w:r>
+      <w:proofErr w:type="gramStart"/>
+      <w:r>
+        <w:rPr>
+          <w:sz w:val="28"/>
+          <w:szCs w:val="28"/>
+          <w:highlight w:val="yellow"/>
+        </w:rPr>
+        <w:t>text.yaml</w:t>
+      </w:r>
+      <w:proofErr w:type="spellEnd"/>
+      <w:proofErr w:type="gramEnd"/>
     </w:p>
     <w:p>
       <w:pPr>
@@ -6590,7 +7419,23 @@
           <w:sz w:val="28"/>
           <w:szCs w:val="28"/>
         </w:rPr>
-        <w:t xml:space="preserve">ile button again. Navigate to the “Images” folder in the ZIP file, then select the subfolder “Map Markers” and in that folder select the file that MATCHES the colour of your car (there are six choices) ie: </w:t>
+        <w:t xml:space="preserve">ile button again. Navigate to the “Images” folder in the ZIP file, then select the subfolder “Map Markers” and in that folder select the file that MATCHES the colour of your car (there are six choices) </w:t>
+      </w:r>
+      <w:proofErr w:type="spellStart"/>
+      <w:r>
+        <w:rPr>
+          <w:sz w:val="28"/>
+          <w:szCs w:val="28"/>
+        </w:rPr>
+        <w:t>ie</w:t>
+      </w:r>
+      <w:proofErr w:type="spellEnd"/>
+      <w:r>
+        <w:rPr>
+          <w:sz w:val="28"/>
+          <w:szCs w:val="28"/>
+        </w:rPr>
+        <w:t xml:space="preserve">: </w:t>
       </w:r>
       <w:r>
         <w:rPr>
@@ -6626,35 +7471,7 @@
           <w:sz w:val="28"/>
           <w:szCs w:val="28"/>
         </w:rPr>
-        <w:t xml:space="preserve"> Next, navigate </w:t>
-      </w:r>
-      <w:r>
-        <w:rPr>
-          <w:sz w:val="28"/>
-          <w:szCs w:val="28"/>
-        </w:rPr>
-        <w:t>to the “Images” folder in the ZIP file, then select the subfolder “</w:t>
-      </w:r>
-      <w:r>
-        <w:rPr>
-          <w:sz w:val="28"/>
-          <w:szCs w:val="28"/>
-        </w:rPr>
-        <w:t>Charging</w:t>
-      </w:r>
-      <w:r>
-        <w:rPr>
-          <w:sz w:val="28"/>
-          <w:szCs w:val="28"/>
-        </w:rPr>
-        <w:t>”</w:t>
-      </w:r>
-      <w:r>
-        <w:rPr>
-          <w:sz w:val="28"/>
-          <w:szCs w:val="28"/>
-        </w:rPr>
-        <w:t xml:space="preserve"> and upload the image </w:t>
+        <w:t xml:space="preserve"> Next, navigate to the “Images” folder in the ZIP file, then select the subfolder “Charging” and upload the image </w:t>
       </w:r>
       <w:r>
         <w:rPr>
@@ -6931,7 +7748,23 @@
           <w:sz w:val="28"/>
           <w:szCs w:val="28"/>
         </w:rPr>
-        <w:t xml:space="preserve">“mqtt” </w:t>
+        <w:t>“</w:t>
+      </w:r>
+      <w:proofErr w:type="spellStart"/>
+      <w:r>
+        <w:rPr>
+          <w:sz w:val="28"/>
+          <w:szCs w:val="28"/>
+        </w:rPr>
+        <w:t>mqtt</w:t>
+      </w:r>
+      <w:proofErr w:type="spellEnd"/>
+      <w:r>
+        <w:rPr>
+          <w:sz w:val="28"/>
+          <w:szCs w:val="28"/>
+        </w:rPr>
+        <w:t xml:space="preserve">” </w:t>
       </w:r>
       <w:r>
         <w:rPr>
@@ -7035,8 +7868,18 @@
           <w:szCs w:val="28"/>
           <w:highlight w:val="yellow"/>
         </w:rPr>
-        <w:t>r5_test.yaml</w:t>
-      </w:r>
+        <w:t>r5_</w:t>
+      </w:r>
+      <w:proofErr w:type="gramStart"/>
+      <w:r>
+        <w:rPr>
+          <w:sz w:val="28"/>
+          <w:szCs w:val="28"/>
+          <w:highlight w:val="yellow"/>
+        </w:rPr>
+        <w:t>test.yaml</w:t>
+      </w:r>
+      <w:proofErr w:type="gramEnd"/>
     </w:p>
     <w:p>
       <w:pPr>
@@ -7109,7 +7952,15 @@
           <w:sz w:val="28"/>
           <w:szCs w:val="28"/>
         </w:rPr>
-        <w:t>renault5-scripts</w:t>
+        <w:t>renault5-</w:t>
+      </w:r>
+      <w:proofErr w:type="gramStart"/>
+      <w:r>
+        <w:rPr>
+          <w:sz w:val="28"/>
+          <w:szCs w:val="28"/>
+        </w:rPr>
+        <w:t>scripts</w:t>
       </w:r>
       <w:r>
         <w:rPr>
@@ -7118,6 +7969,7 @@
         </w:rPr>
         <w:t>.yaml</w:t>
       </w:r>
+      <w:proofErr w:type="gramEnd"/>
       <w:r>
         <w:rPr>
           <w:sz w:val="28"/>
@@ -7153,14 +8005,30 @@
           <w:sz w:val="28"/>
           <w:szCs w:val="28"/>
         </w:rPr>
-        <w:t xml:space="preserve"> instances</w:t>
-      </w:r>
-      <w:r>
-        <w:rPr>
-          <w:sz w:val="28"/>
-          <w:szCs w:val="28"/>
-        </w:rPr>
-        <w:t xml:space="preserve">, you need to modify. </w:t>
+        <w:t xml:space="preserve"> </w:t>
+      </w:r>
+      <w:proofErr w:type="gramStart"/>
+      <w:r>
+        <w:rPr>
+          <w:sz w:val="28"/>
+          <w:szCs w:val="28"/>
+        </w:rPr>
+        <w:t>instances</w:t>
+      </w:r>
+      <w:r>
+        <w:rPr>
+          <w:sz w:val="28"/>
+          <w:szCs w:val="28"/>
+        </w:rPr>
+        <w:t>,</w:t>
+      </w:r>
+      <w:proofErr w:type="gramEnd"/>
+      <w:r>
+        <w:rPr>
+          <w:sz w:val="28"/>
+          <w:szCs w:val="28"/>
+        </w:rPr>
+        <w:t xml:space="preserve"> you need to modify. </w:t>
       </w:r>
       <w:r>
         <w:rPr>
@@ -7180,7 +8048,15 @@
         <w:t xml:space="preserve"> and 1 instance of </w:t>
       </w:r>
       <w:r>
-        <w:t>&lt;ev- charger-power</w:t>
+        <w:t>&lt;</w:t>
+      </w:r>
+      <w:proofErr w:type="spellStart"/>
+      <w:r>
+        <w:t>ev</w:t>
+      </w:r>
+      <w:proofErr w:type="spellEnd"/>
+      <w:r>
+        <w:t>- charger-power</w:t>
       </w:r>
       <w:r>
         <w:t xml:space="preserve">&gt; </w:t>
@@ -7415,8 +8291,18 @@
           <w:szCs w:val="28"/>
           <w:highlight w:val="yellow"/>
         </w:rPr>
-        <w:t>renault5-scripts.yaml</w:t>
-      </w:r>
+        <w:t>renault5-</w:t>
+      </w:r>
+      <w:proofErr w:type="gramStart"/>
+      <w:r>
+        <w:rPr>
+          <w:sz w:val="28"/>
+          <w:szCs w:val="28"/>
+          <w:highlight w:val="yellow"/>
+        </w:rPr>
+        <w:t>scripts.yaml</w:t>
+      </w:r>
+      <w:proofErr w:type="gramEnd"/>
       <w:r>
         <w:rPr>
           <w:sz w:val="28"/>
@@ -7816,7 +8702,23 @@
           <w:sz w:val="28"/>
           <w:szCs w:val="28"/>
         </w:rPr>
-        <w:t>. Check each .sh file in turn and overwrite the redacted code as explained earlier. Save each file as you go, being cautious not to distur</w:t>
+        <w:t>. Check each .</w:t>
+      </w:r>
+      <w:proofErr w:type="spellStart"/>
+      <w:r>
+        <w:rPr>
+          <w:sz w:val="28"/>
+          <w:szCs w:val="28"/>
+        </w:rPr>
+        <w:t>sh</w:t>
+      </w:r>
+      <w:proofErr w:type="spellEnd"/>
+      <w:r>
+        <w:rPr>
+          <w:sz w:val="28"/>
+          <w:szCs w:val="28"/>
+        </w:rPr>
+        <w:t xml:space="preserve"> file in turn and overwrite the redacted code as explained earlier. Save each file as you go, being cautious not to distur</w:t>
       </w:r>
       <w:r>
         <w:rPr>
@@ -7989,7 +8891,23 @@
           <w:sz w:val="28"/>
           <w:szCs w:val="28"/>
         </w:rPr>
-        <w:t>Of the sh files</w:t>
+        <w:t xml:space="preserve">Of the </w:t>
+      </w:r>
+      <w:proofErr w:type="spellStart"/>
+      <w:r>
+        <w:rPr>
+          <w:sz w:val="28"/>
+          <w:szCs w:val="28"/>
+        </w:rPr>
+        <w:t>sh</w:t>
+      </w:r>
+      <w:proofErr w:type="spellEnd"/>
+      <w:r>
+        <w:rPr>
+          <w:sz w:val="28"/>
+          <w:szCs w:val="28"/>
+        </w:rPr>
+        <w:t xml:space="preserve"> files</w:t>
       </w:r>
       <w:r>
         <w:rPr>
@@ -8471,7 +9389,23 @@
           <w:sz w:val="28"/>
           <w:szCs w:val="28"/>
         </w:rPr>
-        <w:t>*** There are a couple more things to do in the “Advanced SSH &amp; Web Terminal” that you must now complete. You need to ensure that while you edited the .sh files you did not inadvertently introduce any hidden CLRF characters into the code.</w:t>
+        <w:t>*** There are a couple more things to do in the “Advanced SSH &amp; Web Terminal” that you must now complete. You need to ensure that while you edited the .</w:t>
+      </w:r>
+      <w:proofErr w:type="spellStart"/>
+      <w:r>
+        <w:rPr>
+          <w:sz w:val="28"/>
+          <w:szCs w:val="28"/>
+        </w:rPr>
+        <w:t>sh</w:t>
+      </w:r>
+      <w:proofErr w:type="spellEnd"/>
+      <w:r>
+        <w:rPr>
+          <w:sz w:val="28"/>
+          <w:szCs w:val="28"/>
+        </w:rPr>
+        <w:t xml:space="preserve"> files you did not inadvertently introduce any hidden CLRF characters into the code.</w:t>
       </w:r>
       <w:r>
         <w:rPr>
@@ -8494,24 +9428,53 @@
           <w:sz w:val="28"/>
           <w:szCs w:val="28"/>
         </w:rPr>
-        <w:t>From the “venv” prompt copy and paste in this following command and press enter. This will strip out these characters:</w:t>
-      </w:r>
-    </w:p>
-    <w:p>
-      <w:pPr>
-        <w:jc w:val="both"/>
-        <w:rPr>
-          <w:sz w:val="28"/>
-          <w:szCs w:val="28"/>
-        </w:rPr>
-      </w:pPr>
-    </w:p>
-    <w:p>
-      <w:pPr>
-        <w:jc w:val="both"/>
-      </w:pPr>
-      <w:r>
-        <w:t>sed -i 's/\r$//' /config/scripts/get_r5_*.sh</w:t>
+        <w:t>From the “</w:t>
+      </w:r>
+      <w:proofErr w:type="spellStart"/>
+      <w:r>
+        <w:rPr>
+          <w:sz w:val="28"/>
+          <w:szCs w:val="28"/>
+        </w:rPr>
+        <w:t>venv</w:t>
+      </w:r>
+      <w:proofErr w:type="spellEnd"/>
+      <w:r>
+        <w:rPr>
+          <w:sz w:val="28"/>
+          <w:szCs w:val="28"/>
+        </w:rPr>
+        <w:t>” prompt copy and paste in this following command and press enter. This will strip out these characters:</w:t>
+      </w:r>
+    </w:p>
+    <w:p>
+      <w:pPr>
+        <w:jc w:val="both"/>
+        <w:rPr>
+          <w:sz w:val="28"/>
+          <w:szCs w:val="28"/>
+        </w:rPr>
+      </w:pPr>
+    </w:p>
+    <w:p>
+      <w:pPr>
+        <w:jc w:val="both"/>
+      </w:pPr>
+      <w:proofErr w:type="spellStart"/>
+      <w:r>
+        <w:t>sed</w:t>
+      </w:r>
+      <w:proofErr w:type="spellEnd"/>
+      <w:r>
+        <w:t xml:space="preserve"> -</w:t>
+      </w:r>
+      <w:proofErr w:type="spellStart"/>
+      <w:r>
+        <w:t>i</w:t>
+      </w:r>
+      <w:proofErr w:type="spellEnd"/>
+      <w:r>
+        <w:t xml:space="preserve"> 's/\r$//' /config/scripts/get_r5_*.sh</w:t>
       </w:r>
     </w:p>
     <w:p>
@@ -8548,29 +9511,58 @@
       <w:pPr>
         <w:jc w:val="both"/>
       </w:pPr>
-      <w:r>
-        <w:t>sed -i 's/\r$//' /config/scripts/r5_api_login.sh</w:t>
-      </w:r>
-    </w:p>
-    <w:p>
-      <w:pPr>
-        <w:jc w:val="both"/>
-      </w:pPr>
-    </w:p>
-    <w:p>
-      <w:pPr>
-        <w:jc w:val="both"/>
-        <w:rPr>
-          <w:sz w:val="28"/>
-          <w:szCs w:val="28"/>
-        </w:rPr>
-      </w:pPr>
-      <w:r>
-        <w:rPr>
-          <w:sz w:val="28"/>
-          <w:szCs w:val="28"/>
-        </w:rPr>
-        <w:t>Next, make all the .sh files executable</w:t>
+      <w:proofErr w:type="spellStart"/>
+      <w:r>
+        <w:t>sed</w:t>
+      </w:r>
+      <w:proofErr w:type="spellEnd"/>
+      <w:r>
+        <w:t xml:space="preserve"> -</w:t>
+      </w:r>
+      <w:proofErr w:type="spellStart"/>
+      <w:r>
+        <w:t>i</w:t>
+      </w:r>
+      <w:proofErr w:type="spellEnd"/>
+      <w:r>
+        <w:t xml:space="preserve"> 's/\r$//' /config/scripts/r5_api_login.sh</w:t>
+      </w:r>
+    </w:p>
+    <w:p>
+      <w:pPr>
+        <w:jc w:val="both"/>
+      </w:pPr>
+    </w:p>
+    <w:p>
+      <w:pPr>
+        <w:jc w:val="both"/>
+        <w:rPr>
+          <w:sz w:val="28"/>
+          <w:szCs w:val="28"/>
+        </w:rPr>
+      </w:pPr>
+      <w:r>
+        <w:rPr>
+          <w:sz w:val="28"/>
+          <w:szCs w:val="28"/>
+        </w:rPr>
+        <w:t>Next, make all the .</w:t>
+      </w:r>
+      <w:proofErr w:type="spellStart"/>
+      <w:r>
+        <w:rPr>
+          <w:sz w:val="28"/>
+          <w:szCs w:val="28"/>
+        </w:rPr>
+        <w:t>sh</w:t>
+      </w:r>
+      <w:proofErr w:type="spellEnd"/>
+      <w:r>
+        <w:rPr>
+          <w:sz w:val="28"/>
+          <w:szCs w:val="28"/>
+        </w:rPr>
+        <w:t xml:space="preserve"> files executable</w:t>
       </w:r>
       <w:r>
         <w:rPr>
@@ -8593,8 +9585,13 @@
       <w:pPr>
         <w:jc w:val="both"/>
       </w:pPr>
-      <w:r>
-        <w:t>chmod +x /config/scripts/get_r5_*.sh</w:t>
+      <w:proofErr w:type="spellStart"/>
+      <w:r>
+        <w:t>chmod</w:t>
+      </w:r>
+      <w:proofErr w:type="spellEnd"/>
+      <w:r>
+        <w:t xml:space="preserve"> +x /config/scripts/get_r5_*.sh</w:t>
       </w:r>
     </w:p>
     <w:p>
@@ -8635,8 +9632,13 @@
       <w:pPr>
         <w:jc w:val="both"/>
       </w:pPr>
-      <w:r>
-        <w:t>chmod +x /config/scripts/r5_api_login.sh</w:t>
+      <w:proofErr w:type="spellStart"/>
+      <w:r>
+        <w:t>chmod</w:t>
+      </w:r>
+      <w:proofErr w:type="spellEnd"/>
+      <w:r>
+        <w:t xml:space="preserve"> +x /config/scripts/r5_api_login.sh</w:t>
       </w:r>
     </w:p>
     <w:p>
@@ -8770,8 +9772,18 @@
           <w:szCs w:val="28"/>
           <w:highlight w:val="yellow"/>
         </w:rPr>
-        <w:t>r5_template_sensors.yaml</w:t>
-      </w:r>
+        <w:t>r5_template_</w:t>
+      </w:r>
+      <w:proofErr w:type="gramStart"/>
+      <w:r>
+        <w:rPr>
+          <w:sz w:val="28"/>
+          <w:szCs w:val="28"/>
+          <w:highlight w:val="yellow"/>
+        </w:rPr>
+        <w:t>sensors.yaml</w:t>
+      </w:r>
+      <w:proofErr w:type="gramEnd"/>
       <w:r>
         <w:rPr>
           <w:sz w:val="28"/>
@@ -8808,8 +9820,18 @@
           <w:szCs w:val="28"/>
           <w:highlight w:val="yellow"/>
         </w:rPr>
-        <w:t>r5_test_panel_timers.yaml</w:t>
-      </w:r>
+        <w:t>r5_test_panel_</w:t>
+      </w:r>
+      <w:proofErr w:type="gramStart"/>
+      <w:r>
+        <w:rPr>
+          <w:sz w:val="28"/>
+          <w:szCs w:val="28"/>
+          <w:highlight w:val="yellow"/>
+        </w:rPr>
+        <w:t>timers.yaml</w:t>
+      </w:r>
+      <w:proofErr w:type="gramEnd"/>
       <w:r>
         <w:rPr>
           <w:sz w:val="28"/>
@@ -8845,8 +9867,17 @@
           <w:sz w:val="28"/>
           <w:szCs w:val="28"/>
         </w:rPr>
-        <w:t>r5_template_sensors.yaml</w:t>
-      </w:r>
+        <w:t>r5_template_</w:t>
+      </w:r>
+      <w:proofErr w:type="gramStart"/>
+      <w:r>
+        <w:rPr>
+          <w:sz w:val="28"/>
+          <w:szCs w:val="28"/>
+        </w:rPr>
+        <w:t>sensors.yaml</w:t>
+      </w:r>
+      <w:proofErr w:type="gramEnd"/>
       <w:r>
         <w:rPr>
           <w:sz w:val="28"/>
@@ -8985,7 +10016,15 @@
         <w:t xml:space="preserve">instances: </w:t>
       </w:r>
       <w:r>
-        <w:t>&lt;ev-charger-power&gt;</w:t>
+        <w:t>&lt;</w:t>
+      </w:r>
+      <w:proofErr w:type="spellStart"/>
+      <w:r>
+        <w:t>ev</w:t>
+      </w:r>
+      <w:proofErr w:type="spellEnd"/>
+      <w:r>
+        <w:t>-charger-power&gt;</w:t>
       </w:r>
     </w:p>
     <w:p>
@@ -9200,14 +10239,36 @@
         </w:rPr>
         <w:t>“</w:t>
       </w:r>
+      <w:proofErr w:type="spellStart"/>
+      <w:proofErr w:type="gramStart"/>
       <w:r>
         <w:rPr>
           <w:sz w:val="28"/>
           <w:szCs w:val="28"/>
           <w:highlight w:val="yellow"/>
         </w:rPr>
-        <w:t>command_line.yaml</w:t>
-      </w:r>
+        <w:t>command</w:t>
+      </w:r>
+      <w:proofErr w:type="gramEnd"/>
+      <w:r>
+        <w:rPr>
+          <w:sz w:val="28"/>
+          <w:szCs w:val="28"/>
+          <w:highlight w:val="yellow"/>
+        </w:rPr>
+        <w:t>_</w:t>
+      </w:r>
+      <w:proofErr w:type="gramStart"/>
+      <w:r>
+        <w:rPr>
+          <w:sz w:val="28"/>
+          <w:szCs w:val="28"/>
+          <w:highlight w:val="yellow"/>
+        </w:rPr>
+        <w:t>line.yaml</w:t>
+      </w:r>
+      <w:proofErr w:type="spellEnd"/>
+      <w:proofErr w:type="gramEnd"/>
       <w:r>
         <w:rPr>
           <w:sz w:val="28"/>
@@ -9231,6 +10292,7 @@
         </w:rPr>
         <w:t>“</w:t>
       </w:r>
+      <w:proofErr w:type="gramStart"/>
       <w:r>
         <w:rPr>
           <w:sz w:val="28"/>
@@ -9239,22 +10301,35 @@
         </w:rPr>
         <w:t>config</w:t>
       </w:r>
+      <w:proofErr w:type="gramEnd"/>
       <w:r>
         <w:rPr>
           <w:sz w:val="28"/>
           <w:szCs w:val="28"/>
           <w:highlight w:val="yellow"/>
         </w:rPr>
-        <w:t>-entries</w:t>
-      </w:r>
+        <w:t>-</w:t>
+      </w:r>
+      <w:proofErr w:type="spellStart"/>
+      <w:proofErr w:type="gramStart"/>
       <w:r>
         <w:rPr>
           <w:sz w:val="28"/>
           <w:szCs w:val="28"/>
           <w:highlight w:val="yellow"/>
         </w:rPr>
+        <w:t>entries</w:t>
+      </w:r>
+      <w:r>
+        <w:rPr>
+          <w:sz w:val="28"/>
+          <w:szCs w:val="28"/>
+          <w:highlight w:val="yellow"/>
+        </w:rPr>
         <w:t>.yaml</w:t>
       </w:r>
+      <w:proofErr w:type="spellEnd"/>
+      <w:proofErr w:type="gramEnd"/>
       <w:r>
         <w:rPr>
           <w:sz w:val="28"/>
@@ -9278,6 +10353,8 @@
         </w:rPr>
         <w:t>“</w:t>
       </w:r>
+      <w:proofErr w:type="spellStart"/>
+      <w:proofErr w:type="gramStart"/>
       <w:r>
         <w:rPr>
           <w:sz w:val="28"/>
@@ -9286,6 +10363,8 @@
         </w:rPr>
         <w:t>secrets.yaml</w:t>
       </w:r>
+      <w:proofErr w:type="spellEnd"/>
+      <w:proofErr w:type="gramEnd"/>
       <w:r>
         <w:rPr>
           <w:sz w:val="28"/>
@@ -9316,14 +10395,36 @@
         </w:rPr>
         <w:t>“</w:t>
       </w:r>
+      <w:proofErr w:type="spellStart"/>
+      <w:proofErr w:type="gramStart"/>
       <w:r>
         <w:rPr>
           <w:sz w:val="28"/>
           <w:szCs w:val="28"/>
           <w:highlight w:val="yellow"/>
         </w:rPr>
-        <w:t>shell_command.yaml</w:t>
-      </w:r>
+        <w:t>shell</w:t>
+      </w:r>
+      <w:proofErr w:type="gramEnd"/>
+      <w:r>
+        <w:rPr>
+          <w:sz w:val="28"/>
+          <w:szCs w:val="28"/>
+          <w:highlight w:val="yellow"/>
+        </w:rPr>
+        <w:t>_</w:t>
+      </w:r>
+      <w:proofErr w:type="gramStart"/>
+      <w:r>
+        <w:rPr>
+          <w:sz w:val="28"/>
+          <w:szCs w:val="28"/>
+          <w:highlight w:val="yellow"/>
+        </w:rPr>
+        <w:t>command.yaml</w:t>
+      </w:r>
+      <w:proofErr w:type="spellEnd"/>
+      <w:proofErr w:type="gramEnd"/>
       <w:r>
         <w:rPr>
           <w:sz w:val="28"/>
@@ -9353,14 +10454,23 @@
           <w:szCs w:val="28"/>
           <w:highlight w:val="yellow"/>
         </w:rPr>
-        <w:t>front-end</w:t>
-      </w:r>
+        <w:t>front-</w:t>
+      </w:r>
+      <w:proofErr w:type="spellStart"/>
       <w:r>
         <w:rPr>
           <w:sz w:val="28"/>
           <w:szCs w:val="28"/>
           <w:highlight w:val="yellow"/>
         </w:rPr>
+        <w:t>end</w:t>
+      </w:r>
+      <w:r>
+        <w:rPr>
+          <w:sz w:val="28"/>
+          <w:szCs w:val="28"/>
+          <w:highlight w:val="yellow"/>
+        </w:rPr>
         <w:t>.</w:t>
       </w:r>
       <w:r>
@@ -9371,6 +10481,7 @@
         </w:rPr>
         <w:t>text</w:t>
       </w:r>
+      <w:proofErr w:type="spellEnd"/>
       <w:r>
         <w:rPr>
           <w:sz w:val="28"/>
@@ -9482,21 +10593,89 @@
           <w:sz w:val="28"/>
           <w:szCs w:val="28"/>
         </w:rPr>
-        <w:t xml:space="preserve">Select “command_line.yaml” and upload it. </w:t>
-      </w:r>
-      <w:r>
-        <w:rPr>
-          <w:sz w:val="28"/>
-          <w:szCs w:val="28"/>
-        </w:rPr>
-        <w:t>Repeat this process for “shell_command</w:t>
-      </w:r>
-      <w:r>
-        <w:rPr>
-          <w:sz w:val="28"/>
-          <w:szCs w:val="28"/>
-        </w:rPr>
-        <w:t>.yaml”. Next, within your text editor, open the file “secrets.yaml”</w:t>
+        <w:t>Select “</w:t>
+      </w:r>
+      <w:proofErr w:type="spellStart"/>
+      <w:r>
+        <w:rPr>
+          <w:sz w:val="28"/>
+          <w:szCs w:val="28"/>
+        </w:rPr>
+        <w:t>command_</w:t>
+      </w:r>
+      <w:proofErr w:type="gramStart"/>
+      <w:r>
+        <w:rPr>
+          <w:sz w:val="28"/>
+          <w:szCs w:val="28"/>
+        </w:rPr>
+        <w:t>line.yaml</w:t>
+      </w:r>
+      <w:proofErr w:type="spellEnd"/>
+      <w:proofErr w:type="gramEnd"/>
+      <w:r>
+        <w:rPr>
+          <w:sz w:val="28"/>
+          <w:szCs w:val="28"/>
+        </w:rPr>
+        <w:t xml:space="preserve">” and upload it. </w:t>
+      </w:r>
+      <w:r>
+        <w:rPr>
+          <w:sz w:val="28"/>
+          <w:szCs w:val="28"/>
+        </w:rPr>
+        <w:t>Repeat this process for “</w:t>
+      </w:r>
+      <w:proofErr w:type="spellStart"/>
+      <w:r>
+        <w:rPr>
+          <w:sz w:val="28"/>
+          <w:szCs w:val="28"/>
+        </w:rPr>
+        <w:t>shell_</w:t>
+      </w:r>
+      <w:proofErr w:type="gramStart"/>
+      <w:r>
+        <w:rPr>
+          <w:sz w:val="28"/>
+          <w:szCs w:val="28"/>
+        </w:rPr>
+        <w:t>command</w:t>
+      </w:r>
+      <w:r>
+        <w:rPr>
+          <w:sz w:val="28"/>
+          <w:szCs w:val="28"/>
+        </w:rPr>
+        <w:t>.yaml</w:t>
+      </w:r>
+      <w:proofErr w:type="spellEnd"/>
+      <w:proofErr w:type="gramEnd"/>
+      <w:r>
+        <w:rPr>
+          <w:sz w:val="28"/>
+          <w:szCs w:val="28"/>
+        </w:rPr>
+        <w:t>”. Next, within your text editor, open the file “</w:t>
+      </w:r>
+      <w:proofErr w:type="spellStart"/>
+      <w:proofErr w:type="gramStart"/>
+      <w:r>
+        <w:rPr>
+          <w:sz w:val="28"/>
+          <w:szCs w:val="28"/>
+        </w:rPr>
+        <w:t>secrets.yaml</w:t>
+      </w:r>
+      <w:proofErr w:type="spellEnd"/>
+      <w:proofErr w:type="gramEnd"/>
+      <w:r>
+        <w:rPr>
+          <w:sz w:val="28"/>
+          <w:szCs w:val="28"/>
+        </w:rPr>
+        <w:t>”</w:t>
       </w:r>
       <w:r>
         <w:rPr>
@@ -9561,36 +10740,56 @@
       <w:pPr>
         <w:jc w:val="both"/>
       </w:pPr>
-      <w:r>
-        <w:t>renault_account_id: &lt;your-account-number&gt;</w:t>
-      </w:r>
-    </w:p>
-    <w:p>
-      <w:pPr>
-        <w:jc w:val="both"/>
-      </w:pPr>
-      <w:r>
-        <w:t>renault_vin: &lt;your-vin-number&gt;</w:t>
-      </w:r>
-    </w:p>
-    <w:p>
-      <w:pPr>
-        <w:jc w:val="both"/>
-      </w:pPr>
-      <w:r>
-        <w:t>renault_username: &lt;your-username&gt;</w:t>
-      </w:r>
-    </w:p>
-    <w:p>
-      <w:pPr>
-        <w:jc w:val="both"/>
-        <w:rPr>
-          <w:sz w:val="28"/>
-          <w:szCs w:val="28"/>
-        </w:rPr>
-      </w:pPr>
-      <w:r>
-        <w:t>renault_password: &lt;your-password&gt;</w:t>
+      <w:proofErr w:type="spellStart"/>
+      <w:r>
+        <w:t>renault_account_id</w:t>
+      </w:r>
+      <w:proofErr w:type="spellEnd"/>
+      <w:r>
+        <w:t>: &lt;your-account-number&gt;</w:t>
+      </w:r>
+    </w:p>
+    <w:p>
+      <w:pPr>
+        <w:jc w:val="both"/>
+      </w:pPr>
+      <w:proofErr w:type="spellStart"/>
+      <w:r>
+        <w:t>renault_vin</w:t>
+      </w:r>
+      <w:proofErr w:type="spellEnd"/>
+      <w:r>
+        <w:t>: &lt;your-vin-number&gt;</w:t>
+      </w:r>
+    </w:p>
+    <w:p>
+      <w:pPr>
+        <w:jc w:val="both"/>
+      </w:pPr>
+      <w:proofErr w:type="spellStart"/>
+      <w:r>
+        <w:t>renault_username</w:t>
+      </w:r>
+      <w:proofErr w:type="spellEnd"/>
+      <w:r>
+        <w:t>: &lt;your-username&gt;</w:t>
+      </w:r>
+    </w:p>
+    <w:p>
+      <w:pPr>
+        <w:jc w:val="both"/>
+        <w:rPr>
+          <w:sz w:val="28"/>
+          <w:szCs w:val="28"/>
+        </w:rPr>
+      </w:pPr>
+      <w:proofErr w:type="spellStart"/>
+      <w:r>
+        <w:t>renault_password</w:t>
+      </w:r>
+      <w:proofErr w:type="spellEnd"/>
+      <w:r>
+        <w:t>: &lt;your-password&gt;</w:t>
       </w:r>
       <w:r>
         <w:rPr>
@@ -9664,7 +10863,39 @@
           <w:sz w:val="28"/>
           <w:szCs w:val="28"/>
         </w:rPr>
-        <w:t xml:space="preserve">Your “renault_account_id” is actually your Kamereon account id </w:t>
+        <w:t>Your “</w:t>
+      </w:r>
+      <w:proofErr w:type="spellStart"/>
+      <w:r>
+        <w:rPr>
+          <w:sz w:val="28"/>
+          <w:szCs w:val="28"/>
+        </w:rPr>
+        <w:t>renault_account_id</w:t>
+      </w:r>
+      <w:proofErr w:type="spellEnd"/>
+      <w:r>
+        <w:rPr>
+          <w:sz w:val="28"/>
+          <w:szCs w:val="28"/>
+        </w:rPr>
+        <w:t xml:space="preserve">” is actually your </w:t>
+      </w:r>
+      <w:proofErr w:type="spellStart"/>
+      <w:r>
+        <w:rPr>
+          <w:sz w:val="28"/>
+          <w:szCs w:val="28"/>
+        </w:rPr>
+        <w:t>Kamereon</w:t>
+      </w:r>
+      <w:proofErr w:type="spellEnd"/>
+      <w:r>
+        <w:rPr>
+          <w:sz w:val="28"/>
+          <w:szCs w:val="28"/>
+        </w:rPr>
+        <w:t xml:space="preserve"> account id </w:t>
       </w:r>
       <w:r>
         <w:rPr>
@@ -9866,14 +11097,32 @@
           <w:sz w:val="28"/>
           <w:szCs w:val="28"/>
         </w:rPr>
-        <w:t>-entries</w:t>
-      </w:r>
-      <w:r>
-        <w:rPr>
-          <w:sz w:val="28"/>
-          <w:szCs w:val="28"/>
-        </w:rPr>
-        <w:t>.yaml”</w:t>
+        <w:t>-</w:t>
+      </w:r>
+      <w:proofErr w:type="spellStart"/>
+      <w:proofErr w:type="gramStart"/>
+      <w:r>
+        <w:rPr>
+          <w:sz w:val="28"/>
+          <w:szCs w:val="28"/>
+        </w:rPr>
+        <w:t>entries</w:t>
+      </w:r>
+      <w:r>
+        <w:rPr>
+          <w:sz w:val="28"/>
+          <w:szCs w:val="28"/>
+        </w:rPr>
+        <w:t>.yaml</w:t>
+      </w:r>
+      <w:proofErr w:type="spellEnd"/>
+      <w:proofErr w:type="gramEnd"/>
+      <w:r>
+        <w:rPr>
+          <w:sz w:val="28"/>
+          <w:szCs w:val="28"/>
+        </w:rPr>
+        <w:t>”</w:t>
       </w:r>
       <w:r>
         <w:rPr>
@@ -10026,8 +11275,13 @@
       <w:pPr>
         <w:jc w:val="both"/>
       </w:pPr>
-      <w:r>
-        <w:t>lovelace:</w:t>
+      <w:proofErr w:type="spellStart"/>
+      <w:r>
+        <w:t>lovelace</w:t>
+      </w:r>
+      <w:proofErr w:type="spellEnd"/>
+      <w:r>
+        <w:t>:</w:t>
       </w:r>
     </w:p>
     <w:p>
@@ -10051,8 +11305,13 @@
         <w:jc w:val="both"/>
       </w:pPr>
       <w:r>
-        <w:t xml:space="preserve">      type: css</w:t>
-      </w:r>
+        <w:t xml:space="preserve">      type: </w:t>
+      </w:r>
+      <w:proofErr w:type="spellStart"/>
+      <w:r>
+        <w:t>css</w:t>
+      </w:r>
+      <w:proofErr w:type="spellEnd"/>
     </w:p>
     <w:p>
       <w:pPr>
@@ -10080,8 +11339,13 @@
       <w:pPr>
         <w:jc w:val="both"/>
       </w:pPr>
-      <w:r>
-        <w:t>homeassistant:</w:t>
+      <w:proofErr w:type="spellStart"/>
+      <w:r>
+        <w:t>homeassistant</w:t>
+      </w:r>
+      <w:proofErr w:type="spellEnd"/>
+      <w:r>
+        <w:t>:</w:t>
       </w:r>
     </w:p>
     <w:p>
@@ -10097,23 +11361,55 @@
         <w:jc w:val="both"/>
       </w:pPr>
       <w:r>
-        <w:t xml:space="preserve">    device_tracker.r5_car_location_raw:</w:t>
-      </w:r>
-    </w:p>
-    <w:p>
-      <w:pPr>
-        <w:jc w:val="both"/>
-      </w:pPr>
-      <w:r>
-        <w:t xml:space="preserve">      entity_picture: /local/backgrounds/map-marker-pop-yellow.png</w:t>
-      </w:r>
-    </w:p>
-    <w:p>
-      <w:pPr>
-        <w:jc w:val="both"/>
-      </w:pPr>
-      <w:r>
-        <w:t xml:space="preserve">  packages: !include_dir_named packages</w:t>
+        <w:t xml:space="preserve">    device_</w:t>
+      </w:r>
+      <w:proofErr w:type="gramStart"/>
+      <w:r>
+        <w:t>tracker.r</w:t>
+      </w:r>
+      <w:proofErr w:type="gramEnd"/>
+      <w:r>
+        <w:t>5_car_location_raw:</w:t>
+      </w:r>
+    </w:p>
+    <w:p>
+      <w:pPr>
+        <w:jc w:val="both"/>
+      </w:pPr>
+      <w:r>
+        <w:t xml:space="preserve">      </w:t>
+      </w:r>
+      <w:proofErr w:type="spellStart"/>
+      <w:r>
+        <w:t>entity_picture</w:t>
+      </w:r>
+      <w:proofErr w:type="spellEnd"/>
+      <w:r>
+        <w:t>: /local/backgrounds/map-marker-pop-yellow.png</w:t>
+      </w:r>
+    </w:p>
+    <w:p>
+      <w:pPr>
+        <w:jc w:val="both"/>
+      </w:pPr>
+      <w:r>
+        <w:t xml:space="preserve">  packages</w:t>
+      </w:r>
+      <w:proofErr w:type="gramStart"/>
+      <w:r>
+        <w:t>: !</w:t>
+      </w:r>
+      <w:proofErr w:type="spellStart"/>
+      <w:r>
+        <w:t>include</w:t>
+      </w:r>
+      <w:proofErr w:type="gramEnd"/>
+      <w:r>
+        <w:t>_dir_named</w:t>
+      </w:r>
+      <w:proofErr w:type="spellEnd"/>
+      <w:r>
+        <w:t xml:space="preserve"> packages</w:t>
       </w:r>
     </w:p>
     <w:p>
@@ -10134,72 +11430,236 @@
         <w:jc w:val="both"/>
       </w:pPr>
       <w:r>
-        <w:t>script: !include_dir_merge_named scripts</w:t>
-      </w:r>
-    </w:p>
-    <w:p>
-      <w:pPr>
-        <w:jc w:val="both"/>
-      </w:pPr>
-      <w:r>
-        <w:t>template: !include_dir_merge_list templates</w:t>
-      </w:r>
-    </w:p>
-    <w:p>
-      <w:pPr>
-        <w:jc w:val="both"/>
-      </w:pPr>
-      <w:r>
-        <w:t>mqtt: !include_dir_merge_list mqtt</w:t>
-      </w:r>
-    </w:p>
-    <w:p>
-      <w:pPr>
-        <w:jc w:val="both"/>
-      </w:pPr>
-      <w:r>
-        <w:t>shell_command: !include shell_command.yaml</w:t>
-      </w:r>
-    </w:p>
-    <w:p>
-      <w:pPr>
-        <w:jc w:val="both"/>
-      </w:pPr>
-      <w:r>
-        <w:t>command_line: !include command_line.yaml</w:t>
-      </w:r>
-    </w:p>
-    <w:p>
-      <w:pPr>
-        <w:jc w:val="both"/>
-      </w:pPr>
-      <w:r>
-        <w:t>input_datetime: !include helpers/input_datetime.yaml</w:t>
-      </w:r>
-    </w:p>
-    <w:p>
-      <w:pPr>
-        <w:jc w:val="both"/>
-      </w:pPr>
-      <w:r>
-        <w:t>input_number:   !include helpers/input_number.yaml</w:t>
-      </w:r>
-    </w:p>
-    <w:p>
-      <w:pPr>
-        <w:jc w:val="both"/>
-      </w:pPr>
-      <w:r>
-        <w:t>input_text:     !include helpers/input_text.yaml</w:t>
-      </w:r>
-    </w:p>
-    <w:p>
-      <w:pPr>
-        <w:jc w:val="both"/>
-      </w:pPr>
-      <w:r>
-        <w:t>input_boolean:  !include helpers/input_boolean.yaml</w:t>
-      </w:r>
+        <w:t>script</w:t>
+      </w:r>
+      <w:proofErr w:type="gramStart"/>
+      <w:r>
+        <w:t>: !</w:t>
+      </w:r>
+      <w:proofErr w:type="spellStart"/>
+      <w:r>
+        <w:t>include</w:t>
+      </w:r>
+      <w:proofErr w:type="gramEnd"/>
+      <w:r>
+        <w:t>_dir_merge_named</w:t>
+      </w:r>
+      <w:proofErr w:type="spellEnd"/>
+      <w:r>
+        <w:t xml:space="preserve"> scripts</w:t>
+      </w:r>
+    </w:p>
+    <w:p>
+      <w:pPr>
+        <w:jc w:val="both"/>
+      </w:pPr>
+      <w:r>
+        <w:t>template</w:t>
+      </w:r>
+      <w:proofErr w:type="gramStart"/>
+      <w:r>
+        <w:t>: !</w:t>
+      </w:r>
+      <w:proofErr w:type="spellStart"/>
+      <w:r>
+        <w:t>include</w:t>
+      </w:r>
+      <w:proofErr w:type="gramEnd"/>
+      <w:r>
+        <w:t>_dir_merge_list</w:t>
+      </w:r>
+      <w:proofErr w:type="spellEnd"/>
+      <w:r>
+        <w:t xml:space="preserve"> templates</w:t>
+      </w:r>
+    </w:p>
+    <w:p>
+      <w:pPr>
+        <w:jc w:val="both"/>
+      </w:pPr>
+      <w:proofErr w:type="spellStart"/>
+      <w:r>
+        <w:t>mqtt</w:t>
+      </w:r>
+      <w:proofErr w:type="spellEnd"/>
+      <w:proofErr w:type="gramStart"/>
+      <w:r>
+        <w:t>: !</w:t>
+      </w:r>
+      <w:proofErr w:type="spellStart"/>
+      <w:r>
+        <w:t>include</w:t>
+      </w:r>
+      <w:proofErr w:type="gramEnd"/>
+      <w:r>
+        <w:t>_dir_merge_list</w:t>
+      </w:r>
+      <w:proofErr w:type="spellEnd"/>
+      <w:r>
+        <w:t xml:space="preserve"> </w:t>
+      </w:r>
+      <w:proofErr w:type="spellStart"/>
+      <w:r>
+        <w:t>mqtt</w:t>
+      </w:r>
+      <w:proofErr w:type="spellEnd"/>
+    </w:p>
+    <w:p>
+      <w:pPr>
+        <w:jc w:val="both"/>
+      </w:pPr>
+      <w:proofErr w:type="spellStart"/>
+      <w:r>
+        <w:t>shell_command</w:t>
+      </w:r>
+      <w:proofErr w:type="spellEnd"/>
+      <w:proofErr w:type="gramStart"/>
+      <w:r>
+        <w:t>: !include</w:t>
+      </w:r>
+      <w:proofErr w:type="gramEnd"/>
+      <w:r>
+        <w:t xml:space="preserve"> </w:t>
+      </w:r>
+      <w:proofErr w:type="spellStart"/>
+      <w:r>
+        <w:t>shell_</w:t>
+      </w:r>
+      <w:proofErr w:type="gramStart"/>
+      <w:r>
+        <w:t>command.yaml</w:t>
+      </w:r>
+      <w:proofErr w:type="spellEnd"/>
+      <w:proofErr w:type="gramEnd"/>
+    </w:p>
+    <w:p>
+      <w:pPr>
+        <w:jc w:val="both"/>
+      </w:pPr>
+      <w:proofErr w:type="spellStart"/>
+      <w:r>
+        <w:t>command_line</w:t>
+      </w:r>
+      <w:proofErr w:type="spellEnd"/>
+      <w:proofErr w:type="gramStart"/>
+      <w:r>
+        <w:t>: !include</w:t>
+      </w:r>
+      <w:proofErr w:type="gramEnd"/>
+      <w:r>
+        <w:t xml:space="preserve"> </w:t>
+      </w:r>
+      <w:proofErr w:type="spellStart"/>
+      <w:r>
+        <w:t>command_</w:t>
+      </w:r>
+      <w:proofErr w:type="gramStart"/>
+      <w:r>
+        <w:t>line.yaml</w:t>
+      </w:r>
+      <w:proofErr w:type="spellEnd"/>
+      <w:proofErr w:type="gramEnd"/>
+    </w:p>
+    <w:p>
+      <w:pPr>
+        <w:jc w:val="both"/>
+      </w:pPr>
+      <w:proofErr w:type="spellStart"/>
+      <w:r>
+        <w:t>input_datetime</w:t>
+      </w:r>
+      <w:proofErr w:type="spellEnd"/>
+      <w:proofErr w:type="gramStart"/>
+      <w:r>
+        <w:t>: !include</w:t>
+      </w:r>
+      <w:proofErr w:type="gramEnd"/>
+      <w:r>
+        <w:t xml:space="preserve"> helpers/</w:t>
+      </w:r>
+      <w:proofErr w:type="spellStart"/>
+      <w:r>
+        <w:t>input_datetime.yaml</w:t>
+      </w:r>
+      <w:proofErr w:type="spellEnd"/>
+    </w:p>
+    <w:p>
+      <w:pPr>
+        <w:jc w:val="both"/>
+      </w:pPr>
+      <w:proofErr w:type="spellStart"/>
+      <w:r>
+        <w:t>input_number</w:t>
+      </w:r>
+      <w:proofErr w:type="spellEnd"/>
+      <w:r>
+        <w:t xml:space="preserve">: </w:t>
+      </w:r>
+      <w:proofErr w:type="gramStart"/>
+      <w:r>
+        <w:t xml:space="preserve">  !include</w:t>
+      </w:r>
+      <w:proofErr w:type="gramEnd"/>
+      <w:r>
+        <w:t xml:space="preserve"> helpers/</w:t>
+      </w:r>
+      <w:proofErr w:type="spellStart"/>
+      <w:r>
+        <w:t>input_number.yaml</w:t>
+      </w:r>
+      <w:proofErr w:type="spellEnd"/>
+    </w:p>
+    <w:p>
+      <w:pPr>
+        <w:jc w:val="both"/>
+      </w:pPr>
+      <w:proofErr w:type="spellStart"/>
+      <w:r>
+        <w:t>input_text</w:t>
+      </w:r>
+      <w:proofErr w:type="spellEnd"/>
+      <w:r>
+        <w:t xml:space="preserve">:   </w:t>
+      </w:r>
+      <w:proofErr w:type="gramStart"/>
+      <w:r>
+        <w:t xml:space="preserve">  !include</w:t>
+      </w:r>
+      <w:proofErr w:type="gramEnd"/>
+      <w:r>
+        <w:t xml:space="preserve"> helpers/</w:t>
+      </w:r>
+      <w:proofErr w:type="spellStart"/>
+      <w:r>
+        <w:t>input_text.yaml</w:t>
+      </w:r>
+      <w:proofErr w:type="spellEnd"/>
+    </w:p>
+    <w:p>
+      <w:pPr>
+        <w:jc w:val="both"/>
+      </w:pPr>
+      <w:proofErr w:type="spellStart"/>
+      <w:r>
+        <w:t>input_boolean</w:t>
+      </w:r>
+      <w:proofErr w:type="spellEnd"/>
+      <w:r>
+        <w:t>:</w:t>
+      </w:r>
+      <w:proofErr w:type="gramStart"/>
+      <w:r>
+        <w:t xml:space="preserve">  !include</w:t>
+      </w:r>
+      <w:proofErr w:type="gramEnd"/>
+      <w:r>
+        <w:t xml:space="preserve"> helpers/</w:t>
+      </w:r>
+      <w:proofErr w:type="spellStart"/>
+      <w:r>
+        <w:t>input_boolean.yaml</w:t>
+      </w:r>
+      <w:proofErr w:type="spellEnd"/>
     </w:p>
     <w:p>
       <w:pPr>
@@ -10265,7 +11725,25 @@
           <w:sz w:val="28"/>
           <w:szCs w:val="28"/>
         </w:rPr>
-        <w:t>open the file “configuration.yaml”</w:t>
+        <w:t>open the file “</w:t>
+      </w:r>
+      <w:proofErr w:type="spellStart"/>
+      <w:proofErr w:type="gramStart"/>
+      <w:r>
+        <w:rPr>
+          <w:sz w:val="28"/>
+          <w:szCs w:val="28"/>
+        </w:rPr>
+        <w:t>configuration.yaml</w:t>
+      </w:r>
+      <w:proofErr w:type="spellEnd"/>
+      <w:proofErr w:type="gramEnd"/>
+      <w:r>
+        <w:rPr>
+          <w:sz w:val="28"/>
+          <w:szCs w:val="28"/>
+        </w:rPr>
+        <w:t>”</w:t>
       </w:r>
     </w:p>
     <w:p>
@@ -10346,6 +11824,7 @@
         </w:rPr>
         <w:t>‘</w:t>
       </w:r>
+      <w:proofErr w:type="spellStart"/>
       <w:r>
         <w:rPr>
           <w:sz w:val="28"/>
@@ -10353,6 +11832,7 @@
         </w:rPr>
         <w:t>lovelace</w:t>
       </w:r>
+      <w:proofErr w:type="spellEnd"/>
       <w:r>
         <w:rPr>
           <w:sz w:val="28"/>
@@ -10395,6 +11875,7 @@
         </w:rPr>
         <w:t>‘</w:t>
       </w:r>
+      <w:proofErr w:type="spellStart"/>
       <w:r>
         <w:rPr>
           <w:sz w:val="28"/>
@@ -10402,6 +11883,7 @@
         </w:rPr>
         <w:t>homeassistant</w:t>
       </w:r>
+      <w:proofErr w:type="spellEnd"/>
       <w:r>
         <w:rPr>
           <w:sz w:val="28"/>
@@ -10452,7 +11934,23 @@
           <w:sz w:val="28"/>
           <w:szCs w:val="28"/>
         </w:rPr>
-        <w:t xml:space="preserve"> the configuration.yaml file and save it</w:t>
+        <w:t xml:space="preserve"> the </w:t>
+      </w:r>
+      <w:proofErr w:type="spellStart"/>
+      <w:r>
+        <w:rPr>
+          <w:sz w:val="28"/>
+          <w:szCs w:val="28"/>
+        </w:rPr>
+        <w:t>configuration.yaml</w:t>
+      </w:r>
+      <w:proofErr w:type="spellEnd"/>
+      <w:r>
+        <w:rPr>
+          <w:sz w:val="28"/>
+          <w:szCs w:val="28"/>
+        </w:rPr>
+        <w:t xml:space="preserve"> file and save it</w:t>
       </w:r>
     </w:p>
     <w:p>
@@ -10561,8 +12059,13 @@
       <w:pPr>
         <w:jc w:val="both"/>
       </w:pPr>
-      <w:r>
-        <w:t>entity_picture: /local/backgrounds/map-marker-pop-yellow.png</w:t>
+      <w:proofErr w:type="spellStart"/>
+      <w:r>
+        <w:t>entity_picture</w:t>
+      </w:r>
+      <w:proofErr w:type="spellEnd"/>
+      <w:r>
+        <w:t>: /local/backgrounds/map-marker-pop-yellow.png</w:t>
       </w:r>
     </w:p>
     <w:p>
@@ -10616,7 +12119,23 @@
           <w:sz w:val="28"/>
           <w:szCs w:val="28"/>
         </w:rPr>
-        <w:t>For example change:</w:t>
+        <w:t xml:space="preserve">For </w:t>
+      </w:r>
+      <w:proofErr w:type="gramStart"/>
+      <w:r>
+        <w:rPr>
+          <w:sz w:val="28"/>
+          <w:szCs w:val="28"/>
+        </w:rPr>
+        <w:t>example</w:t>
+      </w:r>
+      <w:proofErr w:type="gramEnd"/>
+      <w:r>
+        <w:rPr>
+          <w:sz w:val="28"/>
+          <w:szCs w:val="28"/>
+        </w:rPr>
+        <w:t xml:space="preserve"> change:</w:t>
       </w:r>
     </w:p>
     <w:p>
@@ -10682,14 +12201,46 @@
           <w:sz w:val="28"/>
           <w:szCs w:val="28"/>
         </w:rPr>
-        <w:t>summary, when pasting this code into your configuration</w:t>
-      </w:r>
-      <w:r>
-        <w:rPr>
-          <w:sz w:val="28"/>
-          <w:szCs w:val="28"/>
-        </w:rPr>
-        <w:t xml:space="preserve">.yaml file in Home Asssitant, </w:t>
+        <w:t xml:space="preserve">summary, when pasting this code into your </w:t>
+      </w:r>
+      <w:proofErr w:type="spellStart"/>
+      <w:r>
+        <w:rPr>
+          <w:sz w:val="28"/>
+          <w:szCs w:val="28"/>
+        </w:rPr>
+        <w:t>configuration</w:t>
+      </w:r>
+      <w:r>
+        <w:rPr>
+          <w:sz w:val="28"/>
+          <w:szCs w:val="28"/>
+        </w:rPr>
+        <w:t>.yaml</w:t>
+      </w:r>
+      <w:proofErr w:type="spellEnd"/>
+      <w:r>
+        <w:rPr>
+          <w:sz w:val="28"/>
+          <w:szCs w:val="28"/>
+        </w:rPr>
+        <w:t xml:space="preserve"> file in Home </w:t>
+      </w:r>
+      <w:proofErr w:type="spellStart"/>
+      <w:r>
+        <w:rPr>
+          <w:sz w:val="28"/>
+          <w:szCs w:val="28"/>
+        </w:rPr>
+        <w:t>Asssitant</w:t>
+      </w:r>
+      <w:proofErr w:type="spellEnd"/>
+      <w:r>
+        <w:rPr>
+          <w:sz w:val="28"/>
+          <w:szCs w:val="28"/>
+        </w:rPr>
+        <w:t xml:space="preserve">, </w:t>
       </w:r>
       <w:r>
         <w:rPr>
@@ -10745,7 +12296,23 @@
           <w:sz w:val="28"/>
           <w:szCs w:val="28"/>
         </w:rPr>
-        <w:t xml:space="preserve"> DO NOT modify any other code in your configuration.yaml file</w:t>
+        <w:t xml:space="preserve"> DO NOT modify any other code in your </w:t>
+      </w:r>
+      <w:proofErr w:type="spellStart"/>
+      <w:r>
+        <w:rPr>
+          <w:sz w:val="28"/>
+          <w:szCs w:val="28"/>
+        </w:rPr>
+        <w:t>configuration.yaml</w:t>
+      </w:r>
+      <w:proofErr w:type="spellEnd"/>
+      <w:r>
+        <w:rPr>
+          <w:sz w:val="28"/>
+          <w:szCs w:val="28"/>
+        </w:rPr>
+        <w:t xml:space="preserve"> file</w:t>
       </w:r>
       <w:r>
         <w:rPr>
@@ -10827,16 +12394,26 @@
           <w:szCs w:val="28"/>
           <w:highlight w:val="yellow"/>
         </w:rPr>
-        <w:t>front-end.</w:t>
-      </w:r>
+        <w:t>front-</w:t>
+      </w:r>
+      <w:proofErr w:type="spellStart"/>
       <w:r>
         <w:rPr>
           <w:sz w:val="28"/>
           <w:szCs w:val="28"/>
           <w:highlight w:val="yellow"/>
         </w:rPr>
+        <w:t>end.</w:t>
+      </w:r>
+      <w:r>
+        <w:rPr>
+          <w:sz w:val="28"/>
+          <w:szCs w:val="28"/>
+          <w:highlight w:val="yellow"/>
+        </w:rPr>
         <w:t>text</w:t>
       </w:r>
+      <w:proofErr w:type="spellEnd"/>
       <w:r>
         <w:rPr>
           <w:sz w:val="28"/>
@@ -10989,23 +12566,77 @@
           <w:u w:val="single"/>
         </w:rPr>
         <w:lastRenderedPageBreak/>
-        <w:t>Creating The Front End Card</w:t>
-      </w:r>
-    </w:p>
-    <w:p>
-      <w:pPr>
-        <w:jc w:val="both"/>
-        <w:rPr>
-          <w:sz w:val="28"/>
-          <w:szCs w:val="28"/>
-        </w:rPr>
-      </w:pPr>
-      <w:r>
-        <w:rPr>
-          <w:sz w:val="28"/>
-          <w:szCs w:val="28"/>
-        </w:rPr>
-        <w:t>Note: The front end card has been styled to work best in Home Assistant  when you a</w:t>
+        <w:t xml:space="preserve">Creating The </w:t>
+      </w:r>
+      <w:proofErr w:type="gramStart"/>
+      <w:r>
+        <w:rPr>
+          <w:b/>
+          <w:bCs/>
+          <w:sz w:val="28"/>
+          <w:szCs w:val="28"/>
+          <w:u w:val="single"/>
+        </w:rPr>
+        <w:t>Front End</w:t>
+      </w:r>
+      <w:proofErr w:type="gramEnd"/>
+      <w:r>
+        <w:rPr>
+          <w:b/>
+          <w:bCs/>
+          <w:sz w:val="28"/>
+          <w:szCs w:val="28"/>
+          <w:u w:val="single"/>
+        </w:rPr>
+        <w:t xml:space="preserve"> Card</w:t>
+      </w:r>
+    </w:p>
+    <w:p>
+      <w:pPr>
+        <w:jc w:val="both"/>
+        <w:rPr>
+          <w:sz w:val="28"/>
+          <w:szCs w:val="28"/>
+        </w:rPr>
+      </w:pPr>
+      <w:r>
+        <w:rPr>
+          <w:sz w:val="28"/>
+          <w:szCs w:val="28"/>
+        </w:rPr>
+        <w:t xml:space="preserve">Note: The </w:t>
+      </w:r>
+      <w:proofErr w:type="gramStart"/>
+      <w:r>
+        <w:rPr>
+          <w:sz w:val="28"/>
+          <w:szCs w:val="28"/>
+        </w:rPr>
+        <w:t>front end</w:t>
+      </w:r>
+      <w:proofErr w:type="gramEnd"/>
+      <w:r>
+        <w:rPr>
+          <w:sz w:val="28"/>
+          <w:szCs w:val="28"/>
+        </w:rPr>
+        <w:t xml:space="preserve"> card has been styled to work best in Home </w:t>
+      </w:r>
+      <w:proofErr w:type="gramStart"/>
+      <w:r>
+        <w:rPr>
+          <w:sz w:val="28"/>
+          <w:szCs w:val="28"/>
+        </w:rPr>
+        <w:t>Assistant  when</w:t>
+      </w:r>
+      <w:proofErr w:type="gramEnd"/>
+      <w:r>
+        <w:rPr>
+          <w:sz w:val="28"/>
+          <w:szCs w:val="28"/>
+        </w:rPr>
+        <w:t xml:space="preserve"> you a</w:t>
       </w:r>
       <w:r>
         <w:rPr>
@@ -11622,12 +13253,21 @@
         </w:rPr>
         <w:t xml:space="preserve">, to exit editing mode in HA. You should now see your new </w:t>
       </w:r>
-      <w:r>
-        <w:rPr>
-          <w:sz w:val="28"/>
-          <w:szCs w:val="28"/>
-        </w:rPr>
-        <w:t xml:space="preserve">front end </w:t>
+      <w:proofErr w:type="gramStart"/>
+      <w:r>
+        <w:rPr>
+          <w:sz w:val="28"/>
+          <w:szCs w:val="28"/>
+        </w:rPr>
+        <w:t>front end</w:t>
+      </w:r>
+      <w:proofErr w:type="gramEnd"/>
+      <w:r>
+        <w:rPr>
+          <w:sz w:val="28"/>
+          <w:szCs w:val="28"/>
+        </w:rPr>
+        <w:t xml:space="preserve"> </w:t>
       </w:r>
       <w:r>
         <w:rPr>
@@ -11772,16 +13412,26 @@
           <w:szCs w:val="28"/>
           <w:highlight w:val="yellow"/>
         </w:rPr>
-        <w:t>front-end</w:t>
-      </w:r>
+        <w:t>front-</w:t>
+      </w:r>
+      <w:proofErr w:type="spellStart"/>
       <w:r>
         <w:rPr>
           <w:sz w:val="28"/>
           <w:szCs w:val="28"/>
           <w:highlight w:val="yellow"/>
         </w:rPr>
+        <w:t>end</w:t>
+      </w:r>
+      <w:r>
+        <w:rPr>
+          <w:sz w:val="28"/>
+          <w:szCs w:val="28"/>
+          <w:highlight w:val="yellow"/>
+        </w:rPr>
         <w:t>.</w:t>
       </w:r>
+      <w:proofErr w:type="gramStart"/>
       <w:r>
         <w:rPr>
           <w:sz w:val="28"/>
@@ -11790,6 +13440,7 @@
         </w:rPr>
         <w:t>text</w:t>
       </w:r>
+      <w:proofErr w:type="spellEnd"/>
       <w:r>
         <w:rPr>
           <w:sz w:val="28"/>
@@ -11797,6 +13448,7 @@
         </w:rPr>
         <w:t>”  in</w:t>
       </w:r>
+      <w:proofErr w:type="gramEnd"/>
       <w:r>
         <w:rPr>
           <w:sz w:val="28"/>
@@ -11865,19 +13517,43 @@
           <w:sz w:val="28"/>
           <w:szCs w:val="28"/>
         </w:rPr>
-        <w:t xml:space="preserve"> your own GoogleMaps API key</w:t>
-      </w:r>
-    </w:p>
-    <w:p>
-      <w:pPr>
-        <w:jc w:val="both"/>
-        <w:rPr>
-          <w:sz w:val="28"/>
-          <w:szCs w:val="28"/>
-        </w:rPr>
-      </w:pPr>
-      <w:r>
-        <w:t xml:space="preserve">&lt;your-google-maps-api-key&gt;  </w:t>
+        <w:t xml:space="preserve"> your own </w:t>
+      </w:r>
+      <w:proofErr w:type="spellStart"/>
+      <w:r>
+        <w:rPr>
+          <w:sz w:val="28"/>
+          <w:szCs w:val="28"/>
+        </w:rPr>
+        <w:t>GoogleMaps</w:t>
+      </w:r>
+      <w:proofErr w:type="spellEnd"/>
+      <w:r>
+        <w:rPr>
+          <w:sz w:val="28"/>
+          <w:szCs w:val="28"/>
+        </w:rPr>
+        <w:t xml:space="preserve"> API key</w:t>
+      </w:r>
+    </w:p>
+    <w:p>
+      <w:pPr>
+        <w:jc w:val="both"/>
+        <w:rPr>
+          <w:sz w:val="28"/>
+          <w:szCs w:val="28"/>
+        </w:rPr>
+      </w:pPr>
+      <w:r>
+        <w:t>&lt;your-google-maps-</w:t>
+      </w:r>
+      <w:proofErr w:type="spellStart"/>
+      <w:r>
+        <w:t>api</w:t>
+      </w:r>
+      <w:proofErr w:type="spellEnd"/>
+      <w:r>
+        <w:t xml:space="preserve">-key&gt;  </w:t>
       </w:r>
       <w:r>
         <w:rPr>
@@ -12049,12 +13725,21 @@
           <w:szCs w:val="28"/>
         </w:rPr>
       </w:pPr>
-      <w:r>
-        <w:rPr>
-          <w:sz w:val="28"/>
-          <w:szCs w:val="28"/>
-        </w:rPr>
-        <w:t xml:space="preserve">so this might become: </w:t>
+      <w:proofErr w:type="gramStart"/>
+      <w:r>
+        <w:rPr>
+          <w:sz w:val="28"/>
+          <w:szCs w:val="28"/>
+        </w:rPr>
+        <w:t>so</w:t>
+      </w:r>
+      <w:proofErr w:type="gramEnd"/>
+      <w:r>
+        <w:rPr>
+          <w:sz w:val="28"/>
+          <w:szCs w:val="28"/>
+        </w:rPr>
+        <w:t xml:space="preserve"> this might become: </w:t>
       </w:r>
     </w:p>
     <w:p>
@@ -12298,7 +13983,23 @@
           <w:sz w:val="28"/>
           <w:szCs w:val="28"/>
         </w:rPr>
-        <w:t>The pop up dialog box you saw earlier will appear. Now click on the three dots at the top right of the dialog box and select “Edit in YAML”. In that box you will see a section of code that looks something like this:</w:t>
+        <w:t xml:space="preserve">The </w:t>
+      </w:r>
+      <w:proofErr w:type="gramStart"/>
+      <w:r>
+        <w:rPr>
+          <w:sz w:val="28"/>
+          <w:szCs w:val="28"/>
+        </w:rPr>
+        <w:t>pop up</w:t>
+      </w:r>
+      <w:proofErr w:type="gramEnd"/>
+      <w:r>
+        <w:rPr>
+          <w:sz w:val="28"/>
+          <w:szCs w:val="28"/>
+        </w:rPr>
+        <w:t xml:space="preserve"> dialog box you saw earlier will appear. Now click on the three dots at the top right of the dialog box and select “Edit in YAML”. In that box you will see a section of code that looks something like this:</w:t>
       </w:r>
     </w:p>
     <w:p>
@@ -12322,8 +14023,13 @@
         <w:jc w:val="both"/>
       </w:pPr>
       <w:r>
-        <w:t xml:space="preserve">  alignment: center</w:t>
-      </w:r>
+        <w:t xml:space="preserve">  alignment: </w:t>
+      </w:r>
+      <w:proofErr w:type="spellStart"/>
+      <w:r>
+        <w:t>center</w:t>
+      </w:r>
+      <w:proofErr w:type="spellEnd"/>
     </w:p>
     <w:p>
       <w:pPr>
@@ -12362,15 +14068,39 @@
         <w:jc w:val="both"/>
       </w:pPr>
       <w:r>
-        <w:t xml:space="preserve">    media_content_id: media-source://image_upload/8376522bc4e30b62fc5ecbbb3c20e168</w:t>
-      </w:r>
-    </w:p>
-    <w:p>
-      <w:pPr>
-        <w:jc w:val="both"/>
-      </w:pPr>
-      <w:r>
-        <w:t xml:space="preserve">    media_content_type: image/jpeg</w:t>
+        <w:t xml:space="preserve">    </w:t>
+      </w:r>
+      <w:proofErr w:type="spellStart"/>
+      <w:r>
+        <w:t>media_content_id</w:t>
+      </w:r>
+      <w:proofErr w:type="spellEnd"/>
+      <w:r>
+        <w:t>: media-source://</w:t>
+      </w:r>
+      <w:proofErr w:type="spellStart"/>
+      <w:r>
+        <w:t>image_upload</w:t>
+      </w:r>
+      <w:proofErr w:type="spellEnd"/>
+      <w:r>
+        <w:t>/8376522bc4e30b62fc5ecbbb3c20e168</w:t>
+      </w:r>
+    </w:p>
+    <w:p>
+      <w:pPr>
+        <w:jc w:val="both"/>
+      </w:pPr>
+      <w:r>
+        <w:t xml:space="preserve">    </w:t>
+      </w:r>
+      <w:proofErr w:type="spellStart"/>
+      <w:r>
+        <w:t>media_content_type</w:t>
+      </w:r>
+      <w:proofErr w:type="spellEnd"/>
+      <w:r>
+        <w:t>: image/jpeg</w:t>
       </w:r>
     </w:p>
     <w:p>
@@ -12394,23 +14124,47 @@
         <w:jc w:val="both"/>
       </w:pPr>
       <w:r>
-        <w:t xml:space="preserve">      thumbnail: /api/image/serve/8376522bc4e30b62fc5ecbbb3c20e168/256x256</w:t>
-      </w:r>
-    </w:p>
-    <w:p>
-      <w:pPr>
-        <w:jc w:val="both"/>
-      </w:pPr>
-      <w:r>
-        <w:t xml:space="preserve">      media_class: image</w:t>
-      </w:r>
-    </w:p>
-    <w:p>
-      <w:pPr>
-        <w:jc w:val="both"/>
-      </w:pPr>
-      <w:r>
-        <w:t xml:space="preserve">      navigateIds:</w:t>
+        <w:t xml:space="preserve">      thumbnail: /</w:t>
+      </w:r>
+      <w:proofErr w:type="spellStart"/>
+      <w:r>
+        <w:t>api</w:t>
+      </w:r>
+      <w:proofErr w:type="spellEnd"/>
+      <w:r>
+        <w:t>/image/serve/8376522bc4e30b62fc5ecbbb3c20e168/256x256</w:t>
+      </w:r>
+    </w:p>
+    <w:p>
+      <w:pPr>
+        <w:jc w:val="both"/>
+      </w:pPr>
+      <w:r>
+        <w:t xml:space="preserve">      </w:t>
+      </w:r>
+      <w:proofErr w:type="spellStart"/>
+      <w:r>
+        <w:t>media_class</w:t>
+      </w:r>
+      <w:proofErr w:type="spellEnd"/>
+      <w:r>
+        <w:t>: image</w:t>
+      </w:r>
+    </w:p>
+    <w:p>
+      <w:pPr>
+        <w:jc w:val="both"/>
+      </w:pPr>
+      <w:r>
+        <w:t xml:space="preserve">      </w:t>
+      </w:r>
+      <w:proofErr w:type="spellStart"/>
+      <w:r>
+        <w:t>navigateIds</w:t>
+      </w:r>
+      <w:proofErr w:type="spellEnd"/>
+      <w:r>
+        <w:t>:</w:t>
       </w:r>
     </w:p>
     <w:p>
@@ -12426,16 +14180,37 @@
         <w:jc w:val="both"/>
       </w:pPr>
       <w:r>
-        <w:t xml:space="preserve">        - media_content_type: app</w:t>
-      </w:r>
-    </w:p>
-    <w:p>
-      <w:pPr>
-        <w:jc w:val="both"/>
-      </w:pPr>
-      <w:r>
-        <w:t xml:space="preserve">          media_content_id: media-source://image_upload</w:t>
-      </w:r>
+        <w:t xml:space="preserve">        - </w:t>
+      </w:r>
+      <w:proofErr w:type="spellStart"/>
+      <w:r>
+        <w:t>media_content_type</w:t>
+      </w:r>
+      <w:proofErr w:type="spellEnd"/>
+      <w:r>
+        <w:t>: app</w:t>
+      </w:r>
+    </w:p>
+    <w:p>
+      <w:pPr>
+        <w:jc w:val="both"/>
+      </w:pPr>
+      <w:r>
+        <w:t xml:space="preserve">          </w:t>
+      </w:r>
+      <w:proofErr w:type="spellStart"/>
+      <w:r>
+        <w:t>media_content_id</w:t>
+      </w:r>
+      <w:proofErr w:type="spellEnd"/>
+      <w:r>
+        <w:t>: media-source://</w:t>
+      </w:r>
+      <w:proofErr w:type="spellStart"/>
+      <w:r>
+        <w:t>image_upload</w:t>
+      </w:r>
+      <w:proofErr w:type="spellEnd"/>
     </w:p>
     <w:p>
       <w:pPr>
@@ -12625,7 +14400,73 @@
           <w:sz w:val="28"/>
           <w:szCs w:val="28"/>
         </w:rPr>
-        <w:t>In the pop up dialog box delete the code and then paste the card-yaml.text in it’s place.</w:t>
+        <w:t xml:space="preserve">In the </w:t>
+      </w:r>
+      <w:proofErr w:type="gramStart"/>
+      <w:r>
+        <w:rPr>
+          <w:sz w:val="28"/>
+          <w:szCs w:val="28"/>
+        </w:rPr>
+        <w:t>pop up</w:t>
+      </w:r>
+      <w:proofErr w:type="gramEnd"/>
+      <w:r>
+        <w:rPr>
+          <w:sz w:val="28"/>
+          <w:szCs w:val="28"/>
+        </w:rPr>
+        <w:t xml:space="preserve"> dialog box </w:t>
+      </w:r>
+      <w:proofErr w:type="gramStart"/>
+      <w:r>
+        <w:rPr>
+          <w:sz w:val="28"/>
+          <w:szCs w:val="28"/>
+        </w:rPr>
+        <w:t>delete</w:t>
+      </w:r>
+      <w:proofErr w:type="gramEnd"/>
+      <w:r>
+        <w:rPr>
+          <w:sz w:val="28"/>
+          <w:szCs w:val="28"/>
+        </w:rPr>
+        <w:t xml:space="preserve"> the code and then paste the card-</w:t>
+      </w:r>
+      <w:proofErr w:type="spellStart"/>
+      <w:r>
+        <w:rPr>
+          <w:sz w:val="28"/>
+          <w:szCs w:val="28"/>
+        </w:rPr>
+        <w:t>yaml.text</w:t>
+      </w:r>
+      <w:proofErr w:type="spellEnd"/>
+      <w:r>
+        <w:rPr>
+          <w:sz w:val="28"/>
+          <w:szCs w:val="28"/>
+        </w:rPr>
+        <w:t xml:space="preserve"> in </w:t>
+      </w:r>
+      <w:proofErr w:type="spellStart"/>
+      <w:proofErr w:type="gramStart"/>
+      <w:r>
+        <w:rPr>
+          <w:sz w:val="28"/>
+          <w:szCs w:val="28"/>
+        </w:rPr>
+        <w:t>it’s</w:t>
+      </w:r>
+      <w:proofErr w:type="spellEnd"/>
+      <w:proofErr w:type="gramEnd"/>
+      <w:r>
+        <w:rPr>
+          <w:sz w:val="28"/>
+          <w:szCs w:val="28"/>
+        </w:rPr>
+        <w:t xml:space="preserve"> place.</w:t>
       </w:r>
     </w:p>
     <w:p>
@@ -12682,15 +14523,31 @@
         <w:jc w:val="both"/>
       </w:pPr>
       <w:r>
-        <w:t xml:space="preserve">                          {% if states('binary_sensor.r5_renault_raw_stale') =='on' %}</w:t>
-      </w:r>
-    </w:p>
-    <w:p>
-      <w:pPr>
-        <w:jc w:val="both"/>
-      </w:pPr>
-      <w:r>
-        <w:t xml:space="preserve">                            color: red;</w:t>
+        <w:t xml:space="preserve">                          {% if states('binary_</w:t>
+      </w:r>
+      <w:proofErr w:type="gramStart"/>
+      <w:r>
+        <w:t>sensor.r</w:t>
+      </w:r>
+      <w:proofErr w:type="gramEnd"/>
+      <w:r>
+        <w:t>5_renault_raw_stale') =='on' %}</w:t>
+      </w:r>
+    </w:p>
+    <w:p>
+      <w:pPr>
+        <w:jc w:val="both"/>
+      </w:pPr>
+      <w:r>
+        <w:t xml:space="preserve">                            </w:t>
+      </w:r>
+      <w:proofErr w:type="spellStart"/>
+      <w:r>
+        <w:t>color</w:t>
+      </w:r>
+      <w:proofErr w:type="spellEnd"/>
+      <w:r>
+        <w:t>: red;</w:t>
       </w:r>
     </w:p>
     <w:p>
@@ -12714,7 +14571,15 @@
         <w:jc w:val="both"/>
       </w:pPr>
       <w:r>
-        <w:t xml:space="preserve">                            color: grey;</w:t>
+        <w:t xml:space="preserve">                            </w:t>
+      </w:r>
+      <w:proofErr w:type="spellStart"/>
+      <w:r>
+        <w:t>color</w:t>
+      </w:r>
+      <w:proofErr w:type="spellEnd"/>
+      <w:r>
+        <w:t>: grey;</w:t>
       </w:r>
     </w:p>
     <w:p>
@@ -12762,23 +14627,47 @@
         <w:jc w:val="both"/>
       </w:pPr>
       <w:r>
-        <w:t xml:space="preserve">                          background: none !important;</w:t>
-      </w:r>
-    </w:p>
-    <w:p>
-      <w:pPr>
-        <w:jc w:val="both"/>
-      </w:pPr>
-      <w:r>
-        <w:t xml:space="preserve">                          box-shadow: none !important;</w:t>
-      </w:r>
-    </w:p>
-    <w:p>
-      <w:pPr>
-        <w:jc w:val="both"/>
-      </w:pPr>
-      <w:r>
-        <w:t xml:space="preserve">                          border: none !important;</w:t>
+        <w:t xml:space="preserve">                          background: </w:t>
+      </w:r>
+      <w:proofErr w:type="gramStart"/>
+      <w:r>
+        <w:t>none !important</w:t>
+      </w:r>
+      <w:proofErr w:type="gramEnd"/>
+      <w:r>
+        <w:t>;</w:t>
+      </w:r>
+    </w:p>
+    <w:p>
+      <w:pPr>
+        <w:jc w:val="both"/>
+      </w:pPr>
+      <w:r>
+        <w:t xml:space="preserve">                          box-shadow: </w:t>
+      </w:r>
+      <w:proofErr w:type="gramStart"/>
+      <w:r>
+        <w:t>none !important</w:t>
+      </w:r>
+      <w:proofErr w:type="gramEnd"/>
+      <w:r>
+        <w:t>;</w:t>
+      </w:r>
+    </w:p>
+    <w:p>
+      <w:pPr>
+        <w:jc w:val="both"/>
+      </w:pPr>
+      <w:r>
+        <w:t xml:space="preserve">                          border: </w:t>
+      </w:r>
+      <w:proofErr w:type="gramStart"/>
+      <w:r>
+        <w:t>none !important</w:t>
+      </w:r>
+      <w:proofErr w:type="gramEnd"/>
+      <w:r>
+        <w:t>;</w:t>
       </w:r>
     </w:p>
     <w:p>
@@ -12802,24 +14691,87 @@
         <w:jc w:val="both"/>
       </w:pPr>
       <w:r>
-        <w:t xml:space="preserve">                        0% { transform: scale(1); opacity: 1; }</w:t>
-      </w:r>
-    </w:p>
-    <w:p>
-      <w:pPr>
-        <w:jc w:val="both"/>
-      </w:pPr>
-      <w:r>
-        <w:t xml:space="preserve">                        50% { transform: scale(1.08); opacity: 0.85; }</w:t>
-      </w:r>
-    </w:p>
-    <w:p>
-      <w:pPr>
-        <w:jc w:val="both"/>
-      </w:pPr>
-      <w:r>
-        <w:t xml:space="preserve">                        100% { transform: scale(1); opacity: 1; }</w:t>
-      </w:r>
+        <w:t xml:space="preserve">                        0% </w:t>
+      </w:r>
+      <w:proofErr w:type="gramStart"/>
+      <w:r>
+        <w:t>{ transform</w:t>
+      </w:r>
+      <w:proofErr w:type="gramEnd"/>
+      <w:r>
+        <w:t xml:space="preserve">: </w:t>
+      </w:r>
+      <w:proofErr w:type="gramStart"/>
+      <w:r>
+        <w:t>scale(</w:t>
+      </w:r>
+      <w:proofErr w:type="gramEnd"/>
+      <w:r>
+        <w:t>1); opacity: 1</w:t>
+      </w:r>
+      <w:proofErr w:type="gramStart"/>
+      <w:r>
+        <w:t>; }</w:t>
+      </w:r>
+      <w:proofErr w:type="gramEnd"/>
+    </w:p>
+    <w:p>
+      <w:pPr>
+        <w:jc w:val="both"/>
+      </w:pPr>
+      <w:r>
+        <w:t xml:space="preserve">                        50% </w:t>
+      </w:r>
+      <w:proofErr w:type="gramStart"/>
+      <w:r>
+        <w:t>{ transform</w:t>
+      </w:r>
+      <w:proofErr w:type="gramEnd"/>
+      <w:r>
+        <w:t xml:space="preserve">: </w:t>
+      </w:r>
+      <w:proofErr w:type="gramStart"/>
+      <w:r>
+        <w:t>scale(</w:t>
+      </w:r>
+      <w:proofErr w:type="gramEnd"/>
+      <w:r>
+        <w:t>1.08); opacity: 0.85</w:t>
+      </w:r>
+      <w:proofErr w:type="gramStart"/>
+      <w:r>
+        <w:t>; }</w:t>
+      </w:r>
+      <w:proofErr w:type="gramEnd"/>
+    </w:p>
+    <w:p>
+      <w:pPr>
+        <w:jc w:val="both"/>
+      </w:pPr>
+      <w:r>
+        <w:t xml:space="preserve">                        100% </w:t>
+      </w:r>
+      <w:proofErr w:type="gramStart"/>
+      <w:r>
+        <w:t>{ transform</w:t>
+      </w:r>
+      <w:proofErr w:type="gramEnd"/>
+      <w:r>
+        <w:t xml:space="preserve">: </w:t>
+      </w:r>
+      <w:proofErr w:type="gramStart"/>
+      <w:r>
+        <w:t>scale(</w:t>
+      </w:r>
+      <w:proofErr w:type="gramEnd"/>
+      <w:r>
+        <w:t>1); opacity: 1</w:t>
+      </w:r>
+      <w:proofErr w:type="gramStart"/>
+      <w:r>
+        <w:t>; }</w:t>
+      </w:r>
+      <w:proofErr w:type="gramEnd"/>
     </w:p>
     <w:p>
       <w:pPr>
@@ -13165,6 +15117,7 @@
           <w:szCs w:val="28"/>
         </w:rPr>
       </w:pPr>
+      <w:proofErr w:type="gramStart"/>
       <w:r>
         <w:rPr>
           <w:b/>
@@ -13173,621 +15126,10 @@
           <w:sz w:val="28"/>
           <w:szCs w:val="28"/>
         </w:rPr>
-        <w:t>Non GB based car</w:t>
-      </w:r>
-    </w:p>
-    <w:p>
-      <w:pPr>
-        <w:jc w:val="both"/>
-        <w:rPr>
-          <w:sz w:val="28"/>
-          <w:szCs w:val="28"/>
-        </w:rPr>
-      </w:pPr>
-      <w:r>
-        <w:rPr>
-          <w:sz w:val="28"/>
-          <w:szCs w:val="28"/>
-        </w:rPr>
-        <w:t xml:space="preserve">If you car is not UK based, you will need to make some changes to the following files. </w:t>
-      </w:r>
-    </w:p>
-    <w:p>
-      <w:pPr>
-        <w:jc w:val="both"/>
-        <w:rPr>
-          <w:sz w:val="28"/>
-          <w:szCs w:val="28"/>
-        </w:rPr>
-      </w:pPr>
-      <w:r>
-        <w:rPr>
-          <w:sz w:val="28"/>
-          <w:szCs w:val="28"/>
-        </w:rPr>
-        <w:t>Step (1)</w:t>
-      </w:r>
-    </w:p>
-    <w:p>
-      <w:pPr>
-        <w:jc w:val="both"/>
-        <w:rPr>
-          <w:sz w:val="28"/>
-          <w:szCs w:val="28"/>
-        </w:rPr>
-      </w:pPr>
-      <w:r>
-        <w:rPr>
-          <w:sz w:val="28"/>
-          <w:szCs w:val="28"/>
-        </w:rPr>
-        <w:t>From “File Editor” navigate to the “scripts” directory. Open the file “</w:t>
-      </w:r>
-      <w:r>
-        <w:rPr>
-          <w:sz w:val="28"/>
-          <w:szCs w:val="28"/>
-        </w:rPr>
-        <w:t>get_r5_battery</w:t>
-      </w:r>
-      <w:r>
-        <w:rPr>
-          <w:sz w:val="28"/>
-          <w:szCs w:val="28"/>
-        </w:rPr>
-        <w:t xml:space="preserve">.sh”. Click on the search icon in the file content panel at the top right of the screen and in it type “GB”. You will need to replace “GB” with the your correct country code (your “locale” as Renault term it!). </w:t>
-      </w:r>
-      <w:r>
-        <w:rPr>
-          <w:sz w:val="28"/>
-          <w:szCs w:val="28"/>
-          <w:u w:val="single"/>
-        </w:rPr>
-        <w:t>Be careful not to disturb or move any text around it. JUST replace the two letters, that is all</w:t>
-      </w:r>
-      <w:r>
-        <w:rPr>
-          <w:sz w:val="28"/>
-          <w:szCs w:val="28"/>
-        </w:rPr>
-        <w:t xml:space="preserve">. These are the locales that Renault currently accepts. </w:t>
-      </w:r>
-    </w:p>
-    <w:p>
-      <w:pPr>
-        <w:jc w:val="both"/>
-        <w:rPr>
-          <w:sz w:val="28"/>
-          <w:szCs w:val="28"/>
-        </w:rPr>
-      </w:pPr>
-      <w:r>
-        <w:rPr>
-          <w:sz w:val="28"/>
-          <w:szCs w:val="28"/>
-        </w:rPr>
-        <w:t>bg_BG</w:t>
-      </w:r>
-      <w:r>
-        <w:rPr>
-          <w:sz w:val="28"/>
-          <w:szCs w:val="28"/>
-        </w:rPr>
-        <w:t xml:space="preserve">, </w:t>
-      </w:r>
-      <w:r>
-        <w:rPr>
-          <w:sz w:val="28"/>
-          <w:szCs w:val="28"/>
-        </w:rPr>
-        <w:t>cs_CZ</w:t>
-      </w:r>
-      <w:r>
-        <w:rPr>
-          <w:sz w:val="28"/>
-          <w:szCs w:val="28"/>
-        </w:rPr>
-        <w:t xml:space="preserve">, </w:t>
-      </w:r>
-      <w:r>
-        <w:rPr>
-          <w:sz w:val="28"/>
-          <w:szCs w:val="28"/>
-        </w:rPr>
-        <w:t>da_DK</w:t>
-      </w:r>
-      <w:r>
-        <w:rPr>
-          <w:sz w:val="28"/>
-          <w:szCs w:val="28"/>
-        </w:rPr>
-        <w:t xml:space="preserve">, </w:t>
-      </w:r>
-      <w:r>
-        <w:rPr>
-          <w:sz w:val="28"/>
-          <w:szCs w:val="28"/>
-        </w:rPr>
-        <w:t>de_AT</w:t>
-      </w:r>
-      <w:r>
-        <w:rPr>
-          <w:sz w:val="28"/>
-          <w:szCs w:val="28"/>
-        </w:rPr>
-        <w:t xml:space="preserve">, </w:t>
-      </w:r>
-      <w:r>
-        <w:rPr>
-          <w:sz w:val="28"/>
-          <w:szCs w:val="28"/>
-        </w:rPr>
-        <w:t>de_CH</w:t>
-      </w:r>
-      <w:r>
-        <w:rPr>
-          <w:sz w:val="28"/>
-          <w:szCs w:val="28"/>
-        </w:rPr>
-        <w:t xml:space="preserve">, </w:t>
-      </w:r>
-      <w:r>
-        <w:rPr>
-          <w:sz w:val="28"/>
-          <w:szCs w:val="28"/>
-        </w:rPr>
-        <w:t>de_DE</w:t>
-      </w:r>
-      <w:r>
-        <w:rPr>
-          <w:sz w:val="28"/>
-          <w:szCs w:val="28"/>
-        </w:rPr>
-        <w:t xml:space="preserve">, </w:t>
-      </w:r>
-      <w:r>
-        <w:rPr>
-          <w:sz w:val="28"/>
-          <w:szCs w:val="28"/>
-        </w:rPr>
-        <w:t>en_GB</w:t>
-      </w:r>
-      <w:r>
-        <w:rPr>
-          <w:sz w:val="28"/>
-          <w:szCs w:val="28"/>
-        </w:rPr>
-        <w:t xml:space="preserve">, </w:t>
-      </w:r>
-      <w:r>
-        <w:rPr>
-          <w:sz w:val="28"/>
-          <w:szCs w:val="28"/>
-        </w:rPr>
-        <w:t>en_IE</w:t>
-      </w:r>
-      <w:r>
-        <w:rPr>
-          <w:sz w:val="28"/>
-          <w:szCs w:val="28"/>
-        </w:rPr>
-        <w:t xml:space="preserve">, </w:t>
-      </w:r>
-      <w:r>
-        <w:rPr>
-          <w:sz w:val="28"/>
-          <w:szCs w:val="28"/>
-        </w:rPr>
-        <w:t>es_ES</w:t>
-      </w:r>
-      <w:r>
-        <w:rPr>
-          <w:sz w:val="28"/>
-          <w:szCs w:val="28"/>
-        </w:rPr>
-        <w:t xml:space="preserve">, </w:t>
-      </w:r>
-      <w:r>
-        <w:rPr>
-          <w:sz w:val="28"/>
-          <w:szCs w:val="28"/>
-        </w:rPr>
-        <w:t>es_MX</w:t>
-      </w:r>
-    </w:p>
-    <w:p>
-      <w:pPr>
-        <w:jc w:val="both"/>
-        <w:rPr>
-          <w:sz w:val="28"/>
-          <w:szCs w:val="28"/>
-        </w:rPr>
-      </w:pPr>
-      <w:r>
-        <w:rPr>
-          <w:sz w:val="28"/>
-          <w:szCs w:val="28"/>
-        </w:rPr>
-        <w:t>fi_FI</w:t>
-      </w:r>
-      <w:r>
-        <w:rPr>
-          <w:sz w:val="28"/>
-          <w:szCs w:val="28"/>
-        </w:rPr>
-        <w:t xml:space="preserve">, </w:t>
-      </w:r>
-      <w:r>
-        <w:rPr>
-          <w:sz w:val="28"/>
-          <w:szCs w:val="28"/>
-        </w:rPr>
-        <w:t>fr_BE</w:t>
-      </w:r>
-      <w:r>
-        <w:rPr>
-          <w:sz w:val="28"/>
-          <w:szCs w:val="28"/>
-        </w:rPr>
-        <w:t xml:space="preserve">, </w:t>
-      </w:r>
-      <w:r>
-        <w:rPr>
-          <w:sz w:val="28"/>
-          <w:szCs w:val="28"/>
-        </w:rPr>
-        <w:t>fr_CH</w:t>
-      </w:r>
-      <w:r>
-        <w:rPr>
-          <w:sz w:val="28"/>
-          <w:szCs w:val="28"/>
-        </w:rPr>
-        <w:t xml:space="preserve">, </w:t>
-      </w:r>
-      <w:r>
-        <w:rPr>
-          <w:sz w:val="28"/>
-          <w:szCs w:val="28"/>
-        </w:rPr>
-        <w:t>fr_FR</w:t>
-      </w:r>
-      <w:r>
-        <w:rPr>
-          <w:sz w:val="28"/>
-          <w:szCs w:val="28"/>
-        </w:rPr>
-        <w:t xml:space="preserve">, </w:t>
-      </w:r>
-      <w:r>
-        <w:rPr>
-          <w:sz w:val="28"/>
-          <w:szCs w:val="28"/>
-        </w:rPr>
-        <w:t>fr_LU</w:t>
-      </w:r>
-      <w:r>
-        <w:rPr>
-          <w:sz w:val="28"/>
-          <w:szCs w:val="28"/>
-        </w:rPr>
-        <w:t xml:space="preserve">, </w:t>
-      </w:r>
-      <w:r>
-        <w:rPr>
-          <w:sz w:val="28"/>
-          <w:szCs w:val="28"/>
-        </w:rPr>
-        <w:t>hr_HR</w:t>
-      </w:r>
-      <w:r>
-        <w:rPr>
-          <w:sz w:val="28"/>
-          <w:szCs w:val="28"/>
-        </w:rPr>
-        <w:t xml:space="preserve">, </w:t>
-      </w:r>
-      <w:r>
-        <w:rPr>
-          <w:sz w:val="28"/>
-          <w:szCs w:val="28"/>
-        </w:rPr>
-        <w:t>hu_HU</w:t>
-      </w:r>
-      <w:r>
-        <w:rPr>
-          <w:sz w:val="28"/>
-          <w:szCs w:val="28"/>
-        </w:rPr>
-        <w:t xml:space="preserve">, </w:t>
-      </w:r>
-      <w:r>
-        <w:rPr>
-          <w:sz w:val="28"/>
-          <w:szCs w:val="28"/>
-        </w:rPr>
-        <w:t>it_CH</w:t>
-      </w:r>
-      <w:r>
-        <w:rPr>
-          <w:sz w:val="28"/>
-          <w:szCs w:val="28"/>
-        </w:rPr>
-        <w:t xml:space="preserve">, </w:t>
-      </w:r>
-      <w:r>
-        <w:rPr>
-          <w:sz w:val="28"/>
-          <w:szCs w:val="28"/>
-        </w:rPr>
-        <w:t>it_IT</w:t>
-      </w:r>
-      <w:r>
-        <w:rPr>
-          <w:sz w:val="28"/>
-          <w:szCs w:val="28"/>
-        </w:rPr>
-        <w:t xml:space="preserve">, </w:t>
-      </w:r>
-      <w:r>
-        <w:rPr>
-          <w:sz w:val="28"/>
-          <w:szCs w:val="28"/>
-        </w:rPr>
-        <w:t>nl_BE</w:t>
-      </w:r>
-      <w:r>
-        <w:rPr>
-          <w:sz w:val="28"/>
-          <w:szCs w:val="28"/>
-        </w:rPr>
-        <w:t xml:space="preserve">, </w:t>
-      </w:r>
-      <w:r>
-        <w:rPr>
-          <w:sz w:val="28"/>
-          <w:szCs w:val="28"/>
-        </w:rPr>
-        <w:t>nl_NL</w:t>
-      </w:r>
-    </w:p>
-    <w:p>
-      <w:pPr>
-        <w:jc w:val="both"/>
-        <w:rPr>
-          <w:sz w:val="28"/>
-          <w:szCs w:val="28"/>
-        </w:rPr>
-      </w:pPr>
-      <w:r>
-        <w:rPr>
-          <w:sz w:val="28"/>
-          <w:szCs w:val="28"/>
-        </w:rPr>
-        <w:t>no_NO</w:t>
-      </w:r>
-      <w:r>
-        <w:rPr>
-          <w:sz w:val="28"/>
-          <w:szCs w:val="28"/>
-        </w:rPr>
-        <w:t xml:space="preserve">, </w:t>
-      </w:r>
-      <w:r>
-        <w:rPr>
-          <w:sz w:val="28"/>
-          <w:szCs w:val="28"/>
-        </w:rPr>
-        <w:t>pl_PL</w:t>
-      </w:r>
-      <w:r>
-        <w:rPr>
-          <w:sz w:val="28"/>
-          <w:szCs w:val="28"/>
-        </w:rPr>
-        <w:t xml:space="preserve">, </w:t>
-      </w:r>
-      <w:r>
-        <w:rPr>
-          <w:sz w:val="28"/>
-          <w:szCs w:val="28"/>
-        </w:rPr>
-        <w:t>pt_PT</w:t>
-      </w:r>
-      <w:r>
-        <w:rPr>
-          <w:sz w:val="28"/>
-          <w:szCs w:val="28"/>
-        </w:rPr>
-        <w:t xml:space="preserve">, </w:t>
-      </w:r>
-      <w:r>
-        <w:rPr>
-          <w:sz w:val="28"/>
-          <w:szCs w:val="28"/>
-        </w:rPr>
-        <w:t>ro_RO</w:t>
-      </w:r>
-      <w:r>
-        <w:rPr>
-          <w:sz w:val="28"/>
-          <w:szCs w:val="28"/>
-        </w:rPr>
-        <w:t xml:space="preserve">, </w:t>
-      </w:r>
-      <w:r>
-        <w:rPr>
-          <w:sz w:val="28"/>
-          <w:szCs w:val="28"/>
-        </w:rPr>
-        <w:t>ru_RU</w:t>
-      </w:r>
-      <w:r>
-        <w:rPr>
-          <w:sz w:val="28"/>
-          <w:szCs w:val="28"/>
-        </w:rPr>
-        <w:t xml:space="preserve">, </w:t>
-      </w:r>
-      <w:r>
-        <w:rPr>
-          <w:sz w:val="28"/>
-          <w:szCs w:val="28"/>
-        </w:rPr>
-        <w:t>sk_SK</w:t>
-      </w:r>
-      <w:r>
-        <w:rPr>
-          <w:sz w:val="28"/>
-          <w:szCs w:val="28"/>
-        </w:rPr>
-        <w:t xml:space="preserve">, </w:t>
-      </w:r>
-      <w:r>
-        <w:rPr>
-          <w:sz w:val="28"/>
-          <w:szCs w:val="28"/>
-        </w:rPr>
-        <w:t>sl_SI</w:t>
-      </w:r>
-      <w:r>
-        <w:rPr>
-          <w:sz w:val="28"/>
-          <w:szCs w:val="28"/>
-        </w:rPr>
-        <w:t xml:space="preserve">, </w:t>
-      </w:r>
-      <w:r>
-        <w:rPr>
-          <w:sz w:val="28"/>
-          <w:szCs w:val="28"/>
-        </w:rPr>
-        <w:t>sv_SE</w:t>
-      </w:r>
-    </w:p>
-    <w:p>
-      <w:pPr>
-        <w:jc w:val="both"/>
-        <w:rPr>
-          <w:sz w:val="28"/>
-          <w:szCs w:val="28"/>
-        </w:rPr>
-      </w:pPr>
-      <w:r>
-        <w:rPr>
-          <w:b/>
-          <w:bCs/>
-          <w:sz w:val="28"/>
-          <w:szCs w:val="28"/>
-        </w:rPr>
-        <w:t>Note that you only need to use the last two letters</w:t>
-      </w:r>
-      <w:r>
-        <w:rPr>
-          <w:b/>
-          <w:bCs/>
-          <w:sz w:val="28"/>
-          <w:szCs w:val="28"/>
-        </w:rPr>
-        <w:t xml:space="preserve"> in this instance</w:t>
-      </w:r>
-      <w:r>
-        <w:rPr>
-          <w:sz w:val="28"/>
-          <w:szCs w:val="28"/>
-        </w:rPr>
-        <w:t xml:space="preserve">. So for example if you are based in Finland (locale code: fi_FI), type in ‘FI’ in place of ‘GB’. Once you have done this save the file. Repeat this process only for the following .sh files: Charges, Cockpit, HVAC, and Location. Once again, ensure that you only change the two letters “GB” in the code and </w:t>
-      </w:r>
-      <w:r>
-        <w:rPr>
-          <w:b/>
-          <w:bCs/>
-          <w:sz w:val="28"/>
-          <w:szCs w:val="28"/>
-        </w:rPr>
-        <w:t>NOTHING</w:t>
-      </w:r>
-      <w:r>
-        <w:rPr>
-          <w:sz w:val="28"/>
-          <w:szCs w:val="28"/>
-        </w:rPr>
-        <w:t xml:space="preserve"> else.</w:t>
-      </w:r>
-    </w:p>
-    <w:p>
-      <w:pPr>
-        <w:jc w:val="both"/>
-        <w:rPr>
-          <w:color w:val="EE0000"/>
-          <w:sz w:val="28"/>
-          <w:szCs w:val="28"/>
-        </w:rPr>
-      </w:pPr>
-    </w:p>
-    <w:p>
-      <w:pPr>
-        <w:jc w:val="both"/>
-        <w:rPr>
-          <w:sz w:val="28"/>
-          <w:szCs w:val="28"/>
-        </w:rPr>
-      </w:pPr>
-      <w:r>
-        <w:rPr>
-          <w:sz w:val="28"/>
-          <w:szCs w:val="28"/>
-        </w:rPr>
-        <w:lastRenderedPageBreak/>
-        <w:t>Step (2)</w:t>
-      </w:r>
-    </w:p>
-    <w:p>
-      <w:pPr>
-        <w:jc w:val="both"/>
-        <w:rPr>
-          <w:sz w:val="28"/>
-          <w:szCs w:val="28"/>
-        </w:rPr>
-      </w:pPr>
-      <w:r>
-        <w:rPr>
-          <w:sz w:val="28"/>
-          <w:szCs w:val="28"/>
-        </w:rPr>
-        <w:t>From “File Editor” navigate to the “root” directory. Open the file “shell_command.yaml”.</w:t>
-      </w:r>
-    </w:p>
-    <w:p>
-      <w:pPr>
-        <w:jc w:val="both"/>
-        <w:rPr>
-          <w:color w:val="EE0000"/>
-          <w:sz w:val="28"/>
-          <w:szCs w:val="28"/>
-        </w:rPr>
-      </w:pPr>
-      <w:r>
-        <w:rPr>
-          <w:sz w:val="28"/>
-          <w:szCs w:val="28"/>
-        </w:rPr>
-        <w:t>Just as before, you will see there are instances of “GB” in the code. You need to replace each one just as you did in Step (1) with your locale code for your country. An easy way to do this is to use the “Search” icon at the top right of the screen. Click on it and type in “GB”. You will be given the option to replace one instance at a time or all 13. In the “Replace with” box type in your country code (ie “FI”) then click on “All”. Once you have done that, save the file and exit.</w:t>
-      </w:r>
-    </w:p>
-    <w:p>
-      <w:pPr>
-        <w:jc w:val="both"/>
-        <w:rPr>
-          <w:color w:val="EE0000"/>
-          <w:sz w:val="28"/>
-          <w:szCs w:val="28"/>
-        </w:rPr>
-      </w:pPr>
-    </w:p>
-    <w:p>
-      <w:pPr>
-        <w:jc w:val="both"/>
+        <w:t>Non GB</w:t>
+      </w:r>
+      <w:proofErr w:type="gramEnd"/>
+      <w:r>
         <w:rPr>
           <w:b/>
           <w:bCs/>
@@ -13795,8 +15137,818 @@
           <w:sz w:val="28"/>
           <w:szCs w:val="28"/>
         </w:rPr>
-      </w:pPr>
-      <w:r>
+        <w:t xml:space="preserve"> based car</w:t>
+      </w:r>
+    </w:p>
+    <w:p>
+      <w:pPr>
+        <w:jc w:val="both"/>
+        <w:rPr>
+          <w:sz w:val="28"/>
+          <w:szCs w:val="28"/>
+        </w:rPr>
+      </w:pPr>
+      <w:r>
+        <w:rPr>
+          <w:sz w:val="28"/>
+          <w:szCs w:val="28"/>
+        </w:rPr>
+        <w:t xml:space="preserve">If </w:t>
+      </w:r>
+      <w:proofErr w:type="spellStart"/>
+      <w:proofErr w:type="gramStart"/>
+      <w:r>
+        <w:rPr>
+          <w:sz w:val="28"/>
+          <w:szCs w:val="28"/>
+        </w:rPr>
+        <w:t>you</w:t>
+      </w:r>
+      <w:proofErr w:type="spellEnd"/>
+      <w:proofErr w:type="gramEnd"/>
+      <w:r>
+        <w:rPr>
+          <w:sz w:val="28"/>
+          <w:szCs w:val="28"/>
+        </w:rPr>
+        <w:t xml:space="preserve"> car is not UK based, you will need to make some changes to the following files. </w:t>
+      </w:r>
+    </w:p>
+    <w:p>
+      <w:pPr>
+        <w:jc w:val="both"/>
+        <w:rPr>
+          <w:sz w:val="28"/>
+          <w:szCs w:val="28"/>
+        </w:rPr>
+      </w:pPr>
+      <w:r>
+        <w:rPr>
+          <w:sz w:val="28"/>
+          <w:szCs w:val="28"/>
+        </w:rPr>
+        <w:t>Step (1)</w:t>
+      </w:r>
+    </w:p>
+    <w:p>
+      <w:pPr>
+        <w:jc w:val="both"/>
+        <w:rPr>
+          <w:sz w:val="28"/>
+          <w:szCs w:val="28"/>
+        </w:rPr>
+      </w:pPr>
+      <w:r>
+        <w:rPr>
+          <w:sz w:val="28"/>
+          <w:szCs w:val="28"/>
+        </w:rPr>
+        <w:t>From “File Editor” navigate to the “scripts” directory. Open the file “</w:t>
+      </w:r>
+      <w:r>
+        <w:rPr>
+          <w:sz w:val="28"/>
+          <w:szCs w:val="28"/>
+        </w:rPr>
+        <w:t>get_r5_battery</w:t>
+      </w:r>
+      <w:r>
+        <w:rPr>
+          <w:sz w:val="28"/>
+          <w:szCs w:val="28"/>
+        </w:rPr>
+        <w:t xml:space="preserve">.sh”. Click on the search icon in the file content panel at the top right of the screen and in it type “GB”. You will need to replace “GB” with </w:t>
+      </w:r>
+      <w:proofErr w:type="gramStart"/>
+      <w:r>
+        <w:rPr>
+          <w:sz w:val="28"/>
+          <w:szCs w:val="28"/>
+        </w:rPr>
+        <w:t>the your</w:t>
+      </w:r>
+      <w:proofErr w:type="gramEnd"/>
+      <w:r>
+        <w:rPr>
+          <w:sz w:val="28"/>
+          <w:szCs w:val="28"/>
+        </w:rPr>
+        <w:t xml:space="preserve"> correct country code (your “locale” as Renault term it!). </w:t>
+      </w:r>
+      <w:r>
+        <w:rPr>
+          <w:sz w:val="28"/>
+          <w:szCs w:val="28"/>
+          <w:u w:val="single"/>
+        </w:rPr>
+        <w:t>Be careful not to disturb or move any text around it. JUST replace the two letters, that is all</w:t>
+      </w:r>
+      <w:r>
+        <w:rPr>
+          <w:sz w:val="28"/>
+          <w:szCs w:val="28"/>
+        </w:rPr>
+        <w:t xml:space="preserve">. These are the locales that Renault currently accepts. </w:t>
+      </w:r>
+    </w:p>
+    <w:p>
+      <w:pPr>
+        <w:jc w:val="both"/>
+        <w:rPr>
+          <w:sz w:val="28"/>
+          <w:szCs w:val="28"/>
+        </w:rPr>
+      </w:pPr>
+      <w:proofErr w:type="spellStart"/>
+      <w:r>
+        <w:rPr>
+          <w:sz w:val="28"/>
+          <w:szCs w:val="28"/>
+        </w:rPr>
+        <w:t>bg_BG</w:t>
+      </w:r>
+      <w:proofErr w:type="spellEnd"/>
+      <w:r>
+        <w:rPr>
+          <w:sz w:val="28"/>
+          <w:szCs w:val="28"/>
+        </w:rPr>
+        <w:t xml:space="preserve">, </w:t>
+      </w:r>
+      <w:proofErr w:type="spellStart"/>
+      <w:r>
+        <w:rPr>
+          <w:sz w:val="28"/>
+          <w:szCs w:val="28"/>
+        </w:rPr>
+        <w:t>cs_CZ</w:t>
+      </w:r>
+      <w:proofErr w:type="spellEnd"/>
+      <w:r>
+        <w:rPr>
+          <w:sz w:val="28"/>
+          <w:szCs w:val="28"/>
+        </w:rPr>
+        <w:t xml:space="preserve">, </w:t>
+      </w:r>
+      <w:proofErr w:type="spellStart"/>
+      <w:r>
+        <w:rPr>
+          <w:sz w:val="28"/>
+          <w:szCs w:val="28"/>
+        </w:rPr>
+        <w:t>da_DK</w:t>
+      </w:r>
+      <w:proofErr w:type="spellEnd"/>
+      <w:r>
+        <w:rPr>
+          <w:sz w:val="28"/>
+          <w:szCs w:val="28"/>
+        </w:rPr>
+        <w:t xml:space="preserve">, </w:t>
+      </w:r>
+      <w:proofErr w:type="spellStart"/>
+      <w:r>
+        <w:rPr>
+          <w:sz w:val="28"/>
+          <w:szCs w:val="28"/>
+        </w:rPr>
+        <w:t>de_AT</w:t>
+      </w:r>
+      <w:proofErr w:type="spellEnd"/>
+      <w:r>
+        <w:rPr>
+          <w:sz w:val="28"/>
+          <w:szCs w:val="28"/>
+        </w:rPr>
+        <w:t xml:space="preserve">, </w:t>
+      </w:r>
+      <w:proofErr w:type="spellStart"/>
+      <w:r>
+        <w:rPr>
+          <w:sz w:val="28"/>
+          <w:szCs w:val="28"/>
+        </w:rPr>
+        <w:t>de_CH</w:t>
+      </w:r>
+      <w:proofErr w:type="spellEnd"/>
+      <w:r>
+        <w:rPr>
+          <w:sz w:val="28"/>
+          <w:szCs w:val="28"/>
+        </w:rPr>
+        <w:t xml:space="preserve">, </w:t>
+      </w:r>
+      <w:proofErr w:type="spellStart"/>
+      <w:r>
+        <w:rPr>
+          <w:sz w:val="28"/>
+          <w:szCs w:val="28"/>
+        </w:rPr>
+        <w:t>de_DE</w:t>
+      </w:r>
+      <w:proofErr w:type="spellEnd"/>
+      <w:r>
+        <w:rPr>
+          <w:sz w:val="28"/>
+          <w:szCs w:val="28"/>
+        </w:rPr>
+        <w:t xml:space="preserve">, </w:t>
+      </w:r>
+      <w:proofErr w:type="spellStart"/>
+      <w:r>
+        <w:rPr>
+          <w:sz w:val="28"/>
+          <w:szCs w:val="28"/>
+        </w:rPr>
+        <w:t>en_GB</w:t>
+      </w:r>
+      <w:proofErr w:type="spellEnd"/>
+      <w:r>
+        <w:rPr>
+          <w:sz w:val="28"/>
+          <w:szCs w:val="28"/>
+        </w:rPr>
+        <w:t xml:space="preserve">, </w:t>
+      </w:r>
+      <w:proofErr w:type="spellStart"/>
+      <w:r>
+        <w:rPr>
+          <w:sz w:val="28"/>
+          <w:szCs w:val="28"/>
+        </w:rPr>
+        <w:t>en_IE</w:t>
+      </w:r>
+      <w:proofErr w:type="spellEnd"/>
+      <w:r>
+        <w:rPr>
+          <w:sz w:val="28"/>
+          <w:szCs w:val="28"/>
+        </w:rPr>
+        <w:t xml:space="preserve">, </w:t>
+      </w:r>
+      <w:proofErr w:type="spellStart"/>
+      <w:r>
+        <w:rPr>
+          <w:sz w:val="28"/>
+          <w:szCs w:val="28"/>
+        </w:rPr>
+        <w:t>es_ES</w:t>
+      </w:r>
+      <w:proofErr w:type="spellEnd"/>
+      <w:r>
+        <w:rPr>
+          <w:sz w:val="28"/>
+          <w:szCs w:val="28"/>
+        </w:rPr>
+        <w:t xml:space="preserve">, </w:t>
+      </w:r>
+      <w:proofErr w:type="spellStart"/>
+      <w:r>
+        <w:rPr>
+          <w:sz w:val="28"/>
+          <w:szCs w:val="28"/>
+        </w:rPr>
+        <w:t>es_MX</w:t>
+      </w:r>
+      <w:proofErr w:type="spellEnd"/>
+    </w:p>
+    <w:p>
+      <w:pPr>
+        <w:jc w:val="both"/>
+        <w:rPr>
+          <w:sz w:val="28"/>
+          <w:szCs w:val="28"/>
+        </w:rPr>
+      </w:pPr>
+      <w:proofErr w:type="spellStart"/>
+      <w:r>
+        <w:rPr>
+          <w:sz w:val="28"/>
+          <w:szCs w:val="28"/>
+        </w:rPr>
+        <w:t>fi_FI</w:t>
+      </w:r>
+      <w:proofErr w:type="spellEnd"/>
+      <w:r>
+        <w:rPr>
+          <w:sz w:val="28"/>
+          <w:szCs w:val="28"/>
+        </w:rPr>
+        <w:t xml:space="preserve">, </w:t>
+      </w:r>
+      <w:proofErr w:type="spellStart"/>
+      <w:r>
+        <w:rPr>
+          <w:sz w:val="28"/>
+          <w:szCs w:val="28"/>
+        </w:rPr>
+        <w:t>fr_BE</w:t>
+      </w:r>
+      <w:proofErr w:type="spellEnd"/>
+      <w:r>
+        <w:rPr>
+          <w:sz w:val="28"/>
+          <w:szCs w:val="28"/>
+        </w:rPr>
+        <w:t xml:space="preserve">, </w:t>
+      </w:r>
+      <w:proofErr w:type="spellStart"/>
+      <w:r>
+        <w:rPr>
+          <w:sz w:val="28"/>
+          <w:szCs w:val="28"/>
+        </w:rPr>
+        <w:t>fr_CH</w:t>
+      </w:r>
+      <w:proofErr w:type="spellEnd"/>
+      <w:r>
+        <w:rPr>
+          <w:sz w:val="28"/>
+          <w:szCs w:val="28"/>
+        </w:rPr>
+        <w:t xml:space="preserve">, </w:t>
+      </w:r>
+      <w:proofErr w:type="spellStart"/>
+      <w:r>
+        <w:rPr>
+          <w:sz w:val="28"/>
+          <w:szCs w:val="28"/>
+        </w:rPr>
+        <w:t>fr_FR</w:t>
+      </w:r>
+      <w:proofErr w:type="spellEnd"/>
+      <w:r>
+        <w:rPr>
+          <w:sz w:val="28"/>
+          <w:szCs w:val="28"/>
+        </w:rPr>
+        <w:t xml:space="preserve">, </w:t>
+      </w:r>
+      <w:proofErr w:type="spellStart"/>
+      <w:r>
+        <w:rPr>
+          <w:sz w:val="28"/>
+          <w:szCs w:val="28"/>
+        </w:rPr>
+        <w:t>fr_LU</w:t>
+      </w:r>
+      <w:proofErr w:type="spellEnd"/>
+      <w:r>
+        <w:rPr>
+          <w:sz w:val="28"/>
+          <w:szCs w:val="28"/>
+        </w:rPr>
+        <w:t xml:space="preserve">, </w:t>
+      </w:r>
+      <w:proofErr w:type="spellStart"/>
+      <w:r>
+        <w:rPr>
+          <w:sz w:val="28"/>
+          <w:szCs w:val="28"/>
+        </w:rPr>
+        <w:t>hr_HR</w:t>
+      </w:r>
+      <w:proofErr w:type="spellEnd"/>
+      <w:r>
+        <w:rPr>
+          <w:sz w:val="28"/>
+          <w:szCs w:val="28"/>
+        </w:rPr>
+        <w:t xml:space="preserve">, </w:t>
+      </w:r>
+      <w:proofErr w:type="spellStart"/>
+      <w:r>
+        <w:rPr>
+          <w:sz w:val="28"/>
+          <w:szCs w:val="28"/>
+        </w:rPr>
+        <w:t>hu_HU</w:t>
+      </w:r>
+      <w:proofErr w:type="spellEnd"/>
+      <w:r>
+        <w:rPr>
+          <w:sz w:val="28"/>
+          <w:szCs w:val="28"/>
+        </w:rPr>
+        <w:t xml:space="preserve">, </w:t>
+      </w:r>
+      <w:proofErr w:type="spellStart"/>
+      <w:r>
+        <w:rPr>
+          <w:sz w:val="28"/>
+          <w:szCs w:val="28"/>
+        </w:rPr>
+        <w:t>it_CH</w:t>
+      </w:r>
+      <w:proofErr w:type="spellEnd"/>
+      <w:r>
+        <w:rPr>
+          <w:sz w:val="28"/>
+          <w:szCs w:val="28"/>
+        </w:rPr>
+        <w:t xml:space="preserve">, </w:t>
+      </w:r>
+      <w:proofErr w:type="spellStart"/>
+      <w:r>
+        <w:rPr>
+          <w:sz w:val="28"/>
+          <w:szCs w:val="28"/>
+        </w:rPr>
+        <w:t>it_IT</w:t>
+      </w:r>
+      <w:proofErr w:type="spellEnd"/>
+      <w:r>
+        <w:rPr>
+          <w:sz w:val="28"/>
+          <w:szCs w:val="28"/>
+        </w:rPr>
+        <w:t xml:space="preserve">, </w:t>
+      </w:r>
+      <w:proofErr w:type="spellStart"/>
+      <w:r>
+        <w:rPr>
+          <w:sz w:val="28"/>
+          <w:szCs w:val="28"/>
+        </w:rPr>
+        <w:t>nl_BE</w:t>
+      </w:r>
+      <w:proofErr w:type="spellEnd"/>
+      <w:r>
+        <w:rPr>
+          <w:sz w:val="28"/>
+          <w:szCs w:val="28"/>
+        </w:rPr>
+        <w:t xml:space="preserve">, </w:t>
+      </w:r>
+      <w:proofErr w:type="spellStart"/>
+      <w:r>
+        <w:rPr>
+          <w:sz w:val="28"/>
+          <w:szCs w:val="28"/>
+        </w:rPr>
+        <w:t>nl_NL</w:t>
+      </w:r>
+      <w:proofErr w:type="spellEnd"/>
+    </w:p>
+    <w:p>
+      <w:pPr>
+        <w:jc w:val="both"/>
+        <w:rPr>
+          <w:sz w:val="28"/>
+          <w:szCs w:val="28"/>
+        </w:rPr>
+      </w:pPr>
+      <w:proofErr w:type="spellStart"/>
+      <w:r>
+        <w:rPr>
+          <w:sz w:val="28"/>
+          <w:szCs w:val="28"/>
+        </w:rPr>
+        <w:t>no_NO</w:t>
+      </w:r>
+      <w:proofErr w:type="spellEnd"/>
+      <w:r>
+        <w:rPr>
+          <w:sz w:val="28"/>
+          <w:szCs w:val="28"/>
+        </w:rPr>
+        <w:t xml:space="preserve">, </w:t>
+      </w:r>
+      <w:proofErr w:type="spellStart"/>
+      <w:r>
+        <w:rPr>
+          <w:sz w:val="28"/>
+          <w:szCs w:val="28"/>
+        </w:rPr>
+        <w:t>pl_PL</w:t>
+      </w:r>
+      <w:proofErr w:type="spellEnd"/>
+      <w:r>
+        <w:rPr>
+          <w:sz w:val="28"/>
+          <w:szCs w:val="28"/>
+        </w:rPr>
+        <w:t xml:space="preserve">, </w:t>
+      </w:r>
+      <w:proofErr w:type="spellStart"/>
+      <w:r>
+        <w:rPr>
+          <w:sz w:val="28"/>
+          <w:szCs w:val="28"/>
+        </w:rPr>
+        <w:t>pt_PT</w:t>
+      </w:r>
+      <w:proofErr w:type="spellEnd"/>
+      <w:r>
+        <w:rPr>
+          <w:sz w:val="28"/>
+          <w:szCs w:val="28"/>
+        </w:rPr>
+        <w:t xml:space="preserve">, </w:t>
+      </w:r>
+      <w:proofErr w:type="spellStart"/>
+      <w:r>
+        <w:rPr>
+          <w:sz w:val="28"/>
+          <w:szCs w:val="28"/>
+        </w:rPr>
+        <w:t>ro_RO</w:t>
+      </w:r>
+      <w:proofErr w:type="spellEnd"/>
+      <w:r>
+        <w:rPr>
+          <w:sz w:val="28"/>
+          <w:szCs w:val="28"/>
+        </w:rPr>
+        <w:t xml:space="preserve">, </w:t>
+      </w:r>
+      <w:proofErr w:type="spellStart"/>
+      <w:r>
+        <w:rPr>
+          <w:sz w:val="28"/>
+          <w:szCs w:val="28"/>
+        </w:rPr>
+        <w:t>ru_RU</w:t>
+      </w:r>
+      <w:proofErr w:type="spellEnd"/>
+      <w:r>
+        <w:rPr>
+          <w:sz w:val="28"/>
+          <w:szCs w:val="28"/>
+        </w:rPr>
+        <w:t xml:space="preserve">, </w:t>
+      </w:r>
+      <w:proofErr w:type="spellStart"/>
+      <w:r>
+        <w:rPr>
+          <w:sz w:val="28"/>
+          <w:szCs w:val="28"/>
+        </w:rPr>
+        <w:t>sk_SK</w:t>
+      </w:r>
+      <w:proofErr w:type="spellEnd"/>
+      <w:r>
+        <w:rPr>
+          <w:sz w:val="28"/>
+          <w:szCs w:val="28"/>
+        </w:rPr>
+        <w:t xml:space="preserve">, </w:t>
+      </w:r>
+      <w:proofErr w:type="spellStart"/>
+      <w:r>
+        <w:rPr>
+          <w:sz w:val="28"/>
+          <w:szCs w:val="28"/>
+        </w:rPr>
+        <w:t>sl_SI</w:t>
+      </w:r>
+      <w:proofErr w:type="spellEnd"/>
+      <w:r>
+        <w:rPr>
+          <w:sz w:val="28"/>
+          <w:szCs w:val="28"/>
+        </w:rPr>
+        <w:t xml:space="preserve">, </w:t>
+      </w:r>
+      <w:proofErr w:type="spellStart"/>
+      <w:r>
+        <w:rPr>
+          <w:sz w:val="28"/>
+          <w:szCs w:val="28"/>
+        </w:rPr>
+        <w:t>sv_SE</w:t>
+      </w:r>
+      <w:proofErr w:type="spellEnd"/>
+    </w:p>
+    <w:p>
+      <w:pPr>
+        <w:jc w:val="both"/>
+        <w:rPr>
+          <w:sz w:val="28"/>
+          <w:szCs w:val="28"/>
+        </w:rPr>
+      </w:pPr>
+      <w:r>
+        <w:rPr>
+          <w:b/>
+          <w:bCs/>
+          <w:sz w:val="28"/>
+          <w:szCs w:val="28"/>
+        </w:rPr>
+        <w:t>Note that you only need to use the last two letters</w:t>
+      </w:r>
+      <w:r>
+        <w:rPr>
+          <w:b/>
+          <w:bCs/>
+          <w:sz w:val="28"/>
+          <w:szCs w:val="28"/>
+        </w:rPr>
+        <w:t xml:space="preserve"> in this instance</w:t>
+      </w:r>
+      <w:r>
+        <w:rPr>
+          <w:sz w:val="28"/>
+          <w:szCs w:val="28"/>
+        </w:rPr>
+        <w:t xml:space="preserve">. </w:t>
+      </w:r>
+      <w:proofErr w:type="gramStart"/>
+      <w:r>
+        <w:rPr>
+          <w:sz w:val="28"/>
+          <w:szCs w:val="28"/>
+        </w:rPr>
+        <w:t>So</w:t>
+      </w:r>
+      <w:proofErr w:type="gramEnd"/>
+      <w:r>
+        <w:rPr>
+          <w:sz w:val="28"/>
+          <w:szCs w:val="28"/>
+        </w:rPr>
+        <w:t xml:space="preserve"> for </w:t>
+      </w:r>
+      <w:proofErr w:type="gramStart"/>
+      <w:r>
+        <w:rPr>
+          <w:sz w:val="28"/>
+          <w:szCs w:val="28"/>
+        </w:rPr>
+        <w:t>example</w:t>
+      </w:r>
+      <w:proofErr w:type="gramEnd"/>
+      <w:r>
+        <w:rPr>
+          <w:sz w:val="28"/>
+          <w:szCs w:val="28"/>
+        </w:rPr>
+        <w:t xml:space="preserve"> if you are based in Finland (locale code: </w:t>
+      </w:r>
+      <w:proofErr w:type="spellStart"/>
+      <w:r>
+        <w:rPr>
+          <w:sz w:val="28"/>
+          <w:szCs w:val="28"/>
+        </w:rPr>
+        <w:t>fi_FI</w:t>
+      </w:r>
+      <w:proofErr w:type="spellEnd"/>
+      <w:r>
+        <w:rPr>
+          <w:sz w:val="28"/>
+          <w:szCs w:val="28"/>
+        </w:rPr>
+        <w:t>), type in ‘FI’ in place of ‘GB’. Once you have done this save the file. Repeat this process only for the following .</w:t>
+      </w:r>
+      <w:proofErr w:type="spellStart"/>
+      <w:r>
+        <w:rPr>
+          <w:sz w:val="28"/>
+          <w:szCs w:val="28"/>
+        </w:rPr>
+        <w:t>sh</w:t>
+      </w:r>
+      <w:proofErr w:type="spellEnd"/>
+      <w:r>
+        <w:rPr>
+          <w:sz w:val="28"/>
+          <w:szCs w:val="28"/>
+        </w:rPr>
+        <w:t xml:space="preserve"> files: Charges, Cockpit, HVAC, and Location. Once again, ensure that you only change the two letters “GB” in the code and </w:t>
+      </w:r>
+      <w:r>
+        <w:rPr>
+          <w:b/>
+          <w:bCs/>
+          <w:sz w:val="28"/>
+          <w:szCs w:val="28"/>
+        </w:rPr>
+        <w:t>NOTHING</w:t>
+      </w:r>
+      <w:r>
+        <w:rPr>
+          <w:sz w:val="28"/>
+          <w:szCs w:val="28"/>
+        </w:rPr>
+        <w:t xml:space="preserve"> else.</w:t>
+      </w:r>
+    </w:p>
+    <w:p>
+      <w:pPr>
+        <w:jc w:val="both"/>
+        <w:rPr>
+          <w:color w:val="EE0000"/>
+          <w:sz w:val="28"/>
+          <w:szCs w:val="28"/>
+        </w:rPr>
+      </w:pPr>
+    </w:p>
+    <w:p>
+      <w:pPr>
+        <w:jc w:val="both"/>
+        <w:rPr>
+          <w:sz w:val="28"/>
+          <w:szCs w:val="28"/>
+        </w:rPr>
+      </w:pPr>
+      <w:r>
+        <w:rPr>
+          <w:sz w:val="28"/>
+          <w:szCs w:val="28"/>
+        </w:rPr>
+        <w:lastRenderedPageBreak/>
+        <w:t>Step (2)</w:t>
+      </w:r>
+    </w:p>
+    <w:p>
+      <w:pPr>
+        <w:jc w:val="both"/>
+        <w:rPr>
+          <w:sz w:val="28"/>
+          <w:szCs w:val="28"/>
+        </w:rPr>
+      </w:pPr>
+      <w:r>
+        <w:rPr>
+          <w:sz w:val="28"/>
+          <w:szCs w:val="28"/>
+        </w:rPr>
+        <w:t>From “File Editor” navigate to the “root” directory. Open the file “</w:t>
+      </w:r>
+      <w:proofErr w:type="spellStart"/>
+      <w:r>
+        <w:rPr>
+          <w:sz w:val="28"/>
+          <w:szCs w:val="28"/>
+        </w:rPr>
+        <w:t>shell_</w:t>
+      </w:r>
+      <w:proofErr w:type="gramStart"/>
+      <w:r>
+        <w:rPr>
+          <w:sz w:val="28"/>
+          <w:szCs w:val="28"/>
+        </w:rPr>
+        <w:t>command.yaml</w:t>
+      </w:r>
+      <w:proofErr w:type="spellEnd"/>
+      <w:proofErr w:type="gramEnd"/>
+      <w:r>
+        <w:rPr>
+          <w:sz w:val="28"/>
+          <w:szCs w:val="28"/>
+        </w:rPr>
+        <w:t>”.</w:t>
+      </w:r>
+    </w:p>
+    <w:p>
+      <w:pPr>
+        <w:jc w:val="both"/>
+        <w:rPr>
+          <w:color w:val="EE0000"/>
+          <w:sz w:val="28"/>
+          <w:szCs w:val="28"/>
+        </w:rPr>
+      </w:pPr>
+      <w:r>
+        <w:rPr>
+          <w:sz w:val="28"/>
+          <w:szCs w:val="28"/>
+        </w:rPr>
+        <w:t>Just as before, you will see there are instances of “GB” in the code. You need to replace each one just as you did in Step (1) with your locale code for your country. An easy way to do this is to use the “Search” icon at the top right of the screen. Click on it and type in “GB”. You will be given the option to replace one instance at a time or all 13. In the “Replace with” box type in your country code (</w:t>
+      </w:r>
+      <w:proofErr w:type="spellStart"/>
+      <w:r>
+        <w:rPr>
+          <w:sz w:val="28"/>
+          <w:szCs w:val="28"/>
+        </w:rPr>
+        <w:t>ie</w:t>
+      </w:r>
+      <w:proofErr w:type="spellEnd"/>
+      <w:r>
+        <w:rPr>
+          <w:sz w:val="28"/>
+          <w:szCs w:val="28"/>
+        </w:rPr>
+        <w:t xml:space="preserve"> “FI”) then click on “All”. Once you have done that, save the file and exit.</w:t>
+      </w:r>
+    </w:p>
+    <w:p>
+      <w:pPr>
+        <w:jc w:val="both"/>
+        <w:rPr>
+          <w:color w:val="EE0000"/>
+          <w:sz w:val="28"/>
+          <w:szCs w:val="28"/>
+        </w:rPr>
+      </w:pPr>
+    </w:p>
+    <w:p>
+      <w:pPr>
+        <w:jc w:val="both"/>
         <w:rPr>
           <w:b/>
           <w:bCs/>
@@ -13804,337 +15956,8 @@
           <w:sz w:val="28"/>
           <w:szCs w:val="28"/>
         </w:rPr>
-        <w:t>Left Hand Drive Car</w:t>
-      </w:r>
-    </w:p>
-    <w:p>
-      <w:pPr>
-        <w:jc w:val="both"/>
-        <w:rPr>
-          <w:sz w:val="28"/>
-          <w:szCs w:val="28"/>
-        </w:rPr>
-      </w:pPr>
-      <w:r>
-        <w:rPr>
-          <w:sz w:val="28"/>
-          <w:szCs w:val="28"/>
-        </w:rPr>
-        <w:t xml:space="preserve">If your car is left hand drive there are a couple of small changes you need to make to the code in the front end. </w:t>
-      </w:r>
-    </w:p>
-    <w:p>
-      <w:pPr>
-        <w:jc w:val="both"/>
-        <w:rPr>
-          <w:sz w:val="28"/>
-          <w:szCs w:val="28"/>
-        </w:rPr>
-      </w:pPr>
-      <w:r>
-        <w:rPr>
-          <w:sz w:val="28"/>
-          <w:szCs w:val="28"/>
-        </w:rPr>
-        <w:t xml:space="preserve">Step (1) </w:t>
-      </w:r>
-    </w:p>
-    <w:p>
-      <w:pPr>
-        <w:jc w:val="both"/>
-        <w:rPr>
-          <w:sz w:val="28"/>
-          <w:szCs w:val="28"/>
-        </w:rPr>
-      </w:pPr>
-      <w:r>
-        <w:rPr>
-          <w:sz w:val="28"/>
-          <w:szCs w:val="28"/>
-        </w:rPr>
-        <w:t>Go to the UI dashboard and click on the view your created earlier called “Renault 5”. Then click on the PEN icon at the top right of the screen (Edit Dashboard). Now move your mouse over to the second column</w:t>
-      </w:r>
-      <w:r>
-        <w:rPr>
-          <w:sz w:val="28"/>
-          <w:szCs w:val="28"/>
-        </w:rPr>
-        <w:t xml:space="preserve"> sensor block where you see “Passenger Seat” listed. As you do you will see another pen icon appear. Click on it, and a dialog box will appear.</w:t>
-      </w:r>
-    </w:p>
-    <w:p>
-      <w:pPr>
-        <w:jc w:val="both"/>
-        <w:rPr>
-          <w:sz w:val="28"/>
-          <w:szCs w:val="28"/>
-        </w:rPr>
-      </w:pPr>
-      <w:r>
-        <w:rPr>
-          <w:sz w:val="28"/>
-          <w:szCs w:val="28"/>
-        </w:rPr>
-        <w:t>Step (2)</w:t>
-      </w:r>
-    </w:p>
-    <w:p>
-      <w:pPr>
-        <w:jc w:val="both"/>
-        <w:rPr>
-          <w:sz w:val="28"/>
-          <w:szCs w:val="28"/>
-        </w:rPr>
-      </w:pPr>
-      <w:r>
-        <w:rPr>
-          <w:sz w:val="28"/>
-          <w:szCs w:val="28"/>
-        </w:rPr>
-        <w:t>Now click on where it says “Show Code Editor”</w:t>
-      </w:r>
-    </w:p>
-    <w:p>
-      <w:pPr>
-        <w:jc w:val="both"/>
-        <w:rPr>
-          <w:sz w:val="28"/>
-          <w:szCs w:val="28"/>
-        </w:rPr>
-      </w:pPr>
-      <w:r>
-        <w:rPr>
-          <w:sz w:val="28"/>
-          <w:szCs w:val="28"/>
-        </w:rPr>
-        <w:t xml:space="preserve">Step (3) </w:t>
-      </w:r>
-    </w:p>
-    <w:p>
-      <w:pPr>
-        <w:jc w:val="both"/>
-        <w:rPr>
-          <w:sz w:val="28"/>
-          <w:szCs w:val="28"/>
-        </w:rPr>
-      </w:pPr>
-      <w:r>
-        <w:rPr>
-          <w:sz w:val="28"/>
-          <w:szCs w:val="28"/>
-        </w:rPr>
-        <w:t>At the top of the code you will see the following lines:</w:t>
-      </w:r>
-    </w:p>
-    <w:p>
-      <w:pPr>
-        <w:jc w:val="both"/>
-      </w:pPr>
-      <w:r>
-        <w:t>entity: binary_sensor.r5_heated_seat_passenger_</w:t>
-      </w:r>
-      <w:r>
-        <w:t>r</w:t>
-      </w:r>
-      <w:r>
-        <w:t>hd_api</w:t>
-      </w:r>
-    </w:p>
-    <w:p>
-      <w:pPr>
-        <w:jc w:val="both"/>
-      </w:pPr>
-      <w:r>
-        <w:t>name: Passenger Seat</w:t>
-      </w:r>
-    </w:p>
-    <w:p>
-      <w:pPr>
-        <w:jc w:val="both"/>
-        <w:rPr>
-          <w:sz w:val="28"/>
-          <w:szCs w:val="28"/>
-        </w:rPr>
-      </w:pPr>
-      <w:r>
-        <w:rPr>
-          <w:sz w:val="28"/>
-          <w:szCs w:val="28"/>
-        </w:rPr>
-        <w:t>Change these to:</w:t>
-      </w:r>
-    </w:p>
-    <w:p>
-      <w:pPr>
-        <w:jc w:val="both"/>
-      </w:pPr>
-      <w:r>
-        <w:t>entity: binary_sensor.r5_heated_seat_passenger_</w:t>
-      </w:r>
-      <w:r>
-        <w:t>l</w:t>
-      </w:r>
-      <w:r>
-        <w:t>hd_api</w:t>
-      </w:r>
-    </w:p>
-    <w:p>
-      <w:pPr>
-        <w:jc w:val="both"/>
-      </w:pPr>
-      <w:r>
-        <w:t xml:space="preserve">name: </w:t>
-      </w:r>
-      <w:r>
-        <w:t>Driver</w:t>
-      </w:r>
-      <w:r>
-        <w:t>’</w:t>
-      </w:r>
-      <w:r>
-        <w:t>s</w:t>
-      </w:r>
-      <w:r>
-        <w:t xml:space="preserve"> Seat</w:t>
-      </w:r>
-    </w:p>
-    <w:p>
-      <w:pPr>
-        <w:jc w:val="both"/>
-        <w:rPr>
-          <w:sz w:val="28"/>
-          <w:szCs w:val="28"/>
-        </w:rPr>
-      </w:pPr>
-    </w:p>
-    <w:p>
-      <w:pPr>
-        <w:jc w:val="both"/>
-        <w:rPr>
-          <w:sz w:val="28"/>
-          <w:szCs w:val="28"/>
-        </w:rPr>
-      </w:pPr>
-    </w:p>
-    <w:p>
-      <w:pPr>
-        <w:jc w:val="both"/>
-        <w:rPr>
-          <w:sz w:val="28"/>
-          <w:szCs w:val="28"/>
-        </w:rPr>
-      </w:pPr>
-      <w:r>
-        <w:rPr>
-          <w:sz w:val="28"/>
-          <w:szCs w:val="28"/>
-        </w:rPr>
-        <w:lastRenderedPageBreak/>
-        <w:t>Step (4)</w:t>
-      </w:r>
-    </w:p>
-    <w:p>
-      <w:pPr>
-        <w:jc w:val="both"/>
-        <w:rPr>
-          <w:sz w:val="28"/>
-          <w:szCs w:val="28"/>
-        </w:rPr>
-      </w:pPr>
-      <w:r>
-        <w:rPr>
-          <w:sz w:val="28"/>
-          <w:szCs w:val="28"/>
-        </w:rPr>
-        <w:t>Save the changes</w:t>
-      </w:r>
-    </w:p>
-    <w:p>
-      <w:pPr>
-        <w:jc w:val="both"/>
-        <w:rPr>
-          <w:sz w:val="28"/>
-          <w:szCs w:val="28"/>
-        </w:rPr>
-      </w:pPr>
-      <w:r>
-        <w:rPr>
-          <w:sz w:val="28"/>
-          <w:szCs w:val="28"/>
-        </w:rPr>
-        <w:t>Step (5)</w:t>
-      </w:r>
-    </w:p>
-    <w:p>
-      <w:pPr>
-        <w:jc w:val="both"/>
-        <w:rPr>
-          <w:sz w:val="28"/>
-          <w:szCs w:val="28"/>
-        </w:rPr>
-      </w:pPr>
-      <w:r>
-        <w:rPr>
-          <w:sz w:val="28"/>
-          <w:szCs w:val="28"/>
-        </w:rPr>
-        <w:t>Repeat the process for the Drivers seat sensor</w:t>
-      </w:r>
-      <w:r>
-        <w:rPr>
-          <w:sz w:val="28"/>
-          <w:szCs w:val="28"/>
-        </w:rPr>
-        <w:t>, changing the same two lines to:</w:t>
-      </w:r>
-    </w:p>
-    <w:p>
-      <w:pPr>
-        <w:jc w:val="both"/>
-      </w:pPr>
-      <w:r>
-        <w:t>entity: binary_sensor.r5_heated_seat_driver_</w:t>
-      </w:r>
-      <w:r>
-        <w:t>l</w:t>
-      </w:r>
-      <w:r>
-        <w:t>hd_api</w:t>
-      </w:r>
-    </w:p>
-    <w:p>
-      <w:pPr>
-        <w:jc w:val="both"/>
-      </w:pPr>
-      <w:r>
-        <w:t xml:space="preserve">name: </w:t>
-      </w:r>
-      <w:r>
-        <w:t>Passenger</w:t>
-      </w:r>
-      <w:r>
-        <w:t xml:space="preserve"> Seat</w:t>
-      </w:r>
-    </w:p>
-    <w:p>
-      <w:pPr>
-        <w:jc w:val="both"/>
-        <w:rPr>
-          <w:sz w:val="28"/>
-          <w:szCs w:val="28"/>
-        </w:rPr>
-      </w:pPr>
-      <w:r>
-        <w:rPr>
-          <w:sz w:val="28"/>
-          <w:szCs w:val="28"/>
-        </w:rPr>
-        <w:t>The code logic above may seem confusing or reversed, but it is simply that Renault treats the seats as simply left and right and does not discern between Driver and Passenger. You will find this is the case in the My Renault App, when setting these options on or off, as it shows the Driver on the left seat and the passenger on the right. Just implement the changes shown above and you will always see the seat options you selected in the app shown correctly in the dashboard</w:t>
-      </w:r>
-    </w:p>
-    <w:p>
-      <w:pPr>
-        <w:jc w:val="both"/>
+      </w:pPr>
+      <w:r>
         <w:rPr>
           <w:b/>
           <w:bCs/>
@@ -14142,8 +15965,393 @@
           <w:sz w:val="28"/>
           <w:szCs w:val="28"/>
         </w:rPr>
-      </w:pPr>
-      <w:r>
+        <w:t>Left Hand Drive Car</w:t>
+      </w:r>
+    </w:p>
+    <w:p>
+      <w:pPr>
+        <w:jc w:val="both"/>
+        <w:rPr>
+          <w:sz w:val="28"/>
+          <w:szCs w:val="28"/>
+        </w:rPr>
+      </w:pPr>
+      <w:r>
+        <w:rPr>
+          <w:sz w:val="28"/>
+          <w:szCs w:val="28"/>
+        </w:rPr>
+        <w:t xml:space="preserve">If your car is left hand drive there are a couple of small changes you need to make to the code in the front end. </w:t>
+      </w:r>
+    </w:p>
+    <w:p>
+      <w:pPr>
+        <w:jc w:val="both"/>
+        <w:rPr>
+          <w:sz w:val="28"/>
+          <w:szCs w:val="28"/>
+        </w:rPr>
+      </w:pPr>
+      <w:r>
+        <w:rPr>
+          <w:sz w:val="28"/>
+          <w:szCs w:val="28"/>
+        </w:rPr>
+        <w:t xml:space="preserve">Step (1) </w:t>
+      </w:r>
+    </w:p>
+    <w:p>
+      <w:pPr>
+        <w:jc w:val="both"/>
+        <w:rPr>
+          <w:sz w:val="28"/>
+          <w:szCs w:val="28"/>
+        </w:rPr>
+      </w:pPr>
+      <w:r>
+        <w:rPr>
+          <w:sz w:val="28"/>
+          <w:szCs w:val="28"/>
+        </w:rPr>
+        <w:t>Go to the UI dashboard and click on the view your created earlier called “Renault 5”. Then click on the PEN icon at the top right of the screen (Edit Dashboard). Now move your mouse over to the second column</w:t>
+      </w:r>
+      <w:r>
+        <w:rPr>
+          <w:sz w:val="28"/>
+          <w:szCs w:val="28"/>
+        </w:rPr>
+        <w:t xml:space="preserve"> sensor block where you see “Passenger Seat” listed. As you do you will see another pen icon appear. Click on it, and a dialog box will appear.</w:t>
+      </w:r>
+    </w:p>
+    <w:p>
+      <w:pPr>
+        <w:jc w:val="both"/>
+        <w:rPr>
+          <w:sz w:val="28"/>
+          <w:szCs w:val="28"/>
+        </w:rPr>
+      </w:pPr>
+      <w:r>
+        <w:rPr>
+          <w:sz w:val="28"/>
+          <w:szCs w:val="28"/>
+        </w:rPr>
+        <w:t>Step (2)</w:t>
+      </w:r>
+    </w:p>
+    <w:p>
+      <w:pPr>
+        <w:jc w:val="both"/>
+        <w:rPr>
+          <w:sz w:val="28"/>
+          <w:szCs w:val="28"/>
+        </w:rPr>
+      </w:pPr>
+      <w:r>
+        <w:rPr>
+          <w:sz w:val="28"/>
+          <w:szCs w:val="28"/>
+        </w:rPr>
+        <w:t>Now click on where it says “Show Code Editor”</w:t>
+      </w:r>
+    </w:p>
+    <w:p>
+      <w:pPr>
+        <w:jc w:val="both"/>
+        <w:rPr>
+          <w:sz w:val="28"/>
+          <w:szCs w:val="28"/>
+        </w:rPr>
+      </w:pPr>
+      <w:r>
+        <w:rPr>
+          <w:sz w:val="28"/>
+          <w:szCs w:val="28"/>
+        </w:rPr>
+        <w:t xml:space="preserve">Step (3) </w:t>
+      </w:r>
+    </w:p>
+    <w:p>
+      <w:pPr>
+        <w:jc w:val="both"/>
+        <w:rPr>
+          <w:sz w:val="28"/>
+          <w:szCs w:val="28"/>
+        </w:rPr>
+      </w:pPr>
+      <w:r>
+        <w:rPr>
+          <w:sz w:val="28"/>
+          <w:szCs w:val="28"/>
+        </w:rPr>
+        <w:t xml:space="preserve">At the top of the </w:t>
+      </w:r>
+      <w:proofErr w:type="gramStart"/>
+      <w:r>
+        <w:rPr>
+          <w:sz w:val="28"/>
+          <w:szCs w:val="28"/>
+        </w:rPr>
+        <w:t>code</w:t>
+      </w:r>
+      <w:proofErr w:type="gramEnd"/>
+      <w:r>
+        <w:rPr>
+          <w:sz w:val="28"/>
+          <w:szCs w:val="28"/>
+        </w:rPr>
+        <w:t xml:space="preserve"> you will see the following lines:</w:t>
+      </w:r>
+    </w:p>
+    <w:p>
+      <w:pPr>
+        <w:jc w:val="both"/>
+      </w:pPr>
+      <w:r>
+        <w:t>entity: binary_</w:t>
+      </w:r>
+      <w:proofErr w:type="gramStart"/>
+      <w:r>
+        <w:t>sensor.r</w:t>
+      </w:r>
+      <w:proofErr w:type="gramEnd"/>
+      <w:r>
+        <w:t>5_heated_seat_passenger_</w:t>
+      </w:r>
+      <w:r>
+        <w:t>r</w:t>
+      </w:r>
+      <w:r>
+        <w:t>hd_api</w:t>
+      </w:r>
+    </w:p>
+    <w:p>
+      <w:pPr>
+        <w:jc w:val="both"/>
+      </w:pPr>
+      <w:r>
+        <w:t>name: Passenger Seat</w:t>
+      </w:r>
+    </w:p>
+    <w:p>
+      <w:pPr>
+        <w:jc w:val="both"/>
+        <w:rPr>
+          <w:sz w:val="28"/>
+          <w:szCs w:val="28"/>
+        </w:rPr>
+      </w:pPr>
+      <w:r>
+        <w:rPr>
+          <w:sz w:val="28"/>
+          <w:szCs w:val="28"/>
+        </w:rPr>
+        <w:t>Change these to:</w:t>
+      </w:r>
+    </w:p>
+    <w:p>
+      <w:pPr>
+        <w:jc w:val="both"/>
+      </w:pPr>
+      <w:r>
+        <w:t>entity: binary_</w:t>
+      </w:r>
+      <w:proofErr w:type="gramStart"/>
+      <w:r>
+        <w:t>sensor.r</w:t>
+      </w:r>
+      <w:proofErr w:type="gramEnd"/>
+      <w:r>
+        <w:t>5_heated_seat_passenger_</w:t>
+      </w:r>
+      <w:r>
+        <w:t>l</w:t>
+      </w:r>
+      <w:r>
+        <w:t>hd_api</w:t>
+      </w:r>
+    </w:p>
+    <w:p>
+      <w:pPr>
+        <w:jc w:val="both"/>
+      </w:pPr>
+      <w:r>
+        <w:t xml:space="preserve">name: </w:t>
+      </w:r>
+      <w:r>
+        <w:t>Driver</w:t>
+      </w:r>
+      <w:r>
+        <w:t>’</w:t>
+      </w:r>
+      <w:r>
+        <w:t>s</w:t>
+      </w:r>
+      <w:r>
+        <w:t xml:space="preserve"> Seat</w:t>
+      </w:r>
+    </w:p>
+    <w:p>
+      <w:pPr>
+        <w:jc w:val="both"/>
+        <w:rPr>
+          <w:sz w:val="28"/>
+          <w:szCs w:val="28"/>
+        </w:rPr>
+      </w:pPr>
+    </w:p>
+    <w:p>
+      <w:pPr>
+        <w:jc w:val="both"/>
+        <w:rPr>
+          <w:sz w:val="28"/>
+          <w:szCs w:val="28"/>
+        </w:rPr>
+      </w:pPr>
+    </w:p>
+    <w:p>
+      <w:pPr>
+        <w:jc w:val="both"/>
+        <w:rPr>
+          <w:sz w:val="28"/>
+          <w:szCs w:val="28"/>
+        </w:rPr>
+      </w:pPr>
+      <w:r>
+        <w:rPr>
+          <w:sz w:val="28"/>
+          <w:szCs w:val="28"/>
+        </w:rPr>
+        <w:lastRenderedPageBreak/>
+        <w:t>Step (4)</w:t>
+      </w:r>
+    </w:p>
+    <w:p>
+      <w:pPr>
+        <w:jc w:val="both"/>
+        <w:rPr>
+          <w:sz w:val="28"/>
+          <w:szCs w:val="28"/>
+        </w:rPr>
+      </w:pPr>
+      <w:r>
+        <w:rPr>
+          <w:sz w:val="28"/>
+          <w:szCs w:val="28"/>
+        </w:rPr>
+        <w:t>Save the changes</w:t>
+      </w:r>
+    </w:p>
+    <w:p>
+      <w:pPr>
+        <w:jc w:val="both"/>
+        <w:rPr>
+          <w:sz w:val="28"/>
+          <w:szCs w:val="28"/>
+        </w:rPr>
+      </w:pPr>
+      <w:r>
+        <w:rPr>
+          <w:sz w:val="28"/>
+          <w:szCs w:val="28"/>
+        </w:rPr>
+        <w:t>Step (5)</w:t>
+      </w:r>
+    </w:p>
+    <w:p>
+      <w:pPr>
+        <w:jc w:val="both"/>
+        <w:rPr>
+          <w:sz w:val="28"/>
+          <w:szCs w:val="28"/>
+        </w:rPr>
+      </w:pPr>
+      <w:r>
+        <w:rPr>
+          <w:sz w:val="28"/>
+          <w:szCs w:val="28"/>
+        </w:rPr>
+        <w:t xml:space="preserve">Repeat the process for the </w:t>
+      </w:r>
+      <w:proofErr w:type="spellStart"/>
+      <w:r>
+        <w:rPr>
+          <w:sz w:val="28"/>
+          <w:szCs w:val="28"/>
+        </w:rPr>
+        <w:t>Drivers</w:t>
+      </w:r>
+      <w:proofErr w:type="spellEnd"/>
+      <w:r>
+        <w:rPr>
+          <w:sz w:val="28"/>
+          <w:szCs w:val="28"/>
+        </w:rPr>
+        <w:t xml:space="preserve"> seat sensor</w:t>
+      </w:r>
+      <w:r>
+        <w:rPr>
+          <w:sz w:val="28"/>
+          <w:szCs w:val="28"/>
+        </w:rPr>
+        <w:t>, changing the same two lines to:</w:t>
+      </w:r>
+    </w:p>
+    <w:p>
+      <w:pPr>
+        <w:jc w:val="both"/>
+      </w:pPr>
+      <w:r>
+        <w:t>entity: binary_</w:t>
+      </w:r>
+      <w:proofErr w:type="gramStart"/>
+      <w:r>
+        <w:t>sensor.r</w:t>
+      </w:r>
+      <w:proofErr w:type="gramEnd"/>
+      <w:r>
+        <w:t>5_heated_seat_driver_</w:t>
+      </w:r>
+      <w:r>
+        <w:t>l</w:t>
+      </w:r>
+      <w:r>
+        <w:t>hd_api</w:t>
+      </w:r>
+    </w:p>
+    <w:p>
+      <w:pPr>
+        <w:jc w:val="both"/>
+      </w:pPr>
+      <w:r>
+        <w:t xml:space="preserve">name: </w:t>
+      </w:r>
+      <w:r>
+        <w:t>Passenger</w:t>
+      </w:r>
+      <w:r>
+        <w:t xml:space="preserve"> Seat</w:t>
+      </w:r>
+    </w:p>
+    <w:p>
+      <w:pPr>
+        <w:jc w:val="both"/>
+        <w:rPr>
+          <w:sz w:val="28"/>
+          <w:szCs w:val="28"/>
+        </w:rPr>
+      </w:pPr>
+      <w:r>
+        <w:rPr>
+          <w:sz w:val="28"/>
+          <w:szCs w:val="28"/>
+        </w:rPr>
+        <w:t>The code logic above may seem confusing or reversed, but it is simply that Renault treats the seats as simply left and right and does not discern between Driver and Passenger. You will find this is the case in the My Renault App, when setting these options on or off, as it shows the Driver on the left seat and the passenger on the right. Just implement the changes shown above and you will always see the seat options you selected in the app shown correctly in the dashboard</w:t>
+      </w:r>
+    </w:p>
+    <w:p>
+      <w:pPr>
+        <w:jc w:val="both"/>
         <w:rPr>
           <w:b/>
           <w:bCs/>
@@ -14151,926 +16359,8 @@
           <w:sz w:val="28"/>
           <w:szCs w:val="28"/>
         </w:rPr>
-        <w:t>40kWh Battery</w:t>
-      </w:r>
-    </w:p>
-    <w:p>
-      <w:pPr>
-        <w:jc w:val="both"/>
-        <w:rPr>
-          <w:sz w:val="28"/>
-          <w:szCs w:val="28"/>
-        </w:rPr>
-      </w:pPr>
-      <w:r>
-        <w:rPr>
-          <w:sz w:val="28"/>
-          <w:szCs w:val="28"/>
-        </w:rPr>
-        <w:t>If your car is equipped with the 40kWh battery there are a number of changes you need to make. I will go through each in turn</w:t>
-      </w:r>
-    </w:p>
-    <w:p>
-      <w:pPr>
-        <w:jc w:val="both"/>
-        <w:rPr>
-          <w:sz w:val="28"/>
-          <w:szCs w:val="28"/>
-        </w:rPr>
-      </w:pPr>
-      <w:r>
-        <w:rPr>
-          <w:sz w:val="28"/>
-          <w:szCs w:val="28"/>
-        </w:rPr>
-        <w:t>Step (1)</w:t>
-      </w:r>
-    </w:p>
-    <w:p>
-      <w:pPr>
-        <w:jc w:val="both"/>
-        <w:rPr>
-          <w:sz w:val="28"/>
-          <w:szCs w:val="28"/>
-        </w:rPr>
-      </w:pPr>
-      <w:r>
-        <w:rPr>
-          <w:sz w:val="28"/>
-          <w:szCs w:val="28"/>
-        </w:rPr>
-        <w:t>In Home Assistant go to the “Settings” menu, then select “Automations &amp; Scenes”. Then click on automation (01). Now click on three dots at the top right of the screen and select “Edit in YAML”.</w:t>
-      </w:r>
-    </w:p>
-    <w:p>
-      <w:pPr>
-        <w:jc w:val="both"/>
-        <w:rPr>
-          <w:sz w:val="28"/>
-          <w:szCs w:val="28"/>
-        </w:rPr>
-      </w:pPr>
-      <w:r>
-        <w:rPr>
-          <w:sz w:val="28"/>
-          <w:szCs w:val="28"/>
-        </w:rPr>
-        <w:t>Step (2)</w:t>
-      </w:r>
-    </w:p>
-    <w:p>
-      <w:pPr>
-        <w:jc w:val="both"/>
-        <w:rPr>
-          <w:sz w:val="28"/>
-          <w:szCs w:val="28"/>
-        </w:rPr>
-      </w:pPr>
-      <w:r>
-        <w:rPr>
-          <w:sz w:val="28"/>
-          <w:szCs w:val="28"/>
-        </w:rPr>
-        <w:t>Once the code is listed, you will need to look for these two lines:</w:t>
-      </w:r>
-    </w:p>
-    <w:p>
-      <w:pPr>
-        <w:jc w:val="both"/>
-      </w:pPr>
-      <w:r>
-        <w:t>cap_kwh: "{{ states('input_number.r5_battery_capacity_kwh') | float(52) }}"</w:t>
-      </w:r>
-    </w:p>
-    <w:p>
-      <w:pPr>
-        <w:jc w:val="both"/>
-      </w:pPr>
-      <w:r>
-        <w:t>avail_energy_s: "{{ states('sensor.r5_available_energy_52_api') }}"</w:t>
-      </w:r>
-    </w:p>
-    <w:p>
-      <w:pPr>
-        <w:jc w:val="both"/>
-        <w:rPr>
-          <w:sz w:val="28"/>
-          <w:szCs w:val="28"/>
-        </w:rPr>
-      </w:pPr>
-      <w:r>
-        <w:rPr>
-          <w:sz w:val="28"/>
-          <w:szCs w:val="28"/>
-        </w:rPr>
-        <w:t>Simply change the number 52 to 40 in each of those lines</w:t>
-      </w:r>
-      <w:r>
-        <w:rPr>
-          <w:sz w:val="28"/>
-          <w:szCs w:val="28"/>
-        </w:rPr>
-        <w:t>, save the automation and exit.</w:t>
-      </w:r>
-    </w:p>
-    <w:p>
-      <w:pPr>
-        <w:jc w:val="both"/>
-        <w:rPr>
-          <w:sz w:val="28"/>
-          <w:szCs w:val="28"/>
-        </w:rPr>
-      </w:pPr>
-    </w:p>
-    <w:p>
-      <w:pPr>
-        <w:jc w:val="both"/>
-        <w:rPr>
-          <w:sz w:val="28"/>
-          <w:szCs w:val="28"/>
-        </w:rPr>
-      </w:pPr>
-    </w:p>
-    <w:p>
-      <w:pPr>
-        <w:jc w:val="both"/>
-        <w:rPr>
-          <w:sz w:val="28"/>
-          <w:szCs w:val="28"/>
-        </w:rPr>
-      </w:pPr>
-    </w:p>
-    <w:p>
-      <w:pPr>
-        <w:jc w:val="both"/>
-        <w:rPr>
-          <w:sz w:val="28"/>
-          <w:szCs w:val="28"/>
-        </w:rPr>
-      </w:pPr>
-    </w:p>
-    <w:p>
-      <w:pPr>
-        <w:jc w:val="both"/>
-        <w:rPr>
-          <w:sz w:val="28"/>
-          <w:szCs w:val="28"/>
-        </w:rPr>
-      </w:pPr>
-      <w:r>
-        <w:rPr>
-          <w:sz w:val="28"/>
-          <w:szCs w:val="28"/>
-        </w:rPr>
-        <w:lastRenderedPageBreak/>
-        <w:t>Step (3)</w:t>
-      </w:r>
-    </w:p>
-    <w:p>
-      <w:pPr>
-        <w:jc w:val="both"/>
-        <w:rPr>
-          <w:sz w:val="28"/>
-          <w:szCs w:val="28"/>
-        </w:rPr>
-      </w:pPr>
-      <w:r>
-        <w:rPr>
-          <w:sz w:val="28"/>
-          <w:szCs w:val="28"/>
-        </w:rPr>
-        <w:t>Repeat this process for automation (14)</w:t>
-      </w:r>
-    </w:p>
-    <w:p>
-      <w:pPr>
-        <w:jc w:val="both"/>
-        <w:rPr>
-          <w:sz w:val="28"/>
-          <w:szCs w:val="28"/>
-        </w:rPr>
-      </w:pPr>
-      <w:r>
-        <w:rPr>
-          <w:sz w:val="28"/>
-          <w:szCs w:val="28"/>
-        </w:rPr>
-        <w:t>Look for this line:</w:t>
-      </w:r>
-    </w:p>
-    <w:p>
-      <w:pPr>
-        <w:jc w:val="both"/>
-      </w:pPr>
-      <w:r>
-        <w:t xml:space="preserve"> now_kwh_s: "{{ states('sensor.r5_available_energy_52_kwh_api') }}"</w:t>
-      </w:r>
-    </w:p>
-    <w:p>
-      <w:pPr>
-        <w:jc w:val="both"/>
-        <w:rPr>
-          <w:sz w:val="28"/>
-          <w:szCs w:val="28"/>
-        </w:rPr>
-      </w:pPr>
-      <w:r>
-        <w:rPr>
-          <w:sz w:val="28"/>
-          <w:szCs w:val="28"/>
-        </w:rPr>
-        <w:t>As before change 52 to 40, save the automation and exit</w:t>
-      </w:r>
-    </w:p>
-    <w:p>
-      <w:pPr>
-        <w:jc w:val="both"/>
-        <w:rPr>
-          <w:sz w:val="28"/>
-          <w:szCs w:val="28"/>
-        </w:rPr>
-      </w:pPr>
-      <w:r>
-        <w:rPr>
-          <w:sz w:val="28"/>
-          <w:szCs w:val="28"/>
-        </w:rPr>
-        <w:t>Step (4)</w:t>
-      </w:r>
-    </w:p>
-    <w:p>
-      <w:pPr>
-        <w:jc w:val="both"/>
-        <w:rPr>
-          <w:sz w:val="28"/>
-          <w:szCs w:val="28"/>
-        </w:rPr>
-      </w:pPr>
-      <w:r>
-        <w:rPr>
-          <w:sz w:val="28"/>
-          <w:szCs w:val="28"/>
-        </w:rPr>
-        <w:t>In File Editor, navigate to the “helpers” folder you created earlier. Open the file “</w:t>
-      </w:r>
-      <w:r>
-        <w:rPr>
-          <w:sz w:val="28"/>
-          <w:szCs w:val="28"/>
-        </w:rPr>
-        <w:t>input_number.yaml</w:t>
-      </w:r>
-      <w:r>
-        <w:rPr>
-          <w:sz w:val="28"/>
-          <w:szCs w:val="28"/>
-        </w:rPr>
-        <w:t>” and look for this entry:</w:t>
-      </w:r>
-    </w:p>
-    <w:p>
-      <w:pPr>
-        <w:jc w:val="both"/>
-        <w:rPr>
-          <w:sz w:val="28"/>
-          <w:szCs w:val="28"/>
-        </w:rPr>
-      </w:pPr>
-    </w:p>
-    <w:p>
-      <w:pPr>
-        <w:jc w:val="both"/>
-      </w:pPr>
-      <w:r>
-        <w:t>r5_battery_capacity_kwh:</w:t>
-      </w:r>
-    </w:p>
-    <w:p>
-      <w:pPr>
-        <w:jc w:val="both"/>
-      </w:pPr>
-      <w:r>
-        <w:t xml:space="preserve">  name: R5 Battery Capacity (kWh)</w:t>
-      </w:r>
-    </w:p>
-    <w:p>
-      <w:pPr>
-        <w:jc w:val="both"/>
-      </w:pPr>
-      <w:r>
-        <w:t xml:space="preserve">  min: 0</w:t>
-      </w:r>
-    </w:p>
-    <w:p>
-      <w:pPr>
-        <w:jc w:val="both"/>
-      </w:pPr>
-      <w:r>
-        <w:t xml:space="preserve">  max: 52</w:t>
-      </w:r>
-    </w:p>
-    <w:p>
-      <w:pPr>
-        <w:jc w:val="both"/>
-      </w:pPr>
-      <w:r>
-        <w:t xml:space="preserve">  step: 0.1</w:t>
-      </w:r>
-    </w:p>
-    <w:p>
-      <w:pPr>
-        <w:jc w:val="both"/>
-      </w:pPr>
-      <w:r>
-        <w:t xml:space="preserve">  unit_of_measurement: kWh</w:t>
-      </w:r>
-    </w:p>
-    <w:p>
-      <w:pPr>
-        <w:jc w:val="both"/>
-      </w:pPr>
-      <w:r>
-        <w:t xml:space="preserve">  initial: 52</w:t>
-      </w:r>
-    </w:p>
-    <w:p>
-      <w:pPr>
-        <w:jc w:val="both"/>
-        <w:rPr>
-          <w:sz w:val="28"/>
-          <w:szCs w:val="28"/>
-        </w:rPr>
-      </w:pPr>
-      <w:r>
-        <w:rPr>
-          <w:sz w:val="28"/>
-          <w:szCs w:val="28"/>
-        </w:rPr>
-        <w:t>Change</w:t>
-      </w:r>
-      <w:r>
-        <w:rPr>
-          <w:sz w:val="28"/>
-          <w:szCs w:val="28"/>
-        </w:rPr>
-        <w:t xml:space="preserve"> ‘max:’ to 40 and ‘initial:’ to 40</w:t>
-      </w:r>
-      <w:r>
-        <w:rPr>
-          <w:sz w:val="28"/>
-          <w:szCs w:val="28"/>
-        </w:rPr>
-        <w:t>. Save the file and exit.</w:t>
-      </w:r>
-    </w:p>
-    <w:p>
-      <w:pPr>
-        <w:jc w:val="both"/>
-        <w:rPr>
-          <w:sz w:val="28"/>
-          <w:szCs w:val="28"/>
-        </w:rPr>
-      </w:pPr>
-      <w:r>
-        <w:rPr>
-          <w:sz w:val="28"/>
-          <w:szCs w:val="28"/>
-        </w:rPr>
-        <w:t>Step (5)</w:t>
-      </w:r>
-    </w:p>
-    <w:p>
-      <w:pPr>
-        <w:jc w:val="both"/>
-        <w:rPr>
-          <w:sz w:val="28"/>
-          <w:szCs w:val="28"/>
-        </w:rPr>
-      </w:pPr>
-      <w:r>
-        <w:rPr>
-          <w:sz w:val="28"/>
-          <w:szCs w:val="28"/>
-        </w:rPr>
-        <w:t>In File Editor, navigate to the “scripts” directory you created earlier. Open the file “renault5-scripts.yaml”</w:t>
-      </w:r>
-    </w:p>
-    <w:p>
-      <w:pPr>
-        <w:jc w:val="both"/>
-        <w:rPr>
-          <w:sz w:val="28"/>
-          <w:szCs w:val="28"/>
-        </w:rPr>
-      </w:pPr>
-      <w:r>
-        <w:rPr>
-          <w:sz w:val="28"/>
-          <w:szCs w:val="28"/>
-        </w:rPr>
-        <w:t>Look for the following 7 (seven) separate lines that will appear in this order:</w:t>
-      </w:r>
-    </w:p>
-    <w:p>
-      <w:pPr>
-        <w:jc w:val="both"/>
-      </w:pPr>
-      <w:r>
-        <w:t>cap: "{{ states('input_number.r5_battery_capacity_kwh') | float(52) }}"</w:t>
-      </w:r>
-    </w:p>
-    <w:p>
-      <w:pPr>
-        <w:jc w:val="both"/>
-      </w:pPr>
-      <w:r>
-        <w:t>end_energy_s: "{{ states('sensor.r5_available_energy_52_kwh_api') }}"</w:t>
-      </w:r>
-    </w:p>
-    <w:p>
-      <w:pPr>
-        <w:jc w:val="both"/>
-      </w:pPr>
-      <w:r>
-        <w:t>cap_kwh: "{{ states('input_number.r5_battery_capacity_kwh') | float(52) }}"</w:t>
-      </w:r>
-    </w:p>
-    <w:p>
-      <w:pPr>
-        <w:jc w:val="both"/>
-      </w:pPr>
-      <w:r>
-        <w:t>end_energy_api_s: "{{ states('sensor.r5_available_energy_52_kwh_api') }}"</w:t>
-      </w:r>
-    </w:p>
-    <w:p>
-      <w:pPr>
-        <w:jc w:val="both"/>
-      </w:pPr>
-      <w:r>
-        <w:t>cap_kwh: "{{ states('input_number.r5_battery_capacity_kwh') | float(52) }}"</w:t>
-      </w:r>
-    </w:p>
-    <w:p>
-      <w:pPr>
-        <w:jc w:val="both"/>
-      </w:pPr>
-      <w:r>
-        <w:t>cap: "{{ states('input_number.r5_battery_capacity_kwh') | float(52) }}"</w:t>
-      </w:r>
-    </w:p>
-    <w:p>
-      <w:pPr>
-        <w:jc w:val="both"/>
-      </w:pPr>
-      <w:r>
-        <w:t>end_energy_api_s: "{{ states('sensor.r5_available_energy_52_kwh_api') }}"</w:t>
-      </w:r>
-    </w:p>
-    <w:p>
-      <w:pPr>
-        <w:jc w:val="both"/>
-        <w:rPr>
-          <w:sz w:val="28"/>
-          <w:szCs w:val="28"/>
-        </w:rPr>
-      </w:pPr>
-      <w:r>
-        <w:rPr>
-          <w:sz w:val="28"/>
-          <w:szCs w:val="28"/>
-        </w:rPr>
-        <w:lastRenderedPageBreak/>
-        <w:t>As</w:t>
-      </w:r>
-      <w:r>
-        <w:rPr>
-          <w:sz w:val="28"/>
-          <w:szCs w:val="28"/>
-        </w:rPr>
-        <w:t xml:space="preserve"> before change each instance of 52 to 40, save the file and exit</w:t>
-      </w:r>
-    </w:p>
-    <w:p>
-      <w:pPr>
-        <w:jc w:val="both"/>
-        <w:rPr>
-          <w:sz w:val="28"/>
-          <w:szCs w:val="28"/>
-        </w:rPr>
-      </w:pPr>
-      <w:r>
-        <w:rPr>
-          <w:sz w:val="28"/>
-          <w:szCs w:val="28"/>
-        </w:rPr>
-        <w:t>Step (6)</w:t>
-      </w:r>
-    </w:p>
-    <w:p>
-      <w:pPr>
-        <w:jc w:val="both"/>
-        <w:rPr>
-          <w:sz w:val="28"/>
-          <w:szCs w:val="28"/>
-        </w:rPr>
-      </w:pPr>
-      <w:r>
-        <w:rPr>
-          <w:sz w:val="28"/>
-          <w:szCs w:val="28"/>
-        </w:rPr>
-        <w:t>In File Editor go to the “templates” folder you created earlier. Open the file “</w:t>
-      </w:r>
-      <w:r>
-        <w:rPr>
-          <w:sz w:val="28"/>
-          <w:szCs w:val="28"/>
-        </w:rPr>
-        <w:t>r5_template_sensors</w:t>
-      </w:r>
-      <w:r>
-        <w:rPr>
-          <w:sz w:val="28"/>
-          <w:szCs w:val="28"/>
-        </w:rPr>
-        <w:t>.yaml”.</w:t>
-      </w:r>
-    </w:p>
-    <w:p>
-      <w:pPr>
-        <w:jc w:val="both"/>
-        <w:rPr>
-          <w:sz w:val="28"/>
-          <w:szCs w:val="28"/>
-        </w:rPr>
-      </w:pPr>
-      <w:r>
-        <w:rPr>
-          <w:sz w:val="28"/>
-          <w:szCs w:val="28"/>
-        </w:rPr>
-        <w:t>Look for this sensor “</w:t>
-      </w:r>
-      <w:r>
-        <w:rPr>
-          <w:sz w:val="28"/>
-          <w:szCs w:val="28"/>
-        </w:rPr>
-        <w:t>R5 Charging Rate (kW)</w:t>
-      </w:r>
-      <w:r>
-        <w:rPr>
-          <w:sz w:val="28"/>
-          <w:szCs w:val="28"/>
-        </w:rPr>
-        <w:t>”. Scroll down the code for this sensor and find the following line:</w:t>
-      </w:r>
-    </w:p>
-    <w:p>
-      <w:pPr>
-        <w:jc w:val="both"/>
-      </w:pPr>
-      <w:r>
-        <w:t>{% set now_kwh = states('sensor.r5_available_energy_52_kwh_api') | float(-1) %}</w:t>
-      </w:r>
-    </w:p>
-    <w:p>
-      <w:pPr>
-        <w:jc w:val="both"/>
-        <w:rPr>
-          <w:sz w:val="28"/>
-          <w:szCs w:val="28"/>
-        </w:rPr>
-      </w:pPr>
-      <w:r>
-        <w:rPr>
-          <w:sz w:val="28"/>
-          <w:szCs w:val="28"/>
-        </w:rPr>
-        <w:t>As before change 52 to 40</w:t>
-      </w:r>
-    </w:p>
-    <w:p>
-      <w:pPr>
-        <w:jc w:val="both"/>
-        <w:rPr>
-          <w:sz w:val="28"/>
-          <w:szCs w:val="28"/>
-        </w:rPr>
-      </w:pPr>
-      <w:r>
-        <w:rPr>
-          <w:sz w:val="28"/>
-          <w:szCs w:val="28"/>
-        </w:rPr>
-        <w:t>Step (7)</w:t>
-      </w:r>
-    </w:p>
-    <w:p>
-      <w:pPr>
-        <w:jc w:val="both"/>
-        <w:rPr>
-          <w:sz w:val="28"/>
-          <w:szCs w:val="28"/>
-        </w:rPr>
-      </w:pPr>
-      <w:r>
-        <w:rPr>
-          <w:sz w:val="28"/>
-          <w:szCs w:val="28"/>
-        </w:rPr>
-        <w:t>Look for this sensor “</w:t>
-      </w:r>
-      <w:r>
-        <w:rPr>
-          <w:sz w:val="28"/>
-          <w:szCs w:val="28"/>
-        </w:rPr>
-        <w:t>R5 Charge Average Power (TMP)</w:t>
-      </w:r>
-      <w:r>
-        <w:rPr>
-          <w:sz w:val="28"/>
-          <w:szCs w:val="28"/>
-        </w:rPr>
-        <w:t xml:space="preserve">”. Scroll down the code for this sensor and find the following </w:t>
-      </w:r>
-      <w:r>
-        <w:rPr>
-          <w:sz w:val="28"/>
-          <w:szCs w:val="28"/>
-        </w:rPr>
-        <w:t xml:space="preserve">2 (two) </w:t>
-      </w:r>
-      <w:r>
-        <w:rPr>
-          <w:sz w:val="28"/>
-          <w:szCs w:val="28"/>
-        </w:rPr>
-        <w:t>line</w:t>
-      </w:r>
-      <w:r>
-        <w:rPr>
-          <w:sz w:val="28"/>
-          <w:szCs w:val="28"/>
-        </w:rPr>
-        <w:t>s</w:t>
-      </w:r>
-      <w:r>
-        <w:rPr>
-          <w:sz w:val="28"/>
-          <w:szCs w:val="28"/>
-        </w:rPr>
-        <w:t>:</w:t>
-      </w:r>
-    </w:p>
-    <w:p>
-      <w:pPr>
-        <w:jc w:val="both"/>
-      </w:pPr>
-      <w:r>
-        <w:t>{% set now_kwh = states('sensor.r5_available_energy_52_kwh_api') | float(-1) %}</w:t>
-      </w:r>
-    </w:p>
-    <w:p>
-      <w:pPr>
-        <w:jc w:val="both"/>
-      </w:pPr>
-      <w:r>
-        <w:t>{% set now_kwh = states('sensor.r5_available_energy_52_kwh_api') | float(-1) %}</w:t>
-      </w:r>
-    </w:p>
-    <w:p>
-      <w:pPr>
-        <w:jc w:val="both"/>
-        <w:rPr>
-          <w:sz w:val="28"/>
-          <w:szCs w:val="28"/>
-        </w:rPr>
-      </w:pPr>
-      <w:r>
-        <w:rPr>
-          <w:sz w:val="28"/>
-          <w:szCs w:val="28"/>
-        </w:rPr>
-        <w:t>As before change 52 to 40</w:t>
-      </w:r>
-      <w:r>
-        <w:rPr>
-          <w:sz w:val="28"/>
-          <w:szCs w:val="28"/>
-        </w:rPr>
-        <w:t xml:space="preserve"> on </w:t>
-      </w:r>
-      <w:r>
-        <w:rPr>
-          <w:sz w:val="28"/>
-          <w:szCs w:val="28"/>
-          <w:u w:val="single"/>
-        </w:rPr>
-        <w:t>both lines</w:t>
-      </w:r>
-    </w:p>
-    <w:p>
-      <w:pPr>
-        <w:jc w:val="both"/>
-        <w:rPr>
-          <w:sz w:val="28"/>
-          <w:szCs w:val="28"/>
-        </w:rPr>
-      </w:pPr>
-      <w:r>
-        <w:rPr>
-          <w:sz w:val="28"/>
-          <w:szCs w:val="28"/>
-        </w:rPr>
-        <w:t>Step (8)</w:t>
-      </w:r>
-    </w:p>
-    <w:p>
-      <w:pPr>
-        <w:jc w:val="both"/>
-        <w:rPr>
-          <w:sz w:val="28"/>
-          <w:szCs w:val="28"/>
-        </w:rPr>
-      </w:pPr>
-      <w:r>
-        <w:rPr>
-          <w:sz w:val="28"/>
-          <w:szCs w:val="28"/>
-        </w:rPr>
-        <w:t>Save the file and exit</w:t>
-      </w:r>
-    </w:p>
-    <w:p>
-      <w:pPr>
-        <w:jc w:val="both"/>
-        <w:rPr>
-          <w:sz w:val="28"/>
-          <w:szCs w:val="28"/>
-        </w:rPr>
-      </w:pPr>
-      <w:r>
-        <w:rPr>
-          <w:sz w:val="28"/>
-          <w:szCs w:val="28"/>
-        </w:rPr>
-        <w:t>Step (9)</w:t>
-      </w:r>
-    </w:p>
-    <w:p>
-      <w:pPr>
-        <w:jc w:val="both"/>
-        <w:rPr>
-          <w:sz w:val="28"/>
-          <w:szCs w:val="28"/>
-        </w:rPr>
-      </w:pPr>
-      <w:r>
-        <w:rPr>
-          <w:sz w:val="28"/>
-          <w:szCs w:val="28"/>
-        </w:rPr>
-        <w:t>Go back to the UI and select your Renault 5 front end card view. Click on the PEN icon at the top right of the screen (Edit Dashboard). Move your mouse over the block containing the Vehicle Status sensors.</w:t>
-      </w:r>
-      <w:r>
-        <w:rPr>
-          <w:sz w:val="28"/>
-          <w:szCs w:val="28"/>
-        </w:rPr>
-        <w:t xml:space="preserve"> You will see a PEN icon appear. Click on it and a pop up dialog will appear called “Vertical Stack Card Configuration” and the numbers 1 &amp; 2.</w:t>
-      </w:r>
-    </w:p>
-    <w:p>
-      <w:pPr>
-        <w:jc w:val="both"/>
-        <w:rPr>
-          <w:sz w:val="28"/>
-          <w:szCs w:val="28"/>
-        </w:rPr>
-      </w:pPr>
-      <w:r>
-        <w:rPr>
-          <w:sz w:val="28"/>
-          <w:szCs w:val="28"/>
-        </w:rPr>
-        <w:t>Step (10)</w:t>
-      </w:r>
-    </w:p>
-    <w:p>
-      <w:pPr>
-        <w:jc w:val="both"/>
-        <w:rPr>
-          <w:sz w:val="28"/>
-          <w:szCs w:val="28"/>
-        </w:rPr>
-      </w:pPr>
-      <w:r>
-        <w:rPr>
-          <w:sz w:val="28"/>
-          <w:szCs w:val="28"/>
-        </w:rPr>
-        <w:t>Click on “2” and you will be greeted by a host of numbers from 1-12, each representing a sensor. We need to change a couple of them to suit the 40kWh instance.</w:t>
-      </w:r>
-    </w:p>
-    <w:p>
-      <w:pPr>
-        <w:jc w:val="both"/>
-        <w:rPr>
-          <w:sz w:val="28"/>
-          <w:szCs w:val="28"/>
-        </w:rPr>
-      </w:pPr>
-      <w:r>
-        <w:rPr>
-          <w:sz w:val="28"/>
-          <w:szCs w:val="28"/>
-        </w:rPr>
-        <w:t>Step (11)</w:t>
-      </w:r>
-    </w:p>
-    <w:p>
-      <w:pPr>
-        <w:jc w:val="both"/>
-      </w:pPr>
-      <w:r>
-        <w:rPr>
-          <w:sz w:val="28"/>
-          <w:szCs w:val="28"/>
-        </w:rPr>
-        <w:t xml:space="preserve">Click on  number “2” </w:t>
-      </w:r>
-      <w:r>
-        <w:rPr>
-          <w:sz w:val="28"/>
-          <w:szCs w:val="28"/>
-        </w:rPr>
-        <w:t xml:space="preserve">of 12 </w:t>
-      </w:r>
-      <w:r>
-        <w:rPr>
-          <w:sz w:val="28"/>
-          <w:szCs w:val="28"/>
-        </w:rPr>
-        <w:t xml:space="preserve">and you will see a “{}” and the word “Entity”. Click on the “{}”. You are now seeing the code </w:t>
-      </w:r>
-      <w:r>
-        <w:rPr>
-          <w:sz w:val="28"/>
-          <w:szCs w:val="28"/>
-          <w:u w:val="single"/>
-        </w:rPr>
-        <w:t xml:space="preserve">just </w:t>
-      </w:r>
-      <w:r>
-        <w:rPr>
-          <w:sz w:val="28"/>
-          <w:szCs w:val="28"/>
-        </w:rPr>
-        <w:t xml:space="preserve">for that sensor. On the second line (line 2) change the entity to: </w:t>
-      </w:r>
-      <w:r>
-        <w:t>sensor.r5_available_energy_40_kwh_api</w:t>
-      </w:r>
-    </w:p>
-    <w:p>
-      <w:pPr>
-        <w:jc w:val="both"/>
-        <w:rPr>
-          <w:sz w:val="28"/>
-          <w:szCs w:val="28"/>
-        </w:rPr>
-      </w:pPr>
-      <w:r>
-        <w:rPr>
-          <w:sz w:val="28"/>
-          <w:szCs w:val="28"/>
-        </w:rPr>
-        <w:lastRenderedPageBreak/>
-        <w:t>Step (12)</w:t>
-      </w:r>
-    </w:p>
-    <w:p>
-      <w:pPr>
-        <w:jc w:val="both"/>
-        <w:rPr>
-          <w:sz w:val="28"/>
-          <w:szCs w:val="28"/>
-        </w:rPr>
-      </w:pPr>
-      <w:r>
-        <w:rPr>
-          <w:sz w:val="28"/>
-          <w:szCs w:val="28"/>
-        </w:rPr>
-        <w:t>Next scroll down to line 44 and do the same (effectively just overwrite “52” with “40”). Once done click “Save” and you are done.</w:t>
-      </w:r>
-    </w:p>
-    <w:p>
-      <w:pPr>
-        <w:jc w:val="both"/>
+      </w:pPr>
+      <w:r>
         <w:rPr>
           <w:b/>
           <w:bCs/>
@@ -15078,8 +16368,1379 @@
           <w:sz w:val="28"/>
           <w:szCs w:val="28"/>
         </w:rPr>
-      </w:pPr>
-      <w:r>
+        <w:t>40kWh Battery</w:t>
+      </w:r>
+    </w:p>
+    <w:p>
+      <w:pPr>
+        <w:jc w:val="both"/>
+        <w:rPr>
+          <w:sz w:val="28"/>
+          <w:szCs w:val="28"/>
+        </w:rPr>
+      </w:pPr>
+      <w:r>
+        <w:rPr>
+          <w:sz w:val="28"/>
+          <w:szCs w:val="28"/>
+        </w:rPr>
+        <w:t>If your car is equipped with the 40kWh battery there are a number of changes you need to make. I will go through each in turn</w:t>
+      </w:r>
+    </w:p>
+    <w:p>
+      <w:pPr>
+        <w:jc w:val="both"/>
+        <w:rPr>
+          <w:sz w:val="28"/>
+          <w:szCs w:val="28"/>
+        </w:rPr>
+      </w:pPr>
+      <w:r>
+        <w:rPr>
+          <w:sz w:val="28"/>
+          <w:szCs w:val="28"/>
+        </w:rPr>
+        <w:t>Step (1)</w:t>
+      </w:r>
+    </w:p>
+    <w:p>
+      <w:pPr>
+        <w:jc w:val="both"/>
+        <w:rPr>
+          <w:sz w:val="28"/>
+          <w:szCs w:val="28"/>
+        </w:rPr>
+      </w:pPr>
+      <w:r>
+        <w:rPr>
+          <w:sz w:val="28"/>
+          <w:szCs w:val="28"/>
+        </w:rPr>
+        <w:t>In Home Assistant go to the “Settings” menu, then select “Automations &amp; Scenes”. Then click on automation (01). Now click on three dots at the top right of the screen and select “Edit in YAML”.</w:t>
+      </w:r>
+    </w:p>
+    <w:p>
+      <w:pPr>
+        <w:jc w:val="both"/>
+        <w:rPr>
+          <w:sz w:val="28"/>
+          <w:szCs w:val="28"/>
+        </w:rPr>
+      </w:pPr>
+      <w:r>
+        <w:rPr>
+          <w:sz w:val="28"/>
+          <w:szCs w:val="28"/>
+        </w:rPr>
+        <w:t>Step (2)</w:t>
+      </w:r>
+    </w:p>
+    <w:p>
+      <w:pPr>
+        <w:jc w:val="both"/>
+        <w:rPr>
+          <w:sz w:val="28"/>
+          <w:szCs w:val="28"/>
+        </w:rPr>
+      </w:pPr>
+      <w:r>
+        <w:rPr>
+          <w:sz w:val="28"/>
+          <w:szCs w:val="28"/>
+        </w:rPr>
+        <w:t>Once the code is listed, you will need to look for these two lines:</w:t>
+      </w:r>
+    </w:p>
+    <w:p>
+      <w:pPr>
+        <w:jc w:val="both"/>
+      </w:pPr>
+      <w:proofErr w:type="spellStart"/>
+      <w:r>
+        <w:t>cap_kwh</w:t>
+      </w:r>
+      <w:proofErr w:type="spellEnd"/>
+      <w:r>
+        <w:t>: "</w:t>
+      </w:r>
+      <w:proofErr w:type="gramStart"/>
+      <w:r>
+        <w:t>{{ states</w:t>
+      </w:r>
+      <w:proofErr w:type="gramEnd"/>
+      <w:r>
+        <w:t>('input_</w:t>
+      </w:r>
+      <w:proofErr w:type="gramStart"/>
+      <w:r>
+        <w:t>number.r</w:t>
+      </w:r>
+      <w:proofErr w:type="gramEnd"/>
+      <w:r>
+        <w:t xml:space="preserve">5_battery_capacity_kwh') | </w:t>
+      </w:r>
+      <w:proofErr w:type="gramStart"/>
+      <w:r>
+        <w:t>float(</w:t>
+      </w:r>
+      <w:proofErr w:type="gramEnd"/>
+      <w:r>
+        <w:t>52</w:t>
+      </w:r>
+      <w:proofErr w:type="gramStart"/>
+      <w:r>
+        <w:t>) }}"</w:t>
+      </w:r>
+      <w:proofErr w:type="gramEnd"/>
+    </w:p>
+    <w:p>
+      <w:pPr>
+        <w:jc w:val="both"/>
+      </w:pPr>
+      <w:proofErr w:type="spellStart"/>
+      <w:r>
+        <w:t>avail_energy_s</w:t>
+      </w:r>
+      <w:proofErr w:type="spellEnd"/>
+      <w:r>
+        <w:t>: "</w:t>
+      </w:r>
+      <w:proofErr w:type="gramStart"/>
+      <w:r>
+        <w:t>{{ states</w:t>
+      </w:r>
+      <w:proofErr w:type="gramEnd"/>
+      <w:r>
+        <w:t>('</w:t>
+      </w:r>
+      <w:proofErr w:type="gramStart"/>
+      <w:r>
+        <w:t>sensor.r</w:t>
+      </w:r>
+      <w:proofErr w:type="gramEnd"/>
+      <w:r>
+        <w:t>5_available_energy_52_api'</w:t>
+      </w:r>
+      <w:proofErr w:type="gramStart"/>
+      <w:r>
+        <w:t>) }}"</w:t>
+      </w:r>
+      <w:proofErr w:type="gramEnd"/>
+    </w:p>
+    <w:p>
+      <w:pPr>
+        <w:jc w:val="both"/>
+        <w:rPr>
+          <w:sz w:val="28"/>
+          <w:szCs w:val="28"/>
+        </w:rPr>
+      </w:pPr>
+      <w:r>
+        <w:rPr>
+          <w:sz w:val="28"/>
+          <w:szCs w:val="28"/>
+        </w:rPr>
+        <w:t>Simply change the number 52 to 40 in each of those lines</w:t>
+      </w:r>
+      <w:r>
+        <w:rPr>
+          <w:sz w:val="28"/>
+          <w:szCs w:val="28"/>
+        </w:rPr>
+        <w:t>, save the automation and exit.</w:t>
+      </w:r>
+    </w:p>
+    <w:p>
+      <w:pPr>
+        <w:jc w:val="both"/>
+        <w:rPr>
+          <w:sz w:val="28"/>
+          <w:szCs w:val="28"/>
+        </w:rPr>
+      </w:pPr>
+    </w:p>
+    <w:p>
+      <w:pPr>
+        <w:jc w:val="both"/>
+        <w:rPr>
+          <w:sz w:val="28"/>
+          <w:szCs w:val="28"/>
+        </w:rPr>
+      </w:pPr>
+    </w:p>
+    <w:p>
+      <w:pPr>
+        <w:jc w:val="both"/>
+        <w:rPr>
+          <w:sz w:val="28"/>
+          <w:szCs w:val="28"/>
+        </w:rPr>
+      </w:pPr>
+    </w:p>
+    <w:p>
+      <w:pPr>
+        <w:jc w:val="both"/>
+        <w:rPr>
+          <w:sz w:val="28"/>
+          <w:szCs w:val="28"/>
+        </w:rPr>
+      </w:pPr>
+    </w:p>
+    <w:p>
+      <w:pPr>
+        <w:jc w:val="both"/>
+        <w:rPr>
+          <w:sz w:val="28"/>
+          <w:szCs w:val="28"/>
+        </w:rPr>
+      </w:pPr>
+      <w:r>
+        <w:rPr>
+          <w:sz w:val="28"/>
+          <w:szCs w:val="28"/>
+        </w:rPr>
+        <w:lastRenderedPageBreak/>
+        <w:t>Step (3)</w:t>
+      </w:r>
+    </w:p>
+    <w:p>
+      <w:pPr>
+        <w:jc w:val="both"/>
+        <w:rPr>
+          <w:sz w:val="28"/>
+          <w:szCs w:val="28"/>
+        </w:rPr>
+      </w:pPr>
+      <w:r>
+        <w:rPr>
+          <w:sz w:val="28"/>
+          <w:szCs w:val="28"/>
+        </w:rPr>
+        <w:t>Repeat this process for automation (14)</w:t>
+      </w:r>
+    </w:p>
+    <w:p>
+      <w:pPr>
+        <w:jc w:val="both"/>
+        <w:rPr>
+          <w:sz w:val="28"/>
+          <w:szCs w:val="28"/>
+        </w:rPr>
+      </w:pPr>
+      <w:r>
+        <w:rPr>
+          <w:sz w:val="28"/>
+          <w:szCs w:val="28"/>
+        </w:rPr>
+        <w:t>Look for this line:</w:t>
+      </w:r>
+    </w:p>
+    <w:p>
+      <w:pPr>
+        <w:jc w:val="both"/>
+      </w:pPr>
+      <w:r>
+        <w:t xml:space="preserve"> </w:t>
+      </w:r>
+      <w:proofErr w:type="spellStart"/>
+      <w:r>
+        <w:t>now_kwh_s</w:t>
+      </w:r>
+      <w:proofErr w:type="spellEnd"/>
+      <w:r>
+        <w:t>: "</w:t>
+      </w:r>
+      <w:proofErr w:type="gramStart"/>
+      <w:r>
+        <w:t>{{ states</w:t>
+      </w:r>
+      <w:proofErr w:type="gramEnd"/>
+      <w:r>
+        <w:t>('</w:t>
+      </w:r>
+      <w:proofErr w:type="gramStart"/>
+      <w:r>
+        <w:t>sensor.r</w:t>
+      </w:r>
+      <w:proofErr w:type="gramEnd"/>
+      <w:r>
+        <w:t>5_available_energy_52_kwh_api'</w:t>
+      </w:r>
+      <w:proofErr w:type="gramStart"/>
+      <w:r>
+        <w:t>) }}"</w:t>
+      </w:r>
+      <w:proofErr w:type="gramEnd"/>
+    </w:p>
+    <w:p>
+      <w:pPr>
+        <w:jc w:val="both"/>
+        <w:rPr>
+          <w:sz w:val="28"/>
+          <w:szCs w:val="28"/>
+        </w:rPr>
+      </w:pPr>
+      <w:r>
+        <w:rPr>
+          <w:sz w:val="28"/>
+          <w:szCs w:val="28"/>
+        </w:rPr>
+        <w:t>As before change 52 to 40, save the automation and exit</w:t>
+      </w:r>
+    </w:p>
+    <w:p>
+      <w:pPr>
+        <w:jc w:val="both"/>
+        <w:rPr>
+          <w:sz w:val="28"/>
+          <w:szCs w:val="28"/>
+        </w:rPr>
+      </w:pPr>
+      <w:r>
+        <w:rPr>
+          <w:sz w:val="28"/>
+          <w:szCs w:val="28"/>
+        </w:rPr>
+        <w:t>Step (4)</w:t>
+      </w:r>
+    </w:p>
+    <w:p>
+      <w:pPr>
+        <w:jc w:val="both"/>
+        <w:rPr>
+          <w:sz w:val="28"/>
+          <w:szCs w:val="28"/>
+        </w:rPr>
+      </w:pPr>
+      <w:r>
+        <w:rPr>
+          <w:sz w:val="28"/>
+          <w:szCs w:val="28"/>
+        </w:rPr>
+        <w:t>In File Editor, navigate to the “helpers” folder you created earlier. Open the file “</w:t>
+      </w:r>
+      <w:proofErr w:type="spellStart"/>
+      <w:r>
+        <w:rPr>
+          <w:sz w:val="28"/>
+          <w:szCs w:val="28"/>
+        </w:rPr>
+        <w:t>input_</w:t>
+      </w:r>
+      <w:proofErr w:type="gramStart"/>
+      <w:r>
+        <w:rPr>
+          <w:sz w:val="28"/>
+          <w:szCs w:val="28"/>
+        </w:rPr>
+        <w:t>number.yaml</w:t>
+      </w:r>
+      <w:proofErr w:type="spellEnd"/>
+      <w:proofErr w:type="gramEnd"/>
+      <w:r>
+        <w:rPr>
+          <w:sz w:val="28"/>
+          <w:szCs w:val="28"/>
+        </w:rPr>
+        <w:t>” and look for this entry:</w:t>
+      </w:r>
+    </w:p>
+    <w:p>
+      <w:pPr>
+        <w:jc w:val="both"/>
+        <w:rPr>
+          <w:sz w:val="28"/>
+          <w:szCs w:val="28"/>
+        </w:rPr>
+      </w:pPr>
+    </w:p>
+    <w:p>
+      <w:pPr>
+        <w:jc w:val="both"/>
+      </w:pPr>
+      <w:r>
+        <w:t>r5_battery_capacity_kwh:</w:t>
+      </w:r>
+    </w:p>
+    <w:p>
+      <w:pPr>
+        <w:jc w:val="both"/>
+      </w:pPr>
+      <w:r>
+        <w:t xml:space="preserve">  name: R5 Battery Capacity (kWh)</w:t>
+      </w:r>
+    </w:p>
+    <w:p>
+      <w:pPr>
+        <w:jc w:val="both"/>
+      </w:pPr>
+      <w:r>
+        <w:t xml:space="preserve">  min: 0</w:t>
+      </w:r>
+    </w:p>
+    <w:p>
+      <w:pPr>
+        <w:jc w:val="both"/>
+      </w:pPr>
+      <w:r>
+        <w:t xml:space="preserve">  max: 52</w:t>
+      </w:r>
+    </w:p>
+    <w:p>
+      <w:pPr>
+        <w:jc w:val="both"/>
+      </w:pPr>
+      <w:r>
+        <w:t xml:space="preserve">  step: 0.1</w:t>
+      </w:r>
+    </w:p>
+    <w:p>
+      <w:pPr>
+        <w:jc w:val="both"/>
+      </w:pPr>
+      <w:r>
+        <w:t xml:space="preserve">  </w:t>
+      </w:r>
+      <w:proofErr w:type="spellStart"/>
+      <w:r>
+        <w:t>unit_of_measurement</w:t>
+      </w:r>
+      <w:proofErr w:type="spellEnd"/>
+      <w:r>
+        <w:t>: kWh</w:t>
+      </w:r>
+    </w:p>
+    <w:p>
+      <w:pPr>
+        <w:jc w:val="both"/>
+      </w:pPr>
+      <w:r>
+        <w:t xml:space="preserve">  initial: 52</w:t>
+      </w:r>
+    </w:p>
+    <w:p>
+      <w:pPr>
+        <w:jc w:val="both"/>
+        <w:rPr>
+          <w:sz w:val="28"/>
+          <w:szCs w:val="28"/>
+        </w:rPr>
+      </w:pPr>
+      <w:r>
+        <w:rPr>
+          <w:sz w:val="28"/>
+          <w:szCs w:val="28"/>
+        </w:rPr>
+        <w:t>Change</w:t>
+      </w:r>
+      <w:r>
+        <w:rPr>
+          <w:sz w:val="28"/>
+          <w:szCs w:val="28"/>
+        </w:rPr>
+        <w:t xml:space="preserve"> ‘max:’ to 40 and ‘initial:’ to 40</w:t>
+      </w:r>
+      <w:r>
+        <w:rPr>
+          <w:sz w:val="28"/>
+          <w:szCs w:val="28"/>
+        </w:rPr>
+        <w:t>. Save the file and exit.</w:t>
+      </w:r>
+    </w:p>
+    <w:p>
+      <w:pPr>
+        <w:jc w:val="both"/>
+        <w:rPr>
+          <w:sz w:val="28"/>
+          <w:szCs w:val="28"/>
+        </w:rPr>
+      </w:pPr>
+      <w:r>
+        <w:rPr>
+          <w:sz w:val="28"/>
+          <w:szCs w:val="28"/>
+        </w:rPr>
+        <w:t>Step (5)</w:t>
+      </w:r>
+    </w:p>
+    <w:p>
+      <w:pPr>
+        <w:jc w:val="both"/>
+        <w:rPr>
+          <w:sz w:val="28"/>
+          <w:szCs w:val="28"/>
+        </w:rPr>
+      </w:pPr>
+      <w:r>
+        <w:rPr>
+          <w:sz w:val="28"/>
+          <w:szCs w:val="28"/>
+        </w:rPr>
+        <w:t>In File Editor, navigate to the “scripts” directory you created earlier. Open the file “renault5-</w:t>
+      </w:r>
+      <w:proofErr w:type="gramStart"/>
+      <w:r>
+        <w:rPr>
+          <w:sz w:val="28"/>
+          <w:szCs w:val="28"/>
+        </w:rPr>
+        <w:t>scripts.yaml</w:t>
+      </w:r>
+      <w:proofErr w:type="gramEnd"/>
+      <w:r>
+        <w:rPr>
+          <w:sz w:val="28"/>
+          <w:szCs w:val="28"/>
+        </w:rPr>
+        <w:t>”</w:t>
+      </w:r>
+    </w:p>
+    <w:p>
+      <w:pPr>
+        <w:jc w:val="both"/>
+        <w:rPr>
+          <w:sz w:val="28"/>
+          <w:szCs w:val="28"/>
+        </w:rPr>
+      </w:pPr>
+      <w:r>
+        <w:rPr>
+          <w:sz w:val="28"/>
+          <w:szCs w:val="28"/>
+        </w:rPr>
+        <w:t>Look for the following 7 (seven) separate lines that will appear in this order:</w:t>
+      </w:r>
+    </w:p>
+    <w:p>
+      <w:pPr>
+        <w:jc w:val="both"/>
+      </w:pPr>
+      <w:r>
+        <w:t>cap: "</w:t>
+      </w:r>
+      <w:proofErr w:type="gramStart"/>
+      <w:r>
+        <w:t>{{ states</w:t>
+      </w:r>
+      <w:proofErr w:type="gramEnd"/>
+      <w:r>
+        <w:t>('input_</w:t>
+      </w:r>
+      <w:proofErr w:type="gramStart"/>
+      <w:r>
+        <w:t>number.r</w:t>
+      </w:r>
+      <w:proofErr w:type="gramEnd"/>
+      <w:r>
+        <w:t xml:space="preserve">5_battery_capacity_kwh') | </w:t>
+      </w:r>
+      <w:proofErr w:type="gramStart"/>
+      <w:r>
+        <w:t>float(</w:t>
+      </w:r>
+      <w:proofErr w:type="gramEnd"/>
+      <w:r>
+        <w:t>52</w:t>
+      </w:r>
+      <w:proofErr w:type="gramStart"/>
+      <w:r>
+        <w:t>) }}"</w:t>
+      </w:r>
+      <w:proofErr w:type="gramEnd"/>
+    </w:p>
+    <w:p>
+      <w:pPr>
+        <w:jc w:val="both"/>
+      </w:pPr>
+      <w:proofErr w:type="spellStart"/>
+      <w:r>
+        <w:t>end_energy_s</w:t>
+      </w:r>
+      <w:proofErr w:type="spellEnd"/>
+      <w:r>
+        <w:t>: "</w:t>
+      </w:r>
+      <w:proofErr w:type="gramStart"/>
+      <w:r>
+        <w:t>{{ states</w:t>
+      </w:r>
+      <w:proofErr w:type="gramEnd"/>
+      <w:r>
+        <w:t>('</w:t>
+      </w:r>
+      <w:proofErr w:type="gramStart"/>
+      <w:r>
+        <w:t>sensor.r</w:t>
+      </w:r>
+      <w:proofErr w:type="gramEnd"/>
+      <w:r>
+        <w:t>5_available_energy_52_kwh_api'</w:t>
+      </w:r>
+      <w:proofErr w:type="gramStart"/>
+      <w:r>
+        <w:t>) }}"</w:t>
+      </w:r>
+      <w:proofErr w:type="gramEnd"/>
+    </w:p>
+    <w:p>
+      <w:pPr>
+        <w:jc w:val="both"/>
+      </w:pPr>
+      <w:proofErr w:type="spellStart"/>
+      <w:r>
+        <w:t>cap_kwh</w:t>
+      </w:r>
+      <w:proofErr w:type="spellEnd"/>
+      <w:r>
+        <w:t>: "</w:t>
+      </w:r>
+      <w:proofErr w:type="gramStart"/>
+      <w:r>
+        <w:t>{{ states</w:t>
+      </w:r>
+      <w:proofErr w:type="gramEnd"/>
+      <w:r>
+        <w:t>('input_</w:t>
+      </w:r>
+      <w:proofErr w:type="gramStart"/>
+      <w:r>
+        <w:t>number.r</w:t>
+      </w:r>
+      <w:proofErr w:type="gramEnd"/>
+      <w:r>
+        <w:t xml:space="preserve">5_battery_capacity_kwh') | </w:t>
+      </w:r>
+      <w:proofErr w:type="gramStart"/>
+      <w:r>
+        <w:t>float(</w:t>
+      </w:r>
+      <w:proofErr w:type="gramEnd"/>
+      <w:r>
+        <w:t>52</w:t>
+      </w:r>
+      <w:proofErr w:type="gramStart"/>
+      <w:r>
+        <w:t>) }}"</w:t>
+      </w:r>
+      <w:proofErr w:type="gramEnd"/>
+    </w:p>
+    <w:p>
+      <w:pPr>
+        <w:jc w:val="both"/>
+      </w:pPr>
+      <w:proofErr w:type="spellStart"/>
+      <w:r>
+        <w:t>end_energy_api_s</w:t>
+      </w:r>
+      <w:proofErr w:type="spellEnd"/>
+      <w:r>
+        <w:t>: "</w:t>
+      </w:r>
+      <w:proofErr w:type="gramStart"/>
+      <w:r>
+        <w:t>{{ states</w:t>
+      </w:r>
+      <w:proofErr w:type="gramEnd"/>
+      <w:r>
+        <w:t>('</w:t>
+      </w:r>
+      <w:proofErr w:type="gramStart"/>
+      <w:r>
+        <w:t>sensor.r</w:t>
+      </w:r>
+      <w:proofErr w:type="gramEnd"/>
+      <w:r>
+        <w:t>5_available_energy_52_kwh_api'</w:t>
+      </w:r>
+      <w:proofErr w:type="gramStart"/>
+      <w:r>
+        <w:t>) }}"</w:t>
+      </w:r>
+      <w:proofErr w:type="gramEnd"/>
+    </w:p>
+    <w:p>
+      <w:pPr>
+        <w:jc w:val="both"/>
+      </w:pPr>
+      <w:proofErr w:type="spellStart"/>
+      <w:r>
+        <w:t>cap_kwh</w:t>
+      </w:r>
+      <w:proofErr w:type="spellEnd"/>
+      <w:r>
+        <w:t>: "</w:t>
+      </w:r>
+      <w:proofErr w:type="gramStart"/>
+      <w:r>
+        <w:t>{{ states</w:t>
+      </w:r>
+      <w:proofErr w:type="gramEnd"/>
+      <w:r>
+        <w:t>('input_</w:t>
+      </w:r>
+      <w:proofErr w:type="gramStart"/>
+      <w:r>
+        <w:t>number.r</w:t>
+      </w:r>
+      <w:proofErr w:type="gramEnd"/>
+      <w:r>
+        <w:t xml:space="preserve">5_battery_capacity_kwh') | </w:t>
+      </w:r>
+      <w:proofErr w:type="gramStart"/>
+      <w:r>
+        <w:t>float(</w:t>
+      </w:r>
+      <w:proofErr w:type="gramEnd"/>
+      <w:r>
+        <w:t>52</w:t>
+      </w:r>
+      <w:proofErr w:type="gramStart"/>
+      <w:r>
+        <w:t>) }}"</w:t>
+      </w:r>
+      <w:proofErr w:type="gramEnd"/>
+    </w:p>
+    <w:p>
+      <w:pPr>
+        <w:jc w:val="both"/>
+      </w:pPr>
+      <w:r>
+        <w:t>cap: "</w:t>
+      </w:r>
+      <w:proofErr w:type="gramStart"/>
+      <w:r>
+        <w:t>{{ states</w:t>
+      </w:r>
+      <w:proofErr w:type="gramEnd"/>
+      <w:r>
+        <w:t>('input_</w:t>
+      </w:r>
+      <w:proofErr w:type="gramStart"/>
+      <w:r>
+        <w:t>number.r</w:t>
+      </w:r>
+      <w:proofErr w:type="gramEnd"/>
+      <w:r>
+        <w:t xml:space="preserve">5_battery_capacity_kwh') | </w:t>
+      </w:r>
+      <w:proofErr w:type="gramStart"/>
+      <w:r>
+        <w:t>float(</w:t>
+      </w:r>
+      <w:proofErr w:type="gramEnd"/>
+      <w:r>
+        <w:t>52</w:t>
+      </w:r>
+      <w:proofErr w:type="gramStart"/>
+      <w:r>
+        <w:t>) }}"</w:t>
+      </w:r>
+      <w:proofErr w:type="gramEnd"/>
+    </w:p>
+    <w:p>
+      <w:pPr>
+        <w:jc w:val="both"/>
+      </w:pPr>
+      <w:proofErr w:type="spellStart"/>
+      <w:r>
+        <w:t>end_energy_api_s</w:t>
+      </w:r>
+      <w:proofErr w:type="spellEnd"/>
+      <w:r>
+        <w:t>: "</w:t>
+      </w:r>
+      <w:proofErr w:type="gramStart"/>
+      <w:r>
+        <w:t>{{ states</w:t>
+      </w:r>
+      <w:proofErr w:type="gramEnd"/>
+      <w:r>
+        <w:t>('</w:t>
+      </w:r>
+      <w:proofErr w:type="gramStart"/>
+      <w:r>
+        <w:t>sensor.r</w:t>
+      </w:r>
+      <w:proofErr w:type="gramEnd"/>
+      <w:r>
+        <w:t>5_available_energy_52_kwh_api'</w:t>
+      </w:r>
+      <w:proofErr w:type="gramStart"/>
+      <w:r>
+        <w:t>) }}"</w:t>
+      </w:r>
+      <w:proofErr w:type="gramEnd"/>
+    </w:p>
+    <w:p>
+      <w:pPr>
+        <w:jc w:val="both"/>
+        <w:rPr>
+          <w:sz w:val="28"/>
+          <w:szCs w:val="28"/>
+        </w:rPr>
+      </w:pPr>
+      <w:r>
+        <w:rPr>
+          <w:sz w:val="28"/>
+          <w:szCs w:val="28"/>
+        </w:rPr>
+        <w:lastRenderedPageBreak/>
+        <w:t>As</w:t>
+      </w:r>
+      <w:r>
+        <w:rPr>
+          <w:sz w:val="28"/>
+          <w:szCs w:val="28"/>
+        </w:rPr>
+        <w:t xml:space="preserve"> before change each instance of 52 to 40, save the file and exit</w:t>
+      </w:r>
+    </w:p>
+    <w:p>
+      <w:pPr>
+        <w:jc w:val="both"/>
+        <w:rPr>
+          <w:sz w:val="28"/>
+          <w:szCs w:val="28"/>
+        </w:rPr>
+      </w:pPr>
+      <w:r>
+        <w:rPr>
+          <w:sz w:val="28"/>
+          <w:szCs w:val="28"/>
+        </w:rPr>
+        <w:t>Step (6)</w:t>
+      </w:r>
+    </w:p>
+    <w:p>
+      <w:pPr>
+        <w:jc w:val="both"/>
+        <w:rPr>
+          <w:sz w:val="28"/>
+          <w:szCs w:val="28"/>
+        </w:rPr>
+      </w:pPr>
+      <w:r>
+        <w:rPr>
+          <w:sz w:val="28"/>
+          <w:szCs w:val="28"/>
+        </w:rPr>
+        <w:t>In File Editor go to the “templates” folder you created earlier. Open the file “</w:t>
+      </w:r>
+      <w:r>
+        <w:rPr>
+          <w:sz w:val="28"/>
+          <w:szCs w:val="28"/>
+        </w:rPr>
+        <w:t>r5_template_</w:t>
+      </w:r>
+      <w:proofErr w:type="gramStart"/>
+      <w:r>
+        <w:rPr>
+          <w:sz w:val="28"/>
+          <w:szCs w:val="28"/>
+        </w:rPr>
+        <w:t>sensors</w:t>
+      </w:r>
+      <w:r>
+        <w:rPr>
+          <w:sz w:val="28"/>
+          <w:szCs w:val="28"/>
+        </w:rPr>
+        <w:t>.yaml</w:t>
+      </w:r>
+      <w:proofErr w:type="gramEnd"/>
+      <w:r>
+        <w:rPr>
+          <w:sz w:val="28"/>
+          <w:szCs w:val="28"/>
+        </w:rPr>
+        <w:t>”.</w:t>
+      </w:r>
+    </w:p>
+    <w:p>
+      <w:pPr>
+        <w:jc w:val="both"/>
+        <w:rPr>
+          <w:sz w:val="28"/>
+          <w:szCs w:val="28"/>
+        </w:rPr>
+      </w:pPr>
+      <w:r>
+        <w:rPr>
+          <w:sz w:val="28"/>
+          <w:szCs w:val="28"/>
+        </w:rPr>
+        <w:t>Look for this sensor “</w:t>
+      </w:r>
+      <w:r>
+        <w:rPr>
+          <w:sz w:val="28"/>
+          <w:szCs w:val="28"/>
+        </w:rPr>
+        <w:t>R5 Charging Rate (kW)</w:t>
+      </w:r>
+      <w:r>
+        <w:rPr>
+          <w:sz w:val="28"/>
+          <w:szCs w:val="28"/>
+        </w:rPr>
+        <w:t>”. Scroll down the code for this sensor and find the following line:</w:t>
+      </w:r>
+    </w:p>
+    <w:p>
+      <w:pPr>
+        <w:jc w:val="both"/>
+      </w:pPr>
+      <w:r>
+        <w:t xml:space="preserve">{% set </w:t>
+      </w:r>
+      <w:proofErr w:type="spellStart"/>
+      <w:r>
+        <w:t>now_kwh</w:t>
+      </w:r>
+      <w:proofErr w:type="spellEnd"/>
+      <w:r>
+        <w:t xml:space="preserve"> = states('</w:t>
+      </w:r>
+      <w:proofErr w:type="gramStart"/>
+      <w:r>
+        <w:t>sensor.r</w:t>
+      </w:r>
+      <w:proofErr w:type="gramEnd"/>
+      <w:r>
+        <w:t xml:space="preserve">5_available_energy_52_kwh_api') | </w:t>
+      </w:r>
+      <w:proofErr w:type="gramStart"/>
+      <w:r>
+        <w:t>float(</w:t>
+      </w:r>
+      <w:proofErr w:type="gramEnd"/>
+      <w:r>
+        <w:t>-1) %}</w:t>
+      </w:r>
+    </w:p>
+    <w:p>
+      <w:pPr>
+        <w:jc w:val="both"/>
+        <w:rPr>
+          <w:sz w:val="28"/>
+          <w:szCs w:val="28"/>
+        </w:rPr>
+      </w:pPr>
+      <w:r>
+        <w:rPr>
+          <w:sz w:val="28"/>
+          <w:szCs w:val="28"/>
+        </w:rPr>
+        <w:t>As before change 52 to 40</w:t>
+      </w:r>
+    </w:p>
+    <w:p>
+      <w:pPr>
+        <w:jc w:val="both"/>
+        <w:rPr>
+          <w:sz w:val="28"/>
+          <w:szCs w:val="28"/>
+        </w:rPr>
+      </w:pPr>
+      <w:r>
+        <w:rPr>
+          <w:sz w:val="28"/>
+          <w:szCs w:val="28"/>
+        </w:rPr>
+        <w:t>Step (7)</w:t>
+      </w:r>
+    </w:p>
+    <w:p>
+      <w:pPr>
+        <w:jc w:val="both"/>
+        <w:rPr>
+          <w:sz w:val="28"/>
+          <w:szCs w:val="28"/>
+        </w:rPr>
+      </w:pPr>
+      <w:r>
+        <w:rPr>
+          <w:sz w:val="28"/>
+          <w:szCs w:val="28"/>
+        </w:rPr>
+        <w:t>Look for this sensor “</w:t>
+      </w:r>
+      <w:r>
+        <w:rPr>
+          <w:sz w:val="28"/>
+          <w:szCs w:val="28"/>
+        </w:rPr>
+        <w:t>R5 Charge Average Power (TMP)</w:t>
+      </w:r>
+      <w:r>
+        <w:rPr>
+          <w:sz w:val="28"/>
+          <w:szCs w:val="28"/>
+        </w:rPr>
+        <w:t xml:space="preserve">”. Scroll down the code for this sensor and find the following </w:t>
+      </w:r>
+      <w:r>
+        <w:rPr>
+          <w:sz w:val="28"/>
+          <w:szCs w:val="28"/>
+        </w:rPr>
+        <w:t xml:space="preserve">2 (two) </w:t>
+      </w:r>
+      <w:r>
+        <w:rPr>
+          <w:sz w:val="28"/>
+          <w:szCs w:val="28"/>
+        </w:rPr>
+        <w:t>line</w:t>
+      </w:r>
+      <w:r>
+        <w:rPr>
+          <w:sz w:val="28"/>
+          <w:szCs w:val="28"/>
+        </w:rPr>
+        <w:t>s</w:t>
+      </w:r>
+      <w:r>
+        <w:rPr>
+          <w:sz w:val="28"/>
+          <w:szCs w:val="28"/>
+        </w:rPr>
+        <w:t>:</w:t>
+      </w:r>
+    </w:p>
+    <w:p>
+      <w:pPr>
+        <w:jc w:val="both"/>
+      </w:pPr>
+      <w:r>
+        <w:t xml:space="preserve">{% set </w:t>
+      </w:r>
+      <w:proofErr w:type="spellStart"/>
+      <w:r>
+        <w:t>now_kwh</w:t>
+      </w:r>
+      <w:proofErr w:type="spellEnd"/>
+      <w:r>
+        <w:t xml:space="preserve"> = states('</w:t>
+      </w:r>
+      <w:proofErr w:type="gramStart"/>
+      <w:r>
+        <w:t>sensor.r</w:t>
+      </w:r>
+      <w:proofErr w:type="gramEnd"/>
+      <w:r>
+        <w:t xml:space="preserve">5_available_energy_52_kwh_api') | </w:t>
+      </w:r>
+      <w:proofErr w:type="gramStart"/>
+      <w:r>
+        <w:t>float(</w:t>
+      </w:r>
+      <w:proofErr w:type="gramEnd"/>
+      <w:r>
+        <w:t>-1) %}</w:t>
+      </w:r>
+    </w:p>
+    <w:p>
+      <w:pPr>
+        <w:jc w:val="both"/>
+      </w:pPr>
+      <w:r>
+        <w:t xml:space="preserve">{% set </w:t>
+      </w:r>
+      <w:proofErr w:type="spellStart"/>
+      <w:r>
+        <w:t>now_kwh</w:t>
+      </w:r>
+      <w:proofErr w:type="spellEnd"/>
+      <w:r>
+        <w:t xml:space="preserve"> = states('</w:t>
+      </w:r>
+      <w:proofErr w:type="gramStart"/>
+      <w:r>
+        <w:t>sensor.r</w:t>
+      </w:r>
+      <w:proofErr w:type="gramEnd"/>
+      <w:r>
+        <w:t xml:space="preserve">5_available_energy_52_kwh_api') | </w:t>
+      </w:r>
+      <w:proofErr w:type="gramStart"/>
+      <w:r>
+        <w:t>float(</w:t>
+      </w:r>
+      <w:proofErr w:type="gramEnd"/>
+      <w:r>
+        <w:t>-1) %}</w:t>
+      </w:r>
+    </w:p>
+    <w:p>
+      <w:pPr>
+        <w:jc w:val="both"/>
+        <w:rPr>
+          <w:sz w:val="28"/>
+          <w:szCs w:val="28"/>
+        </w:rPr>
+      </w:pPr>
+      <w:r>
+        <w:rPr>
+          <w:sz w:val="28"/>
+          <w:szCs w:val="28"/>
+        </w:rPr>
+        <w:t>As before change 52 to 40</w:t>
+      </w:r>
+      <w:r>
+        <w:rPr>
+          <w:sz w:val="28"/>
+          <w:szCs w:val="28"/>
+        </w:rPr>
+        <w:t xml:space="preserve"> on </w:t>
+      </w:r>
+      <w:r>
+        <w:rPr>
+          <w:sz w:val="28"/>
+          <w:szCs w:val="28"/>
+          <w:u w:val="single"/>
+        </w:rPr>
+        <w:t>both lines</w:t>
+      </w:r>
+    </w:p>
+    <w:p>
+      <w:pPr>
+        <w:jc w:val="both"/>
+        <w:rPr>
+          <w:sz w:val="28"/>
+          <w:szCs w:val="28"/>
+        </w:rPr>
+      </w:pPr>
+      <w:r>
+        <w:rPr>
+          <w:sz w:val="28"/>
+          <w:szCs w:val="28"/>
+        </w:rPr>
+        <w:t>Step (8)</w:t>
+      </w:r>
+    </w:p>
+    <w:p>
+      <w:pPr>
+        <w:jc w:val="both"/>
+        <w:rPr>
+          <w:sz w:val="28"/>
+          <w:szCs w:val="28"/>
+        </w:rPr>
+      </w:pPr>
+      <w:r>
+        <w:rPr>
+          <w:sz w:val="28"/>
+          <w:szCs w:val="28"/>
+        </w:rPr>
+        <w:t>Save the file and exit</w:t>
+      </w:r>
+    </w:p>
+    <w:p>
+      <w:pPr>
+        <w:jc w:val="both"/>
+        <w:rPr>
+          <w:sz w:val="28"/>
+          <w:szCs w:val="28"/>
+        </w:rPr>
+      </w:pPr>
+      <w:r>
+        <w:rPr>
+          <w:sz w:val="28"/>
+          <w:szCs w:val="28"/>
+        </w:rPr>
+        <w:t>Step (9)</w:t>
+      </w:r>
+    </w:p>
+    <w:p>
+      <w:pPr>
+        <w:jc w:val="both"/>
+        <w:rPr>
+          <w:sz w:val="28"/>
+          <w:szCs w:val="28"/>
+        </w:rPr>
+      </w:pPr>
+      <w:r>
+        <w:rPr>
+          <w:sz w:val="28"/>
+          <w:szCs w:val="28"/>
+        </w:rPr>
+        <w:t>Go back to the UI and select your Renault 5 front end card view. Click on the PEN icon at the top right of the screen (Edit Dashboard). Move your mouse over the block containing the Vehicle Status sensors.</w:t>
+      </w:r>
+      <w:r>
+        <w:rPr>
+          <w:sz w:val="28"/>
+          <w:szCs w:val="28"/>
+        </w:rPr>
+        <w:t xml:space="preserve"> You will see a PEN icon appear. Click on it and a </w:t>
+      </w:r>
+      <w:proofErr w:type="gramStart"/>
+      <w:r>
+        <w:rPr>
+          <w:sz w:val="28"/>
+          <w:szCs w:val="28"/>
+        </w:rPr>
+        <w:t>pop up</w:t>
+      </w:r>
+      <w:proofErr w:type="gramEnd"/>
+      <w:r>
+        <w:rPr>
+          <w:sz w:val="28"/>
+          <w:szCs w:val="28"/>
+        </w:rPr>
+        <w:t xml:space="preserve"> dialog will appear called “Vertical Stack Card Configuration” and the numbers 1 &amp; 2.</w:t>
+      </w:r>
+    </w:p>
+    <w:p>
+      <w:pPr>
+        <w:jc w:val="both"/>
+        <w:rPr>
+          <w:sz w:val="28"/>
+          <w:szCs w:val="28"/>
+        </w:rPr>
+      </w:pPr>
+      <w:r>
+        <w:rPr>
+          <w:sz w:val="28"/>
+          <w:szCs w:val="28"/>
+        </w:rPr>
+        <w:t>Step (10)</w:t>
+      </w:r>
+    </w:p>
+    <w:p>
+      <w:pPr>
+        <w:jc w:val="both"/>
+        <w:rPr>
+          <w:sz w:val="28"/>
+          <w:szCs w:val="28"/>
+        </w:rPr>
+      </w:pPr>
+      <w:r>
+        <w:rPr>
+          <w:sz w:val="28"/>
+          <w:szCs w:val="28"/>
+        </w:rPr>
+        <w:t>Click on “2” and you will be greeted by a host of numbers from 1-12, each representing a sensor. We need to change a couple of them to suit the 40kWh instance.</w:t>
+      </w:r>
+    </w:p>
+    <w:p>
+      <w:pPr>
+        <w:jc w:val="both"/>
+        <w:rPr>
+          <w:sz w:val="28"/>
+          <w:szCs w:val="28"/>
+        </w:rPr>
+      </w:pPr>
+      <w:r>
+        <w:rPr>
+          <w:sz w:val="28"/>
+          <w:szCs w:val="28"/>
+        </w:rPr>
+        <w:t>Step (11)</w:t>
+      </w:r>
+    </w:p>
+    <w:p>
+      <w:pPr>
+        <w:jc w:val="both"/>
+      </w:pPr>
+      <w:r>
+        <w:rPr>
+          <w:sz w:val="28"/>
+          <w:szCs w:val="28"/>
+        </w:rPr>
+        <w:t xml:space="preserve">Click </w:t>
+      </w:r>
+      <w:proofErr w:type="gramStart"/>
+      <w:r>
+        <w:rPr>
+          <w:sz w:val="28"/>
+          <w:szCs w:val="28"/>
+        </w:rPr>
+        <w:t>on  number</w:t>
+      </w:r>
+      <w:proofErr w:type="gramEnd"/>
+      <w:r>
+        <w:rPr>
+          <w:sz w:val="28"/>
+          <w:szCs w:val="28"/>
+        </w:rPr>
+        <w:t xml:space="preserve"> “2” </w:t>
+      </w:r>
+      <w:r>
+        <w:rPr>
+          <w:sz w:val="28"/>
+          <w:szCs w:val="28"/>
+        </w:rPr>
+        <w:t xml:space="preserve">of 12 </w:t>
+      </w:r>
+      <w:r>
+        <w:rPr>
+          <w:sz w:val="28"/>
+          <w:szCs w:val="28"/>
+        </w:rPr>
+        <w:t xml:space="preserve">and you will see a “{}” and the word “Entity”. Click on the “{}”. You are now seeing the code </w:t>
+      </w:r>
+      <w:r>
+        <w:rPr>
+          <w:sz w:val="28"/>
+          <w:szCs w:val="28"/>
+          <w:u w:val="single"/>
+        </w:rPr>
+        <w:t xml:space="preserve">just </w:t>
+      </w:r>
+      <w:r>
+        <w:rPr>
+          <w:sz w:val="28"/>
+          <w:szCs w:val="28"/>
+        </w:rPr>
+        <w:t xml:space="preserve">for that sensor. On the second line (line 2) change the entity to: </w:t>
+      </w:r>
+      <w:proofErr w:type="gramStart"/>
+      <w:r>
+        <w:t>sensor.r</w:t>
+      </w:r>
+      <w:proofErr w:type="gramEnd"/>
+      <w:r>
+        <w:t>5_available_energy_40_kwh_api</w:t>
+      </w:r>
+    </w:p>
+    <w:p>
+      <w:pPr>
+        <w:jc w:val="both"/>
+        <w:rPr>
+          <w:sz w:val="28"/>
+          <w:szCs w:val="28"/>
+        </w:rPr>
+      </w:pPr>
+      <w:r>
+        <w:rPr>
+          <w:sz w:val="28"/>
+          <w:szCs w:val="28"/>
+        </w:rPr>
+        <w:lastRenderedPageBreak/>
+        <w:t>Step (12)</w:t>
+      </w:r>
+    </w:p>
+    <w:p>
+      <w:pPr>
+        <w:jc w:val="both"/>
+        <w:rPr>
+          <w:sz w:val="28"/>
+          <w:szCs w:val="28"/>
+        </w:rPr>
+      </w:pPr>
+      <w:r>
+        <w:rPr>
+          <w:sz w:val="28"/>
+          <w:szCs w:val="28"/>
+        </w:rPr>
+        <w:t>Next scroll down to line 44 and do the same (effectively just overwrite “52” with “40”). Once done click “Save” and you are done.</w:t>
+      </w:r>
+    </w:p>
+    <w:p>
+      <w:pPr>
+        <w:jc w:val="both"/>
         <w:rPr>
           <w:b/>
           <w:bCs/>
@@ -15087,249 +17748,272 @@
           <w:sz w:val="28"/>
           <w:szCs w:val="28"/>
         </w:rPr>
-        <w:t>KM Readout</w:t>
-      </w:r>
-    </w:p>
-    <w:p>
-      <w:pPr>
-        <w:jc w:val="both"/>
-        <w:rPr>
-          <w:sz w:val="28"/>
-          <w:szCs w:val="28"/>
-        </w:rPr>
-      </w:pPr>
-      <w:r>
-        <w:rPr>
-          <w:sz w:val="28"/>
-          <w:szCs w:val="28"/>
-        </w:rPr>
-        <w:t>Step (1)</w:t>
-      </w:r>
-    </w:p>
-    <w:p>
-      <w:pPr>
-        <w:jc w:val="both"/>
-        <w:rPr>
-          <w:sz w:val="28"/>
-          <w:szCs w:val="28"/>
-        </w:rPr>
-      </w:pPr>
-      <w:r>
-        <w:rPr>
-          <w:sz w:val="28"/>
-          <w:szCs w:val="28"/>
-        </w:rPr>
-        <w:t>If you prefer to have km displayed for battery autonomy (range) as opposed to miles, go back to the UI card view for the Renault and click on the Pen icon at the top right of the screen, to enter edit mode.</w:t>
-      </w:r>
-    </w:p>
-    <w:p>
-      <w:pPr>
-        <w:jc w:val="both"/>
-        <w:rPr>
-          <w:sz w:val="28"/>
-          <w:szCs w:val="28"/>
-        </w:rPr>
-      </w:pPr>
-      <w:r>
-        <w:rPr>
-          <w:sz w:val="28"/>
-          <w:szCs w:val="28"/>
-        </w:rPr>
-        <w:t>Step (2)</w:t>
-      </w:r>
-    </w:p>
-    <w:p>
-      <w:pPr>
-        <w:jc w:val="both"/>
-        <w:rPr>
-          <w:sz w:val="28"/>
-          <w:szCs w:val="28"/>
-        </w:rPr>
-      </w:pPr>
-      <w:r>
-        <w:rPr>
-          <w:sz w:val="28"/>
-          <w:szCs w:val="28"/>
-        </w:rPr>
-        <w:t>Move your mouse over the block containing the Vehicle Status sensors. You will see a PEN icon appear. Click on it and a pop up dialog will appear called “Vertical Stack Card Configuration” and the numbers 1 &amp; 2.</w:t>
-      </w:r>
-    </w:p>
-    <w:p>
-      <w:pPr>
-        <w:jc w:val="both"/>
-        <w:rPr>
-          <w:sz w:val="28"/>
-          <w:szCs w:val="28"/>
-        </w:rPr>
-      </w:pPr>
-      <w:r>
-        <w:rPr>
-          <w:sz w:val="28"/>
-          <w:szCs w:val="28"/>
-        </w:rPr>
-        <w:t>Step (3)</w:t>
-      </w:r>
-    </w:p>
-    <w:p>
-      <w:pPr>
-        <w:jc w:val="both"/>
-        <w:rPr>
-          <w:sz w:val="28"/>
-          <w:szCs w:val="28"/>
-        </w:rPr>
-      </w:pPr>
-      <w:r>
-        <w:rPr>
-          <w:sz w:val="28"/>
-          <w:szCs w:val="28"/>
-        </w:rPr>
-        <w:t>Click on “2” and you will be greeted by a host of numbers from 1-12, each representing a sensor. We need to change one sensor to suit the KM reading preference.</w:t>
-      </w:r>
-    </w:p>
-    <w:p>
-      <w:pPr>
-        <w:jc w:val="both"/>
-        <w:rPr>
-          <w:sz w:val="28"/>
-          <w:szCs w:val="28"/>
-        </w:rPr>
-      </w:pPr>
-      <w:r>
-        <w:rPr>
-          <w:sz w:val="28"/>
-          <w:szCs w:val="28"/>
-        </w:rPr>
-        <w:t>Step (4)</w:t>
-      </w:r>
-    </w:p>
-    <w:p>
-      <w:pPr>
-        <w:jc w:val="both"/>
-      </w:pPr>
-      <w:r>
-        <w:rPr>
-          <w:sz w:val="28"/>
-          <w:szCs w:val="28"/>
-        </w:rPr>
-        <w:t xml:space="preserve">Click on number “3” of 12 and you will see a “{}” and the word “Entity”. Click on the “{}”. You are now seeing the code </w:t>
-      </w:r>
-      <w:r>
-        <w:rPr>
-          <w:sz w:val="28"/>
-          <w:szCs w:val="28"/>
-          <w:u w:val="single"/>
-        </w:rPr>
-        <w:t xml:space="preserve">just </w:t>
-      </w:r>
-      <w:r>
-        <w:rPr>
-          <w:sz w:val="28"/>
-          <w:szCs w:val="28"/>
-        </w:rPr>
-        <w:t xml:space="preserve">for that sensor. On the second line (line 2) change the entity to: </w:t>
-      </w:r>
-      <w:r>
-        <w:t>sensor.r5_</w:t>
-      </w:r>
-      <w:r>
-        <w:t>battery</w:t>
-      </w:r>
-      <w:r>
-        <w:t>_</w:t>
-      </w:r>
-      <w:r>
-        <w:t>autonomy</w:t>
-      </w:r>
-      <w:r>
-        <w:t>_</w:t>
-      </w:r>
-      <w:r>
-        <w:t>km</w:t>
-      </w:r>
-      <w:r>
-        <w:t>_ api</w:t>
-      </w:r>
-    </w:p>
-    <w:p>
-      <w:pPr>
-        <w:jc w:val="both"/>
-        <w:rPr>
-          <w:sz w:val="28"/>
-          <w:szCs w:val="28"/>
-        </w:rPr>
-      </w:pPr>
-      <w:r>
-        <w:rPr>
-          <w:sz w:val="28"/>
-          <w:szCs w:val="28"/>
-        </w:rPr>
-        <w:t>Step (5)</w:t>
-      </w:r>
-    </w:p>
-    <w:p>
-      <w:pPr>
-        <w:jc w:val="both"/>
-        <w:rPr>
-          <w:sz w:val="28"/>
-          <w:szCs w:val="28"/>
-        </w:rPr>
-      </w:pPr>
-      <w:r>
-        <w:rPr>
-          <w:sz w:val="28"/>
-          <w:szCs w:val="28"/>
-        </w:rPr>
-        <w:t>Next scroll down to line 43 and do the same (effectively just overwrite “mi” with “km”). Once done click “Save” and you are done.</w:t>
-      </w:r>
-    </w:p>
-    <w:p>
-      <w:pPr>
-        <w:jc w:val="both"/>
-        <w:rPr>
-          <w:sz w:val="28"/>
-          <w:szCs w:val="28"/>
-        </w:rPr>
-      </w:pPr>
-      <w:r>
-        <w:rPr>
-          <w:sz w:val="28"/>
-          <w:szCs w:val="28"/>
-        </w:rPr>
-        <w:t xml:space="preserve">As a final step, restart Home Assistant </w:t>
-      </w:r>
-      <w:r>
-        <w:rPr>
-          <w:sz w:val="28"/>
-          <w:szCs w:val="28"/>
-        </w:rPr>
-        <w:t xml:space="preserve">again </w:t>
-      </w:r>
-      <w:r>
-        <w:rPr>
-          <w:sz w:val="28"/>
-          <w:szCs w:val="28"/>
-        </w:rPr>
-        <w:t xml:space="preserve">to update the system and so that it can load the new files properly. </w:t>
-      </w:r>
-    </w:p>
-    <w:p>
-      <w:pPr>
-        <w:jc w:val="both"/>
-        <w:rPr>
-          <w:sz w:val="28"/>
-          <w:szCs w:val="28"/>
-        </w:rPr>
-      </w:pPr>
-    </w:p>
-    <w:p>
-      <w:pPr>
-        <w:jc w:val="both"/>
+      </w:pPr>
+      <w:r>
         <w:rPr>
           <w:b/>
           <w:bCs/>
+          <w:color w:val="EE0000"/>
+          <w:sz w:val="28"/>
+          <w:szCs w:val="28"/>
+        </w:rPr>
+        <w:t>KM Readout</w:t>
+      </w:r>
+    </w:p>
+    <w:p>
+      <w:pPr>
+        <w:jc w:val="both"/>
+        <w:rPr>
+          <w:sz w:val="28"/>
+          <w:szCs w:val="28"/>
+        </w:rPr>
+      </w:pPr>
+      <w:r>
+        <w:rPr>
+          <w:sz w:val="28"/>
+          <w:szCs w:val="28"/>
+        </w:rPr>
+        <w:t>Step (1)</w:t>
+      </w:r>
+    </w:p>
+    <w:p>
+      <w:pPr>
+        <w:jc w:val="both"/>
+        <w:rPr>
+          <w:sz w:val="28"/>
+          <w:szCs w:val="28"/>
+        </w:rPr>
+      </w:pPr>
+      <w:r>
+        <w:rPr>
+          <w:sz w:val="28"/>
+          <w:szCs w:val="28"/>
+        </w:rPr>
+        <w:t>If you prefer to have km displayed for battery autonomy (range) as opposed to miles, go back to the UI card view for the Renault and click on the Pen icon at the top right of the screen, to enter edit mode.</w:t>
+      </w:r>
+    </w:p>
+    <w:p>
+      <w:pPr>
+        <w:jc w:val="both"/>
+        <w:rPr>
+          <w:sz w:val="28"/>
+          <w:szCs w:val="28"/>
+        </w:rPr>
+      </w:pPr>
+      <w:r>
+        <w:rPr>
+          <w:sz w:val="28"/>
+          <w:szCs w:val="28"/>
+        </w:rPr>
+        <w:t>Step (2)</w:t>
+      </w:r>
+    </w:p>
+    <w:p>
+      <w:pPr>
+        <w:jc w:val="both"/>
+        <w:rPr>
+          <w:sz w:val="28"/>
+          <w:szCs w:val="28"/>
+        </w:rPr>
+      </w:pPr>
+      <w:r>
+        <w:rPr>
+          <w:sz w:val="28"/>
+          <w:szCs w:val="28"/>
+        </w:rPr>
+        <w:t xml:space="preserve">Move your mouse over the block containing the Vehicle Status sensors. You will see a PEN icon appear. Click on it and a </w:t>
+      </w:r>
+      <w:proofErr w:type="gramStart"/>
+      <w:r>
+        <w:rPr>
+          <w:sz w:val="28"/>
+          <w:szCs w:val="28"/>
+        </w:rPr>
+        <w:t>pop up</w:t>
+      </w:r>
+      <w:proofErr w:type="gramEnd"/>
+      <w:r>
+        <w:rPr>
+          <w:sz w:val="28"/>
+          <w:szCs w:val="28"/>
+        </w:rPr>
+        <w:t xml:space="preserve"> dialog will appear called “Vertical Stack Card Configuration” and the numbers 1 &amp; 2.</w:t>
+      </w:r>
+    </w:p>
+    <w:p>
+      <w:pPr>
+        <w:jc w:val="both"/>
+        <w:rPr>
+          <w:sz w:val="28"/>
+          <w:szCs w:val="28"/>
+        </w:rPr>
+      </w:pPr>
+      <w:r>
+        <w:rPr>
+          <w:sz w:val="28"/>
+          <w:szCs w:val="28"/>
+        </w:rPr>
+        <w:t>Step (3)</w:t>
+      </w:r>
+    </w:p>
+    <w:p>
+      <w:pPr>
+        <w:jc w:val="both"/>
+        <w:rPr>
+          <w:sz w:val="28"/>
+          <w:szCs w:val="28"/>
+        </w:rPr>
+      </w:pPr>
+      <w:r>
+        <w:rPr>
+          <w:sz w:val="28"/>
+          <w:szCs w:val="28"/>
+        </w:rPr>
+        <w:t>Click on “2” and you will be greeted by a host of numbers from 1-12, each representing a sensor. We need to change one sensor to suit the KM reading preference.</w:t>
+      </w:r>
+    </w:p>
+    <w:p>
+      <w:pPr>
+        <w:jc w:val="both"/>
+        <w:rPr>
+          <w:sz w:val="28"/>
+          <w:szCs w:val="28"/>
+        </w:rPr>
+      </w:pPr>
+      <w:r>
+        <w:rPr>
+          <w:sz w:val="28"/>
+          <w:szCs w:val="28"/>
+        </w:rPr>
+        <w:t>Step (4)</w:t>
+      </w:r>
+    </w:p>
+    <w:p>
+      <w:pPr>
+        <w:jc w:val="both"/>
+      </w:pPr>
+      <w:r>
+        <w:rPr>
+          <w:sz w:val="28"/>
+          <w:szCs w:val="28"/>
+        </w:rPr>
+        <w:t xml:space="preserve">Click on number “3” of 12 and you will see a “{}” and the word “Entity”. Click on the “{}”. You are now seeing the code </w:t>
+      </w:r>
+      <w:r>
+        <w:rPr>
           <w:sz w:val="28"/>
           <w:szCs w:val="28"/>
           <w:u w:val="single"/>
+        </w:rPr>
+        <w:t xml:space="preserve">just </w:t>
+      </w:r>
+      <w:r>
+        <w:rPr>
+          <w:sz w:val="28"/>
+          <w:szCs w:val="28"/>
+        </w:rPr>
+        <w:t xml:space="preserve">for that sensor. On the second line (line 2) change the entity to: </w:t>
+      </w:r>
+      <w:proofErr w:type="gramStart"/>
+      <w:r>
+        <w:t>sensor.r</w:t>
+      </w:r>
+      <w:proofErr w:type="gramEnd"/>
+      <w:r>
+        <w:t>5_</w:t>
+      </w:r>
+      <w:r>
+        <w:t>battery</w:t>
+      </w:r>
+      <w:r>
+        <w:t>_</w:t>
+      </w:r>
+      <w:r>
+        <w:t>autonomy</w:t>
+      </w:r>
+      <w:r>
+        <w:t>_</w:t>
+      </w:r>
+      <w:r>
+        <w:t>km</w:t>
+      </w:r>
+      <w:r>
+        <w:t xml:space="preserve">_ </w:t>
+      </w:r>
+      <w:proofErr w:type="spellStart"/>
+      <w:r>
+        <w:t>api</w:t>
+      </w:r>
+      <w:proofErr w:type="spellEnd"/>
+    </w:p>
+    <w:p>
+      <w:pPr>
+        <w:jc w:val="both"/>
+        <w:rPr>
+          <w:sz w:val="28"/>
+          <w:szCs w:val="28"/>
+        </w:rPr>
+      </w:pPr>
+      <w:r>
+        <w:rPr>
+          <w:sz w:val="28"/>
+          <w:szCs w:val="28"/>
+        </w:rPr>
+        <w:t>Step (5)</w:t>
+      </w:r>
+    </w:p>
+    <w:p>
+      <w:pPr>
+        <w:jc w:val="both"/>
+        <w:rPr>
+          <w:sz w:val="28"/>
+          <w:szCs w:val="28"/>
+        </w:rPr>
+      </w:pPr>
+      <w:r>
+        <w:rPr>
+          <w:sz w:val="28"/>
+          <w:szCs w:val="28"/>
+        </w:rPr>
+        <w:t>Next scroll down to line 43 and do the same (effectively just overwrite “mi” with “km”). Once done click “Save” and you are done.</w:t>
+      </w:r>
+    </w:p>
+    <w:p>
+      <w:pPr>
+        <w:jc w:val="both"/>
+        <w:rPr>
+          <w:sz w:val="28"/>
+          <w:szCs w:val="28"/>
+        </w:rPr>
+      </w:pPr>
+      <w:r>
+        <w:rPr>
+          <w:sz w:val="28"/>
+          <w:szCs w:val="28"/>
+        </w:rPr>
+        <w:t xml:space="preserve">As a final step, restart Home Assistant </w:t>
+      </w:r>
+      <w:r>
+        <w:rPr>
+          <w:sz w:val="28"/>
+          <w:szCs w:val="28"/>
+        </w:rPr>
+        <w:t xml:space="preserve">again </w:t>
+      </w:r>
+      <w:r>
+        <w:rPr>
+          <w:sz w:val="28"/>
+          <w:szCs w:val="28"/>
+        </w:rPr>
+        <w:t xml:space="preserve">to update the system and so that it can load the new files properly. </w:t>
+      </w:r>
+    </w:p>
+    <w:p>
+      <w:pPr>
+        <w:jc w:val="both"/>
+        <w:rPr>
+          <w:sz w:val="28"/>
+          <w:szCs w:val="28"/>
         </w:rPr>
       </w:pPr>
     </w:p>
@@ -15380,7 +18064,10 @@
           <w:u w:val="single"/>
         </w:rPr>
       </w:pPr>
-      <w:r>
+    </w:p>
+    <w:p>
+      <w:pPr>
+        <w:jc w:val="both"/>
         <w:rPr>
           <w:b/>
           <w:bCs/>
@@ -15388,6 +18075,15 @@
           <w:szCs w:val="28"/>
           <w:u w:val="single"/>
         </w:rPr>
+      </w:pPr>
+      <w:r>
+        <w:rPr>
+          <w:b/>
+          <w:bCs/>
+          <w:sz w:val="28"/>
+          <w:szCs w:val="28"/>
+          <w:u w:val="single"/>
+        </w:rPr>
         <w:lastRenderedPageBreak/>
         <w:t>Testing the card.</w:t>
       </w:r>
@@ -15459,11 +18155,47 @@
           <w:rFonts w:ascii="Courier New" w:hAnsi="Courier New" w:cs="Courier New"/>
         </w:rPr>
       </w:pPr>
+      <w:proofErr w:type="gramStart"/>
       <w:r>
         <w:rPr>
           <w:rFonts w:ascii="Courier New" w:hAnsi="Courier New" w:cs="Courier New"/>
         </w:rPr>
-        <w:t>{{ state_attr('sensor.r5_ev_settings_raw','data')}}</w:t>
+        <w:t xml:space="preserve">{{ </w:t>
+      </w:r>
+      <w:proofErr w:type="spellStart"/>
+      <w:r>
+        <w:rPr>
+          <w:rFonts w:ascii="Courier New" w:hAnsi="Courier New" w:cs="Courier New"/>
+        </w:rPr>
+        <w:t>state</w:t>
+      </w:r>
+      <w:proofErr w:type="gramEnd"/>
+      <w:r>
+        <w:rPr>
+          <w:rFonts w:ascii="Courier New" w:hAnsi="Courier New" w:cs="Courier New"/>
+        </w:rPr>
+        <w:t>_attr</w:t>
+      </w:r>
+      <w:proofErr w:type="spellEnd"/>
+      <w:r>
+        <w:rPr>
+          <w:rFonts w:ascii="Courier New" w:hAnsi="Courier New" w:cs="Courier New"/>
+        </w:rPr>
+        <w:t>('</w:t>
+      </w:r>
+      <w:proofErr w:type="gramStart"/>
+      <w:r>
+        <w:rPr>
+          <w:rFonts w:ascii="Courier New" w:hAnsi="Courier New" w:cs="Courier New"/>
+        </w:rPr>
+        <w:t>sensor.r</w:t>
+      </w:r>
+      <w:proofErr w:type="gramEnd"/>
+      <w:r>
+        <w:rPr>
+          <w:rFonts w:ascii="Courier New" w:hAnsi="Courier New" w:cs="Courier New"/>
+        </w:rPr>
+        <w:t>5_ev_settings_raw','data')}}</w:t>
       </w:r>
     </w:p>
     <w:p>
@@ -15495,11 +18227,47 @@
           <w:rFonts w:ascii="Courier New" w:hAnsi="Courier New" w:cs="Courier New"/>
         </w:rPr>
       </w:pPr>
+      <w:proofErr w:type="gramStart"/>
       <w:r>
         <w:rPr>
           <w:rFonts w:ascii="Courier New" w:hAnsi="Courier New" w:cs="Courier New"/>
         </w:rPr>
-        <w:t>{{ state_attr('sensor.r5_soc_levels_raw','data')}}</w:t>
+        <w:t xml:space="preserve">{{ </w:t>
+      </w:r>
+      <w:proofErr w:type="spellStart"/>
+      <w:r>
+        <w:rPr>
+          <w:rFonts w:ascii="Courier New" w:hAnsi="Courier New" w:cs="Courier New"/>
+        </w:rPr>
+        <w:t>state</w:t>
+      </w:r>
+      <w:proofErr w:type="gramEnd"/>
+      <w:r>
+        <w:rPr>
+          <w:rFonts w:ascii="Courier New" w:hAnsi="Courier New" w:cs="Courier New"/>
+        </w:rPr>
+        <w:t>_attr</w:t>
+      </w:r>
+      <w:proofErr w:type="spellEnd"/>
+      <w:r>
+        <w:rPr>
+          <w:rFonts w:ascii="Courier New" w:hAnsi="Courier New" w:cs="Courier New"/>
+        </w:rPr>
+        <w:t>('</w:t>
+      </w:r>
+      <w:proofErr w:type="gramStart"/>
+      <w:r>
+        <w:rPr>
+          <w:rFonts w:ascii="Courier New" w:hAnsi="Courier New" w:cs="Courier New"/>
+        </w:rPr>
+        <w:t>sensor.r</w:t>
+      </w:r>
+      <w:proofErr w:type="gramEnd"/>
+      <w:r>
+        <w:rPr>
+          <w:rFonts w:ascii="Courier New" w:hAnsi="Courier New" w:cs="Courier New"/>
+        </w:rPr>
+        <w:t>5_soc_levels_raw','data')}}</w:t>
       </w:r>
     </w:p>
     <w:p>
@@ -15531,11 +18299,47 @@
           <w:rFonts w:ascii="Courier New" w:hAnsi="Courier New" w:cs="Courier New"/>
         </w:rPr>
       </w:pPr>
+      <w:proofErr w:type="gramStart"/>
       <w:r>
         <w:rPr>
           <w:rFonts w:ascii="Courier New" w:hAnsi="Courier New" w:cs="Courier New"/>
         </w:rPr>
-        <w:t>{{ state_attr('sensor.r5_location_raw','data')}}</w:t>
+        <w:t xml:space="preserve">{{ </w:t>
+      </w:r>
+      <w:proofErr w:type="spellStart"/>
+      <w:r>
+        <w:rPr>
+          <w:rFonts w:ascii="Courier New" w:hAnsi="Courier New" w:cs="Courier New"/>
+        </w:rPr>
+        <w:t>state</w:t>
+      </w:r>
+      <w:proofErr w:type="gramEnd"/>
+      <w:r>
+        <w:rPr>
+          <w:rFonts w:ascii="Courier New" w:hAnsi="Courier New" w:cs="Courier New"/>
+        </w:rPr>
+        <w:t>_attr</w:t>
+      </w:r>
+      <w:proofErr w:type="spellEnd"/>
+      <w:r>
+        <w:rPr>
+          <w:rFonts w:ascii="Courier New" w:hAnsi="Courier New" w:cs="Courier New"/>
+        </w:rPr>
+        <w:t>('</w:t>
+      </w:r>
+      <w:proofErr w:type="gramStart"/>
+      <w:r>
+        <w:rPr>
+          <w:rFonts w:ascii="Courier New" w:hAnsi="Courier New" w:cs="Courier New"/>
+        </w:rPr>
+        <w:t>sensor.r</w:t>
+      </w:r>
+      <w:proofErr w:type="gramEnd"/>
+      <w:r>
+        <w:rPr>
+          <w:rFonts w:ascii="Courier New" w:hAnsi="Courier New" w:cs="Courier New"/>
+        </w:rPr>
+        <w:t>5_location_raw','data')}}</w:t>
       </w:r>
     </w:p>
     <w:p>
@@ -15567,11 +18371,47 @@
           <w:rFonts w:ascii="Courier New" w:hAnsi="Courier New" w:cs="Courier New"/>
         </w:rPr>
       </w:pPr>
+      <w:proofErr w:type="gramStart"/>
       <w:r>
         <w:rPr>
           <w:rFonts w:ascii="Courier New" w:hAnsi="Courier New" w:cs="Courier New"/>
         </w:rPr>
-        <w:t>{{ state_attr('sensor.r5_hvac_raw','data')}}</w:t>
+        <w:t xml:space="preserve">{{ </w:t>
+      </w:r>
+      <w:proofErr w:type="spellStart"/>
+      <w:r>
+        <w:rPr>
+          <w:rFonts w:ascii="Courier New" w:hAnsi="Courier New" w:cs="Courier New"/>
+        </w:rPr>
+        <w:t>state</w:t>
+      </w:r>
+      <w:proofErr w:type="gramEnd"/>
+      <w:r>
+        <w:rPr>
+          <w:rFonts w:ascii="Courier New" w:hAnsi="Courier New" w:cs="Courier New"/>
+        </w:rPr>
+        <w:t>_attr</w:t>
+      </w:r>
+      <w:proofErr w:type="spellEnd"/>
+      <w:r>
+        <w:rPr>
+          <w:rFonts w:ascii="Courier New" w:hAnsi="Courier New" w:cs="Courier New"/>
+        </w:rPr>
+        <w:t>('</w:t>
+      </w:r>
+      <w:proofErr w:type="gramStart"/>
+      <w:r>
+        <w:rPr>
+          <w:rFonts w:ascii="Courier New" w:hAnsi="Courier New" w:cs="Courier New"/>
+        </w:rPr>
+        <w:t>sensor.r</w:t>
+      </w:r>
+      <w:proofErr w:type="gramEnd"/>
+      <w:r>
+        <w:rPr>
+          <w:rFonts w:ascii="Courier New" w:hAnsi="Courier New" w:cs="Courier New"/>
+        </w:rPr>
+        <w:t>5_hvac_raw','data')}}</w:t>
       </w:r>
     </w:p>
     <w:p>
@@ -15603,11 +18443,47 @@
           <w:rFonts w:ascii="Courier New" w:hAnsi="Courier New" w:cs="Courier New"/>
         </w:rPr>
       </w:pPr>
+      <w:proofErr w:type="gramStart"/>
       <w:r>
         <w:rPr>
           <w:rFonts w:ascii="Courier New" w:hAnsi="Courier New" w:cs="Courier New"/>
         </w:rPr>
-        <w:t>{{ state_attr('sensor.r5_cockpit_raw','data')}}</w:t>
+        <w:t xml:space="preserve">{{ </w:t>
+      </w:r>
+      <w:proofErr w:type="spellStart"/>
+      <w:r>
+        <w:rPr>
+          <w:rFonts w:ascii="Courier New" w:hAnsi="Courier New" w:cs="Courier New"/>
+        </w:rPr>
+        <w:t>state</w:t>
+      </w:r>
+      <w:proofErr w:type="gramEnd"/>
+      <w:r>
+        <w:rPr>
+          <w:rFonts w:ascii="Courier New" w:hAnsi="Courier New" w:cs="Courier New"/>
+        </w:rPr>
+        <w:t>_attr</w:t>
+      </w:r>
+      <w:proofErr w:type="spellEnd"/>
+      <w:r>
+        <w:rPr>
+          <w:rFonts w:ascii="Courier New" w:hAnsi="Courier New" w:cs="Courier New"/>
+        </w:rPr>
+        <w:t>('</w:t>
+      </w:r>
+      <w:proofErr w:type="gramStart"/>
+      <w:r>
+        <w:rPr>
+          <w:rFonts w:ascii="Courier New" w:hAnsi="Courier New" w:cs="Courier New"/>
+        </w:rPr>
+        <w:t>sensor.r</w:t>
+      </w:r>
+      <w:proofErr w:type="gramEnd"/>
+      <w:r>
+        <w:rPr>
+          <w:rFonts w:ascii="Courier New" w:hAnsi="Courier New" w:cs="Courier New"/>
+        </w:rPr>
+        <w:t>5_cockpit_raw','data')}}</w:t>
       </w:r>
     </w:p>
     <w:p>
@@ -15639,11 +18515,47 @@
           <w:rFonts w:ascii="Courier New" w:hAnsi="Courier New" w:cs="Courier New"/>
         </w:rPr>
       </w:pPr>
+      <w:proofErr w:type="gramStart"/>
       <w:r>
         <w:rPr>
           <w:rFonts w:ascii="Courier New" w:hAnsi="Courier New" w:cs="Courier New"/>
         </w:rPr>
-        <w:t>{{ state_attr('sensor.r5_charges_raw','data')}}</w:t>
+        <w:t xml:space="preserve">{{ </w:t>
+      </w:r>
+      <w:proofErr w:type="spellStart"/>
+      <w:r>
+        <w:rPr>
+          <w:rFonts w:ascii="Courier New" w:hAnsi="Courier New" w:cs="Courier New"/>
+        </w:rPr>
+        <w:t>state</w:t>
+      </w:r>
+      <w:proofErr w:type="gramEnd"/>
+      <w:r>
+        <w:rPr>
+          <w:rFonts w:ascii="Courier New" w:hAnsi="Courier New" w:cs="Courier New"/>
+        </w:rPr>
+        <w:t>_attr</w:t>
+      </w:r>
+      <w:proofErr w:type="spellEnd"/>
+      <w:r>
+        <w:rPr>
+          <w:rFonts w:ascii="Courier New" w:hAnsi="Courier New" w:cs="Courier New"/>
+        </w:rPr>
+        <w:t>('</w:t>
+      </w:r>
+      <w:proofErr w:type="gramStart"/>
+      <w:r>
+        <w:rPr>
+          <w:rFonts w:ascii="Courier New" w:hAnsi="Courier New" w:cs="Courier New"/>
+        </w:rPr>
+        <w:t>sensor.r</w:t>
+      </w:r>
+      <w:proofErr w:type="gramEnd"/>
+      <w:r>
+        <w:rPr>
+          <w:rFonts w:ascii="Courier New" w:hAnsi="Courier New" w:cs="Courier New"/>
+        </w:rPr>
+        <w:t>5_charges_raw','data')}}</w:t>
       </w:r>
     </w:p>
     <w:p>
@@ -15676,13 +18588,59 @@
           <w:szCs w:val="28"/>
         </w:rPr>
       </w:pPr>
+      <w:proofErr w:type="gramStart"/>
       <w:r>
         <w:rPr>
           <w:rFonts w:ascii="Courier New" w:hAnsi="Courier New" w:cs="Courier New"/>
           <w:sz w:val="21"/>
           <w:szCs w:val="21"/>
         </w:rPr>
-        <w:t>{{ state_attr('sensor.r5_battery_raw','data')}}</w:t>
+        <w:t xml:space="preserve">{{ </w:t>
+      </w:r>
+      <w:proofErr w:type="spellStart"/>
+      <w:r>
+        <w:rPr>
+          <w:rFonts w:ascii="Courier New" w:hAnsi="Courier New" w:cs="Courier New"/>
+          <w:sz w:val="21"/>
+          <w:szCs w:val="21"/>
+        </w:rPr>
+        <w:t>state</w:t>
+      </w:r>
+      <w:proofErr w:type="gramEnd"/>
+      <w:r>
+        <w:rPr>
+          <w:rFonts w:ascii="Courier New" w:hAnsi="Courier New" w:cs="Courier New"/>
+          <w:sz w:val="21"/>
+          <w:szCs w:val="21"/>
+        </w:rPr>
+        <w:t>_attr</w:t>
+      </w:r>
+      <w:proofErr w:type="spellEnd"/>
+      <w:r>
+        <w:rPr>
+          <w:rFonts w:ascii="Courier New" w:hAnsi="Courier New" w:cs="Courier New"/>
+          <w:sz w:val="21"/>
+          <w:szCs w:val="21"/>
+        </w:rPr>
+        <w:t>('</w:t>
+      </w:r>
+      <w:proofErr w:type="gramStart"/>
+      <w:r>
+        <w:rPr>
+          <w:rFonts w:ascii="Courier New" w:hAnsi="Courier New" w:cs="Courier New"/>
+          <w:sz w:val="21"/>
+          <w:szCs w:val="21"/>
+        </w:rPr>
+        <w:t>sensor.r</w:t>
+      </w:r>
+      <w:proofErr w:type="gramEnd"/>
+      <w:r>
+        <w:rPr>
+          <w:rFonts w:ascii="Courier New" w:hAnsi="Courier New" w:cs="Courier New"/>
+          <w:sz w:val="21"/>
+          <w:szCs w:val="21"/>
+        </w:rPr>
+        <w:t>5_battery_raw','data')}}</w:t>
       </w:r>
     </w:p>
     <w:p>
